--- a/docs/Dynamic-ISF-6-Public-Datasets-2026-08-25.docx
+++ b/docs/Dynamic-ISF-6-Public-Datasets-2026-08-25.docx
@@ -1525,7 +1525,7 @@
       </w:r>
     </w:p>
     <w:bookmarkEnd w:id="17"/>
-    <w:bookmarkStart w:id="25" w:name="X6fe54903a5df49ce0cb9aaa10e45e16932e6606"/>
+    <w:bookmarkStart w:id="26" w:name="X6fe54903a5df49ce0cb9aaa10e45e16932e6606"/>
     <w:p>
       <w:pPr>
         <w:pStyle w:val="Heading2"/>
@@ -1692,7 +1692,295 @@
         <w:t xml:space="preserve">Both numbers sit between the square root and v1, and neither is near v2.</w:t>
       </w:r>
     </w:p>
-    <w:bookmarkStart w:id="24" w:name="Xe4f1c8eba80e923e6f832fa1991eca43e27507d"/>
+    <w:bookmarkStart w:id="21" w:name="a-second-opinion-that-assumes-no-shape"/>
+    <w:p>
+      <w:pPr>
+        <w:pStyle w:val="Heading3"/>
+      </w:pPr>
+      <w:r>
+        <w:t xml:space="preserve">A second opinion that assumes no shape</w:t>
+      </w:r>
+    </w:p>
+    <w:p>
+      <w:pPr>
+        <w:pStyle w:val="FirstParagraph"/>
+      </w:pPr>
+      <w:r>
+        <w:t xml:space="preserve">Every figure above comes from fitting a shape and reading off its parameter,</w:t>
+      </w:r>
+      <w:r>
+        <w:t xml:space="preserve"> </w:t>
+      </w:r>
+      <w:r>
+        <w:t xml:space="preserve">which makes the answer only as good as the shape assumed. A gradient boosted</w:t>
+      </w:r>
+      <w:r>
+        <w:t xml:space="preserve"> </w:t>
+      </w:r>
+      <w:r>
+        <w:t xml:space="preserve">model assumes none. Given 687,067 windows from 1,660 people it is free to find</w:t>
+      </w:r>
+      <w:r>
+        <w:t xml:space="preserve"> </w:t>
+      </w:r>
+      <w:r>
+        <w:t xml:space="preserve">that sensitivity falls with dose, rises with it, moves in steps, or does not</w:t>
+      </w:r>
+      <w:r>
+        <w:t xml:space="preserve"> </w:t>
+      </w:r>
+      <w:r>
+        <w:t xml:space="preserve">depend on dose at all.</w:t>
+      </w:r>
+    </w:p>
+    <w:p>
+      <w:pPr>
+        <w:pStyle w:val="BodyText"/>
+      </w:pPr>
+      <w:r>
+        <w:t xml:space="preserve">What has to be read from it is the interaction between insulin action and daily</w:t>
+      </w:r>
+      <w:r>
+        <w:t xml:space="preserve"> </w:t>
+      </w:r>
+      <w:r>
+        <w:t xml:space="preserve">dose, not the importance of dose on its own. Dose has a large effect on how far</w:t>
+      </w:r>
+      <w:r>
+        <w:t xml:space="preserve"> </w:t>
+      </w:r>
+      <w:r>
+        <w:t xml:space="preserve">glucose falls overnight that has nothing to do with sensitivity, because people</w:t>
+      </w:r>
+      <w:r>
+        <w:t xml:space="preserve"> </w:t>
+      </w:r>
+      <w:r>
+        <w:t xml:space="preserve">on more insulin are different people. Sensitivity is the multiplier on insulin,</w:t>
+      </w:r>
+      <w:r>
+        <w:t xml:space="preserve"> </w:t>
+      </w:r>
+      <w:r>
+        <w:t xml:space="preserve">so the interaction is where it lives.</w:t>
+      </w:r>
+    </w:p>
+    <w:tbl>
+      <w:tblPr>
+        <w:tblStyle w:val="Table"/>
+        <w:tblW w:type="auto" w:w="0"/>
+        <w:tblLook w:firstRow="1" w:lastRow="0" w:firstColumn="0" w:lastColumn="0" w:noHBand="0" w:noVBand="0" w:val="0020"/>
+      </w:tblPr>
+      <w:tblGrid>
+        <w:gridCol w:w="3960"/>
+        <w:gridCol w:w="3960"/>
+      </w:tblGrid>
+      <w:tr>
+        <w:trPr>
+          <w:tblHeader w:val="on"/>
+        </w:trPr>
+        <w:tc>
+          <w:tcPr/>
+          <w:p>
+            <w:pPr>
+              <w:pStyle w:val="Compact"/>
+            </w:pPr>
+            <w:r>
+              <w:t xml:space="preserve">Daily dose</w:t>
+            </w:r>
+          </w:p>
+        </w:tc>
+        <w:tc>
+          <w:tcPr/>
+          <w:p>
+            <w:pPr>
+              <w:pStyle w:val="Compact"/>
+            </w:pPr>
+            <w:r>
+              <w:t xml:space="preserve">Shift in sensitivity attributable to dose</w:t>
+            </w:r>
+          </w:p>
+        </w:tc>
+      </w:tr>
+      <w:tr>
+        <w:tc>
+          <w:tcPr/>
+          <w:p>
+            <w:pPr>
+              <w:pStyle w:val="Compact"/>
+            </w:pPr>
+            <w:r>
+              <w:t xml:space="preserve">15 U</w:t>
+            </w:r>
+          </w:p>
+        </w:tc>
+        <w:tc>
+          <w:tcPr/>
+          <w:p>
+            <w:pPr>
+              <w:pStyle w:val="Compact"/>
+            </w:pPr>
+            <w:r>
+              <w:t xml:space="preserve">+0.28 mg/dL per unit</w:t>
+            </w:r>
+          </w:p>
+        </w:tc>
+      </w:tr>
+      <w:tr>
+        <w:tc>
+          <w:tcPr/>
+          <w:p>
+            <w:pPr>
+              <w:pStyle w:val="Compact"/>
+            </w:pPr>
+            <w:r>
+              <w:t xml:space="preserve">25 U</w:t>
+            </w:r>
+          </w:p>
+        </w:tc>
+        <w:tc>
+          <w:tcPr/>
+          <w:p>
+            <w:pPr>
+              <w:pStyle w:val="Compact"/>
+            </w:pPr>
+            <w:r>
+              <w:t xml:space="preserve">+0.06</w:t>
+            </w:r>
+          </w:p>
+        </w:tc>
+      </w:tr>
+      <w:tr>
+        <w:tc>
+          <w:tcPr/>
+          <w:p>
+            <w:pPr>
+              <w:pStyle w:val="Compact"/>
+            </w:pPr>
+            <w:r>
+              <w:t xml:space="preserve">34 U</w:t>
+            </w:r>
+          </w:p>
+        </w:tc>
+        <w:tc>
+          <w:tcPr/>
+          <w:p>
+            <w:pPr>
+              <w:pStyle w:val="Compact"/>
+            </w:pPr>
+            <w:r>
+              <w:t xml:space="preserve">+0.06</w:t>
+            </w:r>
+          </w:p>
+        </w:tc>
+      </w:tr>
+      <w:tr>
+        <w:tc>
+          <w:tcPr/>
+          <w:p>
+            <w:pPr>
+              <w:pStyle w:val="Compact"/>
+            </w:pPr>
+            <w:r>
+              <w:t xml:space="preserve">43 U</w:t>
+            </w:r>
+          </w:p>
+        </w:tc>
+        <w:tc>
+          <w:tcPr/>
+          <w:p>
+            <w:pPr>
+              <w:pStyle w:val="Compact"/>
+            </w:pPr>
+            <w:r>
+              <w:t xml:space="preserve">+0.02</w:t>
+            </w:r>
+          </w:p>
+        </w:tc>
+      </w:tr>
+      <w:tr>
+        <w:tc>
+          <w:tcPr/>
+          <w:p>
+            <w:pPr>
+              <w:pStyle w:val="Compact"/>
+            </w:pPr>
+            <w:r>
+              <w:t xml:space="preserve">55 U</w:t>
+            </w:r>
+          </w:p>
+        </w:tc>
+        <w:tc>
+          <w:tcPr/>
+          <w:p>
+            <w:pPr>
+              <w:pStyle w:val="Compact"/>
+            </w:pPr>
+            <w:r>
+              <w:t xml:space="preserve">0.00</w:t>
+            </w:r>
+          </w:p>
+        </w:tc>
+      </w:tr>
+      <w:tr>
+        <w:tc>
+          <w:tcPr/>
+          <w:p>
+            <w:pPr>
+              <w:pStyle w:val="Compact"/>
+            </w:pPr>
+            <w:r>
+              <w:t xml:space="preserve">77 U</w:t>
+            </w:r>
+          </w:p>
+        </w:tc>
+        <w:tc>
+          <w:tcPr/>
+          <w:p>
+            <w:pPr>
+              <w:pStyle w:val="Compact"/>
+            </w:pPr>
+            <w:r>
+              <w:t xml:space="preserve">-0.04</w:t>
+            </w:r>
+          </w:p>
+        </w:tc>
+      </w:tr>
+    </w:tbl>
+    <w:p>
+      <w:pPr>
+        <w:pStyle w:val="BodyText"/>
+      </w:pPr>
+      <w:r>
+        <w:t xml:space="preserve">The profile falls monotonically, which is the relationship the equations assert,</w:t>
+      </w:r>
+      <w:r>
+        <w:t xml:space="preserve"> </w:t>
+      </w:r>
+      <w:r>
+        <w:t xml:space="preserve">found without being asked for. It flattens above about forty units a day, which</w:t>
+      </w:r>
+      <w:r>
+        <w:t xml:space="preserve"> </w:t>
+      </w:r>
+      <w:r>
+        <w:t xml:space="preserve">is the shape a shallow exponent makes and not the shape a steep one makes. I</w:t>
+      </w:r>
+      <w:r>
+        <w:t xml:space="preserve"> </w:t>
+      </w:r>
+      <w:r>
+        <w:t xml:space="preserve">would not read the magnitudes as sensitivity itself: they are shifts around the</w:t>
+      </w:r>
+      <w:r>
+        <w:t xml:space="preserve"> </w:t>
+      </w:r>
+      <w:r>
+        <w:t xml:space="preserve">model’s own baseline and they carry the same attenuation as everything else here.</w:t>
+      </w:r>
+    </w:p>
+    <w:bookmarkEnd w:id="21"/>
+    <w:bookmarkStart w:id="25" w:name="Xe4f1c8eba80e923e6f832fa1991eca43e27507d"/>
     <w:p>
       <w:pPr>
         <w:pStyle w:val="Heading3"/>
@@ -1756,18 +2044,18 @@
           <wp:inline>
             <wp:extent cx="5334000" cy="2561090"/>
             <wp:effectExtent b="0" l="0" r="0" t="0"/>
-            <wp:docPr descr="The confound, made visible" title="" id="22" name="Picture"/>
+            <wp:docPr descr="The confound, made visible" title="" id="23" name="Picture"/>
             <a:graphic>
               <a:graphicData uri="http://schemas.openxmlformats.org/drawingml/2006/picture">
                 <pic:pic>
                   <pic:nvPicPr>
-                    <pic:cNvPr descr="../charts/inv009/fig_endogeneity.png" id="23" name="Picture"/>
+                    <pic:cNvPr descr="../charts/inv009/fig_endogeneity.png" id="24" name="Picture"/>
                     <pic:cNvPicPr>
                       <a:picLocks noChangeArrowheads="1" noChangeAspect="1"/>
                     </pic:cNvPicPr>
                   </pic:nvPicPr>
                   <pic:blipFill>
-                    <a:blip r:embed="rId21"/>
+                    <a:blip r:embed="rId22"/>
                     <a:stretch>
                       <a:fillRect/>
                     </a:stretch>
@@ -1879,9 +2167,9 @@
         <w:t xml:space="preserve">closest any cohort comes to v1. It does not come close to v2 either.</w:t>
       </w:r>
     </w:p>
-    <w:bookmarkEnd w:id="24"/>
     <w:bookmarkEnd w:id="25"/>
-    <w:bookmarkStart w:id="29" w:name="does-sensitivity-change-with-glucose"/>
+    <w:bookmarkEnd w:id="26"/>
+    <w:bookmarkStart w:id="30" w:name="does-sensitivity-change-with-glucose"/>
     <w:p>
       <w:pPr>
         <w:pStyle w:val="Heading2"/>
@@ -2045,18 +2333,18 @@
           <wp:inline>
             <wp:extent cx="5334000" cy="2478624"/>
             <wp:effectExtent b="0" l="0" r="0" t="0"/>
-            <wp:docPr descr="No glucose shape earns its place" title="" id="27" name="Picture"/>
+            <wp:docPr descr="No glucose shape earns its place" title="" id="28" name="Picture"/>
             <a:graphic>
               <a:graphicData uri="http://schemas.openxmlformats.org/drawingml/2006/picture">
                 <pic:pic>
                   <pic:nvPicPr>
-                    <pic:cNvPr descr="../charts/inv009/fig_glucose.png" id="28" name="Picture"/>
+                    <pic:cNvPr descr="../charts/inv009/fig_glucose.png" id="29" name="Picture"/>
                     <pic:cNvPicPr>
                       <a:picLocks noChangeArrowheads="1" noChangeAspect="1"/>
                     </pic:cNvPicPr>
                   </pic:nvPicPr>
                   <pic:blipFill>
-                    <a:blip r:embed="rId26"/>
+                    <a:blip r:embed="rId27"/>
                     <a:stretch>
                       <a:fillRect/>
                     </a:stretch>
@@ -2123,8 +2411,8 @@
         <w:t xml:space="preserve">place. Nothing came within a tenth of that.</w:t>
       </w:r>
     </w:p>
-    <w:bookmarkEnd w:id="29"/>
-    <w:bookmarkStart w:id="33" w:name="predicting-the-night"/>
+    <w:bookmarkEnd w:id="30"/>
+    <w:bookmarkStart w:id="34" w:name="predicting-the-night"/>
     <w:p>
       <w:pPr>
         <w:pStyle w:val="Heading2"/>
@@ -2194,18 +2482,18 @@
           <wp:inline>
             <wp:extent cx="5334000" cy="2552153"/>
             <wp:effectExtent b="0" l="0" r="0" t="0"/>
-            <wp:docPr descr="Predicting the overnight fall" title="" id="31" name="Picture"/>
+            <wp:docPr descr="Predicting the overnight fall" title="" id="32" name="Picture"/>
             <a:graphic>
               <a:graphicData uri="http://schemas.openxmlformats.org/drawingml/2006/picture">
                 <pic:pic>
                   <pic:nvPicPr>
-                    <pic:cNvPr descr="../charts/inv009/fig_head_to_head.png" id="32" name="Picture"/>
+                    <pic:cNvPr descr="../charts/inv009/fig_head_to_head.png" id="33" name="Picture"/>
                     <pic:cNvPicPr>
                       <a:picLocks noChangeArrowheads="1" noChangeAspect="1"/>
                     </pic:cNvPicPr>
                   </pic:nvPicPr>
                   <pic:blipFill>
-                    <a:blip r:embed="rId30"/>
+                    <a:blip r:embed="rId31"/>
                     <a:stretch>
                       <a:fillRect/>
                     </a:stretch>
@@ -2576,8 +2864,8 @@
         <w:t xml:space="preserve">should. Even there it is more than twice as wrong as anything else on the list.</w:t>
       </w:r>
     </w:p>
-    <w:bookmarkEnd w:id="33"/>
-    <w:bookmarkStart w:id="37" w:name="Xed0260a456a6b0c9b463a857584ff59756e5ee1"/>
+    <w:bookmarkEnd w:id="34"/>
+    <w:bookmarkStart w:id="38" w:name="Xed0260a456a6b0c9b463a857584ff59756e5ee1"/>
     <w:p>
       <w:pPr>
         <w:pStyle w:val="Heading2"/>
@@ -2633,18 +2921,18 @@
           <wp:inline>
             <wp:extent cx="5334000" cy="3595955"/>
             <wp:effectExtent b="0" l="0" r="0" t="0"/>
-            <wp:docPr descr="Recovering a known exponent" title="" id="35" name="Picture"/>
+            <wp:docPr descr="Recovering a known exponent" title="" id="36" name="Picture"/>
             <a:graphic>
               <a:graphicData uri="http://schemas.openxmlformats.org/drawingml/2006/picture">
                 <pic:pic>
                   <pic:nvPicPr>
-                    <pic:cNvPr descr="../charts/inv009/fig_synthetic.png" id="36" name="Picture"/>
+                    <pic:cNvPr descr="../charts/inv009/fig_synthetic.png" id="37" name="Picture"/>
                     <pic:cNvPicPr>
                       <a:picLocks noChangeArrowheads="1" noChangeAspect="1"/>
                     </pic:cNvPicPr>
                   </pic:nvPicPr>
                   <pic:blipFill>
-                    <a:blip r:embed="rId34"/>
+                    <a:blip r:embed="rId35"/>
                     <a:stretch>
                       <a:fillRect/>
                     </a:stretch>
@@ -2952,8 +3240,8 @@
         <w:t xml:space="preserve">The exponent is.</w:t>
       </w:r>
     </w:p>
-    <w:bookmarkEnd w:id="37"/>
-    <w:bookmarkStart w:id="38" w:name="what-this-does-not-settle"/>
+    <w:bookmarkEnd w:id="38"/>
+    <w:bookmarkStart w:id="39" w:name="what-this-does-not-settle"/>
     <w:p>
       <w:pPr>
         <w:pStyle w:val="Heading2"/>
@@ -3157,8 +3445,8 @@
         <w:t xml:space="preserve">checked against the database’s own sums.</w:t>
       </w:r>
     </w:p>
-    <w:bookmarkEnd w:id="38"/>
-    <w:bookmarkStart w:id="39" w:name="where-this-leaves-the-two-equations"/>
+    <w:bookmarkEnd w:id="39"/>
+    <w:bookmarkStart w:id="40" w:name="where-this-leaves-the-two-equations"/>
     <w:p>
       <w:pPr>
         <w:pStyle w:val="Heading2"/>
@@ -3307,8 +3595,8 @@
         <w:t xml:space="preserve">factor is the right place to put this at all.</w:t>
       </w:r>
     </w:p>
-    <w:bookmarkEnd w:id="39"/>
-    <w:bookmarkStart w:id="40" w:name="method-and-reproduction"/>
+    <w:bookmarkEnd w:id="40"/>
+    <w:bookmarkStart w:id="41" w:name="method-and-reproduction"/>
     <w:p>
       <w:pPr>
         <w:pStyle w:val="Heading2"/>
@@ -3470,8 +3758,8 @@
         <w:t xml:space="preserve">read against each other.</w:t>
       </w:r>
     </w:p>
-    <w:bookmarkEnd w:id="40"/>
-    <w:bookmarkStart w:id="41" w:name="data-attribution"/>
+    <w:bookmarkEnd w:id="41"/>
+    <w:bookmarkStart w:id="42" w:name="data-attribution"/>
     <w:p>
       <w:pPr>
         <w:pStyle w:val="Heading2"/>
@@ -3572,7 +3860,7 @@
         <w:t xml:space="preserve">intact and calendar date is not. Nothing here depends on calendar date.</w:t>
       </w:r>
     </w:p>
-    <w:bookmarkEnd w:id="41"/>
+    <w:bookmarkEnd w:id="42"/>
     <w:sectPr>
       <w:footnotePr>
         <w:numRestart w:val="eachSect"/>

--- a/docs/Dynamic-ISF-6-Public-Datasets-2026-08-25.docx
+++ b/docs/Dynamic-ISF-6-Public-Datasets-2026-08-25.docx
@@ -7,7 +7,7 @@
         <w:pStyle w:val="Title"/>
       </w:pPr>
       <w:r>
-        <w:t xml:space="preserve">Does insulin sensitivity really scale with total daily dose, and by how much?</w:t>
+        <w:t xml:space="preserve">Does your sensitivity really halve when your dose doubles?</w:t>
       </w:r>
     </w:p>
     <w:p>
@@ -15,7 +15,7 @@
         <w:pStyle w:val="Subtitle"/>
       </w:pPr>
       <w:r>
-        <w:t xml:space="preserve">The dynamic ISF equations tested against 1,684 people in seven public studies</w:t>
+        <w:t xml:space="preserve">Testing both dynamic ISF equations against 1,684 people in seven public study archives</w:t>
       </w:r>
     </w:p>
     <w:p>
@@ -34,220 +34,209 @@
         <w:t xml:space="preserve">25 August 2026</w:t>
       </w:r>
     </w:p>
-    <w:bookmarkStart w:id="9" w:name="key-points"/>
+    <w:bookmarkStart w:id="9" w:name="where-this-starts"/>
     <w:p>
       <w:pPr>
         <w:pStyle w:val="Heading2"/>
       </w:pPr>
       <w:r>
-        <w:t xml:space="preserve">Key points</w:t>
-      </w:r>
-    </w:p>
-    <w:p>
-      <w:pPr>
-        <w:pStyle w:val="Compact"/>
-        <w:numPr>
-          <w:ilvl w:val="0"/>
-          <w:numId w:val="1001"/>
-        </w:numPr>
-      </w:pPr>
-      <w:r>
-        <w:t xml:space="preserve">Across 581 people with a recorded sensitivity factor, entered settings scale</w:t>
-      </w:r>
-      <w:r>
-        <w:t xml:space="preserve"> </w:t>
-      </w:r>
-      <w:r>
-        <w:t xml:space="preserve">with total daily dose almost exactly as the 1800 rule says: a log-log slope of</w:t>
-      </w:r>
-      <w:r>
-        <w:t xml:space="preserve"> </w:t>
-      </w:r>
-      <w:r>
-        <w:rPr>
-          <w:b/>
-          <w:bCs/>
-        </w:rPr>
-        <w:t xml:space="preserve">-0.98</w:t>
-      </w:r>
-      <w:r>
-        <w:t xml:space="preserve"> </w:t>
-      </w:r>
-      <w:r>
-        <w:t xml:space="preserve">(95% CI -1.03 to -0.93), with sensitivity times daily dose sitting at</w:t>
-      </w:r>
-      <w:r>
-        <w:t xml:space="preserve"> </w:t>
-      </w:r>
-      <w:r>
-        <w:t xml:space="preserve">2067 against the 2139 the v1 equation implies. That is v1’s assumption, and it</w:t>
-      </w:r>
-      <w:r>
-        <w:t xml:space="preserve"> </w:t>
-      </w:r>
-      <w:r>
-        <w:t xml:space="preserve">holds.</w:t>
-      </w:r>
-    </w:p>
-    <w:p>
-      <w:pPr>
-        <w:pStyle w:val="Compact"/>
-        <w:numPr>
-          <w:ilvl w:val="0"/>
-          <w:numId w:val="1001"/>
-        </w:numPr>
-      </w:pPr>
-      <w:r>
-        <w:t xml:space="preserve">Measured from how glucose actually responds, the relationship is real but</w:t>
-      </w:r>
-      <w:r>
-        <w:t xml:space="preserve"> </w:t>
-      </w:r>
-      <w:r>
-        <w:rPr>
-          <w:b/>
-          <w:bCs/>
-        </w:rPr>
-        <w:t xml:space="preserve">shallower than v1 and nothing like v2</w:t>
-      </w:r>
-      <w:r>
-        <w:t xml:space="preserve">. Between people it is -0.83, and</w:t>
-      </w:r>
-      <w:r>
-        <w:t xml:space="preserve"> </w:t>
-      </w:r>
-      <w:r>
-        <w:t xml:space="preserve">within a single person, which is what the equations actually do several times an</w:t>
-      </w:r>
-      <w:r>
-        <w:t xml:space="preserve"> </w:t>
-      </w:r>
-      <w:r>
-        <w:t xml:space="preserve">hour, pooling across 1,313 people gives</w:t>
-      </w:r>
-      <w:r>
-        <w:t xml:space="preserve"> </w:t>
-      </w:r>
-      <w:r>
-        <w:rPr>
-          <w:b/>
-          <w:bCs/>
-        </w:rPr>
-        <w:t xml:space="preserve">-0.65</w:t>
-      </w:r>
-      <w:r>
-        <w:t xml:space="preserve"> </w:t>
-      </w:r>
-      <w:r>
-        <w:t xml:space="preserve">(p = 5e-87).</w:t>
-      </w:r>
-    </w:p>
-    <w:p>
-      <w:pPr>
-        <w:pStyle w:val="Compact"/>
-        <w:numPr>
-          <w:ilvl w:val="0"/>
-          <w:numId w:val="1001"/>
-        </w:numPr>
-      </w:pPr>
-      <w:r>
-        <w:rPr>
-          <w:b/>
-          <w:bCs/>
-        </w:rPr>
-        <w:t xml:space="preserve">No glucose term earns its place.</w:t>
-      </w:r>
-      <w:r>
-        <w:t xml:space="preserve"> </w:t>
-      </w:r>
-      <w:r>
-        <w:t xml:space="preserve">Six candidate shapes, including the log</w:t>
-      </w:r>
-      <w:r>
-        <w:t xml:space="preserve"> </w:t>
-      </w:r>
-      <w:r>
-        <w:t xml:space="preserve">scalers from both equations, sit within 0.05 mg/dL of each other out of sample,</w:t>
-      </w:r>
-      <w:r>
-        <w:t xml:space="preserve"> </w:t>
-      </w:r>
-      <w:r>
-        <w:t xml:space="preserve">and the flat one wins.</w:t>
-      </w:r>
-    </w:p>
-    <w:p>
-      <w:pPr>
-        <w:pStyle w:val="Compact"/>
-        <w:numPr>
-          <w:ilvl w:val="0"/>
-          <w:numId w:val="1001"/>
-        </w:numPr>
-      </w:pPr>
-      <w:r>
-        <w:t xml:space="preserve">Asked to predict the overnight fall, a static 1800 rule is the best of the lot</w:t>
-      </w:r>
-      <w:r>
-        <w:t xml:space="preserve"> </w:t>
-      </w:r>
-      <w:r>
-        <w:t xml:space="preserve">at 34.1 mg/dL. v1 costs 2.6 mg/dL more.</w:t>
-      </w:r>
-      <w:r>
-        <w:t xml:space="preserve"> </w:t>
-      </w:r>
-      <w:r>
-        <w:rPr>
-          <w:b/>
-          <w:bCs/>
-        </w:rPr>
-        <w:t xml:space="preserve">v2 comes in at 140.9 mg/dL</w:t>
-      </w:r>
-      <w:r>
-        <w:t xml:space="preserve"> </w:t>
-      </w:r>
-      <w:r>
-        <w:t xml:space="preserve">and is</w:t>
-      </w:r>
-      <w:r>
-        <w:t xml:space="preserve"> </w:t>
-      </w:r>
-      <w:r>
-        <w:t xml:space="preserve">never the best candidate for a single person out of 1,626.</w:t>
-      </w:r>
-    </w:p>
-    <w:p>
-      <w:pPr>
-        <w:pStyle w:val="Compact"/>
-        <w:numPr>
-          <w:ilvl w:val="0"/>
-          <w:numId w:val="1001"/>
-        </w:numPr>
-      </w:pPr>
-      <w:r>
-        <w:t xml:space="preserve">Simulated people whose sensitivity really did follow a squared law came back</w:t>
-      </w:r>
-      <w:r>
-        <w:t xml:space="preserve"> </w:t>
-      </w:r>
-      <w:r>
-        <w:t xml:space="preserve">through the same pipeline reading -1.56 to -1.85, even with 45% of their meals</w:t>
-      </w:r>
-      <w:r>
-        <w:t xml:space="preserve"> </w:t>
-      </w:r>
-      <w:r>
-        <w:t xml:space="preserve">never recorded. Nothing we measured is anywhere near that.</w:t>
+        <w:t xml:space="preserve">Where this starts</w:t>
+      </w:r>
+    </w:p>
+    <w:p>
+      <w:pPr>
+        <w:pStyle w:val="FirstParagraph"/>
+      </w:pPr>
+      <w:r>
+        <w:t xml:space="preserve">If you loop, there’s a number in your settings that decides how hard the system</w:t>
+      </w:r>
+      <w:r>
+        <w:t xml:space="preserve"> </w:t>
+      </w:r>
+      <w:r>
+        <w:t xml:space="preserve">corrects you: how far one unit moves your glucose. Most of us set it once, from a</w:t>
+      </w:r>
+      <w:r>
+        <w:t xml:space="preserve"> </w:t>
+      </w:r>
+      <w:r>
+        <w:t xml:space="preserve">rule of thumb, and then nudge it when something feels off.</w:t>
+      </w:r>
+    </w:p>
+    <w:p>
+      <w:pPr>
+        <w:pStyle w:val="BodyText"/>
+      </w:pPr>
+      <w:r>
+        <w:t xml:space="preserve">The dynamic ISF equations take a different view. They say that number shouldn’t</w:t>
+      </w:r>
+      <w:r>
+        <w:t xml:space="preserve"> </w:t>
+      </w:r>
+      <w:r>
+        <w:t xml:space="preserve">be fixed at all, because sensitivity depends on how much insulin you use, and</w:t>
+      </w:r>
+      <w:r>
+        <w:t xml:space="preserve"> </w:t>
+      </w:r>
+      <w:r>
+        <w:t xml:space="preserve">they recalculate it from your recent total daily dose several times an hour.</w:t>
+      </w:r>
+    </w:p>
+    <w:p>
+      <w:pPr>
+        <w:pStyle w:val="BodyText"/>
+      </w:pPr>
+      <w:r>
+        <w:t xml:space="preserve">There are two versions. The original, which I’ll call v1 throughout, has</w:t>
+      </w:r>
+      <w:r>
+        <w:t xml:space="preserve"> </w:t>
+      </w:r>
+      <w:r>
+        <w:t xml:space="preserve">sensitivity falling in step with your dose: double the dose, halve the</w:t>
+      </w:r>
+      <w:r>
+        <w:t xml:space="preserve"> </w:t>
+      </w:r>
+      <w:r>
+        <w:t xml:space="preserve">sensitivity. The revised maths, v2, has it falling with the square of the dose:</w:t>
+      </w:r>
+      <w:r>
+        <w:t xml:space="preserve"> </w:t>
+      </w:r>
+      <w:r>
+        <w:t xml:space="preserve">double the dose and sensitivity drops to a quarter. That’s not a small</w:t>
+      </w:r>
+      <w:r>
+        <w:t xml:space="preserve"> </w:t>
+      </w:r>
+      <w:r>
+        <w:t xml:space="preserve">difference. For two people whose doses differ threefold, v1 says one is three</w:t>
+      </w:r>
+      <w:r>
+        <w:t xml:space="preserve"> </w:t>
+      </w:r>
+      <w:r>
+        <w:t xml:space="preserve">times more sensitive and v2 says nine times. The two cross at around 64 units a</w:t>
+      </w:r>
+      <w:r>
+        <w:t xml:space="preserve"> </w:t>
+      </w:r>
+      <w:r>
+        <w:t xml:space="preserve">day, so whether the newer version makes your corrections stronger or weaker</w:t>
+      </w:r>
+      <w:r>
+        <w:t xml:space="preserve"> </w:t>
+      </w:r>
+      <w:r>
+        <w:t xml:space="preserve">depends on which side of that you sit.</w:t>
+      </w:r>
+    </w:p>
+    <w:p>
+      <w:pPr>
+        <w:pStyle w:val="BodyText"/>
+      </w:pPr>
+      <w:r>
+        <w:t xml:space="preserve">I’ve looked at this before, on data from people running loops, and came away</w:t>
+      </w:r>
+      <w:r>
+        <w:t xml:space="preserve"> </w:t>
+      </w:r>
+      <w:r>
+        <w:t xml:space="preserve">thinking the relationship was real but shallower than either version assumed. I</w:t>
+      </w:r>
+      <w:r>
+        <w:t xml:space="preserve"> </w:t>
+      </w:r>
+      <w:r>
+        <w:t xml:space="preserve">couldn’t settle it. The group was a few hundred people, nearly all on doses</w:t>
+      </w:r>
+      <w:r>
+        <w:t xml:space="preserve"> </w:t>
+      </w:r>
+      <w:r>
+        <w:t xml:space="preserve">between 20 and 80 units a day, so there wasn’t much to see either side of the</w:t>
+      </w:r>
+      <w:r>
+        <w:t xml:space="preserve"> </w:t>
+      </w:r>
+      <w:r>
+        <w:t xml:space="preserve">crossover. And every estimate I made leaned on the loop’s own insulin model,</w:t>
+      </w:r>
+      <w:r>
+        <w:t xml:space="preserve"> </w:t>
+      </w:r>
+      <w:r>
+        <w:t xml:space="preserve">which is uncomfortably close to using the thing you’re questioning to answer the</w:t>
+      </w:r>
+      <w:r>
+        <w:t xml:space="preserve"> </w:t>
+      </w:r>
+      <w:r>
+        <w:t xml:space="preserve">question.</w:t>
+      </w:r>
+    </w:p>
+    <w:p>
+      <w:pPr>
+        <w:pStyle w:val="BodyText"/>
+      </w:pPr>
+      <w:r>
+        <w:t xml:space="preserve">The public study archives fix that. What follows uses seven of them: about 1,700</w:t>
+      </w:r>
+      <w:r>
+        <w:t xml:space="preserve"> </w:t>
+      </w:r>
+      <w:r>
+        <w:t xml:space="preserve">people, ages 2 to 82, daily doses from 7 to 107 units, four different systems,</w:t>
+      </w:r>
+      <w:r>
+        <w:t xml:space="preserve"> </w:t>
+      </w:r>
+      <w:r>
+        <w:t xml:space="preserve">and one group who weren’t using any system at all.</w:t>
+      </w:r>
+    </w:p>
+    <w:p>
+      <w:pPr>
+        <w:pStyle w:val="BodyText"/>
+      </w:pPr>
+      <w:r>
+        <w:t xml:space="preserve">I should say at the outset that this isn’t an attack on anyone’s work. These</w:t>
+      </w:r>
+      <w:r>
+        <w:t xml:space="preserve"> </w:t>
+      </w:r>
+      <w:r>
+        <w:t xml:space="preserve">equations came out of the same rule of thumb most of us set our pumps from, built</w:t>
+      </w:r>
+      <w:r>
+        <w:t xml:space="preserve"> </w:t>
+      </w:r>
+      <w:r>
+        <w:t xml:space="preserve">by people giving their time to make looping better, and one of the things I found</w:t>
+      </w:r>
+      <w:r>
+        <w:t xml:space="preserve"> </w:t>
+      </w:r>
+      <w:r>
+        <w:t xml:space="preserve">is that the rule holds up remarkably well. What I couldn’t find was support for</w:t>
+      </w:r>
+      <w:r>
+        <w:t xml:space="preserve"> </w:t>
+      </w:r>
+      <w:r>
+        <w:t xml:space="preserve">the squared version.</w:t>
       </w:r>
     </w:p>
     <w:bookmarkEnd w:id="9"/>
-    <w:bookmarkStart w:id="10" w:name="why-ask-this-again"/>
+    <w:bookmarkStart w:id="10" w:name="what-i-found"/>
     <w:p>
       <w:pPr>
         <w:pStyle w:val="Heading2"/>
       </w:pPr>
       <w:r>
-        <w:t xml:space="preserve">Why ask this again</w:t>
+        <w:t xml:space="preserve">What I found</w:t>
       </w:r>
     </w:p>
     <w:p>
@@ -255,49 +244,13 @@
         <w:pStyle w:val="FirstParagraph"/>
       </w:pPr>
       <w:r>
-        <w:t xml:space="preserve">The two dynamic ISF equations both say that insulin sensitivity falls as total</w:t>
-      </w:r>
-      <w:r>
-        <w:t xml:space="preserve"> </w:t>
-      </w:r>
-      <w:r>
-        <w:t xml:space="preserve">daily dose rises, and disagree about how fast. The original, which I will call</w:t>
-      </w:r>
-      <w:r>
-        <w:t xml:space="preserve"> </w:t>
-      </w:r>
-      <w:r>
-        <w:t xml:space="preserve">v1 throughout, has sensitivity going as one over daily dose. The revised maths,</w:t>
-      </w:r>
-      <w:r>
-        <w:t xml:space="preserve"> </w:t>
-      </w:r>
-      <w:r>
-        <w:t xml:space="preserve">v2, has it going as one over the square of daily dose. Between two people whose</w:t>
-      </w:r>
-      <w:r>
-        <w:t xml:space="preserve"> </w:t>
-      </w:r>
-      <w:r>
-        <w:t xml:space="preserve">doses differ threefold, v1 predicts a threefold difference in sensitivity and v2</w:t>
-      </w:r>
-      <w:r>
-        <w:t xml:space="preserve"> </w:t>
-      </w:r>
-      <w:r>
-        <w:t xml:space="preserve">a ninefold one. That is not a detail, and the two cross at around 64 units a day,</w:t>
-      </w:r>
-      <w:r>
-        <w:t xml:space="preserve"> </w:t>
-      </w:r>
-      <w:r>
-        <w:t xml:space="preserve">so which one you are on determines whether the newer equation makes your</w:t>
-      </w:r>
-      <w:r>
-        <w:t xml:space="preserve"> </w:t>
-      </w:r>
-      <w:r>
-        <w:t xml:space="preserve">corrections stronger or weaker.</w:t>
+        <w:t xml:space="preserve">Sensitivity does fall as daily dose rises. That much is solid, and it shows up in</w:t>
+      </w:r>
+      <w:r>
+        <w:t xml:space="preserve"> </w:t>
+      </w:r>
+      <w:r>
+        <w:t xml:space="preserve">four different ways, including one that was free to find no relationship at all.</w:t>
       </w:r>
     </w:p>
     <w:p>
@@ -305,61 +258,25 @@
         <w:pStyle w:val="BodyText"/>
       </w:pPr>
       <w:r>
-        <w:t xml:space="preserve">Earlier work on this question, my own included, ran on loop data: a few hundred</w:t>
-      </w:r>
-      <w:r>
-        <w:t xml:space="preserve"> </w:t>
-      </w:r>
-      <w:r>
-        <w:t xml:space="preserve">people, mostly on doses between 20 and 80 units a day, with sensitivity inferred</w:t>
-      </w:r>
-      <w:r>
-        <w:t xml:space="preserve"> </w:t>
-      </w:r>
-      <w:r>
-        <w:t xml:space="preserve">by leaning on the loop’s own predictions. That work suggested the dose</w:t>
-      </w:r>
-      <w:r>
-        <w:t xml:space="preserve"> </w:t>
-      </w:r>
-      <w:r>
-        <w:t xml:space="preserve">relationship was real but shallower than either equation assumed. It could not</w:t>
-      </w:r>
-      <w:r>
-        <w:t xml:space="preserve"> </w:t>
-      </w:r>
-      <w:r>
-        <w:t xml:space="preserve">close the question, for four reasons that were structural rather than fixable.</w:t>
-      </w:r>
-      <w:r>
-        <w:t xml:space="preserve"> </w:t>
-      </w:r>
-      <w:r>
-        <w:t xml:space="preserve">The numbers were small. The range of doses was narrow, so there was little</w:t>
-      </w:r>
-      <w:r>
-        <w:t xml:space="preserve"> </w:t>
-      </w:r>
-      <w:r>
-        <w:t xml:space="preserve">leverage either side of the crossover. Every estimate depended on the loop’s own</w:t>
-      </w:r>
-      <w:r>
-        <w:t xml:space="preserve"> </w:t>
-      </w:r>
-      <w:r>
-        <w:t xml:space="preserve">insulin model, which is the thing being questioned. And there was no open-loop</w:t>
-      </w:r>
-      <w:r>
-        <w:t xml:space="preserve"> </w:t>
-      </w:r>
-      <w:r>
-        <w:t xml:space="preserve">comparison at all, which matters more than it sounds and is the subject of a</w:t>
-      </w:r>
-      <w:r>
-        <w:t xml:space="preserve"> </w:t>
-      </w:r>
-      <w:r>
-        <w:t xml:space="preserve">whole section below.</w:t>
+        <w:t xml:space="preserve">How steeply is the interesting part. Measured from what people had entered in</w:t>
+      </w:r>
+      <w:r>
+        <w:t xml:space="preserve"> </w:t>
+      </w:r>
+      <w:r>
+        <w:t xml:space="preserve">their pumps, it’s almost exactly the 1800 rule, which is v1’s assumption.</w:t>
+      </w:r>
+      <w:r>
+        <w:t xml:space="preserve"> </w:t>
+      </w:r>
+      <w:r>
+        <w:t xml:space="preserve">Measured from how glucose actually responded overnight, it’s a bit shallower than</w:t>
+      </w:r>
+      <w:r>
+        <w:t xml:space="preserve"> </w:t>
+      </w:r>
+      <w:r>
+        <w:t xml:space="preserve">that. Nothing I looked at came anywhere near the squared law.</w:t>
       </w:r>
     </w:p>
     <w:p>
@@ -367,29 +284,55 @@
         <w:pStyle w:val="BodyText"/>
       </w:pPr>
       <w:r>
-        <w:t xml:space="preserve">The public study archives change all four. What follows uses seven of them,</w:t>
-      </w:r>
-      <w:r>
-        <w:t xml:space="preserve"> </w:t>
-      </w:r>
-      <w:r>
-        <w:t xml:space="preserve">covering roughly 1,700 people, ages 2 to 82, daily doses from 7 to 107 units, and</w:t>
-      </w:r>
-      <w:r>
-        <w:t xml:space="preserve"> </w:t>
-      </w:r>
-      <w:r>
-        <w:t xml:space="preserve">four different controllers, one of which is not a controller at all.</w:t>
+        <w:t xml:space="preserve">The other half of both equations, the bit that changes sensitivity according to</w:t>
+      </w:r>
+      <w:r>
+        <w:t xml:space="preserve"> </w:t>
+      </w:r>
+      <w:r>
+        <w:t xml:space="preserve">where your glucose is right now, didn’t earn its place. Six different shapes</w:t>
+      </w:r>
+      <w:r>
+        <w:t xml:space="preserve"> </w:t>
+      </w:r>
+      <w:r>
+        <w:t xml:space="preserve">including the ones both equations use came out within 0.05 mg/dL of each other,</w:t>
+      </w:r>
+      <w:r>
+        <w:t xml:space="preserve"> </w:t>
+      </w:r>
+      <w:r>
+        <w:t xml:space="preserve">and the flat one was best. That matches what I found on looping data last year,</w:t>
+      </w:r>
+      <w:r>
+        <w:t xml:space="preserve"> </w:t>
+      </w:r>
+      <w:r>
+        <w:t xml:space="preserve">so I’ll not go over the same ground again here.</w:t>
+      </w:r>
+    </w:p>
+    <w:p>
+      <w:pPr>
+        <w:pStyle w:val="BodyText"/>
+      </w:pPr>
+      <w:r>
+        <w:t xml:space="preserve">And when I asked each version to predict how far glucose would actually fall</w:t>
+      </w:r>
+      <w:r>
+        <w:t xml:space="preserve"> </w:t>
+      </w:r>
+      <w:r>
+        <w:t xml:space="preserve">overnight, a plain static 1800 rule beat all of them.</w:t>
       </w:r>
     </w:p>
     <w:bookmarkEnd w:id="10"/>
-    <w:bookmarkStart w:id="11" w:name="the-data"/>
+    <w:bookmarkStart w:id="11" w:name="the-archives"/>
     <w:p>
       <w:pPr>
         <w:pStyle w:val="Heading2"/>
       </w:pPr>
       <w:r>
-        <w:t xml:space="preserve">The data</w:t>
+        <w:t xml:space="preserve">The archives</w:t>
       </w:r>
     </w:p>
     <w:tbl>
@@ -451,7 +394,7 @@
               <w:pStyle w:val="Compact"/>
             </w:pPr>
             <w:r>
-              <w:t xml:space="preserve">Carbohydrate logged</w:t>
+              <w:t xml:space="preserve">Carbs logged</w:t>
             </w:r>
           </w:p>
         </w:tc>
@@ -497,7 +440,7 @@
               <w:pStyle w:val="Compact"/>
             </w:pPr>
             <w:r>
-              <w:t xml:space="preserve">Do-it-yourself Loop, static sensitivity</w:t>
+              <w:t xml:space="preserve">Do-it-yourself Loop, fixed sensitivity</w:t>
             </w:r>
           </w:p>
         </w:tc>
@@ -569,7 +512,7 @@
                 <w:b/>
                 <w:bCs/>
               </w:rPr>
-              <w:t xml:space="preserve">Pump and CGM, no automation</w:t>
+              <w:t xml:space="preserve">A pump and a sensor, nothing automating</w:t>
             </w:r>
           </w:p>
         </w:tc>
@@ -637,7 +580,7 @@
               <w:pStyle w:val="Compact"/>
             </w:pPr>
             <w:r>
-              <w:t xml:space="preserve">Control-IQ, adults and adolescents</w:t>
+              <w:t xml:space="preserve">Control-IQ, adults and teenagers</w:t>
             </w:r>
           </w:p>
         </w:tc>
@@ -896,13 +839,13 @@
         <w:pStyle w:val="BodyText"/>
       </w:pPr>
       <w:r>
-        <w:t xml:space="preserve">FLAIR is in the archive too but its release carries no pump file, so it</w:t>
-      </w:r>
-      <w:r>
-        <w:t xml:space="preserve"> </w:t>
-      </w:r>
-      <w:r>
-        <w:t xml:space="preserve">contributes daily totals and nothing this work can use.</w:t>
+        <w:t xml:space="preserve">FLAIR is in the archive too, but its release ships no pump file, so it can tell</w:t>
+      </w:r>
+      <w:r>
+        <w:t xml:space="preserve"> </w:t>
+      </w:r>
+      <w:r>
+        <w:t xml:space="preserve">us about daily totals and nothing else.</w:t>
       </w:r>
     </w:p>
     <w:p>
@@ -910,37 +853,31 @@
         <w:pStyle w:val="BodyText"/>
       </w:pPr>
       <w:r>
-        <w:t xml:space="preserve">Two things about that table do most of the work later. REPLACE-BG ran in 2015 on</w:t>
-      </w:r>
-      <w:r>
-        <w:t xml:space="preserve"> </w:t>
-      </w:r>
-      <w:r>
-        <w:t xml:space="preserve">a pump and a sensor with nobody’s algorithm in between, which makes it the only</w:t>
-      </w:r>
-      <w:r>
-        <w:t xml:space="preserve"> </w:t>
-      </w:r>
-      <w:r>
-        <w:t xml:space="preserve">cohort where the insulin someone received was not chosen by a machine watching</w:t>
-      </w:r>
-      <w:r>
-        <w:t xml:space="preserve"> </w:t>
-      </w:r>
-      <w:r>
-        <w:t xml:space="preserve">their glucose. And Loop and REPLACE-BG are the only two where people recorded</w:t>
-      </w:r>
-      <w:r>
-        <w:t xml:space="preserve"> </w:t>
-      </w:r>
-      <w:r>
-        <w:t xml:space="preserve">what they ate, so they are the only two where a fasting window can be screened</w:t>
-      </w:r>
-      <w:r>
-        <w:t xml:space="preserve"> </w:t>
-      </w:r>
-      <w:r>
-        <w:t xml:space="preserve">rather than guessed at.</w:t>
+        <w:t xml:space="preserve">Two rows there do most of the work later on. REPLACE-BG ran in 2015 on a pump and</w:t>
+      </w:r>
+      <w:r>
+        <w:t xml:space="preserve"> </w:t>
+      </w:r>
+      <w:r>
+        <w:t xml:space="preserve">a sensor with nobody’s algorithm in between, which makes it the only group where</w:t>
+      </w:r>
+      <w:r>
+        <w:t xml:space="preserve"> </w:t>
+      </w:r>
+      <w:r>
+        <w:t xml:space="preserve">the insulin someone got wasn’t chosen by a machine watching their glucose. And</w:t>
+      </w:r>
+      <w:r>
+        <w:t xml:space="preserve"> </w:t>
+      </w:r>
+      <w:r>
+        <w:t xml:space="preserve">Loop and REPLACE-BG are the only two where people logged what they ate, so</w:t>
+      </w:r>
+      <w:r>
+        <w:t xml:space="preserve"> </w:t>
+      </w:r>
+      <w:r>
+        <w:t xml:space="preserve">they’re the only two where I can genuinely screen out a meal rather than guess.</w:t>
       </w:r>
     </w:p>
     <w:p>
@@ -948,23 +885,23 @@
         <w:pStyle w:val="BodyText"/>
       </w:pPr>
       <w:r>
-        <w:t xml:space="preserve">The rest is roughly 2.2 million candidate overnight windows, of which 708,106</w:t>
-      </w:r>
-      <w:r>
-        <w:t xml:space="preserve"> </w:t>
-      </w:r>
-      <w:r>
-        <w:t xml:space="preserve">pass the fasting screen, from 1,659 people with at least forty each.</w:t>
+        <w:t xml:space="preserve">That comes to about 2.2 million candidate overnight windows, of which 708,106</w:t>
+      </w:r>
+      <w:r>
+        <w:t xml:space="preserve"> </w:t>
+      </w:r>
+      <w:r>
+        <w:t xml:space="preserve">survive screening, from 1,659 people with at least forty each.</w:t>
       </w:r>
     </w:p>
     <w:bookmarkEnd w:id="11"/>
-    <w:bookmarkStart w:id="13" w:name="X5b5f13bc78b1b8ab5e056c45c25a673d1d2fa45"/>
+    <w:bookmarkStart w:id="13" w:name="X9b1fa9bde18948b1a73210fb27a082200fcada2"/>
     <w:p>
       <w:pPr>
         <w:pStyle w:val="Heading2"/>
       </w:pPr>
       <w:r>
-        <w:t xml:space="preserve">Measuring sensitivity when nobody wrote it down</w:t>
+        <w:t xml:space="preserve">Working out sensitivity when nobody wrote it down</w:t>
       </w:r>
     </w:p>
     <w:p>
@@ -972,19 +909,19 @@
         <w:pStyle w:val="FirstParagraph"/>
       </w:pPr>
       <w:r>
-        <w:t xml:space="preserve">None of these archives contains an insulin-on-board figure, a loop prediction, or</w:t>
-      </w:r>
-      <w:r>
-        <w:t xml:space="preserve"> </w:t>
-      </w:r>
-      <w:r>
-        <w:t xml:space="preserve">in most cases a sensitivity setting. Everything has to be rebuilt from delivered</w:t>
-      </w:r>
-      <w:r>
-        <w:t xml:space="preserve"> </w:t>
-      </w:r>
-      <w:r>
-        <w:t xml:space="preserve">basal and boluses.</w:t>
+        <w:t xml:space="preserve">None of these archives holds an insulin on board figure, or a loop’s prediction,</w:t>
+      </w:r>
+      <w:r>
+        <w:t xml:space="preserve"> </w:t>
+      </w:r>
+      <w:r>
+        <w:t xml:space="preserve">or in most cases even a sensitivity setting. It all has to be rebuilt from the</w:t>
+      </w:r>
+      <w:r>
+        <w:t xml:space="preserve"> </w:t>
+      </w:r>
+      <w:r>
+        <w:t xml:space="preserve">basal and boluses that were delivered.</w:t>
       </w:r>
     </w:p>
     <w:p>
@@ -992,49 +929,49 @@
         <w:pStyle w:val="BodyText"/>
       </w:pPr>
       <w:r>
-        <w:t xml:space="preserve">A four-hour window starting on the hour between 11pm and 3am gives a fall in</w:t>
-      </w:r>
-      <w:r>
-        <w:t xml:space="preserve"> </w:t>
-      </w:r>
-      <w:r>
-        <w:t xml:space="preserve">glucose. Against that we need the insulin that acted during those four hours,</w:t>
-      </w:r>
-      <w:r>
-        <w:t xml:space="preserve"> </w:t>
-      </w:r>
-      <w:r>
-        <w:t xml:space="preserve">which comes from convolving the delivery record with an insulin model. Loop</w:t>
-      </w:r>
-      <w:r>
-        <w:t xml:space="preserve"> </w:t>
-      </w:r>
-      <w:r>
-        <w:t xml:space="preserve">subjects get the models Loop itself shipped, taken from the LoopKit source rather</w:t>
-      </w:r>
-      <w:r>
-        <w:t xml:space="preserve"> </w:t>
-      </w:r>
-      <w:r>
-        <w:t xml:space="preserve">than approximated, and everyone else gets the oref exponential. The fall divided</w:t>
-      </w:r>
-      <w:r>
-        <w:t xml:space="preserve"> </w:t>
-      </w:r>
-      <w:r>
-        <w:t xml:space="preserve">by the acting insulin, holding the starting glucose and where it had been, is a</w:t>
-      </w:r>
-      <w:r>
-        <w:t xml:space="preserve"> </w:t>
-      </w:r>
-      <w:r>
-        <w:t xml:space="preserve">number in milligrams per decilitre per unit, which is what a sensitivity factor</w:t>
-      </w:r>
-      <w:r>
-        <w:t xml:space="preserve"> </w:t>
-      </w:r>
-      <w:r>
-        <w:t xml:space="preserve">is.</w:t>
+        <w:t xml:space="preserve">The idea is simple enough. Take four hours overnight, starting on the hour</w:t>
+      </w:r>
+      <w:r>
+        <w:t xml:space="preserve"> </w:t>
+      </w:r>
+      <w:r>
+        <w:t xml:space="preserve">somewhere between 11pm and 3am. Note how far glucose fell. Work out how much</w:t>
+      </w:r>
+      <w:r>
+        <w:t xml:space="preserve"> </w:t>
+      </w:r>
+      <w:r>
+        <w:t xml:space="preserve">insulin was actually acting across those four hours by running the delivery</w:t>
+      </w:r>
+      <w:r>
+        <w:t xml:space="preserve"> </w:t>
+      </w:r>
+      <w:r>
+        <w:t xml:space="preserve">record through an insulin model. Loop users get the models Loop itself shipped,</w:t>
+      </w:r>
+      <w:r>
+        <w:t xml:space="preserve"> </w:t>
+      </w:r>
+      <w:r>
+        <w:t xml:space="preserve">lifted from the LoopKit source rather than approximated; everyone else gets the</w:t>
+      </w:r>
+      <w:r>
+        <w:t xml:space="preserve"> </w:t>
+      </w:r>
+      <w:r>
+        <w:t xml:space="preserve">oref curve. The fall divided by the insulin that acted, allowing for where</w:t>
+      </w:r>
+      <w:r>
+        <w:t xml:space="preserve"> </w:t>
+      </w:r>
+      <w:r>
+        <w:t xml:space="preserve">glucose started and where it had been, gives milligrams per decilitre per unit,</w:t>
+      </w:r>
+      <w:r>
+        <w:t xml:space="preserve"> </w:t>
+      </w:r>
+      <w:r>
+        <w:t xml:space="preserve">which is what a sensitivity factor is.</w:t>
       </w:r>
     </w:p>
     <w:p>
@@ -1042,7 +979,7 @@
         <w:pStyle w:val="BodyText"/>
       </w:pPr>
       <w:r>
-        <w:t xml:space="preserve">Two details in that are load-bearing.</w:t>
+        <w:t xml:space="preserve">Two details in there matter more than they look.</w:t>
       </w:r>
     </w:p>
     <w:p>
@@ -1054,37 +991,37 @@
           <w:b/>
           <w:bCs/>
         </w:rPr>
-        <w:t xml:space="preserve">Insulin is split by when it was decided.</w:t>
-      </w:r>
-      <w:r>
-        <w:t xml:space="preserve"> </w:t>
-      </w:r>
-      <w:r>
-        <w:t xml:space="preserve">Insulin already in the body when a</w:t>
-      </w:r>
-      <w:r>
-        <w:t xml:space="preserve"> </w:t>
-      </w:r>
-      <w:r>
-        <w:t xml:space="preserve">window opens was committed before anything in that window happened, so it cannot</w:t>
-      </w:r>
-      <w:r>
-        <w:t xml:space="preserve"> </w:t>
-      </w:r>
-      <w:r>
-        <w:t xml:space="preserve">be a response to the glucose the window goes on to measure. Insulin delivered</w:t>
-      </w:r>
-      <w:r>
-        <w:t xml:space="preserve"> </w:t>
-      </w:r>
-      <w:r>
-        <w:t xml:space="preserve">during the window can be, and under a controller usually is. The two are kept in</w:t>
-      </w:r>
-      <w:r>
-        <w:t xml:space="preserve"> </w:t>
-      </w:r>
-      <w:r>
-        <w:t xml:space="preserve">separate columns throughout.</w:t>
+        <w:t xml:space="preserve">I keep insulin separate depending on when it was decided.</w:t>
+      </w:r>
+      <w:r>
+        <w:t xml:space="preserve"> </w:t>
+      </w:r>
+      <w:r>
+        <w:t xml:space="preserve">Insulin already in</w:t>
+      </w:r>
+      <w:r>
+        <w:t xml:space="preserve"> </w:t>
+      </w:r>
+      <w:r>
+        <w:t xml:space="preserve">you when the four hours start was committed before anything in that window</w:t>
+      </w:r>
+      <w:r>
+        <w:t xml:space="preserve"> </w:t>
+      </w:r>
+      <w:r>
+        <w:t xml:space="preserve">happened, so it can’t be a reaction to the glucose I’m about to measure. Insulin</w:t>
+      </w:r>
+      <w:r>
+        <w:t xml:space="preserve"> </w:t>
+      </w:r>
+      <w:r>
+        <w:t xml:space="preserve">delivered during the window can be, and if a system is running it usually is.</w:t>
+      </w:r>
+      <w:r>
+        <w:t xml:space="preserve"> </w:t>
+      </w:r>
+      <w:r>
+        <w:t xml:space="preserve">Those go in separate columns and stay there.</w:t>
       </w:r>
     </w:p>
     <w:p>
@@ -1102,52 +1039,46 @@
         <w:t xml:space="preserve"> </w:t>
       </w:r>
       <w:r>
-        <w:t xml:space="preserve">A window is kept or dropped on its starting</w:t>
-      </w:r>
-      <w:r>
-        <w:t xml:space="preserve"> </w:t>
-      </w:r>
-      <w:r>
-        <w:t xml:space="preserve">glucose, on how complete the sensor trace is, and on how long since the person</w:t>
-      </w:r>
-      <w:r>
-        <w:t xml:space="preserve"> </w:t>
-      </w:r>
-      <w:r>
-        <w:t xml:space="preserve">last ate. It is not screened on what glucose then did. It is tempting to throw</w:t>
-      </w:r>
-      <w:r>
-        <w:t xml:space="preserve"> </w:t>
-      </w:r>
-      <w:r>
-        <w:t xml:space="preserve">out nights where glucose rose, on the grounds that something must have been</w:t>
-      </w:r>
-      <w:r>
-        <w:t xml:space="preserve"> </w:t>
-      </w:r>
-      <w:r>
-        <w:t xml:space="preserve">eaten, and it is wrong: those are disproportionately the nights insulin worked</w:t>
-      </w:r>
-      <w:r>
-        <w:t xml:space="preserve"> </w:t>
-      </w:r>
-      <w:r>
-        <w:t xml:space="preserve">least well, and dropping them does not clean the estimate, it inflates it. Those</w:t>
-      </w:r>
-      <w:r>
-        <w:t xml:space="preserve"> </w:t>
-      </w:r>
-      <w:r>
-        <w:t xml:space="preserve">filters exist in the code as a sensitivity arm and they move nothing important.</w:t>
-      </w:r>
-    </w:p>
-    <w:bookmarkStart w:id="12" w:name="the-check-that-the-arithmetic-is-right"/>
+        <w:t xml:space="preserve">A window is kept or dropped on where glucose</w:t>
+      </w:r>
+      <w:r>
+        <w:t xml:space="preserve"> </w:t>
+      </w:r>
+      <w:r>
+        <w:t xml:space="preserve">started, on how complete the sensor trace is, and on how long since the person</w:t>
+      </w:r>
+      <w:r>
+        <w:t xml:space="preserve"> </w:t>
+      </w:r>
+      <w:r>
+        <w:t xml:space="preserve">last ate. It’s never dropped on what glucose then did. It’s tempting to bin the</w:t>
+      </w:r>
+      <w:r>
+        <w:t xml:space="preserve"> </w:t>
+      </w:r>
+      <w:r>
+        <w:t xml:space="preserve">nights where glucose rose, on the grounds that someone must have eaten, and it’s</w:t>
+      </w:r>
+      <w:r>
+        <w:t xml:space="preserve"> </w:t>
+      </w:r>
+      <w:r>
+        <w:t xml:space="preserve">a mistake: those are exactly the nights insulin worked least well. Dropping them</w:t>
+      </w:r>
+      <w:r>
+        <w:t xml:space="preserve"> </w:t>
+      </w:r>
+      <w:r>
+        <w:t xml:space="preserve">doesn’t clean the answer up, it flatters it.</w:t>
+      </w:r>
+    </w:p>
+    <w:bookmarkStart w:id="12" w:name="Xf12ed0251fcf1e8d19021088d86241c7bcb97cd"/>
     <w:p>
       <w:pPr>
         <w:pStyle w:val="Heading3"/>
       </w:pPr>
       <w:r>
-        <w:t xml:space="preserve">The check that the arithmetic is right</w:t>
+        <w:t xml:space="preserve">Checking the arithmetic against something real</w:t>
       </w:r>
     </w:p>
     <w:p>
@@ -1155,25 +1086,19 @@
         <w:pStyle w:val="FirstParagraph"/>
       </w:pPr>
       <w:r>
-        <w:t xml:space="preserve">Loop recorded its own insulin-on-board figure at every bolus, and that is the one</w:t>
-      </w:r>
-      <w:r>
-        <w:t xml:space="preserve"> </w:t>
-      </w:r>
-      <w:r>
-        <w:t xml:space="preserve">place in this entire dataset where an app’s internal state was written down. It</w:t>
-      </w:r>
-      <w:r>
-        <w:t xml:space="preserve"> </w:t>
-      </w:r>
-      <w:r>
-        <w:t xml:space="preserve">can be recomputed from the pump record and compared with what the app actually</w:t>
-      </w:r>
-      <w:r>
-        <w:t xml:space="preserve"> </w:t>
-      </w:r>
-      <w:r>
-        <w:t xml:space="preserve">believed.</w:t>
+        <w:t xml:space="preserve">Loop wrote down its own insulin on board figure at every bolus, and that’s the</w:t>
+      </w:r>
+      <w:r>
+        <w:t xml:space="preserve"> </w:t>
+      </w:r>
+      <w:r>
+        <w:t xml:space="preserve">one place in all of this where an app’s internal state got recorded. So I can</w:t>
+      </w:r>
+      <w:r>
+        <w:t xml:space="preserve"> </w:t>
+      </w:r>
+      <w:r>
+        <w:t xml:space="preserve">rebuild it from the pump record and see whether I get what the app got.</w:t>
       </w:r>
     </w:p>
     <w:p>
@@ -1181,7 +1106,7 @@
         <w:pStyle w:val="BodyText"/>
       </w:pPr>
       <w:r>
-        <w:t xml:space="preserve">Across 158 people with enough of those records, the reconstruction tracks Loop’s</w:t>
+        <w:t xml:space="preserve">Across 158 people with enough of those records, my reconstruction tracks Loop’s</w:t>
       </w:r>
       <w:r>
         <w:t xml:space="preserve"> </w:t>
@@ -1200,19 +1125,19 @@
         <w:t xml:space="preserve">median correlation of 0.927</w:t>
       </w:r>
       <w:r>
-        <w:t xml:space="preserve">, with a median absolute</w:t>
-      </w:r>
-      <w:r>
-        <w:t xml:space="preserve"> </w:t>
-      </w:r>
-      <w:r>
-        <w:t xml:space="preserve">difference of 0.32 units. That is the dose reconstruction validated against</w:t>
-      </w:r>
-      <w:r>
-        <w:t xml:space="preserve"> </w:t>
-      </w:r>
-      <w:r>
-        <w:t xml:space="preserve">ground truth rather than against my own assumptions.</w:t>
+        <w:t xml:space="preserve">, with a median difference of 0.32</w:t>
+      </w:r>
+      <w:r>
+        <w:t xml:space="preserve"> </w:t>
+      </w:r>
+      <w:r>
+        <w:t xml:space="preserve">units. That’s the whole dose reconstruction checked against something other than</w:t>
+      </w:r>
+      <w:r>
+        <w:t xml:space="preserve"> </w:t>
+      </w:r>
+      <w:r>
+        <w:t xml:space="preserve">my own assumptions, which is not a luxury this kind of work usually gets.</w:t>
       </w:r>
     </w:p>
     <w:p>
@@ -1220,43 +1145,43 @@
         <w:pStyle w:val="BodyText"/>
       </w:pPr>
       <w:r>
-        <w:t xml:space="preserve">Doing it needed something the archives do not obviously contain. Loop counts</w:t>
-      </w:r>
-      <w:r>
-        <w:t xml:space="preserve"> </w:t>
-      </w:r>
-      <w:r>
-        <w:t xml:space="preserve">insulin on board net of scheduled basal, so a temp basal contributes only the</w:t>
-      </w:r>
-      <w:r>
-        <w:t xml:space="preserve"> </w:t>
-      </w:r>
-      <w:r>
-        <w:t xml:space="preserve">difference between what it delivered and what the profile would have delivered</w:t>
-      </w:r>
-      <w:r>
-        <w:t xml:space="preserve"> </w:t>
-      </w:r>
-      <w:r>
-        <w:t xml:space="preserve">anyway. Rebuilding that needs the basal profile, which is not in any settings</w:t>
-      </w:r>
-      <w:r>
-        <w:t xml:space="preserve"> </w:t>
-      </w:r>
-      <w:r>
-        <w:t xml:space="preserve">file, but is recoverable: every temp basal record carries the rate it suppressed.</w:t>
-      </w:r>
-      <w:r>
-        <w:t xml:space="preserve"> </w:t>
-      </w:r>
-      <w:r>
-        <w:t xml:space="preserve">Six and a half gigabytes of raw text collapses to 1.6 million rate changes and</w:t>
-      </w:r>
-      <w:r>
-        <w:t xml:space="preserve"> </w:t>
-      </w:r>
-      <w:r>
-        <w:t xml:space="preserve">gives 842 people’s basal schedules.</w:t>
+        <w:t xml:space="preserve">Getting there needed something the archives don’t obviously contain. Loop counts</w:t>
+      </w:r>
+      <w:r>
+        <w:t xml:space="preserve"> </w:t>
+      </w:r>
+      <w:r>
+        <w:t xml:space="preserve">insulin on board net of your scheduled basal, so a temp basal only contributes</w:t>
+      </w:r>
+      <w:r>
+        <w:t xml:space="preserve"> </w:t>
+      </w:r>
+      <w:r>
+        <w:t xml:space="preserve">the difference between what it gave and what your profile would have given</w:t>
+      </w:r>
+      <w:r>
+        <w:t xml:space="preserve"> </w:t>
+      </w:r>
+      <w:r>
+        <w:t xml:space="preserve">anyway. Rebuilding that needs the basal profile, which isn’t in any settings file</w:t>
+      </w:r>
+      <w:r>
+        <w:t xml:space="preserve"> </w:t>
+      </w:r>
+      <w:r>
+        <w:t xml:space="preserve">in the archive. It turns out to be recoverable: every temp basal record carries</w:t>
+      </w:r>
+      <w:r>
+        <w:t xml:space="preserve"> </w:t>
+      </w:r>
+      <w:r>
+        <w:t xml:space="preserve">the rate it was overriding. Six and a half gigabytes of raw text boils down to</w:t>
+      </w:r>
+      <w:r>
+        <w:t xml:space="preserve"> </w:t>
+      </w:r>
+      <w:r>
+        <w:t xml:space="preserve">1.6 million rate changes, and gives basal schedules for 842 people.</w:t>
       </w:r>
     </w:p>
     <w:p>
@@ -1264,42 +1189,42 @@
         <w:pStyle w:val="BodyText"/>
       </w:pPr>
       <w:r>
-        <w:t xml:space="preserve">I should be straight about the limit of that check. Every candidate insulin model</w:t>
-      </w:r>
-      <w:r>
-        <w:t xml:space="preserve"> </w:t>
-      </w:r>
-      <w:r>
-        <w:t xml:space="preserve">shows a small positive level bias, so the fastest-decaying one wins by absorbing</w:t>
-      </w:r>
-      <w:r>
-        <w:t xml:space="preserve"> </w:t>
-      </w:r>
-      <w:r>
-        <w:t xml:space="preserve">it, and which model each person was running is therefore only weakly identified.</w:t>
-      </w:r>
-      <w:r>
-        <w:t xml:space="preserve"> </w:t>
-      </w:r>
-      <w:r>
-        <w:t xml:space="preserve">The correlation is the finding; the model choice is not, and nothing downstream</w:t>
-      </w:r>
-      <w:r>
-        <w:t xml:space="preserve"> </w:t>
-      </w:r>
-      <w:r>
-        <w:t xml:space="preserve">depends on it.</w:t>
+        <w:t xml:space="preserve">I’ll be straight about the limit of that check. Every candidate insulin model</w:t>
+      </w:r>
+      <w:r>
+        <w:t xml:space="preserve"> </w:t>
+      </w:r>
+      <w:r>
+        <w:t xml:space="preserve">comes out with a small positive bias, so the fastest-decaying one wins by</w:t>
+      </w:r>
+      <w:r>
+        <w:t xml:space="preserve"> </w:t>
+      </w:r>
+      <w:r>
+        <w:t xml:space="preserve">soaking it up, which means I can’t really say which model each person was</w:t>
+      </w:r>
+      <w:r>
+        <w:t xml:space="preserve"> </w:t>
+      </w:r>
+      <w:r>
+        <w:t xml:space="preserve">running. The correlation is the finding. The model choice isn’t, and nothing</w:t>
+      </w:r>
+      <w:r>
+        <w:t xml:space="preserve"> </w:t>
+      </w:r>
+      <w:r>
+        <w:t xml:space="preserve">downstream leans on it.</w:t>
       </w:r>
     </w:p>
     <w:bookmarkEnd w:id="12"/>
     <w:bookmarkEnd w:id="13"/>
-    <w:bookmarkStart w:id="17" w:name="what-people-had-entered"/>
+    <w:bookmarkStart w:id="17" w:name="what-people-had-actually-entered"/>
     <w:p>
       <w:pPr>
         <w:pStyle w:val="Heading2"/>
       </w:pPr>
       <w:r>
-        <w:t xml:space="preserve">What people had entered</w:t>
+        <w:t xml:space="preserve">What people had actually entered</w:t>
       </w:r>
     </w:p>
     <w:p>
@@ -1307,19 +1232,19 @@
         <w:pStyle w:val="FirstParagraph"/>
       </w:pPr>
       <w:r>
-        <w:t xml:space="preserve">The narrowest question first, and the cleanest. Of the 596 people with a</w:t>
-      </w:r>
-      <w:r>
-        <w:t xml:space="preserve"> </w:t>
-      </w:r>
-      <w:r>
-        <w:t xml:space="preserve">recorded sensitivity factor, 581 also have thirty or more complete days of pump</w:t>
-      </w:r>
-      <w:r>
-        <w:t xml:space="preserve"> </w:t>
-      </w:r>
-      <w:r>
-        <w:t xml:space="preserve">record to take a daily dose from.</w:t>
+        <w:t xml:space="preserve">The narrowest question first, and the cleanest one. Of the 596 people with a</w:t>
+      </w:r>
+      <w:r>
+        <w:t xml:space="preserve"> </w:t>
+      </w:r>
+      <w:r>
+        <w:t xml:space="preserve">sensitivity factor on record, 581 also have thirty or more complete days of pump</w:t>
+      </w:r>
+      <w:r>
+        <w:t xml:space="preserve"> </w:t>
+      </w:r>
+      <w:r>
+        <w:t xml:space="preserve">data to take a daily dose from.</w:t>
       </w:r>
     </w:p>
     <w:p>
@@ -1327,7 +1252,13 @@
         <w:pStyle w:val="BodyText"/>
       </w:pPr>
       <w:r>
-        <w:t xml:space="preserve">Their entered settings scale with dose at a log-log slope of</w:t>
+        <w:t xml:space="preserve">Their settings track dose almost exactly as the 1800 rule says they should. The</w:t>
+      </w:r>
+      <w:r>
+        <w:t xml:space="preserve"> </w:t>
+      </w:r>
+      <w:r>
+        <w:t xml:space="preserve">slope is</w:t>
       </w:r>
       <w:r>
         <w:t xml:space="preserve"> </w:t>
@@ -1340,25 +1271,25 @@
         <w:t xml:space="preserve">-0.979</w:t>
       </w:r>
       <w:r>
-        <w:t xml:space="preserve">, with a</w:t>
-      </w:r>
-      <w:r>
-        <w:t xml:space="preserve"> </w:t>
-      </w:r>
-      <w:r>
-        <w:t xml:space="preserve">95% interval from -1.030 to -0.934. Sensitivity times daily dose has a median of</w:t>
-      </w:r>
-      <w:r>
-        <w:t xml:space="preserve"> </w:t>
-      </w:r>
-      <w:r>
-        <w:t xml:space="preserve">2067 against the 2139 that v1 implies at a normal target. The Spearman</w:t>
-      </w:r>
-      <w:r>
-        <w:t xml:space="preserve"> </w:t>
-      </w:r>
-      <w:r>
-        <w:t xml:space="preserve">correlation between that product and dose is</w:t>
+        <w:t xml:space="preserve">, with a 95% interval from -1.030 to -0.934. Multiply each</w:t>
+      </w:r>
+      <w:r>
+        <w:t xml:space="preserve"> </w:t>
+      </w:r>
+      <w:r>
+        <w:t xml:space="preserve">person’s sensitivity by their daily dose and the median comes to 2067, against</w:t>
+      </w:r>
+      <w:r>
+        <w:t xml:space="preserve"> </w:t>
+      </w:r>
+      <w:r>
+        <w:t xml:space="preserve">the 2139 that v1 works out to at a normal target. If the rule holds, that product</w:t>
+      </w:r>
+      <w:r>
+        <w:t xml:space="preserve"> </w:t>
+      </w:r>
+      <w:r>
+        <w:t xml:space="preserve">shouldn’t drift with dose, and it doesn’t: the correlation between them is</w:t>
       </w:r>
       <w:r>
         <w:t xml:space="preserve"> </w:t>
@@ -1371,13 +1302,7 @@
         <w:t xml:space="preserve">+0.024</w:t>
       </w:r>
       <w:r>
-        <w:t xml:space="preserve">, which is what a rule</w:t>
-      </w:r>
-      <w:r>
-        <w:t xml:space="preserve"> </w:t>
-      </w:r>
-      <w:r>
-        <w:t xml:space="preserve">holding looks like. Run the same test on v2’s squared law and it comes out at</w:t>
+        <w:t xml:space="preserve">. Do the same for the squared law and you get</w:t>
       </w:r>
       <w:r>
         <w:t xml:space="preserve"> </w:t>
@@ -1390,13 +1315,13 @@
         <w:t xml:space="preserve">+0.859</w:t>
       </w:r>
       <w:r>
-        <w:t xml:space="preserve">, which is what a rule failing looks like, consistently, across the</w:t>
-      </w:r>
-      <w:r>
-        <w:t xml:space="preserve"> </w:t>
-      </w:r>
-      <w:r>
-        <w:t xml:space="preserve">whole range.</w:t>
+        <w:t xml:space="preserve">, which is what</w:t>
+      </w:r>
+      <w:r>
+        <w:t xml:space="preserve"> </w:t>
+      </w:r>
+      <w:r>
+        <w:t xml:space="preserve">it looks like when a rule doesn’t hold, consistently, right across the range.</w:t>
       </w:r>
     </w:p>
     <w:p>
@@ -1459,43 +1384,31 @@
         <w:pStyle w:val="BodyText"/>
       </w:pPr>
       <w:r>
-        <w:t xml:space="preserve">This needs a caveat stated plainly rather than buried, because it is close to</w:t>
-      </w:r>
-      <w:r>
-        <w:t xml:space="preserve"> </w:t>
-      </w:r>
-      <w:r>
-        <w:t xml:space="preserve">circular. An entered sensitivity factor is a decision, not a measurement. People</w:t>
-      </w:r>
-      <w:r>
-        <w:t xml:space="preserve"> </w:t>
-      </w:r>
-      <w:r>
-        <w:t xml:space="preserve">and their clinics reach it partly through the 1800 rule, which is the same rule</w:t>
-      </w:r>
-      <w:r>
-        <w:t xml:space="preserve"> </w:t>
-      </w:r>
-      <w:r>
-        <w:t xml:space="preserve">v1’s exponent came from. Finding that entered settings sit on 1800 over dose is</w:t>
-      </w:r>
-      <w:r>
-        <w:t xml:space="preserve"> </w:t>
-      </w:r>
-      <w:r>
-        <w:t xml:space="preserve">therefore partly a finding about the rule’s grip on practice. What it is not is</w:t>
-      </w:r>
-      <w:r>
-        <w:t xml:space="preserve"> </w:t>
-      </w:r>
-      <w:r>
-        <w:t xml:space="preserve">circular in the other direction: nothing in clinical practice pushes people</w:t>
-      </w:r>
-      <w:r>
-        <w:t xml:space="preserve"> </w:t>
-      </w:r>
-      <w:r>
-        <w:t xml:space="preserve">towards a squared law, and nothing in the data looks like one.</w:t>
+        <w:t xml:space="preserve">This needs a caveat said out loud rather than tucked away, because it’s close to</w:t>
+      </w:r>
+      <w:r>
+        <w:t xml:space="preserve"> </w:t>
+      </w:r>
+      <w:r>
+        <w:t xml:space="preserve">circular. What you’ve entered isn’t a measurement, it’s a decision, and you and</w:t>
+      </w:r>
+      <w:r>
+        <w:t xml:space="preserve"> </w:t>
+      </w:r>
+      <w:r>
+        <w:t xml:space="preserve">your team probably arrived at it through the 1800 rule in the first place. That’s</w:t>
+      </w:r>
+      <w:r>
+        <w:t xml:space="preserve"> </w:t>
+      </w:r>
+      <w:r>
+        <w:t xml:space="preserve">the same rule v1’s maths came from. So finding that people sit on 1800 over dose</w:t>
+      </w:r>
+      <w:r>
+        <w:t xml:space="preserve"> </w:t>
+      </w:r>
+      <w:r>
+        <w:t xml:space="preserve">is partly a finding about how much grip that rule has on practice.</w:t>
       </w:r>
     </w:p>
     <w:p>
@@ -1503,35 +1416,61 @@
         <w:pStyle w:val="BodyText"/>
       </w:pPr>
       <w:r>
-        <w:t xml:space="preserve">Two smaller results are worth keeping. Within a single age band the slope is</w:t>
-      </w:r>
-      <w:r>
-        <w:t xml:space="preserve"> </w:t>
-      </w:r>
-      <w:r>
-        <w:t xml:space="preserve">shallower, between -0.68 and -1.10, so some of the tidy -0.98 comes from pooling</w:t>
-      </w:r>
-      <w:r>
-        <w:t xml:space="preserve"> </w:t>
-      </w:r>
-      <w:r>
-        <w:t xml:space="preserve">small children with adults. And carb ratios scale at -0.63 with a median product</w:t>
-      </w:r>
-      <w:r>
-        <w:t xml:space="preserve"> </w:t>
-      </w:r>
-      <w:r>
-        <w:t xml:space="preserve">of 411, so the 500 rule is a looser fit to practice than the 1800 rule is.</w:t>
+        <w:t xml:space="preserve">It isn’t circular in the other direction, though. Nothing in clinical practice</w:t>
+      </w:r>
+      <w:r>
+        <w:t xml:space="preserve"> </w:t>
+      </w:r>
+      <w:r>
+        <w:t xml:space="preserve">nudges anyone towards a squared law, and nothing in what people run looks like</w:t>
+      </w:r>
+      <w:r>
+        <w:t xml:space="preserve"> </w:t>
+      </w:r>
+      <w:r>
+        <w:t xml:space="preserve">one.</w:t>
+      </w:r>
+    </w:p>
+    <w:p>
+      <w:pPr>
+        <w:pStyle w:val="BodyText"/>
+      </w:pPr>
+      <w:r>
+        <w:t xml:space="preserve">Two smaller things worth keeping. Within a single age band the slope is</w:t>
+      </w:r>
+      <w:r>
+        <w:t xml:space="preserve"> </w:t>
+      </w:r>
+      <w:r>
+        <w:t xml:space="preserve">shallower, somewhere between -0.68 and -1.10, so a chunk of that tidy -0.98 comes</w:t>
+      </w:r>
+      <w:r>
+        <w:t xml:space="preserve"> </w:t>
+      </w:r>
+      <w:r>
+        <w:t xml:space="preserve">from pooling toddlers with adults. And carb ratios track dose at -0.63 with a</w:t>
+      </w:r>
+      <w:r>
+        <w:t xml:space="preserve"> </w:t>
+      </w:r>
+      <w:r>
+        <w:t xml:space="preserve">median product of 411, so the 500 rule is a looser fit to practice than the 1800</w:t>
+      </w:r>
+      <w:r>
+        <w:t xml:space="preserve"> </w:t>
+      </w:r>
+      <w:r>
+        <w:t xml:space="preserve">rule is.</w:t>
       </w:r>
     </w:p>
     <w:bookmarkEnd w:id="17"/>
-    <w:bookmarkStart w:id="26" w:name="X6fe54903a5df49ce0cb9aaa10e45e16932e6606"/>
+    <w:bookmarkStart w:id="26" w:name="what-the-glucose-actually-did"/>
     <w:p>
       <w:pPr>
         <w:pStyle w:val="Heading2"/>
       </w:pPr>
       <w:r>
-        <w:t xml:space="preserve">What the glucose response says about dose</w:t>
+        <w:t xml:space="preserve">What the glucose actually did</w:t>
       </w:r>
     </w:p>
     <w:p>
@@ -1539,13 +1478,7 @@
         <w:pStyle w:val="FirstParagraph"/>
       </w:pPr>
       <w:r>
-        <w:t xml:space="preserve">Now the harder question: not what people entered, but what a unit of insulin</w:t>
-      </w:r>
-      <w:r>
-        <w:t xml:space="preserve"> </w:t>
-      </w:r>
-      <w:r>
-        <w:t xml:space="preserve">actually did.</w:t>
+        <w:t xml:space="preserve">Now the harder question. Not what people entered, but what a unit did.</w:t>
       </w:r>
     </w:p>
     <w:p>
@@ -1557,7 +1490,7 @@
           <wp:inline>
             <wp:extent cx="5334000" cy="2734491"/>
             <wp:effectExtent b="0" l="0" r="0" t="0"/>
-            <wp:docPr descr="Every exponent we measured" title="" id="19" name="Picture"/>
+            <wp:docPr descr="Every exponent I measured" title="" id="19" name="Picture"/>
             <a:graphic>
               <a:graphicData uri="http://schemas.openxmlformats.org/drawingml/2006/picture">
                 <pic:pic>
@@ -1600,7 +1533,7 @@
         <w:pStyle w:val="ImageCaption"/>
       </w:pPr>
       <w:r>
-        <w:t xml:space="preserve">Every exponent we measured</w:t>
+        <w:t xml:space="preserve">Every exponent I measured</w:t>
       </w:r>
     </w:p>
     <w:p>
@@ -1608,7 +1541,13 @@
         <w:pStyle w:val="BodyText"/>
       </w:pPr>
       <w:r>
-        <w:t xml:space="preserve">Between people, using only insulin that was already committed, the exponent is</w:t>
+        <w:t xml:space="preserve">Comparing between people, using only the insulin that was already committed, the</w:t>
+      </w:r>
+      <w:r>
+        <w:t xml:space="preserve"> </w:t>
+      </w:r>
+      <w:r>
+        <w:t xml:space="preserve">slope is</w:t>
       </w:r>
       <w:r>
         <w:t xml:space="preserve"> </w:t>
@@ -1621,16 +1560,25 @@
         <w:t xml:space="preserve">-0.83</w:t>
       </w:r>
       <w:r>
-        <w:t xml:space="preserve"> </w:t>
-      </w:r>
-      <w:r>
-        <w:t xml:space="preserve">with a 95% interval of -1.23 to -0.36. Fitting the power law directly</w:t>
-      </w:r>
-      <w:r>
-        <w:t xml:space="preserve"> </w:t>
-      </w:r>
-      <w:r>
-        <w:t xml:space="preserve">across everyone, including those whose estimate came out negative, gives -0.75.</w:t>
+        <w:t xml:space="preserve">, with a 95% interval of -1.23 to -0.36. Taking logs means</w:t>
+      </w:r>
+      <w:r>
+        <w:t xml:space="preserve"> </w:t>
+      </w:r>
+      <w:r>
+        <w:t xml:space="preserve">dropping anyone whose estimate came out negative, and those aren’t a random</w:t>
+      </w:r>
+      <w:r>
+        <w:t xml:space="preserve"> </w:t>
+      </w:r>
+      <w:r>
+        <w:t xml:space="preserve">subset, so I also fitted the power law directly on the natural scale where</w:t>
+      </w:r>
+      <w:r>
+        <w:t xml:space="preserve"> </w:t>
+      </w:r>
+      <w:r>
+        <w:t xml:space="preserve">everybody survives. That gives -0.75, which is close enough to be reassuring.</w:t>
       </w:r>
     </w:p>
     <w:p>
@@ -1638,7 +1586,7 @@
         <w:pStyle w:val="BodyText"/>
       </w:pPr>
       <w:r>
-        <w:t xml:space="preserve">Within a single person the exponent is</w:t>
+        <w:t xml:space="preserve">Within a single person it’s</w:t>
       </w:r>
       <w:r>
         <w:t xml:space="preserve"> </w:t>
@@ -1651,37 +1599,37 @@
         <w:t xml:space="preserve">-0.645</w:t>
       </w:r>
       <w:r>
-        <w:t xml:space="preserve">, with a standard error of</w:t>
-      </w:r>
-      <w:r>
-        <w:t xml:space="preserve"> </w:t>
-      </w:r>
-      <w:r>
-        <w:t xml:space="preserve">0.033, from pooling 1,313 people. 73% of them share the sign. This is the version</w:t>
-      </w:r>
-      <w:r>
-        <w:t xml:space="preserve"> </w:t>
-      </w:r>
-      <w:r>
-        <w:t xml:space="preserve">that has never been tested and the version that matters most, because a law</w:t>
-      </w:r>
-      <w:r>
-        <w:t xml:space="preserve"> </w:t>
-      </w:r>
-      <w:r>
-        <w:t xml:space="preserve">holding across a population does not have to hold inside one person, and it is</w:t>
-      </w:r>
-      <w:r>
-        <w:t xml:space="preserve"> </w:t>
-      </w:r>
-      <w:r>
-        <w:t xml:space="preserve">inside one person that these equations run, several times an hour, off a dose</w:t>
-      </w:r>
-      <w:r>
-        <w:t xml:space="preserve"> </w:t>
-      </w:r>
-      <w:r>
-        <w:t xml:space="preserve">figure blended from the last few hours and days.</w:t>
+        <w:t xml:space="preserve">, with a standard error of 0.033, pooled</w:t>
+      </w:r>
+      <w:r>
+        <w:t xml:space="preserve"> </w:t>
+      </w:r>
+      <w:r>
+        <w:t xml:space="preserve">across 1,313 of them, and about three quarters share the direction. This is the version that’s never been</w:t>
+      </w:r>
+      <w:r>
+        <w:t xml:space="preserve"> </w:t>
+      </w:r>
+      <w:r>
+        <w:t xml:space="preserve">tested, and it’s the one that matters most in practice. A pattern that holds</w:t>
+      </w:r>
+      <w:r>
+        <w:t xml:space="preserve"> </w:t>
+      </w:r>
+      <w:r>
+        <w:t xml:space="preserve">across a population doesn’t have to hold inside one person, and it’s inside one</w:t>
+      </w:r>
+      <w:r>
+        <w:t xml:space="preserve"> </w:t>
+      </w:r>
+      <w:r>
+        <w:t xml:space="preserve">person that these equations run, several times an hour, off a dose figure blended</w:t>
+      </w:r>
+      <w:r>
+        <w:t xml:space="preserve"> </w:t>
+      </w:r>
+      <w:r>
+        <w:t xml:space="preserve">from your last few hours and days.</w:t>
       </w:r>
     </w:p>
     <w:p>
@@ -1689,16 +1637,16 @@
         <w:pStyle w:val="BodyText"/>
       </w:pPr>
       <w:r>
-        <w:t xml:space="preserve">Both numbers sit between the square root and v1, and neither is near v2.</w:t>
-      </w:r>
-    </w:p>
-    <w:bookmarkStart w:id="21" w:name="a-second-opinion-that-assumes-no-shape"/>
+        <w:t xml:space="preserve">Both sit between the square root and v1. Neither is close to v2.</w:t>
+      </w:r>
+    </w:p>
+    <w:bookmarkStart w:id="21" w:name="a-second-opinion-that-assumes-nothing"/>
     <w:p>
       <w:pPr>
         <w:pStyle w:val="Heading3"/>
       </w:pPr>
       <w:r>
-        <w:t xml:space="preserve">A second opinion that assumes no shape</w:t>
+        <w:t xml:space="preserve">A second opinion that assumes nothing</w:t>
       </w:r>
     </w:p>
     <w:p>
@@ -1706,31 +1654,31 @@
         <w:pStyle w:val="FirstParagraph"/>
       </w:pPr>
       <w:r>
-        <w:t xml:space="preserve">Every figure above comes from fitting a shape and reading off its parameter,</w:t>
-      </w:r>
-      <w:r>
-        <w:t xml:space="preserve"> </w:t>
-      </w:r>
-      <w:r>
-        <w:t xml:space="preserve">which makes the answer only as good as the shape assumed. A gradient boosted</w:t>
-      </w:r>
-      <w:r>
-        <w:t xml:space="preserve"> </w:t>
-      </w:r>
-      <w:r>
-        <w:t xml:space="preserve">model assumes none. Given 687,067 windows from 1,660 people it is free to find</w:t>
-      </w:r>
-      <w:r>
-        <w:t xml:space="preserve"> </w:t>
-      </w:r>
-      <w:r>
-        <w:t xml:space="preserve">that sensitivity falls with dose, rises with it, moves in steps, or does not</w:t>
-      </w:r>
-      <w:r>
-        <w:t xml:space="preserve"> </w:t>
-      </w:r>
-      <w:r>
-        <w:t xml:space="preserve">depend on dose at all.</w:t>
+        <w:t xml:space="preserve">Everything above comes from fitting a shape and reading off a number, which makes</w:t>
+      </w:r>
+      <w:r>
+        <w:t xml:space="preserve"> </w:t>
+      </w:r>
+      <w:r>
+        <w:t xml:space="preserve">the answer only as good as the shape I picked. So I gave the whole thing to a</w:t>
+      </w:r>
+      <w:r>
+        <w:t xml:space="preserve"> </w:t>
+      </w:r>
+      <w:r>
+        <w:t xml:space="preserve">gradient boosted model instead, which assumes nothing. With 687,067 windows from</w:t>
+      </w:r>
+      <w:r>
+        <w:t xml:space="preserve"> </w:t>
+      </w:r>
+      <w:r>
+        <w:t xml:space="preserve">1,660 people it’s free to decide sensitivity falls with dose, rises with it,</w:t>
+      </w:r>
+      <w:r>
+        <w:t xml:space="preserve"> </w:t>
+      </w:r>
+      <w:r>
+        <w:t xml:space="preserve">moves in steps, or doesn’t depend on dose at all.</w:t>
       </w:r>
     </w:p>
     <w:p>
@@ -1738,31 +1686,31 @@
         <w:pStyle w:val="BodyText"/>
       </w:pPr>
       <w:r>
-        <w:t xml:space="preserve">What has to be read from it is the interaction between insulin action and daily</w:t>
-      </w:r>
-      <w:r>
-        <w:t xml:space="preserve"> </w:t>
-      </w:r>
-      <w:r>
-        <w:t xml:space="preserve">dose, not the importance of dose on its own. Dose has a large effect on how far</w:t>
-      </w:r>
-      <w:r>
-        <w:t xml:space="preserve"> </w:t>
-      </w:r>
-      <w:r>
-        <w:t xml:space="preserve">glucose falls overnight that has nothing to do with sensitivity, because people</w:t>
-      </w:r>
-      <w:r>
-        <w:t xml:space="preserve"> </w:t>
-      </w:r>
-      <w:r>
-        <w:t xml:space="preserve">on more insulin are different people. Sensitivity is the multiplier on insulin,</w:t>
-      </w:r>
-      <w:r>
-        <w:t xml:space="preserve"> </w:t>
-      </w:r>
-      <w:r>
-        <w:t xml:space="preserve">so the interaction is where it lives.</w:t>
+        <w:t xml:space="preserve">The thing to read off it is how insulin action and daily dose interact, not how</w:t>
+      </w:r>
+      <w:r>
+        <w:t xml:space="preserve"> </w:t>
+      </w:r>
+      <w:r>
+        <w:t xml:space="preserve">important dose is on its own. Dose has a big effect on how far glucose falls</w:t>
+      </w:r>
+      <w:r>
+        <w:t xml:space="preserve"> </w:t>
+      </w:r>
+      <w:r>
+        <w:t xml:space="preserve">overnight that has nothing to do with sensitivity, because people on more insulin</w:t>
+      </w:r>
+      <w:r>
+        <w:t xml:space="preserve"> </w:t>
+      </w:r>
+      <w:r>
+        <w:t xml:space="preserve">are different people. Sensitivity is the multiplier on insulin, so that’s where</w:t>
+      </w:r>
+      <w:r>
+        <w:t xml:space="preserve"> </w:t>
+      </w:r>
+      <w:r>
+        <w:t xml:space="preserve">it lives.</w:t>
       </w:r>
     </w:p>
     <w:tbl>
@@ -1952,41 +1900,35 @@
         <w:pStyle w:val="BodyText"/>
       </w:pPr>
       <w:r>
-        <w:t xml:space="preserve">The profile falls monotonically, which is the relationship the equations assert,</w:t>
-      </w:r>
-      <w:r>
-        <w:t xml:space="preserve"> </w:t>
-      </w:r>
-      <w:r>
-        <w:t xml:space="preserve">found without being asked for. It flattens above about forty units a day, which</w:t>
-      </w:r>
-      <w:r>
-        <w:t xml:space="preserve"> </w:t>
-      </w:r>
-      <w:r>
-        <w:t xml:space="preserve">is the shape a shallow exponent makes and not the shape a steep one makes. I</w:t>
-      </w:r>
-      <w:r>
-        <w:t xml:space="preserve"> </w:t>
-      </w:r>
-      <w:r>
-        <w:t xml:space="preserve">would not read the magnitudes as sensitivity itself: they are shifts around the</w:t>
-      </w:r>
-      <w:r>
-        <w:t xml:space="preserve"> </w:t>
-      </w:r>
-      <w:r>
-        <w:t xml:space="preserve">model’s own baseline and they carry the same attenuation as everything else here.</w:t>
+        <w:t xml:space="preserve">It falls, steadily, without being asked to. And it flattens off above about forty</w:t>
+      </w:r>
+      <w:r>
+        <w:t xml:space="preserve"> </w:t>
+      </w:r>
+      <w:r>
+        <w:t xml:space="preserve">units a day, which is the shape a shallow relationship makes rather than a steep</w:t>
+      </w:r>
+      <w:r>
+        <w:t xml:space="preserve"> </w:t>
+      </w:r>
+      <w:r>
+        <w:t xml:space="preserve">one. I wouldn’t read the sizes as sensitivity itself; they’re shifts around the</w:t>
+      </w:r>
+      <w:r>
+        <w:t xml:space="preserve"> </w:t>
+      </w:r>
+      <w:r>
+        <w:t xml:space="preserve">model’s own baseline and they carry the same shrinkage as everything else here.</w:t>
       </w:r>
     </w:p>
     <w:bookmarkEnd w:id="21"/>
-    <w:bookmarkStart w:id="25" w:name="Xe4f1c8eba80e923e6f832fa1991eca43e27507d"/>
+    <w:bookmarkStart w:id="25" w:name="Xbe7b4a0fb092eb63cc84e6d53e0ea3974a36abb"/>
     <w:p>
       <w:pPr>
         <w:pStyle w:val="Heading3"/>
       </w:pPr>
       <w:r>
-        <w:t xml:space="preserve">The confound, and why one small cohort carries weight</w:t>
+        <w:t xml:space="preserve">Why one small group matters more than its size</w:t>
       </w:r>
     </w:p>
     <w:p>
@@ -1994,13 +1936,13 @@
         <w:pStyle w:val="FirstParagraph"/>
       </w:pPr>
       <w:r>
-        <w:t xml:space="preserve">There is a reason to distrust all of this, and it is worth showing rather than</w:t>
-      </w:r>
-      <w:r>
-        <w:t xml:space="preserve"> </w:t>
-      </w:r>
-      <w:r>
-        <w:t xml:space="preserve">arguing about.</w:t>
+        <w:t xml:space="preserve">There’s a reason to be suspicious of all of this, and it’s better shown than</w:t>
+      </w:r>
+      <w:r>
+        <w:t xml:space="preserve"> </w:t>
+      </w:r>
+      <w:r>
+        <w:t xml:space="preserve">argued.</w:t>
       </w:r>
     </w:p>
     <w:p>
@@ -2008,31 +1950,31 @@
         <w:pStyle w:val="BodyText"/>
       </w:pPr>
       <w:r>
-        <w:t xml:space="preserve">Under a controller, insulin is close to a function of recent glucose. More</w:t>
-      </w:r>
-      <w:r>
-        <w:t xml:space="preserve"> </w:t>
-      </w:r>
-      <w:r>
-        <w:t xml:space="preserve">insulin is given exactly when glucose is refusing to come down. Regress the fall</w:t>
-      </w:r>
-      <w:r>
-        <w:t xml:space="preserve"> </w:t>
-      </w:r>
-      <w:r>
-        <w:t xml:space="preserve">on all the insulin that acted and the slope goes negative, which would mean</w:t>
-      </w:r>
-      <w:r>
-        <w:t xml:space="preserve"> </w:t>
-      </w:r>
-      <w:r>
-        <w:t xml:space="preserve">insulin raises glucose. It does not; the estimate is measuring the controller’s</w:t>
-      </w:r>
-      <w:r>
-        <w:t xml:space="preserve"> </w:t>
-      </w:r>
-      <w:r>
-        <w:t xml:space="preserve">policy rather than the person’s physiology.</w:t>
+        <w:t xml:space="preserve">If a system is running, insulin is close to a function of your recent glucose.</w:t>
+      </w:r>
+      <w:r>
+        <w:t xml:space="preserve"> </w:t>
+      </w:r>
+      <w:r>
+        <w:t xml:space="preserve">You get more of it precisely when glucose isn’t coming down. Regress the fall on</w:t>
+      </w:r>
+      <w:r>
+        <w:t xml:space="preserve"> </w:t>
+      </w:r>
+      <w:r>
+        <w:t xml:space="preserve">all the insulin that acted and the answer goes negative, which would mean insulin</w:t>
+      </w:r>
+      <w:r>
+        <w:t xml:space="preserve"> </w:t>
+      </w:r>
+      <w:r>
+        <w:t xml:space="preserve">puts glucose up. It doesn’t. What you’ve measured is the algorithm’s policy, not</w:t>
+      </w:r>
+      <w:r>
+        <w:t xml:space="preserve"> </w:t>
+      </w:r>
+      <w:r>
+        <w:t xml:space="preserve">anybody’s physiology.</w:t>
       </w:r>
     </w:p>
     <w:p>
@@ -2095,37 +2037,37 @@
         <w:pStyle w:val="BodyText"/>
       </w:pPr>
       <w:r>
-        <w:t xml:space="preserve">Reading across the cohorts, the share of people whose sensitivity comes out</w:t>
-      </w:r>
-      <w:r>
-        <w:t xml:space="preserve"> </w:t>
-      </w:r>
-      <w:r>
-        <w:t xml:space="preserve">positive collapses from 78% to 8% as the controller gets more reactive, and</w:t>
-      </w:r>
-      <w:r>
-        <w:t xml:space="preserve"> </w:t>
-      </w:r>
-      <w:r>
-        <w:t xml:space="preserve">recovers when only predetermined insulin is used. REPLACE-BG is the exception in</w:t>
-      </w:r>
-      <w:r>
-        <w:t xml:space="preserve"> </w:t>
-      </w:r>
-      <w:r>
-        <w:t xml:space="preserve">the way the design predicts: it is the only cohort where including all the</w:t>
-      </w:r>
-      <w:r>
-        <w:t xml:space="preserve"> </w:t>
-      </w:r>
-      <w:r>
-        <w:t xml:space="preserve">insulin makes the estimate better rather than worse, because in 2015 there was no</w:t>
-      </w:r>
-      <w:r>
-        <w:t xml:space="preserve"> </w:t>
-      </w:r>
-      <w:r>
-        <w:t xml:space="preserve">algorithm choosing it.</w:t>
+        <w:t xml:space="preserve">Read across those groups and the share of people whose sensitivity comes out</w:t>
+      </w:r>
+      <w:r>
+        <w:t xml:space="preserve"> </w:t>
+      </w:r>
+      <w:r>
+        <w:t xml:space="preserve">positive collapses from 78% to 8% as the system gets more reactive, then recovers</w:t>
+      </w:r>
+      <w:r>
+        <w:t xml:space="preserve"> </w:t>
+      </w:r>
+      <w:r>
+        <w:t xml:space="preserve">once I use only the insulin that was already committed. REPLACE-BG behaves the</w:t>
+      </w:r>
+      <w:r>
+        <w:t xml:space="preserve"> </w:t>
+      </w:r>
+      <w:r>
+        <w:t xml:space="preserve">way the design predicts: it’s the only group where counting all the insulin makes</w:t>
+      </w:r>
+      <w:r>
+        <w:t xml:space="preserve"> </w:t>
+      </w:r>
+      <w:r>
+        <w:t xml:space="preserve">the answer better rather than worse, because in 2015 there was no algorithm</w:t>
+      </w:r>
+      <w:r>
+        <w:t xml:space="preserve"> </w:t>
+      </w:r>
+      <w:r>
+        <w:t xml:space="preserve">choosing it.</w:t>
       </w:r>
     </w:p>
     <w:p>
@@ -2133,19 +2075,19 @@
         <w:pStyle w:val="BodyText"/>
       </w:pPr>
       <w:r>
-        <w:t xml:space="preserve">That is why a 196-person cohort from a decade ago carries weight out of</w:t>
-      </w:r>
-      <w:r>
-        <w:t xml:space="preserve"> </w:t>
-      </w:r>
-      <w:r>
-        <w:t xml:space="preserve">proportion to its size, and why it is reported separately everywhere. Its own</w:t>
-      </w:r>
-      <w:r>
-        <w:t xml:space="preserve"> </w:t>
-      </w:r>
-      <w:r>
-        <w:t xml:space="preserve">within-person exponent is</w:t>
+        <w:t xml:space="preserve">That’s why 196 people from a decade ago carry more weight than their number</w:t>
+      </w:r>
+      <w:r>
+        <w:t xml:space="preserve"> </w:t>
+      </w:r>
+      <w:r>
+        <w:t xml:space="preserve">suggests, and why I report them separately throughout. Their own within-person</w:t>
+      </w:r>
+      <w:r>
+        <w:t xml:space="preserve"> </w:t>
+      </w:r>
+      <w:r>
+        <w:t xml:space="preserve">slope is</w:t>
       </w:r>
       <w:r>
         <w:t xml:space="preserve"> </w:t>
@@ -2158,24 +2100,24 @@
         <w:t xml:space="preserve">-1.38</w:t>
       </w:r>
       <w:r>
-        <w:t xml:space="preserve">, steeper than the pooled figure and the</w:t>
-      </w:r>
-      <w:r>
-        <w:t xml:space="preserve"> </w:t>
-      </w:r>
-      <w:r>
-        <w:t xml:space="preserve">closest any cohort comes to v1. It does not come close to v2 either.</w:t>
+        <w:t xml:space="preserve">, steeper than the pooled figure and the closest anything here</w:t>
+      </w:r>
+      <w:r>
+        <w:t xml:space="preserve"> </w:t>
+      </w:r>
+      <w:r>
+        <w:t xml:space="preserve">gets to v1. It isn’t close to v2 either.</w:t>
       </w:r>
     </w:p>
     <w:bookmarkEnd w:id="25"/>
     <w:bookmarkEnd w:id="26"/>
-    <w:bookmarkStart w:id="30" w:name="does-sensitivity-change-with-glucose"/>
+    <w:bookmarkStart w:id="30" w:name="X091cf9f29ac082ef54cf9f26409af00d526e4a8"/>
     <w:p>
       <w:pPr>
         <w:pStyle w:val="Heading2"/>
       </w:pPr>
       <w:r>
-        <w:t xml:space="preserve">Does sensitivity change with glucose?</w:t>
+        <w:t xml:space="preserve">Does sensitivity change with where your glucose is?</w:t>
       </w:r>
     </w:p>
     <w:p>
@@ -2183,13 +2125,13 @@
         <w:pStyle w:val="FirstParagraph"/>
       </w:pPr>
       <w:r>
-        <w:t xml:space="preserve">Both equations say it does, through a logarithmic term that makes a unit of</w:t>
-      </w:r>
-      <w:r>
-        <w:t xml:space="preserve"> </w:t>
-      </w:r>
-      <w:r>
-        <w:t xml:space="preserve">insulin do less when glucose is high.</w:t>
+        <w:t xml:space="preserve">Both equations say it does, through a term that makes a unit do less when you’re</w:t>
+      </w:r>
+      <w:r>
+        <w:t xml:space="preserve"> </w:t>
+      </w:r>
+      <w:r>
+        <w:t xml:space="preserve">running high.</w:t>
       </w:r>
     </w:p>
     <w:p>
@@ -2197,55 +2139,55 @@
         <w:pStyle w:val="BodyText"/>
       </w:pPr>
       <w:r>
-        <w:t xml:space="preserve">Testing that has a trap in it. High glucose falls further than low glucose</w:t>
-      </w:r>
-      <w:r>
-        <w:t xml:space="preserve"> </w:t>
-      </w:r>
-      <w:r>
-        <w:t xml:space="preserve">whatever insulin is doing, through mass action, renal clearance and simple</w:t>
-      </w:r>
-      <w:r>
-        <w:t xml:space="preserve"> </w:t>
-      </w:r>
-      <w:r>
-        <w:t xml:space="preserve">regression to the mean, and near target the body actively defends against a</w:t>
-      </w:r>
-      <w:r>
-        <w:t xml:space="preserve"> </w:t>
-      </w:r>
-      <w:r>
-        <w:t xml:space="preserve">further fall. So a model that lets glucose explain the size of the fall, and then</w:t>
-      </w:r>
-      <w:r>
-        <w:t xml:space="preserve"> </w:t>
-      </w:r>
-      <w:r>
-        <w:t xml:space="preserve">asks whether the fall per unit of insulin also depends on glucose, will answer</w:t>
-      </w:r>
-      <w:r>
-        <w:t xml:space="preserve"> </w:t>
-      </w:r>
-      <w:r>
-        <w:t xml:space="preserve">the first question and report it as the second. Every fit here therefore carries</w:t>
-      </w:r>
-      <w:r>
-        <w:t xml:space="preserve"> </w:t>
-      </w:r>
-      <w:r>
-        <w:t xml:space="preserve">an additive glucose term, and what carries the claim is the interaction between</w:t>
-      </w:r>
-      <w:r>
-        <w:t xml:space="preserve"> </w:t>
-      </w:r>
-      <w:r>
-        <w:t xml:space="preserve">insulin action and glucose, which is the only thing that means sensitivity itself</w:t>
-      </w:r>
-      <w:r>
-        <w:t xml:space="preserve"> </w:t>
-      </w:r>
-      <w:r>
-        <w:t xml:space="preserve">moved.</w:t>
+        <w:t xml:space="preserve">There’s a trap in testing that. High glucose falls further than low glucose</w:t>
+      </w:r>
+      <w:r>
+        <w:t xml:space="preserve"> </w:t>
+      </w:r>
+      <w:r>
+        <w:t xml:space="preserve">whatever insulin is doing, through mass action, through what the kidneys clear,</w:t>
+      </w:r>
+      <w:r>
+        <w:t xml:space="preserve"> </w:t>
+      </w:r>
+      <w:r>
+        <w:t xml:space="preserve">and through plain regression to the mean. Near target your body actively pushes</w:t>
+      </w:r>
+      <w:r>
+        <w:t xml:space="preserve"> </w:t>
+      </w:r>
+      <w:r>
+        <w:t xml:space="preserve">back against a further fall. So if you let glucose explain the size of the drop,</w:t>
+      </w:r>
+      <w:r>
+        <w:t xml:space="preserve"> </w:t>
+      </w:r>
+      <w:r>
+        <w:t xml:space="preserve">and then ask whether the drop per unit also depends on glucose, you’ll answer the</w:t>
+      </w:r>
+      <w:r>
+        <w:t xml:space="preserve"> </w:t>
+      </w:r>
+      <w:r>
+        <w:t xml:space="preserve">first question and write it down as the second. Every fit here carries a glucose</w:t>
+      </w:r>
+      <w:r>
+        <w:t xml:space="preserve"> </w:t>
+      </w:r>
+      <w:r>
+        <w:t xml:space="preserve">term of its own for that reason, and what carries the claim is the interaction</w:t>
+      </w:r>
+      <w:r>
+        <w:t xml:space="preserve"> </w:t>
+      </w:r>
+      <w:r>
+        <w:t xml:space="preserve">between insulin and glucose, because that’s the only thing that means sensitivity</w:t>
+      </w:r>
+      <w:r>
+        <w:t xml:space="preserve"> </w:t>
+      </w:r>
+      <w:r>
+        <w:t xml:space="preserve">itself moved.</w:t>
       </w:r>
     </w:p>
     <w:p>
@@ -2253,7 +2195,7 @@
         <w:pStyle w:val="BodyText"/>
       </w:pPr>
       <w:r>
-        <w:t xml:space="preserve">Two answers come back.</w:t>
+        <w:t xml:space="preserve">Two answers came back.</w:t>
       </w:r>
     </w:p>
     <w:p>
@@ -2261,7 +2203,7 @@
         <w:pStyle w:val="BodyText"/>
       </w:pPr>
       <w:r>
-        <w:t xml:space="preserve">The exponent, pooled across 1,528 people, is</w:t>
+        <w:t xml:space="preserve">Pooled across 1,528 people the exponent comes out at</w:t>
       </w:r>
       <w:r>
         <w:t xml:space="preserve"> </w:t>
@@ -2274,46 +2216,43 @@
         <w:t xml:space="preserve">-2.67</w:t>
       </w:r>
       <w:r>
-        <w:t xml:space="preserve"> </w:t>
-      </w:r>
-      <w:r>
-        <w:t xml:space="preserve">and comfortably</w:t>
-      </w:r>
-      <w:r>
-        <w:t xml:space="preserve"> </w:t>
-      </w:r>
-      <w:r>
-        <w:t xml:space="preserve">significant. The sign is the one neither equation expects: net sensitivity rises</w:t>
-      </w:r>
-      <w:r>
-        <w:t xml:space="preserve"> </w:t>
-      </w:r>
-      <w:r>
-        <w:t xml:space="preserve">with glucose rather than falling. Only 40% of people show it going the other way.</w:t>
-      </w:r>
-      <w:r>
-        <w:t xml:space="preserve"> </w:t>
-      </w:r>
-      <w:r>
-        <w:t xml:space="preserve">This is consistent with what I found on loop data last year and with the reasons</w:t>
-      </w:r>
-      <w:r>
-        <w:t xml:space="preserve"> </w:t>
-      </w:r>
-      <w:r>
-        <w:t xml:space="preserve">given there, so I will not relitigate it here beyond noting that the effect the</w:t>
-      </w:r>
-      <w:r>
-        <w:t xml:space="preserve"> </w:t>
-      </w:r>
-      <w:r>
-        <w:t xml:space="preserve">equations are reaching for is competing against clearance that rises with glucose</w:t>
-      </w:r>
-      <w:r>
-        <w:t xml:space="preserve"> </w:t>
-      </w:r>
-      <w:r>
-        <w:t xml:space="preserve">and against counter-regulation near target.</w:t>
+        <w:t xml:space="preserve">, and the sign is</w:t>
+      </w:r>
+      <w:r>
+        <w:t xml:space="preserve"> </w:t>
+      </w:r>
+      <w:r>
+        <w:t xml:space="preserve">the opposite of what both equations expect: net sensitivity goes up with glucose,</w:t>
+      </w:r>
+      <w:r>
+        <w:t xml:space="preserve"> </w:t>
+      </w:r>
+      <w:r>
+        <w:t xml:space="preserve">not down. Only about 40% of people</w:t>
+      </w:r>
+      <w:r>
+        <w:t xml:space="preserve"> </w:t>
+      </w:r>
+      <w:r>
+        <w:t xml:space="preserve">show it going the other way. That agrees with what I found on looping data last</w:t>
+      </w:r>
+      <w:r>
+        <w:t xml:space="preserve"> </w:t>
+      </w:r>
+      <w:r>
+        <w:t xml:space="preserve">year, and with the reasoning there, so I won’t rehearse it beyond noting that</w:t>
+      </w:r>
+      <w:r>
+        <w:t xml:space="preserve"> </w:t>
+      </w:r>
+      <w:r>
+        <w:t xml:space="preserve">whatever the equations are reaching for is competing with clearance that rises</w:t>
+      </w:r>
+      <w:r>
+        <w:t xml:space="preserve"> </w:t>
+      </w:r>
+      <w:r>
+        <w:t xml:space="preserve">with glucose and with your body defending you near target.</w:t>
       </w:r>
     </w:p>
     <w:p>
@@ -2384,31 +2323,31 @@
         <w:pStyle w:val="BodyText"/>
       </w:pPr>
       <w:r>
-        <w:t xml:space="preserve">Out of sample, across 1,616 people, six candidate shapes sit within 0.05 mg/dL of</w:t>
-      </w:r>
-      <w:r>
-        <w:t xml:space="preserve"> </w:t>
-      </w:r>
-      <w:r>
-        <w:t xml:space="preserve">each other, and the flat one wins. Both equations’ log scalers are among the</w:t>
-      </w:r>
-      <w:r>
-        <w:t xml:space="preserve"> </w:t>
-      </w:r>
-      <w:r>
-        <w:t xml:space="preserve">losers. The decision rule set before running any of this asked for an improvement</w:t>
-      </w:r>
-      <w:r>
-        <w:t xml:space="preserve"> </w:t>
-      </w:r>
-      <w:r>
-        <w:t xml:space="preserve">of half a milligram per decilitre before a glucose term could be said to earn its</w:t>
-      </w:r>
-      <w:r>
-        <w:t xml:space="preserve"> </w:t>
-      </w:r>
-      <w:r>
-        <w:t xml:space="preserve">place. Nothing came within a tenth of that.</w:t>
+        <w:t xml:space="preserve">Out of sample, across 1,616 people, six candidate shapes land within 0.05 mg/dL</w:t>
+      </w:r>
+      <w:r>
+        <w:t xml:space="preserve"> </w:t>
+      </w:r>
+      <w:r>
+        <w:t xml:space="preserve">of each other and the flat one wins. Both equations’ curves are in the losing</w:t>
+      </w:r>
+      <w:r>
+        <w:t xml:space="preserve"> </w:t>
+      </w:r>
+      <w:r>
+        <w:t xml:space="preserve">half. Before running any of this I’d set the bar at half a milligram per</w:t>
+      </w:r>
+      <w:r>
+        <w:t xml:space="preserve"> </w:t>
+      </w:r>
+      <w:r>
+        <w:t xml:space="preserve">decilitre before a glucose term could be said to earn its keep. Nothing came</w:t>
+      </w:r>
+      <w:r>
+        <w:t xml:space="preserve"> </w:t>
+      </w:r>
+      <w:r>
+        <w:t xml:space="preserve">within a tenth of that.</w:t>
       </w:r>
     </w:p>
     <w:bookmarkEnd w:id="30"/>
@@ -2426,19 +2365,19 @@
         <w:pStyle w:val="FirstParagraph"/>
       </w:pPr>
       <w:r>
-        <w:t xml:space="preserve">The exponents are the science. This is the practical question: if you had used</w:t>
-      </w:r>
-      <w:r>
-        <w:t xml:space="preserve"> </w:t>
-      </w:r>
-      <w:r>
-        <w:t xml:space="preserve">each equation’s sensitivity to predict how far glucose would fall overnight, how</w:t>
-      </w:r>
-      <w:r>
-        <w:t xml:space="preserve"> </w:t>
-      </w:r>
-      <w:r>
-        <w:t xml:space="preserve">wrong would you have been.</w:t>
+        <w:t xml:space="preserve">The slopes are the science. This is the bit that matters if you’re actually using</w:t>
+      </w:r>
+      <w:r>
+        <w:t xml:space="preserve"> </w:t>
+      </w:r>
+      <w:r>
+        <w:t xml:space="preserve">one of these: if you’d used each version’s sensitivity to predict how far glucose</w:t>
+      </w:r>
+      <w:r>
+        <w:t xml:space="preserve"> </w:t>
+      </w:r>
+      <w:r>
+        <w:t xml:space="preserve">would fall overnight, how wrong would you have been?</w:t>
       </w:r>
     </w:p>
     <w:p>
@@ -2446,31 +2385,31 @@
         <w:pStyle w:val="BodyText"/>
       </w:pPr>
       <w:r>
-        <w:t xml:space="preserve">Each candidate gets a per-person intercept fitted on the first 70% of that</w:t>
-      </w:r>
-      <w:r>
-        <w:t xml:space="preserve"> </w:t>
-      </w:r>
-      <w:r>
-        <w:t xml:space="preserve">person’s nights and is scored on the rest. That favours the equations rather than</w:t>
-      </w:r>
-      <w:r>
-        <w:t xml:space="preserve"> </w:t>
-      </w:r>
-      <w:r>
-        <w:t xml:space="preserve">handicapping them. Overnight most insulin is basal and is there to offset</w:t>
-      </w:r>
-      <w:r>
-        <w:t xml:space="preserve"> </w:t>
-      </w:r>
-      <w:r>
-        <w:t xml:space="preserve">endogenous glucose production, and charging that to the sensitivity factor would</w:t>
-      </w:r>
-      <w:r>
-        <w:t xml:space="preserve"> </w:t>
-      </w:r>
-      <w:r>
-        <w:t xml:space="preserve">blame an equation for something it was never meant to supply.</w:t>
+        <w:t xml:space="preserve">Each candidate gets its own offset for each person, fitted on that person’s first</w:t>
+      </w:r>
+      <w:r>
+        <w:t xml:space="preserve"> </w:t>
+      </w:r>
+      <w:r>
+        <w:t xml:space="preserve">70% of nights and scored on the rest. That’s generous to the equations rather</w:t>
+      </w:r>
+      <w:r>
+        <w:t xml:space="preserve"> </w:t>
+      </w:r>
+      <w:r>
+        <w:t xml:space="preserve">than harsh on them. Overnight most of your insulin is basal, and it’s there to</w:t>
+      </w:r>
+      <w:r>
+        <w:t xml:space="preserve"> </w:t>
+      </w:r>
+      <w:r>
+        <w:t xml:space="preserve">offset the glucose your liver is putting out, so charging that to the sensitivity</w:t>
+      </w:r>
+      <w:r>
+        <w:t xml:space="preserve"> </w:t>
+      </w:r>
+      <w:r>
+        <w:t xml:space="preserve">factor would be blaming an equation for something it was never asked to do.</w:t>
       </w:r>
     </w:p>
     <w:p>
@@ -2659,7 +2598,7 @@
               <w:pStyle w:val="Compact"/>
             </w:pPr>
             <w:r>
-              <w:t xml:space="preserve">v1 equation</w:t>
+              <w:t xml:space="preserve">v1</w:t>
             </w:r>
           </w:p>
         </w:tc>
@@ -2694,7 +2633,7 @@
               <w:pStyle w:val="Compact"/>
             </w:pPr>
             <w:r>
-              <w:t xml:space="preserve">The person’s own entered setting</w:t>
+              <w:t xml:space="preserve">Their own entered setting</w:t>
             </w:r>
           </w:p>
         </w:tc>
@@ -2764,7 +2703,7 @@
               <w:pStyle w:val="Compact"/>
             </w:pPr>
             <w:r>
-              <w:t xml:space="preserve">v2 equation</w:t>
+              <w:t xml:space="preserve">v2</w:t>
             </w:r>
           </w:p>
         </w:tc>
@@ -2801,29 +2740,19 @@
         <w:pStyle w:val="BodyText"/>
       </w:pPr>
       <w:r>
-        <w:t xml:space="preserve">Of 1,626 people, the best candidate is the best single number for 638, the static</w:t>
-      </w:r>
-      <w:r>
-        <w:t xml:space="preserve"> </w:t>
-      </w:r>
-      <w:r>
-        <w:t xml:space="preserve">1800 rule for 587, the square root form for 195, v1 for 135 and their own entered</w:t>
-      </w:r>
-      <w:r>
-        <w:t xml:space="preserve"> </w:t>
-      </w:r>
-      <w:r>
-        <w:t xml:space="preserve">setting for 71.</w:t>
-      </w:r>
-      <w:r>
-        <w:t xml:space="preserve"> </w:t>
-      </w:r>
-      <w:r>
-        <w:rPr>
-          <w:b/>
-          <w:bCs/>
-        </w:rPr>
-        <w:t xml:space="preserve">It is v2 for nobody.</w:t>
+        <w:t xml:space="preserve">Out of 1,626 people, the best option is a single well-chosen number for 638, the</w:t>
+      </w:r>
+      <w:r>
+        <w:t xml:space="preserve"> </w:t>
+      </w:r>
+      <w:r>
+        <w:t xml:space="preserve">static 1800 rule for 587, the square root form for 195, v1 for 135, and their own</w:t>
+      </w:r>
+      <w:r>
+        <w:t xml:space="preserve"> </w:t>
+      </w:r>
+      <w:r>
+        <w:t xml:space="preserve">setting for 71. There’s nobody it’s v2 for.</w:t>
       </w:r>
     </w:p>
     <w:p>
@@ -2831,47 +2760,47 @@
         <w:pStyle w:val="BodyText"/>
       </w:pPr>
       <w:r>
-        <w:t xml:space="preserve">v2 fails hardest where the consequences are worst. For people on under twenty</w:t>
-      </w:r>
-      <w:r>
-        <w:t xml:space="preserve"> </w:t>
-      </w:r>
-      <w:r>
-        <w:t xml:space="preserve">units a day its median error is 322 mg/dL, because a squared law hands a small</w:t>
-      </w:r>
-      <w:r>
-        <w:t xml:space="preserve"> </w:t>
-      </w:r>
-      <w:r>
-        <w:t xml:space="preserve">child a sensitivity of several thousand milligrams per decilitre per unit and</w:t>
-      </w:r>
-      <w:r>
-        <w:t xml:space="preserve"> </w:t>
-      </w:r>
-      <w:r>
-        <w:t xml:space="preserve">therefore a correction dose near zero. Its error falls as dose rises, to 83</w:t>
-      </w:r>
-      <w:r>
-        <w:t xml:space="preserve"> </w:t>
-      </w:r>
-      <w:r>
-        <w:t xml:space="preserve">mg/dL above 64 units a day, which is the crossover doing what the algebra says it</w:t>
-      </w:r>
-      <w:r>
-        <w:t xml:space="preserve"> </w:t>
-      </w:r>
-      <w:r>
-        <w:t xml:space="preserve">should. Even there it is more than twice as wrong as anything else on the list.</w:t>
+        <w:t xml:space="preserve">Where v2 struggles most is where I’d least want it to. For people on under twenty</w:t>
+      </w:r>
+      <w:r>
+        <w:t xml:space="preserve"> </w:t>
+      </w:r>
+      <w:r>
+        <w:t xml:space="preserve">units a day its median error is 322 mg/dL, because squaring the dose hands a</w:t>
+      </w:r>
+      <w:r>
+        <w:t xml:space="preserve"> </w:t>
+      </w:r>
+      <w:r>
+        <w:t xml:space="preserve">small child a sensitivity of several thousand and therefore a correction dose of</w:t>
+      </w:r>
+      <w:r>
+        <w:t xml:space="preserve"> </w:t>
+      </w:r>
+      <w:r>
+        <w:t xml:space="preserve">almost nothing. The error comes down as dose goes up, to 83 mg/dL above 64 units</w:t>
+      </w:r>
+      <w:r>
+        <w:t xml:space="preserve"> </w:t>
+      </w:r>
+      <w:r>
+        <w:t xml:space="preserve">a day, which is the crossover doing exactly what the algebra says it should. Even</w:t>
+      </w:r>
+      <w:r>
+        <w:t xml:space="preserve"> </w:t>
+      </w:r>
+      <w:r>
+        <w:t xml:space="preserve">there it’s more than twice as far out as anything else on the list.</w:t>
       </w:r>
     </w:p>
     <w:bookmarkEnd w:id="34"/>
-    <w:bookmarkStart w:id="38" w:name="Xed0260a456a6b0c9b463a857584ff59756e5ee1"/>
+    <w:bookmarkStart w:id="38" w:name="X9480d14d0a8b132b47c7e7e848e8531a10e065d"/>
     <w:p>
       <w:pPr>
         <w:pStyle w:val="Heading2"/>
       </w:pPr>
       <w:r>
-        <w:t xml:space="preserve">What would have shown up if the equations were right</w:t>
+        <w:t xml:space="preserve">What would have shown up if the steeper version were right</w:t>
       </w:r>
     </w:p>
     <w:p>
@@ -2879,37 +2808,37 @@
         <w:pStyle w:val="FirstParagraph"/>
       </w:pPr>
       <w:r>
-        <w:t xml:space="preserve">Every number above is an estimate of something nobody observed, using a</w:t>
-      </w:r>
-      <w:r>
-        <w:t xml:space="preserve"> </w:t>
-      </w:r>
-      <w:r>
-        <w:t xml:space="preserve">reconstruction of insulin that is certainly imperfect. The fitted sensitivities</w:t>
-      </w:r>
-      <w:r>
-        <w:t xml:space="preserve"> </w:t>
-      </w:r>
-      <w:r>
-        <w:t xml:space="preserve">come out well below what people have entered, so something is attenuating them.</w:t>
-      </w:r>
-      <w:r>
-        <w:t xml:space="preserve"> </w:t>
-      </w:r>
-      <w:r>
-        <w:t xml:space="preserve">The question that matters is whether that attenuation also bends the exponent,</w:t>
-      </w:r>
-      <w:r>
-        <w:t xml:space="preserve"> </w:t>
-      </w:r>
-      <w:r>
-        <w:t xml:space="preserve">and the way to find out is to build people whose sensitivity really does follow a</w:t>
-      </w:r>
-      <w:r>
-        <w:t xml:space="preserve"> </w:t>
-      </w:r>
-      <w:r>
-        <w:t xml:space="preserve">law we chose and run them through the identical pipeline.</w:t>
+        <w:t xml:space="preserve">Everything above estimates something nobody observed, using a reconstruction of</w:t>
+      </w:r>
+      <w:r>
+        <w:t xml:space="preserve"> </w:t>
+      </w:r>
+      <w:r>
+        <w:t xml:space="preserve">insulin that’s certainly imperfect. The sensitivities I get are well below what</w:t>
+      </w:r>
+      <w:r>
+        <w:t xml:space="preserve"> </w:t>
+      </w:r>
+      <w:r>
+        <w:t xml:space="preserve">people have entered, so something is shrinking them. The question that matters is</w:t>
+      </w:r>
+      <w:r>
+        <w:t xml:space="preserve"> </w:t>
+      </w:r>
+      <w:r>
+        <w:t xml:space="preserve">whether that shrinkage also bends the slope. The way to find out is to build</w:t>
+      </w:r>
+      <w:r>
+        <w:t xml:space="preserve"> </w:t>
+      </w:r>
+      <w:r>
+        <w:t xml:space="preserve">people whose sensitivity genuinely follows a law I chose, and run them through</w:t>
+      </w:r>
+      <w:r>
+        <w:t xml:space="preserve"> </w:t>
+      </w:r>
+      <w:r>
+        <w:t xml:space="preserve">the identical machinery.</w:t>
       </w:r>
     </w:p>
     <w:p>
@@ -2921,7 +2850,7 @@
           <wp:inline>
             <wp:extent cx="5334000" cy="3595955"/>
             <wp:effectExtent b="0" l="0" r="0" t="0"/>
-            <wp:docPr descr="Recovering a known exponent" title="" id="36" name="Picture"/>
+            <wp:docPr descr="Recovering a known relationship" title="" id="36" name="Picture"/>
             <a:graphic>
               <a:graphicData uri="http://schemas.openxmlformats.org/drawingml/2006/picture">
                 <pic:pic>
@@ -2964,7 +2893,7 @@
         <w:pStyle w:val="ImageCaption"/>
       </w:pPr>
       <w:r>
-        <w:t xml:space="preserve">Recovering a known exponent</w:t>
+        <w:t xml:space="preserve">Recovering a known relationship</w:t>
       </w:r>
     </w:p>
     <w:tbl>
@@ -2991,40 +2920,40 @@
               <w:pStyle w:val="Compact"/>
             </w:pPr>
             <w:r>
-              <w:t xml:space="preserve">True exponent</w:t>
-            </w:r>
-          </w:p>
-        </w:tc>
-        <w:tc>
-          <w:tcPr/>
-          <w:p>
-            <w:pPr>
-              <w:pStyle w:val="Compact"/>
-            </w:pPr>
-            <w:r>
-              <w:t xml:space="preserve">Recovered, open loop</w:t>
-            </w:r>
-          </w:p>
-        </w:tc>
-        <w:tc>
-          <w:tcPr/>
-          <w:p>
-            <w:pPr>
-              <w:pStyle w:val="Compact"/>
-            </w:pPr>
-            <w:r>
-              <w:t xml:space="preserve">With a reactive controller</w:t>
-            </w:r>
-          </w:p>
-        </w:tc>
-        <w:tc>
-          <w:tcPr/>
-          <w:p>
-            <w:pPr>
-              <w:pStyle w:val="Compact"/>
-            </w:pPr>
-            <w:r>
-              <w:t xml:space="preserve">With 45% of meals never recorded</w:t>
+              <w:t xml:space="preserve">The truth I built in</w:t>
+            </w:r>
+          </w:p>
+        </w:tc>
+        <w:tc>
+          <w:tcPr/>
+          <w:p>
+            <w:pPr>
+              <w:pStyle w:val="Compact"/>
+            </w:pPr>
+            <w:r>
+              <w:t xml:space="preserve">What came back, no system</w:t>
+            </w:r>
+          </w:p>
+        </w:tc>
+        <w:tc>
+          <w:tcPr/>
+          <w:p>
+            <w:pPr>
+              <w:pStyle w:val="Compact"/>
+            </w:pPr>
+            <w:r>
+              <w:t xml:space="preserve">With a reactive system</w:t>
+            </w:r>
+          </w:p>
+        </w:tc>
+        <w:tc>
+          <w:tcPr/>
+          <w:p>
+            <w:pPr>
+              <w:pStyle w:val="Compact"/>
+            </w:pPr>
+            <w:r>
+              <w:t xml:space="preserve">With 45% of meals never logged</w:t>
             </w:r>
           </w:p>
         </w:tc>
@@ -3181,37 +3110,37 @@
         <w:pStyle w:val="BodyText"/>
       </w:pPr>
       <w:r>
-        <w:t xml:space="preserve">The pipeline recovers shallow exponents almost exactly and compresses steep ones</w:t>
-      </w:r>
-      <w:r>
-        <w:t xml:space="preserve"> </w:t>
-      </w:r>
-      <w:r>
-        <w:t xml:space="preserve">somewhat. The number that matters is on the bottom row: a squared law comes back</w:t>
-      </w:r>
-      <w:r>
-        <w:t xml:space="preserve"> </w:t>
-      </w:r>
-      <w:r>
-        <w:t xml:space="preserve">reading between -1.56 and -1.85 under every condition tried, including one where</w:t>
-      </w:r>
-      <w:r>
-        <w:t xml:space="preserve"> </w:t>
-      </w:r>
-      <w:r>
-        <w:t xml:space="preserve">nearly half of all meals go unrecorded and there is a third of a unit of error on</w:t>
-      </w:r>
-      <w:r>
-        <w:t xml:space="preserve"> </w:t>
-      </w:r>
-      <w:r>
-        <w:t xml:space="preserve">what actually acted. What we measured is -0.65 to -0.88. A squared law cannot</w:t>
-      </w:r>
-      <w:r>
-        <w:t xml:space="preserve"> </w:t>
-      </w:r>
-      <w:r>
-        <w:t xml:space="preserve">produce that.</w:t>
+        <w:t xml:space="preserve">Shallow relationships come back almost exactly. Steep ones come back a bit</w:t>
+      </w:r>
+      <w:r>
+        <w:t xml:space="preserve"> </w:t>
+      </w:r>
+      <w:r>
+        <w:t xml:space="preserve">flattened. The row that matters is the bottom one: a squared law comes back</w:t>
+      </w:r>
+      <w:r>
+        <w:t xml:space="preserve"> </w:t>
+      </w:r>
+      <w:r>
+        <w:t xml:space="preserve">reading between -1.56 and -1.85 under everything I tried, including a run where</w:t>
+      </w:r>
+      <w:r>
+        <w:t xml:space="preserve"> </w:t>
+      </w:r>
+      <w:r>
+        <w:t xml:space="preserve">nearly half of all meals go unlogged and there’s a third of a unit of error on</w:t>
+      </w:r>
+      <w:r>
+        <w:t xml:space="preserve"> </w:t>
+      </w:r>
+      <w:r>
+        <w:t xml:space="preserve">what actually acted. What I measured was -0.65 to -0.88. I can’t get a squared</w:t>
+      </w:r>
+      <w:r>
+        <w:t xml:space="preserve"> </w:t>
+      </w:r>
+      <w:r>
+        <w:t xml:space="preserve">law to look like that.</w:t>
       </w:r>
     </w:p>
     <w:p>
@@ -3219,35 +3148,29 @@
         <w:pStyle w:val="BodyText"/>
       </w:pPr>
       <w:r>
-        <w:t xml:space="preserve">Attenuation in the simulation runs between 0.38 and 0.63 of the true</w:t>
-      </w:r>
-      <w:r>
-        <w:t xml:space="preserve"> </w:t>
-      </w:r>
-      <w:r>
-        <w:t xml:space="preserve">sensitivity, which is less severe than the real gap against entered settings. The</w:t>
-      </w:r>
-      <w:r>
-        <w:t xml:space="preserve"> </w:t>
-      </w:r>
-      <w:r>
-        <w:t xml:space="preserve">level is not something this method recovers well and I am not claiming it does.</w:t>
-      </w:r>
-      <w:r>
-        <w:t xml:space="preserve"> </w:t>
-      </w:r>
-      <w:r>
-        <w:t xml:space="preserve">The exponent is.</w:t>
+        <w:t xml:space="preserve">The shrinkage in the simulation runs between 0.38 and 0.63 of the truth, which is</w:t>
+      </w:r>
+      <w:r>
+        <w:t xml:space="preserve"> </w:t>
+      </w:r>
+      <w:r>
+        <w:t xml:space="preserve">less than the real gap against what people have entered. So the level isn’t</w:t>
+      </w:r>
+      <w:r>
+        <w:t xml:space="preserve"> </w:t>
+      </w:r>
+      <w:r>
+        <w:t xml:space="preserve">something this method recovers well, and I’m not claiming it does. The shape is.</w:t>
       </w:r>
     </w:p>
     <w:bookmarkEnd w:id="38"/>
-    <w:bookmarkStart w:id="39" w:name="what-this-does-not-settle"/>
+    <w:bookmarkStart w:id="39" w:name="what-this-doesnt-settle"/>
     <w:p>
       <w:pPr>
         <w:pStyle w:val="Heading2"/>
       </w:pPr>
       <w:r>
-        <w:t xml:space="preserve">What this does not settle</w:t>
+        <w:t xml:space="preserve">What this doesn’t settle</w:t>
       </w:r>
     </w:p>
     <w:p>
@@ -3259,25 +3182,19 @@
           <w:b/>
           <w:bCs/>
         </w:rPr>
-        <w:t xml:space="preserve">The level of sensitivity is not measured here.</w:t>
-      </w:r>
-      <w:r>
-        <w:t xml:space="preserve"> </w:t>
-      </w:r>
-      <w:r>
-        <w:t xml:space="preserve">The fitted numbers are</w:t>
-      </w:r>
-      <w:r>
-        <w:t xml:space="preserve"> </w:t>
-      </w:r>
-      <w:r>
-        <w:t xml:space="preserve">attenuated, so the constant in any equation cannot be read off this work. Only</w:t>
-      </w:r>
-      <w:r>
-        <w:t xml:space="preserve"> </w:t>
-      </w:r>
-      <w:r>
-        <w:t xml:space="preserve">the shape of the relationship can.</w:t>
+        <w:t xml:space="preserve">It doesn’t give you a number to set.</w:t>
+      </w:r>
+      <w:r>
+        <w:t xml:space="preserve"> </w:t>
+      </w:r>
+      <w:r>
+        <w:t xml:space="preserve">The sensitivities I fit are shrunk, so</w:t>
+      </w:r>
+      <w:r>
+        <w:t xml:space="preserve"> </w:t>
+      </w:r>
+      <w:r>
+        <w:t xml:space="preserve">you can’t read a constant off this work, only the shape of the relationship.</w:t>
       </w:r>
     </w:p>
     <w:p>
@@ -3289,37 +3206,37 @@
           <w:b/>
           <w:bCs/>
         </w:rPr>
-        <w:t xml:space="preserve">The closed-loop cohorts are weak evidence on their own.</w:t>
-      </w:r>
-      <w:r>
-        <w:t xml:space="preserve"> </w:t>
-      </w:r>
-      <w:r>
-        <w:t xml:space="preserve">The share of people</w:t>
-      </w:r>
-      <w:r>
-        <w:t xml:space="preserve"> </w:t>
-      </w:r>
-      <w:r>
-        <w:t xml:space="preserve">with a positive sensitivity is barely better than a coin flip in the Control-IQ</w:t>
-      </w:r>
-      <w:r>
-        <w:t xml:space="preserve"> </w:t>
-      </w:r>
-      <w:r>
-        <w:t xml:space="preserve">studies, and for the youngest cohort it is below one. Those cohorts replicate a</w:t>
-      </w:r>
-      <w:r>
-        <w:t xml:space="preserve"> </w:t>
-      </w:r>
-      <w:r>
-        <w:t xml:space="preserve">direction; they do not establish it. The open-loop arm and the entered settings</w:t>
-      </w:r>
-      <w:r>
-        <w:t xml:space="preserve"> </w:t>
-      </w:r>
-      <w:r>
-        <w:t xml:space="preserve">carry the argument.</w:t>
+        <w:t xml:space="preserve">The groups using a system are weak evidence on their own.</w:t>
+      </w:r>
+      <w:r>
+        <w:t xml:space="preserve"> </w:t>
+      </w:r>
+      <w:r>
+        <w:t xml:space="preserve">In the Control-IQ</w:t>
+      </w:r>
+      <w:r>
+        <w:t xml:space="preserve"> </w:t>
+      </w:r>
+      <w:r>
+        <w:t xml:space="preserve">studies the share of people with a positive sensitivity is barely better than a</w:t>
+      </w:r>
+      <w:r>
+        <w:t xml:space="preserve"> </w:t>
+      </w:r>
+      <w:r>
+        <w:t xml:space="preserve">coin toss, and for the youngest group it’s worse than one. They replicate a</w:t>
+      </w:r>
+      <w:r>
+        <w:t xml:space="preserve"> </w:t>
+      </w:r>
+      <w:r>
+        <w:t xml:space="preserve">direction. They don’t establish it. The open-loop group and what people had</w:t>
+      </w:r>
+      <w:r>
+        <w:t xml:space="preserve"> </w:t>
+      </w:r>
+      <w:r>
+        <w:t xml:space="preserve">entered are carrying the argument.</w:t>
       </w:r>
     </w:p>
     <w:p>
@@ -3331,31 +3248,43 @@
           <w:b/>
           <w:bCs/>
         </w:rPr>
-        <w:t xml:space="preserve">Everything here is overnight and fasting.</w:t>
-      </w:r>
-      <w:r>
-        <w:t xml:space="preserve"> </w:t>
-      </w:r>
-      <w:r>
-        <w:t xml:space="preserve">This says nothing about the hours</w:t>
-      </w:r>
-      <w:r>
-        <w:t xml:space="preserve"> </w:t>
-      </w:r>
-      <w:r>
-        <w:t xml:space="preserve">after a meal, which is where a glucose term might still earn its place and where</w:t>
-      </w:r>
-      <w:r>
-        <w:t xml:space="preserve"> </w:t>
-      </w:r>
-      <w:r>
-        <w:t xml:space="preserve">carbohydrate that the absorption model has not fully caught is a live</w:t>
-      </w:r>
-      <w:r>
-        <w:t xml:space="preserve"> </w:t>
-      </w:r>
-      <w:r>
-        <w:t xml:space="preserve">alternative explanation for anything that looks like changing sensitivity.</w:t>
+        <w:t xml:space="preserve">All of this is overnight and fasting.</w:t>
+      </w:r>
+      <w:r>
+        <w:t xml:space="preserve"> </w:t>
+      </w:r>
+      <w:r>
+        <w:t xml:space="preserve">It says nothing about the hours after a</w:t>
+      </w:r>
+      <w:r>
+        <w:t xml:space="preserve"> </w:t>
+      </w:r>
+      <w:r>
+        <w:t xml:space="preserve">meal, and that’s exactly where a glucose term might still earn its place. It’s</w:t>
+      </w:r>
+      <w:r>
+        <w:t xml:space="preserve"> </w:t>
+      </w:r>
+      <w:r>
+        <w:t xml:space="preserve">also where carbs the absorption model hasn’t fully caught remain a perfectly good</w:t>
+      </w:r>
+      <w:r>
+        <w:t xml:space="preserve"> </w:t>
+      </w:r>
+      <w:r>
+        <w:t xml:space="preserve">alternative explanation for anything that looks like sensitivity moving. That</w:t>
+      </w:r>
+      <w:r>
+        <w:t xml:space="preserve"> </w:t>
+      </w:r>
+      <w:r>
+        <w:t xml:space="preserve">seems to me the more interesting open question, and it isn’t one this work can</w:t>
+      </w:r>
+      <w:r>
+        <w:t xml:space="preserve"> </w:t>
+      </w:r>
+      <w:r>
+        <w:t xml:space="preserve">answer.</w:t>
       </w:r>
     </w:p>
     <w:p>
@@ -3367,25 +3296,25 @@
           <w:b/>
           <w:bCs/>
         </w:rPr>
-        <w:t xml:space="preserve">Sensitivity that varies with the day rather than the dose is out of scope.</w:t>
-      </w:r>
-      <w:r>
-        <w:t xml:space="preserve"> </w:t>
-      </w:r>
-      <w:r>
-        <w:t xml:space="preserve">Exercise, illness and a change in how someone eats all move sensitivity on</w:t>
-      </w:r>
-      <w:r>
-        <w:t xml:space="preserve"> </w:t>
-      </w:r>
-      <w:r>
-        <w:t xml:space="preserve">timescales of hours to days. Nothing here measures those, and nothing here argues</w:t>
-      </w:r>
-      <w:r>
-        <w:t xml:space="preserve"> </w:t>
-      </w:r>
-      <w:r>
-        <w:t xml:space="preserve">they are not real.</w:t>
+        <w:t xml:space="preserve">Sensitivity that moves with the day rather than the dose is out of scope.</w:t>
+      </w:r>
+      <w:r>
+        <w:t xml:space="preserve"> </w:t>
+      </w:r>
+      <w:r>
+        <w:t xml:space="preserve">Exercise, illness, a change in how you eat: all of them move sensitivity over</w:t>
+      </w:r>
+      <w:r>
+        <w:t xml:space="preserve"> </w:t>
+      </w:r>
+      <w:r>
+        <w:t xml:space="preserve">hours and days. Nothing here measures any of that, and nothing here says it isn’t</w:t>
+      </w:r>
+      <w:r>
+        <w:t xml:space="preserve"> </w:t>
+      </w:r>
+      <w:r>
+        <w:t xml:space="preserve">real.</w:t>
       </w:r>
     </w:p>
     <w:p>
@@ -3397,62 +3326,62 @@
           <w:b/>
           <w:bCs/>
         </w:rPr>
-        <w:t xml:space="preserve">Two problems in the underlying data were found and repaired</w:t>
-      </w:r>
-      <w:r>
-        <w:t xml:space="preserve">, and anyone</w:t>
-      </w:r>
-      <w:r>
-        <w:t xml:space="preserve"> </w:t>
-      </w:r>
-      <w:r>
-        <w:t xml:space="preserve">reusing these archives should know about them. Extended bolus durations reach the</w:t>
-      </w:r>
-      <w:r>
-        <w:t xml:space="preserve"> </w:t>
-      </w:r>
-      <w:r>
-        <w:t xml:space="preserve">database in milliseconds for three of the six studies and in seconds for the</w:t>
-      </w:r>
-      <w:r>
-        <w:t xml:space="preserve"> </w:t>
-      </w:r>
-      <w:r>
-        <w:t xml:space="preserve">other two, so a one-hour square wave arrives as a thousand hours; spreading a</w:t>
-      </w:r>
-      <w:r>
-        <w:t xml:space="preserve"> </w:t>
-      </w:r>
-      <w:r>
-        <w:t xml:space="preserve">bolus over that put insulin into 41,591 of one person’s 46,176 five-minute</w:t>
-      </w:r>
-      <w:r>
-        <w:t xml:space="preserve"> </w:t>
-      </w:r>
-      <w:r>
-        <w:t xml:space="preserve">periods. And the database returns timestamps at microsecond resolution, which</w:t>
-      </w:r>
-      <w:r>
-        <w:t xml:space="preserve"> </w:t>
-      </w:r>
-      <w:r>
-        <w:t xml:space="preserve">silently divided every basal total by a thousand until the reconstruction was</w:t>
-      </w:r>
-      <w:r>
-        <w:t xml:space="preserve"> </w:t>
-      </w:r>
-      <w:r>
-        <w:t xml:space="preserve">checked against the database’s own sums.</w:t>
+        <w:t xml:space="preserve">Two faults in the underlying data turned up</w:t>
+      </w:r>
+      <w:r>
+        <w:t xml:space="preserve">, and anyone else working from</w:t>
+      </w:r>
+      <w:r>
+        <w:t xml:space="preserve"> </w:t>
+      </w:r>
+      <w:r>
+        <w:t xml:space="preserve">these archives will want to know. Extended bolus durations arrive in milliseconds</w:t>
+      </w:r>
+      <w:r>
+        <w:t xml:space="preserve"> </w:t>
+      </w:r>
+      <w:r>
+        <w:t xml:space="preserve">for three of the six studies and in seconds for the other two, so a one hour</w:t>
+      </w:r>
+      <w:r>
+        <w:t xml:space="preserve"> </w:t>
+      </w:r>
+      <w:r>
+        <w:t xml:space="preserve">square wave lands as a thousand hours; spreading a bolus across that put insulin</w:t>
+      </w:r>
+      <w:r>
+        <w:t xml:space="preserve"> </w:t>
+      </w:r>
+      <w:r>
+        <w:t xml:space="preserve">into 41,591 of one person’s 46,176 five minute periods. And the database hands</w:t>
+      </w:r>
+      <w:r>
+        <w:t xml:space="preserve"> </w:t>
+      </w:r>
+      <w:r>
+        <w:t xml:space="preserve">back timestamps at microsecond resolution, which quietly divided every basal</w:t>
+      </w:r>
+      <w:r>
+        <w:t xml:space="preserve"> </w:t>
+      </w:r>
+      <w:r>
+        <w:t xml:space="preserve">total by a thousand until I checked my reconstruction against the database’s own</w:t>
+      </w:r>
+      <w:r>
+        <w:t xml:space="preserve"> </w:t>
+      </w:r>
+      <w:r>
+        <w:t xml:space="preserve">sums. Both are fixed here at the point of reading rather than in the data itself.</w:t>
       </w:r>
     </w:p>
     <w:bookmarkEnd w:id="39"/>
-    <w:bookmarkStart w:id="40" w:name="where-this-leaves-the-two-equations"/>
+    <w:bookmarkStart w:id="40" w:name="where-that-leaves-the-two-versions"/>
     <w:p>
       <w:pPr>
         <w:pStyle w:val="Heading2"/>
       </w:pPr>
       <w:r>
-        <w:t xml:space="preserve">Where this leaves the two equations</w:t>
+        <w:t xml:space="preserve">Where that leaves the two versions</w:t>
       </w:r>
     </w:p>
     <w:p>
@@ -3460,37 +3389,37 @@
         <w:pStyle w:val="FirstParagraph"/>
       </w:pPr>
       <w:r>
-        <w:t xml:space="preserve">v1’s assumption about dose is close to right, and it is close to right in the</w:t>
-      </w:r>
-      <w:r>
-        <w:t xml:space="preserve"> </w:t>
-      </w:r>
-      <w:r>
-        <w:t xml:space="preserve">place it was drawn from: it matches what people actually run their pumps at,</w:t>
-      </w:r>
-      <w:r>
-        <w:t xml:space="preserve"> </w:t>
-      </w:r>
-      <w:r>
-        <w:t xml:space="preserve">almost exactly. Measured against how glucose responds it is a little steep, with</w:t>
-      </w:r>
-      <w:r>
-        <w:t xml:space="preserve"> </w:t>
-      </w:r>
-      <w:r>
-        <w:t xml:space="preserve">the honest range somewhere between the square root and v1, but it is the right</w:t>
-      </w:r>
-      <w:r>
-        <w:t xml:space="preserve"> </w:t>
-      </w:r>
-      <w:r>
-        <w:t xml:space="preserve">shape and the right order of magnitude. Its glucose term does not earn its place,</w:t>
-      </w:r>
-      <w:r>
-        <w:t xml:space="preserve"> </w:t>
-      </w:r>
-      <w:r>
-        <w:t xml:space="preserve">though it costs little.</w:t>
+        <w:t xml:space="preserve">v1’s assumption about dose is close to right, and it’s closest of all in the</w:t>
+      </w:r>
+      <w:r>
+        <w:t xml:space="preserve"> </w:t>
+      </w:r>
+      <w:r>
+        <w:t xml:space="preserve">place it came from: it matches what people actually run their pumps at, almost</w:t>
+      </w:r>
+      <w:r>
+        <w:t xml:space="preserve"> </w:t>
+      </w:r>
+      <w:r>
+        <w:t xml:space="preserve">exactly. Measured against how glucose behaves it looks a touch steep, with the</w:t>
+      </w:r>
+      <w:r>
+        <w:t xml:space="preserve"> </w:t>
+      </w:r>
+      <w:r>
+        <w:t xml:space="preserve">honest range somewhere between the square root and v1, but it’s the right shape</w:t>
+      </w:r>
+      <w:r>
+        <w:t xml:space="preserve"> </w:t>
+      </w:r>
+      <w:r>
+        <w:t xml:space="preserve">and the right size. Its glucose term doesn’t earn its place, though it costs</w:t>
+      </w:r>
+      <w:r>
+        <w:t xml:space="preserve"> </w:t>
+      </w:r>
+      <w:r>
+        <w:t xml:space="preserve">little either way.</w:t>
       </w:r>
     </w:p>
     <w:p>
@@ -3498,37 +3427,37 @@
         <w:pStyle w:val="BodyText"/>
       </w:pPr>
       <w:r>
-        <w:t xml:space="preserve">v2’s squared law is not supported by anything measured here. Entered settings</w:t>
-      </w:r>
-      <w:r>
-        <w:t xml:space="preserve"> </w:t>
-      </w:r>
-      <w:r>
-        <w:t xml:space="preserve">contradict it, the glucose response contradicts it, it is never the best</w:t>
-      </w:r>
-      <w:r>
-        <w:t xml:space="preserve"> </w:t>
-      </w:r>
-      <w:r>
-        <w:t xml:space="preserve">predictor for any of 1,626 people, and the simulation says a squared law could</w:t>
-      </w:r>
-      <w:r>
-        <w:t xml:space="preserve"> </w:t>
-      </w:r>
-      <w:r>
-        <w:t xml:space="preserve">not have hidden as anything we saw. The failure is worst for children and for</w:t>
-      </w:r>
-      <w:r>
-        <w:t xml:space="preserve"> </w:t>
-      </w:r>
-      <w:r>
-        <w:t xml:space="preserve">anyone on a small daily dose, which is the group least able to absorb a</w:t>
-      </w:r>
-      <w:r>
-        <w:t xml:space="preserve"> </w:t>
-      </w:r>
-      <w:r>
-        <w:t xml:space="preserve">correction dose that is far too small.</w:t>
+        <w:t xml:space="preserve">For v2 I couldn’t find support in any of this. What people run contradicts it,</w:t>
+      </w:r>
+      <w:r>
+        <w:t xml:space="preserve"> </w:t>
+      </w:r>
+      <w:r>
+        <w:t xml:space="preserve">the glucose response contradicts it, it wasn’t the best predictor for a single</w:t>
+      </w:r>
+      <w:r>
+        <w:t xml:space="preserve"> </w:t>
+      </w:r>
+      <w:r>
+        <w:t xml:space="preserve">one of 1,626 people, and the simulation says a squared law couldn’t have hidden</w:t>
+      </w:r>
+      <w:r>
+        <w:t xml:space="preserve"> </w:t>
+      </w:r>
+      <w:r>
+        <w:t xml:space="preserve">as anything I saw. What concerns me most is where it struggles hardest, which is</w:t>
+      </w:r>
+      <w:r>
+        <w:t xml:space="preserve"> </w:t>
+      </w:r>
+      <w:r>
+        <w:t xml:space="preserve">in children and in anyone on a small daily dose, the people least able to absorb</w:t>
+      </w:r>
+      <w:r>
+        <w:t xml:space="preserve"> </w:t>
+      </w:r>
+      <w:r>
+        <w:t xml:space="preserve">a correction that turns out to be far too small.</w:t>
       </w:r>
     </w:p>
     <w:p>
@@ -3536,31 +3465,37 @@
         <w:pStyle w:val="BodyText"/>
       </w:pPr>
       <w:r>
-        <w:t xml:space="preserve">None of this is a criticism of the people who built these equations, who were</w:t>
-      </w:r>
-      <w:r>
-        <w:t xml:space="preserve"> </w:t>
-      </w:r>
-      <w:r>
-        <w:t xml:space="preserve">working from the evidence available and from a rule of thumb that this work finds</w:t>
-      </w:r>
-      <w:r>
-        <w:t xml:space="preserve"> </w:t>
-      </w:r>
-      <w:r>
-        <w:t xml:space="preserve">holds up well. It is a straightforward statement that a much larger and more</w:t>
-      </w:r>
-      <w:r>
-        <w:t xml:space="preserve"> </w:t>
-      </w:r>
-      <w:r>
-        <w:t xml:space="preserve">varied group of people, including one that used no algorithm at all, does not</w:t>
-      </w:r>
-      <w:r>
-        <w:t xml:space="preserve"> </w:t>
-      </w:r>
-      <w:r>
-        <w:t xml:space="preserve">show the relationship the revised maths assumes.</w:t>
+        <w:t xml:space="preserve">I want to be careful about what that does and doesn’t mean. It’s a statement</w:t>
+      </w:r>
+      <w:r>
+        <w:t xml:space="preserve"> </w:t>
+      </w:r>
+      <w:r>
+        <w:t xml:space="preserve">about what a large and varied group of people did, not about anybody’s intent or</w:t>
+      </w:r>
+      <w:r>
+        <w:t xml:space="preserve"> </w:t>
+      </w:r>
+      <w:r>
+        <w:t xml:space="preserve">competence, and the work behind these equations has moved the conversation</w:t>
+      </w:r>
+      <w:r>
+        <w:t xml:space="preserve"> </w:t>
+      </w:r>
+      <w:r>
+        <w:t xml:space="preserve">forward in ways this analysis is standing on. It’s also one analysis, overnight</w:t>
+      </w:r>
+      <w:r>
+        <w:t xml:space="preserve"> </w:t>
+      </w:r>
+      <w:r>
+        <w:t xml:space="preserve">and fasting, from archives that were never collected for this purpose. I’d be</w:t>
+      </w:r>
+      <w:r>
+        <w:t xml:space="preserve"> </w:t>
+      </w:r>
+      <w:r>
+        <w:t xml:space="preserve">glad to see someone come at it differently.</w:t>
       </w:r>
     </w:p>
     <w:p>
@@ -3568,41 +3503,53 @@
         <w:pStyle w:val="BodyText"/>
       </w:pPr>
       <w:r>
-        <w:t xml:space="preserve">If a dose term is wanted, the evidence here supports an exponent between about</w:t>
-      </w:r>
-      <w:r>
-        <w:t xml:space="preserve"> </w:t>
-      </w:r>
-      <w:r>
-        <w:t xml:space="preserve">-0.65 and -1.0, applied to the person’s own level rather than used to set it.</w:t>
-      </w:r>
-      <w:r>
-        <w:t xml:space="preserve"> </w:t>
-      </w:r>
-      <w:r>
-        <w:t xml:space="preserve">Given that a static 1800 rule outpredicted every dynamic form tested, the more</w:t>
-      </w:r>
-      <w:r>
-        <w:t xml:space="preserve"> </w:t>
-      </w:r>
-      <w:r>
-        <w:t xml:space="preserve">interesting question is not which exponent to use but whether the sensitivity</w:t>
-      </w:r>
-      <w:r>
-        <w:t xml:space="preserve"> </w:t>
-      </w:r>
-      <w:r>
-        <w:t xml:space="preserve">factor is the right place to put this at all.</w:t>
+        <w:t xml:space="preserve">If a dose term is wanted, what’s here supports something between about -0.65 and</w:t>
+      </w:r>
+      <w:r>
+        <w:t xml:space="preserve"> </w:t>
+      </w:r>
+      <w:r>
+        <w:t xml:space="preserve">-1.0, applied to a person’s own level rather than used to set it. But given that</w:t>
+      </w:r>
+      <w:r>
+        <w:t xml:space="preserve"> </w:t>
+      </w:r>
+      <w:r>
+        <w:t xml:space="preserve">a plain static 1800 rule outpredicted every dynamic form I tested, the question I</w:t>
+      </w:r>
+      <w:r>
+        <w:t xml:space="preserve"> </w:t>
+      </w:r>
+      <w:r>
+        <w:t xml:space="preserve">keep coming back to isn’t which exponent to use. It’s whether the sensitivity</w:t>
+      </w:r>
+      <w:r>
+        <w:t xml:space="preserve"> </w:t>
+      </w:r>
+      <w:r>
+        <w:t xml:space="preserve">factor is the right place to be putting any of this, and whether the effort would</w:t>
+      </w:r>
+      <w:r>
+        <w:t xml:space="preserve"> </w:t>
+      </w:r>
+      <w:r>
+        <w:t xml:space="preserve">land better on the carbohydrate side, where the residual is bigger and nobody</w:t>
+      </w:r>
+      <w:r>
+        <w:t xml:space="preserve"> </w:t>
+      </w:r>
+      <w:r>
+        <w:t xml:space="preserve">thinks the problem is solved.</w:t>
       </w:r>
     </w:p>
     <w:bookmarkEnd w:id="40"/>
-    <w:bookmarkStart w:id="41" w:name="method-and-reproduction"/>
+    <w:bookmarkStart w:id="41" w:name="method-and-how-to-repeat-it"/>
     <w:p>
       <w:pPr>
         <w:pStyle w:val="Heading2"/>
       </w:pPr>
       <w:r>
-        <w:t xml:space="preserve">Method and reproduction</w:t>
+        <w:t xml:space="preserve">Method, and how to repeat it</w:t>
       </w:r>
     </w:p>
     <w:p>
@@ -3610,7 +3557,7 @@
         <w:pStyle w:val="FirstParagraph"/>
       </w:pPr>
       <w:r>
-        <w:t xml:space="preserve">Code is in</w:t>
+        <w:t xml:space="preserve">The code is in</w:t>
       </w:r>
       <w:r>
         <w:t xml:space="preserve"> </w:t>
@@ -3640,13 +3587,13 @@
         <w:t xml:space="preserve"> </w:t>
       </w:r>
       <w:r>
-        <w:t xml:space="preserve">repository, with 28 unit</w:t>
-      </w:r>
-      <w:r>
-        <w:t xml:space="preserve"> </w:t>
-      </w:r>
-      <w:r>
-        <w:t xml:space="preserve">tests. The window cache rebuilds in about nine minutes on a laptop:</w:t>
+        <w:t xml:space="preserve">repository, with 28</w:t>
+      </w:r>
+      <w:r>
+        <w:t xml:space="preserve"> </w:t>
+      </w:r>
+      <w:r>
+        <w:t xml:space="preserve">tests. The window cache rebuilds in about nine minutes on a laptop.</w:t>
       </w:r>
     </w:p>
     <w:p>
@@ -3711,7 +3658,16 @@
         <w:rPr>
           <w:rStyle w:val="VerbatimChar"/>
         </w:rPr>
-        <w:t xml:space="preserve">python3 -m inv009.loop_model_infer &amp;&amp; python3 -m inv009.figures</w:t>
+        <w:t xml:space="preserve">python3 -m inv009.loop_model_infer &amp;&amp; python3 -m inv009.ml_shap</w:t>
+      </w:r>
+      <w:r>
+        <w:br/>
+      </w:r>
+      <w:r>
+        <w:rPr>
+          <w:rStyle w:val="VerbatimChar"/>
+        </w:rPr>
+        <w:t xml:space="preserve">python3 -m inv009.figures</w:t>
       </w:r>
     </w:p>
     <w:p>
@@ -3731,31 +3687,31 @@
         <w:t xml:space="preserve"> </w:t>
       </w:r>
       <w:r>
-        <w:t xml:space="preserve">of logged carbohydrate or, where none is logged, four hours clear of a bolus</w:t>
-      </w:r>
-      <w:r>
-        <w:t xml:space="preserve"> </w:t>
-      </w:r>
-      <w:r>
-        <w:t xml:space="preserve">large relative to that person’s own daily dose. Per-person fits use ordinary</w:t>
-      </w:r>
-      <w:r>
-        <w:t xml:space="preserve"> </w:t>
-      </w:r>
-      <w:r>
-        <w:t xml:space="preserve">least squares with a robust standard error; population figures pool per-person</w:t>
-      </w:r>
-      <w:r>
-        <w:t xml:space="preserve"> </w:t>
-      </w:r>
-      <w:r>
-        <w:t xml:space="preserve">estimates with DerSimonian and Laird, as in the earlier work, so the two can be</w:t>
-      </w:r>
-      <w:r>
-        <w:t xml:space="preserve"> </w:t>
-      </w:r>
-      <w:r>
-        <w:t xml:space="preserve">read against each other.</w:t>
+        <w:t xml:space="preserve">of logged carbohydrate or, where none is logged, four hours clear of a bolus that</w:t>
+      </w:r>
+      <w:r>
+        <w:t xml:space="preserve"> </w:t>
+      </w:r>
+      <w:r>
+        <w:t xml:space="preserve">is large relative to that person’s own daily dose. Per-person fits are ordinary</w:t>
+      </w:r>
+      <w:r>
+        <w:t xml:space="preserve"> </w:t>
+      </w:r>
+      <w:r>
+        <w:t xml:space="preserve">least squares with a heteroskedasticity-robust standard error; population figures</w:t>
+      </w:r>
+      <w:r>
+        <w:t xml:space="preserve"> </w:t>
+      </w:r>
+      <w:r>
+        <w:t xml:space="preserve">pool the per-person estimates using DerSimonian and Laird, as in the earlier</w:t>
+      </w:r>
+      <w:r>
+        <w:t xml:space="preserve"> </w:t>
+      </w:r>
+      <w:r>
+        <w:t xml:space="preserve">work, so the two can be read side by side.</w:t>
       </w:r>
     </w:p>
     <w:bookmarkEnd w:id="41"/>
@@ -3831,19 +3787,19 @@
         <w:t xml:space="preserve"> </w:t>
       </w:r>
       <w:r>
-        <w:t xml:space="preserve">for Health Research, whose releases give no attribution wording of their own. The</w:t>
-      </w:r>
-      <w:r>
-        <w:t xml:space="preserve"> </w:t>
-      </w:r>
-      <w:r>
-        <w:t xml:space="preserve">analyses, content and conclusions here are solely mine and have not been reviewed</w:t>
-      </w:r>
-      <w:r>
-        <w:t xml:space="preserve"> </w:t>
-      </w:r>
-      <w:r>
-        <w:t xml:space="preserve">or approved by any study sponsor.</w:t>
+        <w:t xml:space="preserve">for Health Research, whose releases carry no attribution wording of their own.</w:t>
+      </w:r>
+      <w:r>
+        <w:t xml:space="preserve"> </w:t>
+      </w:r>
+      <w:r>
+        <w:t xml:space="preserve">The analyses, content and conclusions here are solely mine and have not been</w:t>
+      </w:r>
+      <w:r>
+        <w:t xml:space="preserve"> </w:t>
+      </w:r>
+      <w:r>
+        <w:t xml:space="preserve">reviewed or approved by any study sponsor.</w:t>
       </w:r>
     </w:p>
     <w:p>
@@ -3857,7 +3813,7 @@
         <w:t xml:space="preserve"> </w:t>
       </w:r>
       <w:r>
-        <w:t xml:space="preserve">intact and calendar date is not. Nothing here depends on calendar date.</w:t>
+        <w:t xml:space="preserve">intact and calendar date isn’t. Nothing here depends on calendar date.</w:t>
       </w:r>
     </w:p>
     <w:bookmarkEnd w:id="42"/>
@@ -3971,114 +3927,8 @@
       </w:pPr>
     </w:lvl>
   </w:abstractNum>
-  <w:abstractNum w:abstractNumId="991">
-    <w:nsid w:val="0000A991"/>
-    <w:multiLevelType w:val="multilevel"/>
-    <w:lvl w:ilvl="0">
-      <w:numFmt w:val="bullet"/>
-      <w:lvlText w:val=""/>
-      <w:lvlJc w:val="left"/>
-      <w:pPr>
-        <w:ind w:left="720" w:hanging="360"/>
-      </w:pPr>
-      <w:rPr>
-        <w:rFonts w:ascii="Symbol" w:hAnsi="Symbol" w:cs="Symbol" w:hint="default"/>
-      </w:rPr>
-    </w:lvl>
-    <w:lvl w:ilvl="1">
-      <w:numFmt w:val="bullet"/>
-      <w:lvlText w:val="o"/>
-      <w:lvlJc w:val="left"/>
-      <w:pPr>
-        <w:ind w:left="1440" w:hanging="360"/>
-      </w:pPr>
-      <w:rPr>
-        <w:rFonts w:ascii="Courier New" w:hAnsi="Courier New" w:cs="Courier New" w:hint="default"/>
-      </w:rPr>
-    </w:lvl>
-    <w:lvl w:ilvl="2">
-      <w:numFmt w:val="bullet"/>
-      <w:lvlText w:val=""/>
-      <w:lvlJc w:val="left"/>
-      <w:pPr>
-        <w:ind w:left="2160" w:hanging="360"/>
-      </w:pPr>
-      <w:rPr>
-        <w:rFonts w:ascii="Wingdings" w:hAnsi="Wingdings" w:cs="Wingdings" w:hint="default"/>
-      </w:rPr>
-    </w:lvl>
-    <w:lvl w:ilvl="3">
-      <w:numFmt w:val="bullet"/>
-      <w:lvlText w:val=""/>
-      <w:lvlJc w:val="left"/>
-      <w:pPr>
-        <w:ind w:left="2880" w:hanging="360"/>
-      </w:pPr>
-      <w:rPr>
-        <w:rFonts w:ascii="Symbol" w:hAnsi="Symbol" w:cs="Symbol" w:hint="default"/>
-      </w:rPr>
-    </w:lvl>
-    <w:lvl w:ilvl="4">
-      <w:numFmt w:val="bullet"/>
-      <w:lvlText w:val="o"/>
-      <w:lvlJc w:val="left"/>
-      <w:pPr>
-        <w:ind w:left="3600" w:hanging="360"/>
-      </w:pPr>
-      <w:rPr>
-        <w:rFonts w:ascii="Courier New" w:hAnsi="Courier New" w:cs="Courier New" w:hint="default"/>
-      </w:rPr>
-    </w:lvl>
-    <w:lvl w:ilvl="5">
-      <w:numFmt w:val="bullet"/>
-      <w:lvlText w:val=""/>
-      <w:lvlJc w:val="left"/>
-      <w:pPr>
-        <w:ind w:left="4320" w:hanging="360"/>
-      </w:pPr>
-      <w:rPr>
-        <w:rFonts w:ascii="Wingdings" w:hAnsi="Wingdings" w:cs="Wingdings" w:hint="default"/>
-      </w:rPr>
-    </w:lvl>
-    <w:lvl w:ilvl="6">
-      <w:numFmt w:val="bullet"/>
-      <w:lvlText w:val=""/>
-      <w:lvlJc w:val="left"/>
-      <w:pPr>
-        <w:ind w:left="5040" w:hanging="360"/>
-      </w:pPr>
-      <w:rPr>
-        <w:rFonts w:ascii="Symbol" w:hAnsi="Symbol" w:cs="Symbol" w:hint="default"/>
-      </w:rPr>
-    </w:lvl>
-    <w:lvl w:ilvl="7">
-      <w:numFmt w:val="bullet"/>
-      <w:lvlText w:val="o"/>
-      <w:lvlJc w:val="left"/>
-      <w:pPr>
-        <w:ind w:left="5760" w:hanging="360"/>
-      </w:pPr>
-      <w:rPr>
-        <w:rFonts w:ascii="Courier New" w:hAnsi="Courier New" w:cs="Courier New" w:hint="default"/>
-      </w:rPr>
-    </w:lvl>
-    <w:lvl w:ilvl="8">
-      <w:numFmt w:val="bullet"/>
-      <w:lvlText w:val=""/>
-      <w:lvlJc w:val="left"/>
-      <w:pPr>
-        <w:ind w:left="6480" w:hanging="360"/>
-      </w:pPr>
-      <w:rPr>
-        <w:rFonts w:ascii="Wingdings" w:hAnsi="Wingdings" w:cs="Wingdings" w:hint="default"/>
-      </w:rPr>
-    </w:lvl>
-  </w:abstractNum>
   <w:num w:numId="1000">
     <w:abstractNumId w:val="990"/>
-  </w:num>
-  <w:num w:numId="1001">
-    <w:abstractNumId w:val="991"/>
   </w:num>
 </w:numbering>
 </file>

--- a/docs/Dynamic-ISF-6-Public-Datasets-2026-08-25.docx
+++ b/docs/Dynamic-ISF-6-Public-Datasets-2026-08-25.docx
@@ -7,7 +7,7 @@
         <w:pStyle w:val="Title"/>
       </w:pPr>
       <w:r>
-        <w:t xml:space="preserve">Does your sensitivity really halve when your dose doubles?</w:t>
+        <w:t xml:space="preserve">Does insulin sensitivity scale with total daily dose, and with what exponent?</w:t>
       </w:r>
     </w:p>
     <w:p>
@@ -15,7 +15,7 @@
         <w:pStyle w:val="Subtitle"/>
       </w:pPr>
       <w:r>
-        <w:t xml:space="preserve">Testing both dynamic ISF equations against 1,684 people in seven public study archives</w:t>
+        <w:t xml:space="preserve">Both dynamic ISF equations tested against 1,684 people in seven public study archives</w:t>
       </w:r>
     </w:p>
     <w:p>
@@ -34,13 +34,13 @@
         <w:t xml:space="preserve">25 August 2026</w:t>
       </w:r>
     </w:p>
-    <w:bookmarkStart w:id="9" w:name="where-this-starts"/>
+    <w:bookmarkStart w:id="9" w:name="summary"/>
     <w:p>
       <w:pPr>
         <w:pStyle w:val="Heading2"/>
       </w:pPr>
       <w:r>
-        <w:t xml:space="preserve">Where this starts</w:t>
+        <w:t xml:space="preserve">Summary</w:t>
       </w:r>
     </w:p>
     <w:p>
@@ -48,19 +48,13 @@
         <w:pStyle w:val="FirstParagraph"/>
       </w:pPr>
       <w:r>
-        <w:t xml:space="preserve">If you loop, there’s a number in your settings that decides how hard the system</w:t>
-      </w:r>
-      <w:r>
-        <w:t xml:space="preserve"> </w:t>
-      </w:r>
-      <w:r>
-        <w:t xml:space="preserve">corrects you: how far one unit moves your glucose. Most of us set it once, from a</w:t>
-      </w:r>
-      <w:r>
-        <w:t xml:space="preserve"> </w:t>
-      </w:r>
-      <w:r>
-        <w:t xml:space="preserve">rule of thumb, and then nudge it when something feels off.</w:t>
+        <w:t xml:space="preserve">Sensitivity does fall as total daily dose rises. The relationship appears in four</w:t>
+      </w:r>
+      <w:r>
+        <w:t xml:space="preserve"> </w:t>
+      </w:r>
+      <w:r>
+        <w:t xml:space="preserve">independent measurements, one of which was free to find no relationship at all.</w:t>
       </w:r>
     </w:p>
     <w:p>
@@ -68,19 +62,37 @@
         <w:pStyle w:val="BodyText"/>
       </w:pPr>
       <w:r>
-        <w:t xml:space="preserve">The dynamic ISF equations take a different view. They say that number shouldn’t</w:t>
-      </w:r>
-      <w:r>
-        <w:t xml:space="preserve"> </w:t>
-      </w:r>
-      <w:r>
-        <w:t xml:space="preserve">be fixed at all, because sensitivity depends on how much insulin you use, and</w:t>
-      </w:r>
-      <w:r>
-        <w:t xml:space="preserve"> </w:t>
-      </w:r>
-      <w:r>
-        <w:t xml:space="preserve">they recalculate it from your recent total daily dose several times an hour.</w:t>
+        <w:t xml:space="preserve">The exponent is the point at issue between the two equations. Settings people had</w:t>
+      </w:r>
+      <w:r>
+        <w:t xml:space="preserve"> </w:t>
+      </w:r>
+      <w:r>
+        <w:t xml:space="preserve">entered scale with daily dose at a slope of -0.979 (95% CI -1.030 to -0.934),</w:t>
+      </w:r>
+      <w:r>
+        <w:t xml:space="preserve"> </w:t>
+      </w:r>
+      <w:r>
+        <w:t xml:space="preserve">which is the assumption v1 makes. Measured from the overnight glucose response the</w:t>
+      </w:r>
+      <w:r>
+        <w:t xml:space="preserve"> </w:t>
+      </w:r>
+      <w:r>
+        <w:t xml:space="preserve">relationship is shallower: -0.83 between people (95% CI -1.23 to -0.36) and -0.645</w:t>
+      </w:r>
+      <w:r>
+        <w:t xml:space="preserve"> </w:t>
+      </w:r>
+      <w:r>
+        <w:t xml:space="preserve">within a person (SE 0.033, n = 1,313). No measurement here approached the</w:t>
+      </w:r>
+      <w:r>
+        <w:t xml:space="preserve"> </w:t>
+      </w:r>
+      <w:r>
+        <w:t xml:space="preserve">exponent of -2 that v2 assumes.</w:t>
       </w:r>
     </w:p>
     <w:p>
@@ -88,49 +100,25 @@
         <w:pStyle w:val="BodyText"/>
       </w:pPr>
       <w:r>
-        <w:t xml:space="preserve">There are two versions. The original, which I’ll call v1 throughout, has</w:t>
-      </w:r>
-      <w:r>
-        <w:t xml:space="preserve"> </w:t>
-      </w:r>
-      <w:r>
-        <w:t xml:space="preserve">sensitivity falling in step with your dose: double the dose, halve the</w:t>
-      </w:r>
-      <w:r>
-        <w:t xml:space="preserve"> </w:t>
-      </w:r>
-      <w:r>
-        <w:t xml:space="preserve">sensitivity. The revised maths, v2, has it falling with the square of the dose:</w:t>
-      </w:r>
-      <w:r>
-        <w:t xml:space="preserve"> </w:t>
-      </w:r>
-      <w:r>
-        <w:t xml:space="preserve">double the dose and sensitivity drops to a quarter. That’s not a small</w:t>
-      </w:r>
-      <w:r>
-        <w:t xml:space="preserve"> </w:t>
-      </w:r>
-      <w:r>
-        <w:t xml:space="preserve">difference. For two people whose doses differ threefold, v1 says one is three</w:t>
-      </w:r>
-      <w:r>
-        <w:t xml:space="preserve"> </w:t>
-      </w:r>
-      <w:r>
-        <w:t xml:space="preserve">times more sensitive and v2 says nine times. The two cross at around 64 units a</w:t>
-      </w:r>
-      <w:r>
-        <w:t xml:space="preserve"> </w:t>
-      </w:r>
-      <w:r>
-        <w:t xml:space="preserve">day, so whether the newer version makes your corrections stronger or weaker</w:t>
-      </w:r>
-      <w:r>
-        <w:t xml:space="preserve"> </w:t>
-      </w:r>
-      <w:r>
-        <w:t xml:space="preserve">depends on which side of that you sit.</w:t>
+        <w:t xml:space="preserve">The glucose-dependent half of both equations did not improve prediction. Six</w:t>
+      </w:r>
+      <w:r>
+        <w:t xml:space="preserve"> </w:t>
+      </w:r>
+      <w:r>
+        <w:t xml:space="preserve">candidate shapes, including the scalers both equations use, fell within 0.05 mg/dL</w:t>
+      </w:r>
+      <w:r>
+        <w:t xml:space="preserve"> </w:t>
+      </w:r>
+      <w:r>
+        <w:t xml:space="preserve">of each other out of sample, and the flat shape ranked first. The threshold set</w:t>
+      </w:r>
+      <w:r>
+        <w:t xml:space="preserve"> </w:t>
+      </w:r>
+      <w:r>
+        <w:t xml:space="preserve">before running was an improvement of 0.5 mg/dL.</w:t>
       </w:r>
     </w:p>
     <w:p>
@@ -138,43 +126,85 @@
         <w:pStyle w:val="BodyText"/>
       </w:pPr>
       <w:r>
-        <w:t xml:space="preserve">I’ve looked at this before, on data from people running loops, and came away</w:t>
-      </w:r>
-      <w:r>
-        <w:t xml:space="preserve"> </w:t>
-      </w:r>
-      <w:r>
-        <w:t xml:space="preserve">thinking the relationship was real but shallower than either version assumed. I</w:t>
-      </w:r>
-      <w:r>
-        <w:t xml:space="preserve"> </w:t>
-      </w:r>
-      <w:r>
-        <w:t xml:space="preserve">couldn’t settle it. The group was a few hundred people, nearly all on doses</w:t>
-      </w:r>
-      <w:r>
-        <w:t xml:space="preserve"> </w:t>
-      </w:r>
-      <w:r>
-        <w:t xml:space="preserve">between 20 and 80 units a day, so there wasn’t much to see either side of the</w:t>
-      </w:r>
-      <w:r>
-        <w:t xml:space="preserve"> </w:t>
-      </w:r>
-      <w:r>
-        <w:t xml:space="preserve">crossover. And every estimate I made leaned on the loop’s own insulin model,</w:t>
-      </w:r>
-      <w:r>
-        <w:t xml:space="preserve"> </w:t>
-      </w:r>
-      <w:r>
-        <w:t xml:space="preserve">which is uncomfortably close to using the thing you’re questioning to answer the</w:t>
-      </w:r>
-      <w:r>
-        <w:t xml:space="preserve"> </w:t>
-      </w:r>
-      <w:r>
-        <w:t xml:space="preserve">question.</w:t>
+        <w:t xml:space="preserve">Asked to predict the overnight fall, a static 1800 rule gave the lowest error at</w:t>
+      </w:r>
+      <w:r>
+        <w:t xml:space="preserve"> </w:t>
+      </w:r>
+      <w:r>
+        <w:t xml:space="preserve">34.1 mg/dL. v1 cost 2.6 mg/dL more. v2 gave 140.9 mg/dL with a median bias of +41,</w:t>
+      </w:r>
+      <w:r>
+        <w:t xml:space="preserve"> </w:t>
+      </w:r>
+      <w:r>
+        <w:t xml:space="preserve">and was not the best candidate for any of the 1,626 people scored.</w:t>
+      </w:r>
+    </w:p>
+    <w:bookmarkEnd w:id="9"/>
+    <w:bookmarkStart w:id="10" w:name="background"/>
+    <w:p>
+      <w:pPr>
+        <w:pStyle w:val="Heading2"/>
+      </w:pPr>
+      <w:r>
+        <w:t xml:space="preserve">Background</w:t>
+      </w:r>
+    </w:p>
+    <w:p>
+      <w:pPr>
+        <w:pStyle w:val="FirstParagraph"/>
+      </w:pPr>
+      <w:r>
+        <w:t xml:space="preserve">Both dynamic ISF equations recalculate a person’s sensitivity factor from their</w:t>
+      </w:r>
+      <w:r>
+        <w:t xml:space="preserve"> </w:t>
+      </w:r>
+      <w:r>
+        <w:t xml:space="preserve">recent total daily dose, several times an hour, in place of the fixed value in</w:t>
+      </w:r>
+      <w:r>
+        <w:t xml:space="preserve"> </w:t>
+      </w:r>
+      <w:r>
+        <w:t xml:space="preserve">their settings. They disagree about how steeply sensitivity falls as dose rises.</w:t>
+      </w:r>
+      <w:r>
+        <w:t xml:space="preserve"> </w:t>
+      </w:r>
+      <w:r>
+        <w:t xml:space="preserve">The original, referred to throughout as v1, has sensitivity inversely proportional</w:t>
+      </w:r>
+      <w:r>
+        <w:t xml:space="preserve"> </w:t>
+      </w:r>
+      <w:r>
+        <w:t xml:space="preserve">to daily dose. The revised form, v2, has it inversely proportional to the square</w:t>
+      </w:r>
+      <w:r>
+        <w:t xml:space="preserve"> </w:t>
+      </w:r>
+      <w:r>
+        <w:t xml:space="preserve">of daily dose. For two people whose doses differ threefold, v1 implies a</w:t>
+      </w:r>
+      <w:r>
+        <w:t xml:space="preserve"> </w:t>
+      </w:r>
+      <w:r>
+        <w:t xml:space="preserve">threefold difference in sensitivity and v2 a ninefold one. The two curves cross</w:t>
+      </w:r>
+      <w:r>
+        <w:t xml:space="preserve"> </w:t>
+      </w:r>
+      <w:r>
+        <w:t xml:space="preserve">near 64 units a day, so which of them gives the stronger correction depends on</w:t>
+      </w:r>
+      <w:r>
+        <w:t xml:space="preserve"> </w:t>
+      </w:r>
+      <w:r>
+        <w:t xml:space="preserve">which side of that a person sits.</w:t>
       </w:r>
     </w:p>
     <w:p>
@@ -182,19 +212,43 @@
         <w:pStyle w:val="BodyText"/>
       </w:pPr>
       <w:r>
-        <w:t xml:space="preserve">The public study archives fix that. What follows uses seven of them: about 1,700</w:t>
-      </w:r>
-      <w:r>
-        <w:t xml:space="preserve"> </w:t>
-      </w:r>
-      <w:r>
-        <w:t xml:space="preserve">people, ages 2 to 82, daily doses from 7 to 107 units, four different systems,</w:t>
-      </w:r>
-      <w:r>
-        <w:t xml:space="preserve"> </w:t>
-      </w:r>
-      <w:r>
-        <w:t xml:space="preserve">and one group who weren’t using any system at all.</w:t>
+        <w:t xml:space="preserve">I examined this question previously using data from people running loops, and</w:t>
+      </w:r>
+      <w:r>
+        <w:t xml:space="preserve"> </w:t>
+      </w:r>
+      <w:r>
+        <w:t xml:space="preserve">concluded that the dose relationship was real but shallower than either equation</w:t>
+      </w:r>
+      <w:r>
+        <w:t xml:space="preserve"> </w:t>
+      </w:r>
+      <w:r>
+        <w:t xml:space="preserve">assumed. That work left the question open for reasons that were structural. The</w:t>
+      </w:r>
+      <w:r>
+        <w:t xml:space="preserve"> </w:t>
+      </w:r>
+      <w:r>
+        <w:t xml:space="preserve">cohort was a few hundred people, almost all on doses between 20 and 80 units a</w:t>
+      </w:r>
+      <w:r>
+        <w:t xml:space="preserve"> </w:t>
+      </w:r>
+      <w:r>
+        <w:t xml:space="preserve">day, which gave little leverage either side of the crossover. Every estimate</w:t>
+      </w:r>
+      <w:r>
+        <w:t xml:space="preserve"> </w:t>
+      </w:r>
+      <w:r>
+        <w:t xml:space="preserve">depended on the loop’s own insulin model, which is the object under examination.</w:t>
+      </w:r>
+      <w:r>
+        <w:t xml:space="preserve"> </w:t>
+      </w:r>
+      <w:r>
+        <w:t xml:space="preserve">And no open-loop comparison was available.</w:t>
       </w:r>
     </w:p>
     <w:p>
@@ -202,55 +256,19 @@
         <w:pStyle w:val="BodyText"/>
       </w:pPr>
       <w:r>
-        <w:t xml:space="preserve">I should say at the outset that this isn’t an attack on anyone’s work. These</w:t>
-      </w:r>
-      <w:r>
-        <w:t xml:space="preserve"> </w:t>
-      </w:r>
-      <w:r>
-        <w:t xml:space="preserve">equations came out of the same rule of thumb most of us set our pumps from, built</w:t>
-      </w:r>
-      <w:r>
-        <w:t xml:space="preserve"> </w:t>
-      </w:r>
-      <w:r>
-        <w:t xml:space="preserve">by people giving their time to make looping better, and one of the things I found</w:t>
-      </w:r>
-      <w:r>
-        <w:t xml:space="preserve"> </w:t>
-      </w:r>
-      <w:r>
-        <w:t xml:space="preserve">is that the rule holds up remarkably well. What I couldn’t find was support for</w:t>
-      </w:r>
-      <w:r>
-        <w:t xml:space="preserve"> </w:t>
-      </w:r>
-      <w:r>
-        <w:t xml:space="preserve">the squared version.</w:t>
-      </w:r>
-    </w:p>
-    <w:bookmarkEnd w:id="9"/>
-    <w:bookmarkStart w:id="10" w:name="what-i-found"/>
-    <w:p>
-      <w:pPr>
-        <w:pStyle w:val="Heading2"/>
-      </w:pPr>
-      <w:r>
-        <w:t xml:space="preserve">What I found</w:t>
-      </w:r>
-    </w:p>
-    <w:p>
-      <w:pPr>
-        <w:pStyle w:val="FirstParagraph"/>
-      </w:pPr>
-      <w:r>
-        <w:t xml:space="preserve">Sensitivity does fall as daily dose rises. That much is solid, and it shows up in</w:t>
-      </w:r>
-      <w:r>
-        <w:t xml:space="preserve"> </w:t>
-      </w:r>
-      <w:r>
-        <w:t xml:space="preserve">four different ways, including one that was free to find no relationship at all.</w:t>
+        <w:t xml:space="preserve">The public study archives address all of these. The analysis below uses seven of</w:t>
+      </w:r>
+      <w:r>
+        <w:t xml:space="preserve"> </w:t>
+      </w:r>
+      <w:r>
+        <w:t xml:space="preserve">them, covering approximately 1,700 people, ages 2 to 82, daily doses from 7 to 107</w:t>
+      </w:r>
+      <w:r>
+        <w:t xml:space="preserve"> </w:t>
+      </w:r>
+      <w:r>
+        <w:t xml:space="preserve">units, and four automated systems alongside one cohort using none.</w:t>
       </w:r>
     </w:p>
     <w:p>
@@ -258,71 +276,25 @@
         <w:pStyle w:val="BodyText"/>
       </w:pPr>
       <w:r>
-        <w:t xml:space="preserve">How steeply is the interesting part. Measured from what people had entered in</w:t>
-      </w:r>
-      <w:r>
-        <w:t xml:space="preserve"> </w:t>
-      </w:r>
-      <w:r>
-        <w:t xml:space="preserve">their pumps, it’s almost exactly the 1800 rule, which is v1’s assumption.</w:t>
-      </w:r>
-      <w:r>
-        <w:t xml:space="preserve"> </w:t>
-      </w:r>
-      <w:r>
-        <w:t xml:space="preserve">Measured from how glucose actually responded overnight, it’s a bit shallower than</w:t>
-      </w:r>
-      <w:r>
-        <w:t xml:space="preserve"> </w:t>
-      </w:r>
-      <w:r>
-        <w:t xml:space="preserve">that. Nothing I looked at came anywhere near the squared law.</w:t>
-      </w:r>
-    </w:p>
-    <w:p>
-      <w:pPr>
-        <w:pStyle w:val="BodyText"/>
-      </w:pPr>
-      <w:r>
-        <w:t xml:space="preserve">The other half of both equations, the bit that changes sensitivity according to</w:t>
-      </w:r>
-      <w:r>
-        <w:t xml:space="preserve"> </w:t>
-      </w:r>
-      <w:r>
-        <w:t xml:space="preserve">where your glucose is right now, didn’t earn its place. Six different shapes</w:t>
-      </w:r>
-      <w:r>
-        <w:t xml:space="preserve"> </w:t>
-      </w:r>
-      <w:r>
-        <w:t xml:space="preserve">including the ones both equations use came out within 0.05 mg/dL of each other,</w:t>
-      </w:r>
-      <w:r>
-        <w:t xml:space="preserve"> </w:t>
-      </w:r>
-      <w:r>
-        <w:t xml:space="preserve">and the flat one was best. That matches what I found on looping data last year,</w:t>
-      </w:r>
-      <w:r>
-        <w:t xml:space="preserve"> </w:t>
-      </w:r>
-      <w:r>
-        <w:t xml:space="preserve">so I’ll not go over the same ground again here.</w:t>
-      </w:r>
-    </w:p>
-    <w:p>
-      <w:pPr>
-        <w:pStyle w:val="BodyText"/>
-      </w:pPr>
-      <w:r>
-        <w:t xml:space="preserve">And when I asked each version to predict how far glucose would actually fall</w:t>
-      </w:r>
-      <w:r>
-        <w:t xml:space="preserve"> </w:t>
-      </w:r>
-      <w:r>
-        <w:t xml:space="preserve">overnight, a plain static 1800 rule beat all of them.</w:t>
+        <w:t xml:space="preserve">These equations derive from the same rule of thumb that most pump settings come</w:t>
+      </w:r>
+      <w:r>
+        <w:t xml:space="preserve"> </w:t>
+      </w:r>
+      <w:r>
+        <w:t xml:space="preserve">from, and were built by people contributing their time to open-source automated</w:t>
+      </w:r>
+      <w:r>
+        <w:t xml:space="preserve"> </w:t>
+      </w:r>
+      <w:r>
+        <w:t xml:space="preserve">insulin delivery. One finding here is that the rule holds up well against what</w:t>
+      </w:r>
+      <w:r>
+        <w:t xml:space="preserve"> </w:t>
+      </w:r>
+      <w:r>
+        <w:t xml:space="preserve">people run. The finding I could not support is the squared form.</w:t>
       </w:r>
     </w:p>
     <w:bookmarkEnd w:id="10"/>
@@ -372,7 +344,7 @@
               <w:pStyle w:val="Compact"/>
             </w:pPr>
             <w:r>
-              <w:t xml:space="preserve">What people were using</w:t>
+              <w:t xml:space="preserve">System in use</w:t>
             </w:r>
           </w:p>
         </w:tc>
@@ -394,7 +366,7 @@
               <w:pStyle w:val="Compact"/>
             </w:pPr>
             <w:r>
-              <w:t xml:space="preserve">Carbs logged</w:t>
+              <w:t xml:space="preserve">Carbohydrate logged</w:t>
             </w:r>
           </w:p>
         </w:tc>
@@ -508,11 +480,7 @@
               <w:pStyle w:val="Compact"/>
             </w:pPr>
             <w:r>
-              <w:rPr>
-                <w:b/>
-                <w:bCs/>
-              </w:rPr>
-              <w:t xml:space="preserve">A pump and a sensor, nothing automating</w:t>
+              <w:t xml:space="preserve">Pump and sensor, no automation</w:t>
             </w:r>
           </w:p>
         </w:tc>
@@ -580,7 +548,7 @@
               <w:pStyle w:val="Compact"/>
             </w:pPr>
             <w:r>
-              <w:t xml:space="preserve">Control-IQ, adults and teenagers</w:t>
+              <w:t xml:space="preserve">Control-IQ, adults and adolescents</w:t>
             </w:r>
           </w:p>
         </w:tc>
@@ -839,13 +807,13 @@
         <w:pStyle w:val="BodyText"/>
       </w:pPr>
       <w:r>
-        <w:t xml:space="preserve">FLAIR is in the archive too, but its release ships no pump file, so it can tell</w:t>
-      </w:r>
-      <w:r>
-        <w:t xml:space="preserve"> </w:t>
-      </w:r>
-      <w:r>
-        <w:t xml:space="preserve">us about daily totals and nothing else.</w:t>
+        <w:t xml:space="preserve">FLAIR is present in the archive but its release ships no pump file, so it</w:t>
+      </w:r>
+      <w:r>
+        <w:t xml:space="preserve"> </w:t>
+      </w:r>
+      <w:r>
+        <w:t xml:space="preserve">contributes daily totals and nothing further.</w:t>
       </w:r>
     </w:p>
     <w:p>
@@ -853,31 +821,37 @@
         <w:pStyle w:val="BodyText"/>
       </w:pPr>
       <w:r>
-        <w:t xml:space="preserve">Two rows there do most of the work later on. REPLACE-BG ran in 2015 on a pump and</w:t>
-      </w:r>
-      <w:r>
-        <w:t xml:space="preserve"> </w:t>
-      </w:r>
-      <w:r>
-        <w:t xml:space="preserve">a sensor with nobody’s algorithm in between, which makes it the only group where</w:t>
-      </w:r>
-      <w:r>
-        <w:t xml:space="preserve"> </w:t>
-      </w:r>
-      <w:r>
-        <w:t xml:space="preserve">the insulin someone got wasn’t chosen by a machine watching their glucose. And</w:t>
-      </w:r>
-      <w:r>
-        <w:t xml:space="preserve"> </w:t>
-      </w:r>
-      <w:r>
-        <w:t xml:space="preserve">Loop and REPLACE-BG are the only two where people logged what they ate, so</w:t>
-      </w:r>
-      <w:r>
-        <w:t xml:space="preserve"> </w:t>
-      </w:r>
-      <w:r>
-        <w:t xml:space="preserve">they’re the only two where I can genuinely screen out a meal rather than guess.</w:t>
+        <w:t xml:space="preserve">Two rows carry disproportionate weight in what follows. REPLACE-BG ran in 2015 on</w:t>
+      </w:r>
+      <w:r>
+        <w:t xml:space="preserve"> </w:t>
+      </w:r>
+      <w:r>
+        <w:t xml:space="preserve">a pump and a sensor with no algorithm between them, making it the only cohort</w:t>
+      </w:r>
+      <w:r>
+        <w:t xml:space="preserve"> </w:t>
+      </w:r>
+      <w:r>
+        <w:t xml:space="preserve">where the insulin a person received was not selected by a system observing their</w:t>
+      </w:r>
+      <w:r>
+        <w:t xml:space="preserve"> </w:t>
+      </w:r>
+      <w:r>
+        <w:t xml:space="preserve">glucose. Loop and REPLACE-BG are also the only cohorts where people recorded what</w:t>
+      </w:r>
+      <w:r>
+        <w:t xml:space="preserve"> </w:t>
+      </w:r>
+      <w:r>
+        <w:t xml:space="preserve">they ate, so they are the only two where a meal can be screened out rather than</w:t>
+      </w:r>
+      <w:r>
+        <w:t xml:space="preserve"> </w:t>
+      </w:r>
+      <w:r>
+        <w:t xml:space="preserve">inferred.</w:t>
       </w:r>
     </w:p>
     <w:p>
@@ -885,23 +859,23 @@
         <w:pStyle w:val="BodyText"/>
       </w:pPr>
       <w:r>
-        <w:t xml:space="preserve">That comes to about 2.2 million candidate overnight windows, of which 708,106</w:t>
-      </w:r>
-      <w:r>
-        <w:t xml:space="preserve"> </w:t>
-      </w:r>
-      <w:r>
-        <w:t xml:space="preserve">survive screening, from 1,659 people with at least forty each.</w:t>
+        <w:t xml:space="preserve">The extraction produced 2.2 million candidate overnight windows, of which 708,106</w:t>
+      </w:r>
+      <w:r>
+        <w:t xml:space="preserve"> </w:t>
+      </w:r>
+      <w:r>
+        <w:t xml:space="preserve">passed screening, from 1,659 people contributing at least forty each.</w:t>
       </w:r>
     </w:p>
     <w:bookmarkEnd w:id="11"/>
-    <w:bookmarkStart w:id="13" w:name="X9b1fa9bde18948b1a73210fb27a082200fcada2"/>
+    <w:bookmarkStart w:id="13" w:name="method"/>
     <w:p>
       <w:pPr>
         <w:pStyle w:val="Heading2"/>
       </w:pPr>
       <w:r>
-        <w:t xml:space="preserve">Working out sensitivity when nobody wrote it down</w:t>
+        <w:t xml:space="preserve">Method</w:t>
       </w:r>
     </w:p>
     <w:p>
@@ -909,19 +883,19 @@
         <w:pStyle w:val="FirstParagraph"/>
       </w:pPr>
       <w:r>
-        <w:t xml:space="preserve">None of these archives holds an insulin on board figure, or a loop’s prediction,</w:t>
-      </w:r>
-      <w:r>
-        <w:t xml:space="preserve"> </w:t>
-      </w:r>
-      <w:r>
-        <w:t xml:space="preserve">or in most cases even a sensitivity setting. It all has to be rebuilt from the</w:t>
-      </w:r>
-      <w:r>
-        <w:t xml:space="preserve"> </w:t>
-      </w:r>
-      <w:r>
-        <w:t xml:space="preserve">basal and boluses that were delivered.</w:t>
+        <w:t xml:space="preserve">None of these archives holds an insulin-on-board figure, a loop prediction, or in</w:t>
+      </w:r>
+      <w:r>
+        <w:t xml:space="preserve"> </w:t>
+      </w:r>
+      <w:r>
+        <w:t xml:space="preserve">most cases a sensitivity setting. Everything was reconstructed from delivered</w:t>
+      </w:r>
+      <w:r>
+        <w:t xml:space="preserve"> </w:t>
+      </w:r>
+      <w:r>
+        <w:t xml:space="preserve">basal and boluses.</w:t>
       </w:r>
     </w:p>
     <w:p>
@@ -929,49 +903,43 @@
         <w:pStyle w:val="BodyText"/>
       </w:pPr>
       <w:r>
-        <w:t xml:space="preserve">The idea is simple enough. Take four hours overnight, starting on the hour</w:t>
-      </w:r>
-      <w:r>
-        <w:t xml:space="preserve"> </w:t>
-      </w:r>
-      <w:r>
-        <w:t xml:space="preserve">somewhere between 11pm and 3am. Note how far glucose fell. Work out how much</w:t>
-      </w:r>
-      <w:r>
-        <w:t xml:space="preserve"> </w:t>
-      </w:r>
-      <w:r>
-        <w:t xml:space="preserve">insulin was actually acting across those four hours by running the delivery</w:t>
-      </w:r>
-      <w:r>
-        <w:t xml:space="preserve"> </w:t>
-      </w:r>
-      <w:r>
-        <w:t xml:space="preserve">record through an insulin model. Loop users get the models Loop itself shipped,</w:t>
-      </w:r>
-      <w:r>
-        <w:t xml:space="preserve"> </w:t>
-      </w:r>
-      <w:r>
-        <w:t xml:space="preserve">lifted from the LoopKit source rather than approximated; everyone else gets the</w:t>
-      </w:r>
-      <w:r>
-        <w:t xml:space="preserve"> </w:t>
-      </w:r>
-      <w:r>
-        <w:t xml:space="preserve">oref curve. The fall divided by the insulin that acted, allowing for where</w:t>
-      </w:r>
-      <w:r>
-        <w:t xml:space="preserve"> </w:t>
-      </w:r>
-      <w:r>
-        <w:t xml:space="preserve">glucose started and where it had been, gives milligrams per decilitre per unit,</w:t>
-      </w:r>
-      <w:r>
-        <w:t xml:space="preserve"> </w:t>
-      </w:r>
-      <w:r>
-        <w:t xml:space="preserve">which is what a sensitivity factor is.</w:t>
+        <w:t xml:space="preserve">Each window covers four hours from a start on the hour between 23:00 and 03:00.</w:t>
+      </w:r>
+      <w:r>
+        <w:t xml:space="preserve"> </w:t>
+      </w:r>
+      <w:r>
+        <w:t xml:space="preserve">The fall in glucose across those four hours was measured against the insulin</w:t>
+      </w:r>
+      <w:r>
+        <w:t xml:space="preserve"> </w:t>
+      </w:r>
+      <w:r>
+        <w:t xml:space="preserve">acting during them, obtained by convolving the delivery record with an insulin</w:t>
+      </w:r>
+      <w:r>
+        <w:t xml:space="preserve"> </w:t>
+      </w:r>
+      <w:r>
+        <w:t xml:space="preserve">model. Loop subjects were given the models Loop itself ships, taken from the</w:t>
+      </w:r>
+      <w:r>
+        <w:t xml:space="preserve"> </w:t>
+      </w:r>
+      <w:r>
+        <w:t xml:space="preserve">LoopKit source rather than approximated; the remaining cohorts were given the oref</w:t>
+      </w:r>
+      <w:r>
+        <w:t xml:space="preserve"> </w:t>
+      </w:r>
+      <w:r>
+        <w:t xml:space="preserve">exponential. Dividing the fall by the acting insulin, holding starting glucose and</w:t>
+      </w:r>
+      <w:r>
+        <w:t xml:space="preserve"> </w:t>
+      </w:r>
+      <w:r>
+        <w:t xml:space="preserve">prior glucose constant, yields milligrams per decilitre per unit.</w:t>
       </w:r>
     </w:p>
     <w:p>
@@ -979,7 +947,7 @@
         <w:pStyle w:val="BodyText"/>
       </w:pPr>
       <w:r>
-        <w:t xml:space="preserve">Two details in there matter more than they look.</w:t>
+        <w:t xml:space="preserve">Two aspects of that construction do most of the work.</w:t>
       </w:r>
     </w:p>
     <w:p>
@@ -987,41 +955,31 @@
         <w:pStyle w:val="BodyText"/>
       </w:pPr>
       <w:r>
-        <w:rPr>
-          <w:b/>
-          <w:bCs/>
-        </w:rPr>
-        <w:t xml:space="preserve">I keep insulin separate depending on when it was decided.</w:t>
-      </w:r>
-      <w:r>
-        <w:t xml:space="preserve"> </w:t>
-      </w:r>
-      <w:r>
-        <w:t xml:space="preserve">Insulin already in</w:t>
-      </w:r>
-      <w:r>
-        <w:t xml:space="preserve"> </w:t>
-      </w:r>
-      <w:r>
-        <w:t xml:space="preserve">you when the four hours start was committed before anything in that window</w:t>
-      </w:r>
-      <w:r>
-        <w:t xml:space="preserve"> </w:t>
-      </w:r>
-      <w:r>
-        <w:t xml:space="preserve">happened, so it can’t be a reaction to the glucose I’m about to measure. Insulin</w:t>
-      </w:r>
-      <w:r>
-        <w:t xml:space="preserve"> </w:t>
-      </w:r>
-      <w:r>
-        <w:t xml:space="preserve">delivered during the window can be, and if a system is running it usually is.</w:t>
-      </w:r>
-      <w:r>
-        <w:t xml:space="preserve"> </w:t>
-      </w:r>
-      <w:r>
-        <w:t xml:space="preserve">Those go in separate columns and stay there.</w:t>
+        <w:t xml:space="preserve">Insulin was separated by when it was committed. Insulin already present when a</w:t>
+      </w:r>
+      <w:r>
+        <w:t xml:space="preserve"> </w:t>
+      </w:r>
+      <w:r>
+        <w:t xml:space="preserve">window opened was determined before anything in that window occurred, so it cannot</w:t>
+      </w:r>
+      <w:r>
+        <w:t xml:space="preserve"> </w:t>
+      </w:r>
+      <w:r>
+        <w:t xml:space="preserve">be a response to the glucose the window subsequently measures. Insulin delivered</w:t>
+      </w:r>
+      <w:r>
+        <w:t xml:space="preserve"> </w:t>
+      </w:r>
+      <w:r>
+        <w:t xml:space="preserve">during the window can be, and under an automated system usually is. The two enter</w:t>
+      </w:r>
+      <w:r>
+        <w:t xml:space="preserve"> </w:t>
+      </w:r>
+      <w:r>
+        <w:t xml:space="preserve">every fit as separate terms.</w:t>
       </w:r>
     </w:p>
     <w:p>
@@ -1029,56 +987,52 @@
         <w:pStyle w:val="BodyText"/>
       </w:pPr>
       <w:r>
-        <w:rPr>
-          <w:b/>
-          <w:bCs/>
-        </w:rPr>
-        <w:t xml:space="preserve">The screen only looks backwards.</w:t>
-      </w:r>
-      <w:r>
-        <w:t xml:space="preserve"> </w:t>
-      </w:r>
-      <w:r>
-        <w:t xml:space="preserve">A window is kept or dropped on where glucose</w:t>
-      </w:r>
-      <w:r>
-        <w:t xml:space="preserve"> </w:t>
-      </w:r>
-      <w:r>
-        <w:t xml:space="preserve">started, on how complete the sensor trace is, and on how long since the person</w:t>
-      </w:r>
-      <w:r>
-        <w:t xml:space="preserve"> </w:t>
-      </w:r>
-      <w:r>
-        <w:t xml:space="preserve">last ate. It’s never dropped on what glucose then did. It’s tempting to bin the</w:t>
-      </w:r>
-      <w:r>
-        <w:t xml:space="preserve"> </w:t>
-      </w:r>
-      <w:r>
-        <w:t xml:space="preserve">nights where glucose rose, on the grounds that someone must have eaten, and it’s</w:t>
-      </w:r>
-      <w:r>
-        <w:t xml:space="preserve"> </w:t>
-      </w:r>
-      <w:r>
-        <w:t xml:space="preserve">a mistake: those are exactly the nights insulin worked least well. Dropping them</w:t>
-      </w:r>
-      <w:r>
-        <w:t xml:space="preserve"> </w:t>
-      </w:r>
-      <w:r>
-        <w:t xml:space="preserve">doesn’t clean the answer up, it flatters it.</w:t>
-      </w:r>
-    </w:p>
-    <w:bookmarkStart w:id="12" w:name="Xf12ed0251fcf1e8d19021088d86241c7bcb97cd"/>
+        <w:t xml:space="preserve">Screening looked only backwards. A window was retained or dropped on its starting</w:t>
+      </w:r>
+      <w:r>
+        <w:t xml:space="preserve"> </w:t>
+      </w:r>
+      <w:r>
+        <w:t xml:space="preserve">glucose, on sensor coverage, and on time since the person last ate. It was never</w:t>
+      </w:r>
+      <w:r>
+        <w:t xml:space="preserve"> </w:t>
+      </w:r>
+      <w:r>
+        <w:t xml:space="preserve">screened on the subsequent glucose trajectory. Excluding nights on which glucose</w:t>
+      </w:r>
+      <w:r>
+        <w:t xml:space="preserve"> </w:t>
+      </w:r>
+      <w:r>
+        <w:t xml:space="preserve">rose, on the reasoning that something must have been eaten, removes</w:t>
+      </w:r>
+      <w:r>
+        <w:t xml:space="preserve"> </w:t>
+      </w:r>
+      <w:r>
+        <w:t xml:space="preserve">disproportionately the nights on which insulin acted least effectively, which</w:t>
+      </w:r>
+      <w:r>
+        <w:t xml:space="preserve"> </w:t>
+      </w:r>
+      <w:r>
+        <w:t xml:space="preserve">inflates the estimated sensitivity rather than cleaning it. Those filters exist in</w:t>
+      </w:r>
+      <w:r>
+        <w:t xml:space="preserve"> </w:t>
+      </w:r>
+      <w:r>
+        <w:t xml:space="preserve">the code as a sensitivity arm and move nothing material.</w:t>
+      </w:r>
+    </w:p>
+    <w:bookmarkStart w:id="12" w:name="validation-of-the-dose-reconstruction"/>
     <w:p>
       <w:pPr>
         <w:pStyle w:val="Heading3"/>
       </w:pPr>
       <w:r>
-        <w:t xml:space="preserve">Checking the arithmetic against something real</w:t>
+        <w:t xml:space="preserve">Validation of the dose reconstruction</w:t>
       </w:r>
     </w:p>
     <w:p>
@@ -1086,19 +1040,25 @@
         <w:pStyle w:val="FirstParagraph"/>
       </w:pPr>
       <w:r>
-        <w:t xml:space="preserve">Loop wrote down its own insulin on board figure at every bolus, and that’s the</w:t>
-      </w:r>
-      <w:r>
-        <w:t xml:space="preserve"> </w:t>
-      </w:r>
-      <w:r>
-        <w:t xml:space="preserve">one place in all of this where an app’s internal state got recorded. So I can</w:t>
-      </w:r>
-      <w:r>
-        <w:t xml:space="preserve"> </w:t>
-      </w:r>
-      <w:r>
-        <w:t xml:space="preserve">rebuild it from the pump record and see whether I get what the app got.</w:t>
+        <w:t xml:space="preserve">Loop recorded its own insulin-on-board figure at every bolus. That is the only</w:t>
+      </w:r>
+      <w:r>
+        <w:t xml:space="preserve"> </w:t>
+      </w:r>
+      <w:r>
+        <w:t xml:space="preserve">point in these archives where an application’s internal state was written down, so</w:t>
+      </w:r>
+      <w:r>
+        <w:t xml:space="preserve"> </w:t>
+      </w:r>
+      <w:r>
+        <w:t xml:space="preserve">it can be recomputed from the pump record and compared against what the</w:t>
+      </w:r>
+      <w:r>
+        <w:t xml:space="preserve"> </w:t>
+      </w:r>
+      <w:r>
+        <w:t xml:space="preserve">application held.</w:t>
       </w:r>
     </w:p>
     <w:p>
@@ -1106,38 +1066,25 @@
         <w:pStyle w:val="BodyText"/>
       </w:pPr>
       <w:r>
-        <w:t xml:space="preserve">Across 158 people with enough of those records, my reconstruction tracks Loop’s</w:t>
-      </w:r>
-      <w:r>
-        <w:t xml:space="preserve"> </w:t>
-      </w:r>
-      <w:r>
-        <w:t xml:space="preserve">own figure at a</w:t>
-      </w:r>
-      <w:r>
-        <w:t xml:space="preserve"> </w:t>
-      </w:r>
-      <w:r>
-        <w:rPr>
-          <w:b/>
-          <w:bCs/>
-        </w:rPr>
-        <w:t xml:space="preserve">median correlation of 0.927</w:t>
-      </w:r>
-      <w:r>
-        <w:t xml:space="preserve">, with a median difference of 0.32</w:t>
-      </w:r>
-      <w:r>
-        <w:t xml:space="preserve"> </w:t>
-      </w:r>
-      <w:r>
-        <w:t xml:space="preserve">units. That’s the whole dose reconstruction checked against something other than</w:t>
-      </w:r>
-      <w:r>
-        <w:t xml:space="preserve"> </w:t>
-      </w:r>
-      <w:r>
-        <w:t xml:space="preserve">my own assumptions, which is not a luxury this kind of work usually gets.</w:t>
+        <w:t xml:space="preserve">Across 158 people with sufficient records, the reconstruction tracked Loop’s own</w:t>
+      </w:r>
+      <w:r>
+        <w:t xml:space="preserve"> </w:t>
+      </w:r>
+      <w:r>
+        <w:t xml:space="preserve">figure at a median correlation of 0.927, with a median absolute difference of 0.32</w:t>
+      </w:r>
+      <w:r>
+        <w:t xml:space="preserve"> </w:t>
+      </w:r>
+      <w:r>
+        <w:t xml:space="preserve">units. This validates the dose reconstruction against a recorded quantity rather</w:t>
+      </w:r>
+      <w:r>
+        <w:t xml:space="preserve"> </w:t>
+      </w:r>
+      <w:r>
+        <w:t xml:space="preserve">than against internal assumptions.</w:t>
       </w:r>
     </w:p>
     <w:p>
@@ -1145,43 +1092,43 @@
         <w:pStyle w:val="BodyText"/>
       </w:pPr>
       <w:r>
-        <w:t xml:space="preserve">Getting there needed something the archives don’t obviously contain. Loop counts</w:t>
-      </w:r>
-      <w:r>
-        <w:t xml:space="preserve"> </w:t>
-      </w:r>
-      <w:r>
-        <w:t xml:space="preserve">insulin on board net of your scheduled basal, so a temp basal only contributes</w:t>
-      </w:r>
-      <w:r>
-        <w:t xml:space="preserve"> </w:t>
-      </w:r>
-      <w:r>
-        <w:t xml:space="preserve">the difference between what it gave and what your profile would have given</w:t>
-      </w:r>
-      <w:r>
-        <w:t xml:space="preserve"> </w:t>
-      </w:r>
-      <w:r>
-        <w:t xml:space="preserve">anyway. Rebuilding that needs the basal profile, which isn’t in any settings file</w:t>
-      </w:r>
-      <w:r>
-        <w:t xml:space="preserve"> </w:t>
-      </w:r>
-      <w:r>
-        <w:t xml:space="preserve">in the archive. It turns out to be recoverable: every temp basal record carries</w:t>
-      </w:r>
-      <w:r>
-        <w:t xml:space="preserve"> </w:t>
-      </w:r>
-      <w:r>
-        <w:t xml:space="preserve">the rate it was overriding. Six and a half gigabytes of raw text boils down to</w:t>
-      </w:r>
-      <w:r>
-        <w:t xml:space="preserve"> </w:t>
-      </w:r>
-      <w:r>
-        <w:t xml:space="preserve">1.6 million rate changes, and gives basal schedules for 842 people.</w:t>
+        <w:t xml:space="preserve">Producing it required something the archives do not obviously contain. Loop counts</w:t>
+      </w:r>
+      <w:r>
+        <w:t xml:space="preserve"> </w:t>
+      </w:r>
+      <w:r>
+        <w:t xml:space="preserve">insulin on board net of scheduled basal, so a temporary basal contributes only the</w:t>
+      </w:r>
+      <w:r>
+        <w:t xml:space="preserve"> </w:t>
+      </w:r>
+      <w:r>
+        <w:t xml:space="preserve">difference between what it delivered and what the profile would have delivered.</w:t>
+      </w:r>
+      <w:r>
+        <w:t xml:space="preserve"> </w:t>
+      </w:r>
+      <w:r>
+        <w:t xml:space="preserve">Reconstructing that requires the basal profile, which appears in no settings file</w:t>
+      </w:r>
+      <w:r>
+        <w:t xml:space="preserve"> </w:t>
+      </w:r>
+      <w:r>
+        <w:t xml:space="preserve">in the archive. It proved recoverable: every temporary basal record carries the</w:t>
+      </w:r>
+      <w:r>
+        <w:t xml:space="preserve"> </w:t>
+      </w:r>
+      <w:r>
+        <w:t xml:space="preserve">rate it suppressed. Six and a half gigabytes of raw text reduces to 1.6 million</w:t>
+      </w:r>
+      <w:r>
+        <w:t xml:space="preserve"> </w:t>
+      </w:r>
+      <w:r>
+        <w:t xml:space="preserve">rate changes, giving basal schedules for 842 people.</w:t>
       </w:r>
     </w:p>
     <w:p>
@@ -1189,42 +1136,42 @@
         <w:pStyle w:val="BodyText"/>
       </w:pPr>
       <w:r>
-        <w:t xml:space="preserve">I’ll be straight about the limit of that check. Every candidate insulin model</w:t>
-      </w:r>
-      <w:r>
-        <w:t xml:space="preserve"> </w:t>
-      </w:r>
-      <w:r>
-        <w:t xml:space="preserve">comes out with a small positive bias, so the fastest-decaying one wins by</w:t>
-      </w:r>
-      <w:r>
-        <w:t xml:space="preserve"> </w:t>
-      </w:r>
-      <w:r>
-        <w:t xml:space="preserve">soaking it up, which means I can’t really say which model each person was</w:t>
-      </w:r>
-      <w:r>
-        <w:t xml:space="preserve"> </w:t>
-      </w:r>
-      <w:r>
-        <w:t xml:space="preserve">running. The correlation is the finding. The model choice isn’t, and nothing</w:t>
-      </w:r>
-      <w:r>
-        <w:t xml:space="preserve"> </w:t>
-      </w:r>
-      <w:r>
-        <w:t xml:space="preserve">downstream leans on it.</w:t>
+        <w:t xml:space="preserve">The limit of that check should be stated. Every candidate insulin model shows a</w:t>
+      </w:r>
+      <w:r>
+        <w:t xml:space="preserve"> </w:t>
+      </w:r>
+      <w:r>
+        <w:t xml:space="preserve">small positive level bias, so the fastest-decaying model wins by absorbing it,</w:t>
+      </w:r>
+      <w:r>
+        <w:t xml:space="preserve"> </w:t>
+      </w:r>
+      <w:r>
+        <w:t xml:space="preserve">which leaves the model each person was running only weakly identified. The</w:t>
+      </w:r>
+      <w:r>
+        <w:t xml:space="preserve"> </w:t>
+      </w:r>
+      <w:r>
+        <w:t xml:space="preserve">correlation is the finding. The model selection is a weaker claim, and nothing</w:t>
+      </w:r>
+      <w:r>
+        <w:t xml:space="preserve"> </w:t>
+      </w:r>
+      <w:r>
+        <w:t xml:space="preserve">downstream depends on it.</w:t>
       </w:r>
     </w:p>
     <w:bookmarkEnd w:id="12"/>
     <w:bookmarkEnd w:id="13"/>
-    <w:bookmarkStart w:id="17" w:name="what-people-had-actually-entered"/>
+    <w:bookmarkStart w:id="17" w:name="settings-people-had-entered"/>
     <w:p>
       <w:pPr>
         <w:pStyle w:val="Heading2"/>
       </w:pPr>
       <w:r>
-        <w:t xml:space="preserve">What people had actually entered</w:t>
+        <w:t xml:space="preserve">Settings people had entered</w:t>
       </w:r>
     </w:p>
     <w:p>
@@ -1232,19 +1179,13 @@
         <w:pStyle w:val="FirstParagraph"/>
       </w:pPr>
       <w:r>
-        <w:t xml:space="preserve">The narrowest question first, and the cleanest one. Of the 596 people with a</w:t>
-      </w:r>
-      <w:r>
-        <w:t xml:space="preserve"> </w:t>
-      </w:r>
-      <w:r>
-        <w:t xml:space="preserve">sensitivity factor on record, 581 also have thirty or more complete days of pump</w:t>
-      </w:r>
-      <w:r>
-        <w:t xml:space="preserve"> </w:t>
-      </w:r>
-      <w:r>
-        <w:t xml:space="preserve">data to take a daily dose from.</w:t>
+        <w:t xml:space="preserve">Of the 596 people with a recorded sensitivity factor, 581 also have thirty or more</w:t>
+      </w:r>
+      <w:r>
+        <w:t xml:space="preserve"> </w:t>
+      </w:r>
+      <w:r>
+        <w:t xml:space="preserve">complete days of pump record from which to take a daily dose.</w:t>
       </w:r>
     </w:p>
     <w:p>
@@ -1252,76 +1193,43 @@
         <w:pStyle w:val="BodyText"/>
       </w:pPr>
       <w:r>
-        <w:t xml:space="preserve">Their settings track dose almost exactly as the 1800 rule says they should. The</w:t>
-      </w:r>
-      <w:r>
-        <w:t xml:space="preserve"> </w:t>
-      </w:r>
-      <w:r>
-        <w:t xml:space="preserve">slope is</w:t>
-      </w:r>
-      <w:r>
-        <w:t xml:space="preserve"> </w:t>
-      </w:r>
-      <w:r>
-        <w:rPr>
-          <w:b/>
-          <w:bCs/>
-        </w:rPr>
-        <w:t xml:space="preserve">-0.979</w:t>
-      </w:r>
-      <w:r>
-        <w:t xml:space="preserve">, with a 95% interval from -1.030 to -0.934. Multiply each</w:t>
-      </w:r>
-      <w:r>
-        <w:t xml:space="preserve"> </w:t>
-      </w:r>
-      <w:r>
-        <w:t xml:space="preserve">person’s sensitivity by their daily dose and the median comes to 2067, against</w:t>
-      </w:r>
-      <w:r>
-        <w:t xml:space="preserve"> </w:t>
-      </w:r>
-      <w:r>
-        <w:t xml:space="preserve">the 2139 that v1 works out to at a normal target. If the rule holds, that product</w:t>
-      </w:r>
-      <w:r>
-        <w:t xml:space="preserve"> </w:t>
-      </w:r>
-      <w:r>
-        <w:t xml:space="preserve">shouldn’t drift with dose, and it doesn’t: the correlation between them is</w:t>
-      </w:r>
-      <w:r>
-        <w:t xml:space="preserve"> </w:t>
-      </w:r>
-      <w:r>
-        <w:rPr>
-          <w:b/>
-          <w:bCs/>
-        </w:rPr>
-        <w:t xml:space="preserve">+0.024</w:t>
-      </w:r>
-      <w:r>
-        <w:t xml:space="preserve">. Do the same for the squared law and you get</w:t>
-      </w:r>
-      <w:r>
-        <w:t xml:space="preserve"> </w:t>
-      </w:r>
-      <w:r>
-        <w:rPr>
-          <w:b/>
-          <w:bCs/>
-        </w:rPr>
-        <w:t xml:space="preserve">+0.859</w:t>
-      </w:r>
-      <w:r>
-        <w:t xml:space="preserve">, which is what</w:t>
-      </w:r>
-      <w:r>
-        <w:t xml:space="preserve"> </w:t>
-      </w:r>
-      <w:r>
-        <w:t xml:space="preserve">it looks like when a rule doesn’t hold, consistently, right across the range.</w:t>
+        <w:t xml:space="preserve">Their entered settings scale with daily dose at a log-log slope of -0.979, with a</w:t>
+      </w:r>
+      <w:r>
+        <w:t xml:space="preserve"> </w:t>
+      </w:r>
+      <w:r>
+        <w:t xml:space="preserve">95% interval from -1.030 to -0.934. Multiplying each person’s sensitivity by their</w:t>
+      </w:r>
+      <w:r>
+        <w:t xml:space="preserve"> </w:t>
+      </w:r>
+      <w:r>
+        <w:t xml:space="preserve">daily dose gives a median of 2067, against the 2139 that v1 evaluates to at a</w:t>
+      </w:r>
+      <w:r>
+        <w:t xml:space="preserve"> </w:t>
+      </w:r>
+      <w:r>
+        <w:t xml:space="preserve">normal target. Under the 1800 rule that product should not vary with dose, and it</w:t>
+      </w:r>
+      <w:r>
+        <w:t xml:space="preserve"> </w:t>
+      </w:r>
+      <w:r>
+        <w:t xml:space="preserve">does not: the Spearman correlation between them is +0.024. The equivalent test for</w:t>
+      </w:r>
+      <w:r>
+        <w:t xml:space="preserve"> </w:t>
+      </w:r>
+      <w:r>
+        <w:t xml:space="preserve">the squared law returns +0.859, which indicates the relationship failing</w:t>
+      </w:r>
+      <w:r>
+        <w:t xml:space="preserve"> </w:t>
+      </w:r>
+      <w:r>
+        <w:t xml:space="preserve">consistently across the range rather than at one end of it.</w:t>
       </w:r>
     </w:p>
     <w:p>
@@ -1384,31 +1292,37 @@
         <w:pStyle w:val="BodyText"/>
       </w:pPr>
       <w:r>
-        <w:t xml:space="preserve">This needs a caveat said out loud rather than tucked away, because it’s close to</w:t>
-      </w:r>
-      <w:r>
-        <w:t xml:space="preserve"> </w:t>
-      </w:r>
-      <w:r>
-        <w:t xml:space="preserve">circular. What you’ve entered isn’t a measurement, it’s a decision, and you and</w:t>
-      </w:r>
-      <w:r>
-        <w:t xml:space="preserve"> </w:t>
-      </w:r>
-      <w:r>
-        <w:t xml:space="preserve">your team probably arrived at it through the 1800 rule in the first place. That’s</w:t>
-      </w:r>
-      <w:r>
-        <w:t xml:space="preserve"> </w:t>
-      </w:r>
-      <w:r>
-        <w:t xml:space="preserve">the same rule v1’s maths came from. So finding that people sit on 1800 over dose</w:t>
-      </w:r>
-      <w:r>
-        <w:t xml:space="preserve"> </w:t>
-      </w:r>
-      <w:r>
-        <w:t xml:space="preserve">is partly a finding about how much grip that rule has on practice.</w:t>
+        <w:t xml:space="preserve">This result carries a caveat that should be stated rather than buried, because it</w:t>
+      </w:r>
+      <w:r>
+        <w:t xml:space="preserve"> </w:t>
+      </w:r>
+      <w:r>
+        <w:t xml:space="preserve">approaches circularity. An entered sensitivity factor records a decision. People</w:t>
+      </w:r>
+      <w:r>
+        <w:t xml:space="preserve"> </w:t>
+      </w:r>
+      <w:r>
+        <w:t xml:space="preserve">and their clinical teams commonly arrive at it through the 1800 rule, which is the</w:t>
+      </w:r>
+      <w:r>
+        <w:t xml:space="preserve"> </w:t>
+      </w:r>
+      <w:r>
+        <w:t xml:space="preserve">source of v1’s exponent. Finding that entered settings sit</w:t>
+      </w:r>
+      <w:r>
+        <w:t xml:space="preserve"> </w:t>
+      </w:r>
+      <w:r>
+        <w:t xml:space="preserve">on 1800 over dose is therefore in part a finding about the reach of that rule in</w:t>
+      </w:r>
+      <w:r>
+        <w:t xml:space="preserve"> </w:t>
+      </w:r>
+      <w:r>
+        <w:t xml:space="preserve">practice.</w:t>
       </w:r>
     </w:p>
     <w:p>
@@ -1416,13 +1330,13 @@
         <w:pStyle w:val="BodyText"/>
       </w:pPr>
       <w:r>
-        <w:t xml:space="preserve">It isn’t circular in the other direction, though. Nothing in clinical practice</w:t>
-      </w:r>
-      <w:r>
-        <w:t xml:space="preserve"> </w:t>
-      </w:r>
-      <w:r>
-        <w:t xml:space="preserve">nudges anyone towards a squared law, and nothing in what people run looks like</w:t>
+        <w:t xml:space="preserve">The circularity does not run in the other direction. Nothing in clinical practice</w:t>
+      </w:r>
+      <w:r>
+        <w:t xml:space="preserve"> </w:t>
+      </w:r>
+      <w:r>
+        <w:t xml:space="preserve">directs people towards a squared law, and nothing in what people run resembles</w:t>
       </w:r>
       <w:r>
         <w:t xml:space="preserve"> </w:t>
@@ -1436,41 +1350,41 @@
         <w:pStyle w:val="BodyText"/>
       </w:pPr>
       <w:r>
-        <w:t xml:space="preserve">Two smaller things worth keeping. Within a single age band the slope is</w:t>
-      </w:r>
-      <w:r>
-        <w:t xml:space="preserve"> </w:t>
-      </w:r>
-      <w:r>
-        <w:t xml:space="preserve">shallower, somewhere between -0.68 and -1.10, so a chunk of that tidy -0.98 comes</w:t>
-      </w:r>
-      <w:r>
-        <w:t xml:space="preserve"> </w:t>
-      </w:r>
-      <w:r>
-        <w:t xml:space="preserve">from pooling toddlers with adults. And carb ratios track dose at -0.63 with a</w:t>
-      </w:r>
-      <w:r>
-        <w:t xml:space="preserve"> </w:t>
-      </w:r>
-      <w:r>
-        <w:t xml:space="preserve">median product of 411, so the 500 rule is a looser fit to practice than the 1800</w:t>
-      </w:r>
-      <w:r>
-        <w:t xml:space="preserve"> </w:t>
-      </w:r>
-      <w:r>
-        <w:t xml:space="preserve">rule is.</w:t>
+        <w:t xml:space="preserve">Two secondary results are worth recording. Within a single age band the slope is</w:t>
+      </w:r>
+      <w:r>
+        <w:t xml:space="preserve"> </w:t>
+      </w:r>
+      <w:r>
+        <w:t xml:space="preserve">shallower, between -0.68 and -1.10, so part of the pooled -0.98 reflects combining</w:t>
+      </w:r>
+      <w:r>
+        <w:t xml:space="preserve"> </w:t>
+      </w:r>
+      <w:r>
+        <w:t xml:space="preserve">young children with adults. Carbohydrate ratios scale at -0.63 with a median</w:t>
+      </w:r>
+      <w:r>
+        <w:t xml:space="preserve"> </w:t>
+      </w:r>
+      <w:r>
+        <w:t xml:space="preserve">product of 411, making the 500 rule a looser description of practice than the 1800</w:t>
+      </w:r>
+      <w:r>
+        <w:t xml:space="preserve"> </w:t>
+      </w:r>
+      <w:r>
+        <w:t xml:space="preserve">rule.</w:t>
       </w:r>
     </w:p>
     <w:bookmarkEnd w:id="17"/>
-    <w:bookmarkStart w:id="26" w:name="what-the-glucose-actually-did"/>
+    <w:bookmarkStart w:id="26" w:name="X6f3f966213ff729cdddc4fd15cd78811cb4e394"/>
     <w:p>
       <w:pPr>
         <w:pStyle w:val="Heading2"/>
       </w:pPr>
       <w:r>
-        <w:t xml:space="preserve">What the glucose actually did</w:t>
+        <w:t xml:space="preserve">The dose relationship in the glucose response</w:t>
       </w:r>
     </w:p>
     <w:p>
@@ -1478,7 +1392,13 @@
         <w:pStyle w:val="FirstParagraph"/>
       </w:pPr>
       <w:r>
-        <w:t xml:space="preserve">Now the harder question. Not what people entered, but what a unit did.</w:t>
+        <w:t xml:space="preserve">The harder question is what a unit of insulin achieved, rather than what people</w:t>
+      </w:r>
+      <w:r>
+        <w:t xml:space="preserve"> </w:t>
+      </w:r>
+      <w:r>
+        <w:t xml:space="preserve">had entered.</w:t>
       </w:r>
     </w:p>
     <w:p>
@@ -1490,7 +1410,7 @@
           <wp:inline>
             <wp:extent cx="5334000" cy="2734491"/>
             <wp:effectExtent b="0" l="0" r="0" t="0"/>
-            <wp:docPr descr="Every exponent I measured" title="" id="19" name="Picture"/>
+            <wp:docPr descr="Exponents measured by each method" title="" id="19" name="Picture"/>
             <a:graphic>
               <a:graphicData uri="http://schemas.openxmlformats.org/drawingml/2006/picture">
                 <pic:pic>
@@ -1533,7 +1453,7 @@
         <w:pStyle w:val="ImageCaption"/>
       </w:pPr>
       <w:r>
-        <w:t xml:space="preserve">Every exponent I measured</w:t>
+        <w:t xml:space="preserve">Exponents measured by each method</w:t>
       </w:r>
     </w:p>
     <w:p>
@@ -1541,44 +1461,31 @@
         <w:pStyle w:val="BodyText"/>
       </w:pPr>
       <w:r>
-        <w:t xml:space="preserve">Comparing between people, using only the insulin that was already committed, the</w:t>
-      </w:r>
-      <w:r>
-        <w:t xml:space="preserve"> </w:t>
-      </w:r>
-      <w:r>
-        <w:t xml:space="preserve">slope is</w:t>
-      </w:r>
-      <w:r>
-        <w:t xml:space="preserve"> </w:t>
-      </w:r>
-      <w:r>
-        <w:rPr>
-          <w:b/>
-          <w:bCs/>
-        </w:rPr>
-        <w:t xml:space="preserve">-0.83</w:t>
-      </w:r>
-      <w:r>
-        <w:t xml:space="preserve">, with a 95% interval of -1.23 to -0.36. Taking logs means</w:t>
-      </w:r>
-      <w:r>
-        <w:t xml:space="preserve"> </w:t>
-      </w:r>
-      <w:r>
-        <w:t xml:space="preserve">dropping anyone whose estimate came out negative, and those aren’t a random</w:t>
-      </w:r>
-      <w:r>
-        <w:t xml:space="preserve"> </w:t>
-      </w:r>
-      <w:r>
-        <w:t xml:space="preserve">subset, so I also fitted the power law directly on the natural scale where</w:t>
-      </w:r>
-      <w:r>
-        <w:t xml:space="preserve"> </w:t>
-      </w:r>
-      <w:r>
-        <w:t xml:space="preserve">everybody survives. That gives -0.75, which is close enough to be reassuring.</w:t>
+        <w:t xml:space="preserve">Between people, using only insulin committed before each window opened, the slope</w:t>
+      </w:r>
+      <w:r>
+        <w:t xml:space="preserve"> </w:t>
+      </w:r>
+      <w:r>
+        <w:t xml:space="preserve">is -0.83 with a 95% interval of -1.23 to -0.36. Taking logarithms requires</w:t>
+      </w:r>
+      <w:r>
+        <w:t xml:space="preserve"> </w:t>
+      </w:r>
+      <w:r>
+        <w:t xml:space="preserve">dropping anyone whose estimate came out negative, and those people are not a</w:t>
+      </w:r>
+      <w:r>
+        <w:t xml:space="preserve"> </w:t>
+      </w:r>
+      <w:r>
+        <w:t xml:space="preserve">random subset, so the power law was also fitted directly on the natural scale</w:t>
+      </w:r>
+      <w:r>
+        <w:t xml:space="preserve"> </w:t>
+      </w:r>
+      <w:r>
+        <w:t xml:space="preserve">where all of them survive. That fit returns -0.75.</w:t>
       </w:r>
     </w:p>
     <w:p>
@@ -1586,50 +1493,37 @@
         <w:pStyle w:val="BodyText"/>
       </w:pPr>
       <w:r>
-        <w:t xml:space="preserve">Within a single person it’s</w:t>
-      </w:r>
-      <w:r>
-        <w:t xml:space="preserve"> </w:t>
-      </w:r>
-      <w:r>
-        <w:rPr>
-          <w:b/>
-          <w:bCs/>
-        </w:rPr>
-        <w:t xml:space="preserve">-0.645</w:t>
-      </w:r>
-      <w:r>
-        <w:t xml:space="preserve">, with a standard error of 0.033, pooled</w:t>
-      </w:r>
-      <w:r>
-        <w:t xml:space="preserve"> </w:t>
-      </w:r>
-      <w:r>
-        <w:t xml:space="preserve">across 1,313 of them, and about three quarters share the direction. This is the version that’s never been</w:t>
-      </w:r>
-      <w:r>
-        <w:t xml:space="preserve"> </w:t>
-      </w:r>
-      <w:r>
-        <w:t xml:space="preserve">tested, and it’s the one that matters most in practice. A pattern that holds</w:t>
-      </w:r>
-      <w:r>
-        <w:t xml:space="preserve"> </w:t>
-      </w:r>
-      <w:r>
-        <w:t xml:space="preserve">across a population doesn’t have to hold inside one person, and it’s inside one</w:t>
-      </w:r>
-      <w:r>
-        <w:t xml:space="preserve"> </w:t>
-      </w:r>
-      <w:r>
-        <w:t xml:space="preserve">person that these equations run, several times an hour, off a dose figure blended</w:t>
-      </w:r>
-      <w:r>
-        <w:t xml:space="preserve"> </w:t>
-      </w:r>
-      <w:r>
-        <w:t xml:space="preserve">from your last few hours and days.</w:t>
+        <w:t xml:space="preserve">Within a single person the exponent is -0.645, with a standard error of 0.033,</w:t>
+      </w:r>
+      <w:r>
+        <w:t xml:space="preserve"> </w:t>
+      </w:r>
+      <w:r>
+        <w:t xml:space="preserve">pooled across 1,313 people, of whom roughly three quarters share the sign. This is</w:t>
+      </w:r>
+      <w:r>
+        <w:t xml:space="preserve"> </w:t>
+      </w:r>
+      <w:r>
+        <w:t xml:space="preserve">the version that has not previously been tested, and it is the version these</w:t>
+      </w:r>
+      <w:r>
+        <w:t xml:space="preserve"> </w:t>
+      </w:r>
+      <w:r>
+        <w:t xml:space="preserve">equations implement: they run inside one person, several times an hour, from a</w:t>
+      </w:r>
+      <w:r>
+        <w:t xml:space="preserve"> </w:t>
+      </w:r>
+      <w:r>
+        <w:t xml:space="preserve">dose figure blended over recent hours and days. A relationship holding across a</w:t>
+      </w:r>
+      <w:r>
+        <w:t xml:space="preserve"> </w:t>
+      </w:r>
+      <w:r>
+        <w:t xml:space="preserve">population need not hold within an individual.</w:t>
       </w:r>
     </w:p>
     <w:p>
@@ -1637,16 +1531,16 @@
         <w:pStyle w:val="BodyText"/>
       </w:pPr>
       <w:r>
-        <w:t xml:space="preserve">Both sit between the square root and v1. Neither is close to v2.</w:t>
-      </w:r>
-    </w:p>
-    <w:bookmarkStart w:id="21" w:name="a-second-opinion-that-assumes-nothing"/>
+        <w:t xml:space="preserve">Both estimates fall between the square root and v1. Neither approaches v2.</w:t>
+      </w:r>
+    </w:p>
+    <w:bookmarkStart w:id="21" w:name="X5237ada896d920c241ed6d03beec010cec1ecd4"/>
     <w:p>
       <w:pPr>
         <w:pStyle w:val="Heading3"/>
       </w:pPr>
       <w:r>
-        <w:t xml:space="preserve">A second opinion that assumes nothing</w:t>
+        <w:t xml:space="preserve">A second estimate that assumes no functional form</w:t>
       </w:r>
     </w:p>
     <w:p>
@@ -1654,31 +1548,25 @@
         <w:pStyle w:val="FirstParagraph"/>
       </w:pPr>
       <w:r>
-        <w:t xml:space="preserve">Everything above comes from fitting a shape and reading off a number, which makes</w:t>
-      </w:r>
-      <w:r>
-        <w:t xml:space="preserve"> </w:t>
-      </w:r>
-      <w:r>
-        <w:t xml:space="preserve">the answer only as good as the shape I picked. So I gave the whole thing to a</w:t>
-      </w:r>
-      <w:r>
-        <w:t xml:space="preserve"> </w:t>
-      </w:r>
-      <w:r>
-        <w:t xml:space="preserve">gradient boosted model instead, which assumes nothing. With 687,067 windows from</w:t>
-      </w:r>
-      <w:r>
-        <w:t xml:space="preserve"> </w:t>
-      </w:r>
-      <w:r>
-        <w:t xml:space="preserve">1,660 people it’s free to decide sensitivity falls with dose, rises with it,</w:t>
-      </w:r>
-      <w:r>
-        <w:t xml:space="preserve"> </w:t>
-      </w:r>
-      <w:r>
-        <w:t xml:space="preserve">moves in steps, or doesn’t depend on dose at all.</w:t>
+        <w:t xml:space="preserve">The measurements above fit a shape and report its parameter, which makes each</w:t>
+      </w:r>
+      <w:r>
+        <w:t xml:space="preserve"> </w:t>
+      </w:r>
+      <w:r>
+        <w:t xml:space="preserve">answer conditional on the shape chosen. A gradient boosted model imposes none.</w:t>
+      </w:r>
+      <w:r>
+        <w:t xml:space="preserve"> </w:t>
+      </w:r>
+      <w:r>
+        <w:t xml:space="preserve">Given 687,067 windows from 1,660 people it was free to find sensitivity falling</w:t>
+      </w:r>
+      <w:r>
+        <w:t xml:space="preserve"> </w:t>
+      </w:r>
+      <w:r>
+        <w:t xml:space="preserve">with dose, rising with it, moving in steps, or not depending on dose.</w:t>
       </w:r>
     </w:p>
     <w:p>
@@ -1686,31 +1574,31 @@
         <w:pStyle w:val="BodyText"/>
       </w:pPr>
       <w:r>
-        <w:t xml:space="preserve">The thing to read off it is how insulin action and daily dose interact, not how</w:t>
-      </w:r>
-      <w:r>
-        <w:t xml:space="preserve"> </w:t>
-      </w:r>
-      <w:r>
-        <w:t xml:space="preserve">important dose is on its own. Dose has a big effect on how far glucose falls</w:t>
-      </w:r>
-      <w:r>
-        <w:t xml:space="preserve"> </w:t>
-      </w:r>
-      <w:r>
-        <w:t xml:space="preserve">overnight that has nothing to do with sensitivity, because people on more insulin</w:t>
-      </w:r>
-      <w:r>
-        <w:t xml:space="preserve"> </w:t>
-      </w:r>
-      <w:r>
-        <w:t xml:space="preserve">are different people. Sensitivity is the multiplier on insulin, so that’s where</w:t>
-      </w:r>
-      <w:r>
-        <w:t xml:space="preserve"> </w:t>
-      </w:r>
-      <w:r>
-        <w:t xml:space="preserve">it lives.</w:t>
+        <w:t xml:space="preserve">The quantity to read from it is the interaction between insulin action and daily</w:t>
+      </w:r>
+      <w:r>
+        <w:t xml:space="preserve"> </w:t>
+      </w:r>
+      <w:r>
+        <w:t xml:space="preserve">dose. Dose on its own has a substantial effect on the overnight fall that has</w:t>
+      </w:r>
+      <w:r>
+        <w:t xml:space="preserve"> </w:t>
+      </w:r>
+      <w:r>
+        <w:t xml:space="preserve">nothing to do with sensitivity, because people on more insulin differ in other</w:t>
+      </w:r>
+      <w:r>
+        <w:t xml:space="preserve"> </w:t>
+      </w:r>
+      <w:r>
+        <w:t xml:space="preserve">ways. Sensitivity is the multiplier on insulin, so the interaction is where it</w:t>
+      </w:r>
+      <w:r>
+        <w:t xml:space="preserve"> </w:t>
+      </w:r>
+      <w:r>
+        <w:t xml:space="preserve">appears.</w:t>
       </w:r>
     </w:p>
     <w:tbl>
@@ -1900,35 +1788,41 @@
         <w:pStyle w:val="BodyText"/>
       </w:pPr>
       <w:r>
-        <w:t xml:space="preserve">It falls, steadily, without being asked to. And it flattens off above about forty</w:t>
-      </w:r>
-      <w:r>
-        <w:t xml:space="preserve"> </w:t>
-      </w:r>
-      <w:r>
-        <w:t xml:space="preserve">units a day, which is the shape a shallow relationship makes rather than a steep</w:t>
-      </w:r>
-      <w:r>
-        <w:t xml:space="preserve"> </w:t>
-      </w:r>
-      <w:r>
-        <w:t xml:space="preserve">one. I wouldn’t read the sizes as sensitivity itself; they’re shifts around the</w:t>
-      </w:r>
-      <w:r>
-        <w:t xml:space="preserve"> </w:t>
-      </w:r>
-      <w:r>
-        <w:t xml:space="preserve">model’s own baseline and they carry the same shrinkage as everything else here.</w:t>
+        <w:t xml:space="preserve">The profile declines monotonically without having been asked to, and flattens</w:t>
+      </w:r>
+      <w:r>
+        <w:t xml:space="preserve"> </w:t>
+      </w:r>
+      <w:r>
+        <w:t xml:space="preserve">above roughly forty units a day, which is the shape a shallow exponent produces.</w:t>
+      </w:r>
+      <w:r>
+        <w:t xml:space="preserve"> </w:t>
+      </w:r>
+      <w:r>
+        <w:t xml:space="preserve">The magnitudes should not be read as sensitivity itself. They are shifts around</w:t>
+      </w:r>
+      <w:r>
+        <w:t xml:space="preserve"> </w:t>
+      </w:r>
+      <w:r>
+        <w:t xml:space="preserve">the model’s own baseline and carry the same attenuation as every other estimate</w:t>
+      </w:r>
+      <w:r>
+        <w:t xml:space="preserve"> </w:t>
+      </w:r>
+      <w:r>
+        <w:t xml:space="preserve">here.</w:t>
       </w:r>
     </w:p>
     <w:bookmarkEnd w:id="21"/>
-    <w:bookmarkStart w:id="25" w:name="Xbe7b4a0fb092eb63cc84e6d53e0ea3974a36abb"/>
+    <w:bookmarkStart w:id="25" w:name="Xcda7ef3a571aed25bd303ff46ac6e1a03724b92"/>
     <w:p>
       <w:pPr>
         <w:pStyle w:val="Heading3"/>
       </w:pPr>
       <w:r>
-        <w:t xml:space="preserve">Why one small group matters more than its size</w:t>
+        <w:t xml:space="preserve">Confounding by indication, and why one small cohort matters</w:t>
       </w:r>
     </w:p>
     <w:p>
@@ -1936,7 +1830,7 @@
         <w:pStyle w:val="FirstParagraph"/>
       </w:pPr>
       <w:r>
-        <w:t xml:space="preserve">There’s a reason to be suspicious of all of this, and it’s better shown than</w:t>
+        <w:t xml:space="preserve">There is a reason to distrust all of the above, and it is better demonstrated than</w:t>
       </w:r>
       <w:r>
         <w:t xml:space="preserve"> </w:t>
@@ -1950,31 +1844,31 @@
         <w:pStyle w:val="BodyText"/>
       </w:pPr>
       <w:r>
-        <w:t xml:space="preserve">If a system is running, insulin is close to a function of your recent glucose.</w:t>
-      </w:r>
-      <w:r>
-        <w:t xml:space="preserve"> </w:t>
-      </w:r>
-      <w:r>
-        <w:t xml:space="preserve">You get more of it precisely when glucose isn’t coming down. Regress the fall on</w:t>
-      </w:r>
-      <w:r>
-        <w:t xml:space="preserve"> </w:t>
-      </w:r>
-      <w:r>
-        <w:t xml:space="preserve">all the insulin that acted and the answer goes negative, which would mean insulin</w:t>
-      </w:r>
-      <w:r>
-        <w:t xml:space="preserve"> </w:t>
-      </w:r>
-      <w:r>
-        <w:t xml:space="preserve">puts glucose up. It doesn’t. What you’ve measured is the algorithm’s policy, not</w:t>
-      </w:r>
-      <w:r>
-        <w:t xml:space="preserve"> </w:t>
-      </w:r>
-      <w:r>
-        <w:t xml:space="preserve">anybody’s physiology.</w:t>
+        <w:t xml:space="preserve">Under an automated system, insulin approximates a function of recent glucose. More</w:t>
+      </w:r>
+      <w:r>
+        <w:t xml:space="preserve"> </w:t>
+      </w:r>
+      <w:r>
+        <w:t xml:space="preserve">of it is delivered precisely when glucose is not falling. Regressing the fall on</w:t>
+      </w:r>
+      <w:r>
+        <w:t xml:space="preserve"> </w:t>
+      </w:r>
+      <w:r>
+        <w:t xml:space="preserve">all the insulin that acted returns a negative slope, which would imply that</w:t>
+      </w:r>
+      <w:r>
+        <w:t xml:space="preserve"> </w:t>
+      </w:r>
+      <w:r>
+        <w:t xml:space="preserve">insulin raises glucose. What that estimate measures is the algorithm’s policy</w:t>
+      </w:r>
+      <w:r>
+        <w:t xml:space="preserve"> </w:t>
+      </w:r>
+      <w:r>
+        <w:t xml:space="preserve">rather than anyone’s physiology.</w:t>
       </w:r>
     </w:p>
     <w:p>
@@ -1986,7 +1880,7 @@
           <wp:inline>
             <wp:extent cx="5334000" cy="2561090"/>
             <wp:effectExtent b="0" l="0" r="0" t="0"/>
-            <wp:docPr descr="The confound, made visible" title="" id="23" name="Picture"/>
+            <wp:docPr descr="The confounding, made visible" title="" id="23" name="Picture"/>
             <a:graphic>
               <a:graphicData uri="http://schemas.openxmlformats.org/drawingml/2006/picture">
                 <pic:pic>
@@ -2029,7 +1923,7 @@
         <w:pStyle w:val="ImageCaption"/>
       </w:pPr>
       <w:r>
-        <w:t xml:space="preserve">The confound, made visible</w:t>
+        <w:t xml:space="preserve">The confounding, made visible</w:t>
       </w:r>
     </w:p>
     <w:p>
@@ -2037,37 +1931,31 @@
         <w:pStyle w:val="BodyText"/>
       </w:pPr>
       <w:r>
-        <w:t xml:space="preserve">Read across those groups and the share of people whose sensitivity comes out</w:t>
-      </w:r>
-      <w:r>
-        <w:t xml:space="preserve"> </w:t>
-      </w:r>
-      <w:r>
-        <w:t xml:space="preserve">positive collapses from 78% to 8% as the system gets more reactive, then recovers</w:t>
-      </w:r>
-      <w:r>
-        <w:t xml:space="preserve"> </w:t>
-      </w:r>
-      <w:r>
-        <w:t xml:space="preserve">once I use only the insulin that was already committed. REPLACE-BG behaves the</w:t>
-      </w:r>
-      <w:r>
-        <w:t xml:space="preserve"> </w:t>
-      </w:r>
-      <w:r>
-        <w:t xml:space="preserve">way the design predicts: it’s the only group where counting all the insulin makes</w:t>
-      </w:r>
-      <w:r>
-        <w:t xml:space="preserve"> </w:t>
-      </w:r>
-      <w:r>
-        <w:t xml:space="preserve">the answer better rather than worse, because in 2015 there was no algorithm</w:t>
-      </w:r>
-      <w:r>
-        <w:t xml:space="preserve"> </w:t>
-      </w:r>
-      <w:r>
-        <w:t xml:space="preserve">choosing it.</w:t>
+        <w:t xml:space="preserve">Across the cohorts, the proportion of people whose sensitivity estimate is</w:t>
+      </w:r>
+      <w:r>
+        <w:t xml:space="preserve"> </w:t>
+      </w:r>
+      <w:r>
+        <w:t xml:space="preserve">positive falls from 78% to 8% as the system becomes more reactive, and recovers</w:t>
+      </w:r>
+      <w:r>
+        <w:t xml:space="preserve"> </w:t>
+      </w:r>
+      <w:r>
+        <w:t xml:space="preserve">when only committed insulin is used. REPLACE-BG behaves as the design predicts. It</w:t>
+      </w:r>
+      <w:r>
+        <w:t xml:space="preserve"> </w:t>
+      </w:r>
+      <w:r>
+        <w:t xml:space="preserve">is the only cohort in which including all the insulin improves the estimate rather</w:t>
+      </w:r>
+      <w:r>
+        <w:t xml:space="preserve"> </w:t>
+      </w:r>
+      <w:r>
+        <w:t xml:space="preserve">than degrading it, because in 2015 no algorithm was choosing it.</w:t>
       </w:r>
     </w:p>
     <w:p>
@@ -2075,49 +1963,36 @@
         <w:pStyle w:val="BodyText"/>
       </w:pPr>
       <w:r>
-        <w:t xml:space="preserve">That’s why 196 people from a decade ago carry more weight than their number</w:t>
-      </w:r>
-      <w:r>
-        <w:t xml:space="preserve"> </w:t>
-      </w:r>
-      <w:r>
-        <w:t xml:space="preserve">suggests, and why I report them separately throughout. Their own within-person</w:t>
-      </w:r>
-      <w:r>
-        <w:t xml:space="preserve"> </w:t>
-      </w:r>
-      <w:r>
-        <w:t xml:space="preserve">slope is</w:t>
-      </w:r>
-      <w:r>
-        <w:t xml:space="preserve"> </w:t>
-      </w:r>
-      <w:r>
-        <w:rPr>
-          <w:b/>
-          <w:bCs/>
-        </w:rPr>
-        <w:t xml:space="preserve">-1.38</w:t>
-      </w:r>
-      <w:r>
-        <w:t xml:space="preserve">, steeper than the pooled figure and the closest anything here</w:t>
-      </w:r>
-      <w:r>
-        <w:t xml:space="preserve"> </w:t>
-      </w:r>
-      <w:r>
-        <w:t xml:space="preserve">gets to v1. It isn’t close to v2 either.</w:t>
+        <w:t xml:space="preserve">That is why 196 people from a decade ago carry weight out of proportion to their</w:t>
+      </w:r>
+      <w:r>
+        <w:t xml:space="preserve"> </w:t>
+      </w:r>
+      <w:r>
+        <w:t xml:space="preserve">number, and why they are reported separately throughout. Their within-person</w:t>
+      </w:r>
+      <w:r>
+        <w:t xml:space="preserve"> </w:t>
+      </w:r>
+      <w:r>
+        <w:t xml:space="preserve">exponent is -1.38, steeper than the pooled figure and the closest any cohort comes</w:t>
+      </w:r>
+      <w:r>
+        <w:t xml:space="preserve"> </w:t>
+      </w:r>
+      <w:r>
+        <w:t xml:space="preserve">to v1. It does not approach v2 either.</w:t>
       </w:r>
     </w:p>
     <w:bookmarkEnd w:id="25"/>
     <w:bookmarkEnd w:id="26"/>
-    <w:bookmarkStart w:id="30" w:name="X091cf9f29ac082ef54cf9f26409af00d526e4a8"/>
+    <w:bookmarkStart w:id="30" w:name="dependence-on-glucose-level"/>
     <w:p>
       <w:pPr>
         <w:pStyle w:val="Heading2"/>
       </w:pPr>
       <w:r>
-        <w:t xml:space="preserve">Does sensitivity change with where your glucose is?</w:t>
+        <w:t xml:space="preserve">Dependence on glucose level</w:t>
       </w:r>
     </w:p>
     <w:p>
@@ -2125,13 +2000,7 @@
         <w:pStyle w:val="FirstParagraph"/>
       </w:pPr>
       <w:r>
-        <w:t xml:space="preserve">Both equations say it does, through a term that makes a unit do less when you’re</w:t>
-      </w:r>
-      <w:r>
-        <w:t xml:space="preserve"> </w:t>
-      </w:r>
-      <w:r>
-        <w:t xml:space="preserve">running high.</w:t>
+        <w:t xml:space="preserve">Both equations include a term that reduces sensitivity when glucose is high.</w:t>
       </w:r>
     </w:p>
     <w:p>
@@ -2139,55 +2008,49 @@
         <w:pStyle w:val="BodyText"/>
       </w:pPr>
       <w:r>
-        <w:t xml:space="preserve">There’s a trap in testing that. High glucose falls further than low glucose</w:t>
-      </w:r>
-      <w:r>
-        <w:t xml:space="preserve"> </w:t>
-      </w:r>
-      <w:r>
-        <w:t xml:space="preserve">whatever insulin is doing, through mass action, through what the kidneys clear,</w:t>
-      </w:r>
-      <w:r>
-        <w:t xml:space="preserve"> </w:t>
-      </w:r>
-      <w:r>
-        <w:t xml:space="preserve">and through plain regression to the mean. Near target your body actively pushes</w:t>
-      </w:r>
-      <w:r>
-        <w:t xml:space="preserve"> </w:t>
-      </w:r>
-      <w:r>
-        <w:t xml:space="preserve">back against a further fall. So if you let glucose explain the size of the drop,</w:t>
-      </w:r>
-      <w:r>
-        <w:t xml:space="preserve"> </w:t>
-      </w:r>
-      <w:r>
-        <w:t xml:space="preserve">and then ask whether the drop per unit also depends on glucose, you’ll answer the</w:t>
-      </w:r>
-      <w:r>
-        <w:t xml:space="preserve"> </w:t>
-      </w:r>
-      <w:r>
-        <w:t xml:space="preserve">first question and write it down as the second. Every fit here carries a glucose</w:t>
-      </w:r>
-      <w:r>
-        <w:t xml:space="preserve"> </w:t>
-      </w:r>
-      <w:r>
-        <w:t xml:space="preserve">term of its own for that reason, and what carries the claim is the interaction</w:t>
-      </w:r>
-      <w:r>
-        <w:t xml:space="preserve"> </w:t>
-      </w:r>
-      <w:r>
-        <w:t xml:space="preserve">between insulin and glucose, because that’s the only thing that means sensitivity</w:t>
-      </w:r>
-      <w:r>
-        <w:t xml:space="preserve"> </w:t>
-      </w:r>
-      <w:r>
-        <w:t xml:space="preserve">itself moved.</w:t>
+        <w:t xml:space="preserve">Testing that term has a trap in it. High glucose falls further than low glucose</w:t>
+      </w:r>
+      <w:r>
+        <w:t xml:space="preserve"> </w:t>
+      </w:r>
+      <w:r>
+        <w:t xml:space="preserve">irrespective of insulin, through mass action, renal clearance and regression to</w:t>
+      </w:r>
+      <w:r>
+        <w:t xml:space="preserve"> </w:t>
+      </w:r>
+      <w:r>
+        <w:t xml:space="preserve">the mean, and near target the body opposes a further fall. A model that allows</w:t>
+      </w:r>
+      <w:r>
+        <w:t xml:space="preserve"> </w:t>
+      </w:r>
+      <w:r>
+        <w:t xml:space="preserve">glucose to explain the size of the fall, and then asks whether the fall per unit</w:t>
+      </w:r>
+      <w:r>
+        <w:t xml:space="preserve"> </w:t>
+      </w:r>
+      <w:r>
+        <w:t xml:space="preserve">also depends on glucose, will answer the first question and record it as the</w:t>
+      </w:r>
+      <w:r>
+        <w:t xml:space="preserve"> </w:t>
+      </w:r>
+      <w:r>
+        <w:t xml:space="preserve">second. Every fit here therefore carries an additive glucose term, and the claim</w:t>
+      </w:r>
+      <w:r>
+        <w:t xml:space="preserve"> </w:t>
+      </w:r>
+      <w:r>
+        <w:t xml:space="preserve">rests on the interaction between insulin action and glucose, which is the only</w:t>
+      </w:r>
+      <w:r>
+        <w:t xml:space="preserve"> </w:t>
+      </w:r>
+      <w:r>
+        <w:t xml:space="preserve">quantity implying that sensitivity itself moved.</w:t>
       </w:r>
     </w:p>
     <w:p>
@@ -2195,7 +2058,7 @@
         <w:pStyle w:val="BodyText"/>
       </w:pPr>
       <w:r>
-        <w:t xml:space="preserve">Two answers came back.</w:t>
+        <w:t xml:space="preserve">Two results follow.</w:t>
       </w:r>
     </w:p>
     <w:p>
@@ -2203,56 +2066,37 @@
         <w:pStyle w:val="BodyText"/>
       </w:pPr>
       <w:r>
-        <w:t xml:space="preserve">Pooled across 1,528 people the exponent comes out at</w:t>
-      </w:r>
-      <w:r>
-        <w:t xml:space="preserve"> </w:t>
-      </w:r>
-      <w:r>
-        <w:rPr>
-          <w:b/>
-          <w:bCs/>
-        </w:rPr>
-        <w:t xml:space="preserve">-2.67</w:t>
-      </w:r>
-      <w:r>
-        <w:t xml:space="preserve">, and the sign is</w:t>
-      </w:r>
-      <w:r>
-        <w:t xml:space="preserve"> </w:t>
-      </w:r>
-      <w:r>
-        <w:t xml:space="preserve">the opposite of what both equations expect: net sensitivity goes up with glucose,</w:t>
-      </w:r>
-      <w:r>
-        <w:t xml:space="preserve"> </w:t>
-      </w:r>
-      <w:r>
-        <w:t xml:space="preserve">not down. Only about 40% of people</w:t>
-      </w:r>
-      <w:r>
-        <w:t xml:space="preserve"> </w:t>
-      </w:r>
-      <w:r>
-        <w:t xml:space="preserve">show it going the other way. That agrees with what I found on looping data last</w:t>
-      </w:r>
-      <w:r>
-        <w:t xml:space="preserve"> </w:t>
-      </w:r>
-      <w:r>
-        <w:t xml:space="preserve">year, and with the reasoning there, so I won’t rehearse it beyond noting that</w:t>
-      </w:r>
-      <w:r>
-        <w:t xml:space="preserve"> </w:t>
-      </w:r>
-      <w:r>
-        <w:t xml:space="preserve">whatever the equations are reaching for is competing with clearance that rises</w:t>
-      </w:r>
-      <w:r>
-        <w:t xml:space="preserve"> </w:t>
-      </w:r>
-      <w:r>
-        <w:t xml:space="preserve">with glucose and with your body defending you near target.</w:t>
+        <w:t xml:space="preserve">Pooled across 1,528 people the exponent is -2.67, and its sign is opposite to what</w:t>
+      </w:r>
+      <w:r>
+        <w:t xml:space="preserve"> </w:t>
+      </w:r>
+      <w:r>
+        <w:t xml:space="preserve">both equations assume: net sensitivity rises with glucose. Approximately 40% of</w:t>
+      </w:r>
+      <w:r>
+        <w:t xml:space="preserve"> </w:t>
+      </w:r>
+      <w:r>
+        <w:t xml:space="preserve">people show the direction the equations assume. This agrees with the earlier</w:t>
+      </w:r>
+      <w:r>
+        <w:t xml:space="preserve"> </w:t>
+      </w:r>
+      <w:r>
+        <w:t xml:space="preserve">finding on looping data, where the reasoning is set out at length. In short, the</w:t>
+      </w:r>
+      <w:r>
+        <w:t xml:space="preserve"> </w:t>
+      </w:r>
+      <w:r>
+        <w:t xml:space="preserve">effect the equations are reaching for competes against clearance that rises with</w:t>
+      </w:r>
+      <w:r>
+        <w:t xml:space="preserve"> </w:t>
+      </w:r>
+      <w:r>
+        <w:t xml:space="preserve">glucose and against counter-regulation near target.</w:t>
       </w:r>
     </w:p>
     <w:p>
@@ -2260,7 +2104,7 @@
         <w:pStyle w:val="BodyText"/>
       </w:pPr>
       <w:r>
-        <w:t xml:space="preserve">The more useful answer is the practical one.</w:t>
+        <w:t xml:space="preserve">The practical result is more useful.</w:t>
       </w:r>
     </w:p>
     <w:p>
@@ -2272,7 +2116,7 @@
           <wp:inline>
             <wp:extent cx="5334000" cy="2478624"/>
             <wp:effectExtent b="0" l="0" r="0" t="0"/>
-            <wp:docPr descr="No glucose shape earns its place" title="" id="28" name="Picture"/>
+            <wp:docPr descr="Comparison of glucose shapes" title="" id="28" name="Picture"/>
             <a:graphic>
               <a:graphicData uri="http://schemas.openxmlformats.org/drawingml/2006/picture">
                 <pic:pic>
@@ -2315,7 +2159,7 @@
         <w:pStyle w:val="ImageCaption"/>
       </w:pPr>
       <w:r>
-        <w:t xml:space="preserve">No glucose shape earns its place</w:t>
+        <w:t xml:space="preserve">Comparison of glucose shapes</w:t>
       </w:r>
     </w:p>
     <w:p>
@@ -2323,41 +2167,41 @@
         <w:pStyle w:val="BodyText"/>
       </w:pPr>
       <w:r>
-        <w:t xml:space="preserve">Out of sample, across 1,616 people, six candidate shapes land within 0.05 mg/dL</w:t>
-      </w:r>
-      <w:r>
-        <w:t xml:space="preserve"> </w:t>
-      </w:r>
-      <w:r>
-        <w:t xml:space="preserve">of each other and the flat one wins. Both equations’ curves are in the losing</w:t>
-      </w:r>
-      <w:r>
-        <w:t xml:space="preserve"> </w:t>
-      </w:r>
-      <w:r>
-        <w:t xml:space="preserve">half. Before running any of this I’d set the bar at half a milligram per</w:t>
-      </w:r>
-      <w:r>
-        <w:t xml:space="preserve"> </w:t>
-      </w:r>
-      <w:r>
-        <w:t xml:space="preserve">decilitre before a glucose term could be said to earn its keep. Nothing came</w:t>
-      </w:r>
-      <w:r>
-        <w:t xml:space="preserve"> </w:t>
-      </w:r>
-      <w:r>
-        <w:t xml:space="preserve">within a tenth of that.</w:t>
+        <w:t xml:space="preserve">Out of sample, across 1,616 people, six candidate shapes fall within 0.05 mg/dL of</w:t>
+      </w:r>
+      <w:r>
+        <w:t xml:space="preserve"> </w:t>
+      </w:r>
+      <w:r>
+        <w:t xml:space="preserve">each other and the flat shape ranks first. Both equations’ scalers rank in the</w:t>
+      </w:r>
+      <w:r>
+        <w:t xml:space="preserve"> </w:t>
+      </w:r>
+      <w:r>
+        <w:t xml:space="preserve">lower half. The threshold set before running this analysis was an improvement of</w:t>
+      </w:r>
+      <w:r>
+        <w:t xml:space="preserve"> </w:t>
+      </w:r>
+      <w:r>
+        <w:t xml:space="preserve">0.5 mg/dL before a glucose term could be said to earn its place. The largest</w:t>
+      </w:r>
+      <w:r>
+        <w:t xml:space="preserve"> </w:t>
+      </w:r>
+      <w:r>
+        <w:t xml:space="preserve">observed improvement was under a tenth of that.</w:t>
       </w:r>
     </w:p>
     <w:bookmarkEnd w:id="30"/>
-    <w:bookmarkStart w:id="34" w:name="predicting-the-night"/>
+    <w:bookmarkStart w:id="34" w:name="predicting-the-overnight-fall"/>
     <w:p>
       <w:pPr>
         <w:pStyle w:val="Heading2"/>
       </w:pPr>
       <w:r>
-        <w:t xml:space="preserve">Predicting the night</w:t>
+        <w:t xml:space="preserve">Predicting the overnight fall</w:t>
       </w:r>
     </w:p>
     <w:p>
@@ -2365,19 +2209,13 @@
         <w:pStyle w:val="FirstParagraph"/>
       </w:pPr>
       <w:r>
-        <w:t xml:space="preserve">The slopes are the science. This is the bit that matters if you’re actually using</w:t>
-      </w:r>
-      <w:r>
-        <w:t xml:space="preserve"> </w:t>
-      </w:r>
-      <w:r>
-        <w:t xml:space="preserve">one of these: if you’d used each version’s sensitivity to predict how far glucose</w:t>
-      </w:r>
-      <w:r>
-        <w:t xml:space="preserve"> </w:t>
-      </w:r>
-      <w:r>
-        <w:t xml:space="preserve">would fall overnight, how wrong would you have been?</w:t>
+        <w:t xml:space="preserve">The exponents address the science. The comparison below addresses the practical</w:t>
+      </w:r>
+      <w:r>
+        <w:t xml:space="preserve"> </w:t>
+      </w:r>
+      <w:r>
+        <w:t xml:space="preserve">consequence of using either equation.</w:t>
       </w:r>
     </w:p>
     <w:p>
@@ -2385,31 +2223,31 @@
         <w:pStyle w:val="BodyText"/>
       </w:pPr>
       <w:r>
-        <w:t xml:space="preserve">Each candidate gets its own offset for each person, fitted on that person’s first</w:t>
-      </w:r>
-      <w:r>
-        <w:t xml:space="preserve"> </w:t>
-      </w:r>
-      <w:r>
-        <w:t xml:space="preserve">70% of nights and scored on the rest. That’s generous to the equations rather</w:t>
-      </w:r>
-      <w:r>
-        <w:t xml:space="preserve"> </w:t>
-      </w:r>
-      <w:r>
-        <w:t xml:space="preserve">than harsh on them. Overnight most of your insulin is basal, and it’s there to</w:t>
-      </w:r>
-      <w:r>
-        <w:t xml:space="preserve"> </w:t>
-      </w:r>
-      <w:r>
-        <w:t xml:space="preserve">offset the glucose your liver is putting out, so charging that to the sensitivity</w:t>
-      </w:r>
-      <w:r>
-        <w:t xml:space="preserve"> </w:t>
-      </w:r>
-      <w:r>
-        <w:t xml:space="preserve">factor would be blaming an equation for something it was never asked to do.</w:t>
+        <w:t xml:space="preserve">Each candidate received a per-person intercept fitted on that person’s first 70%</w:t>
+      </w:r>
+      <w:r>
+        <w:t xml:space="preserve"> </w:t>
+      </w:r>
+      <w:r>
+        <w:t xml:space="preserve">of nights and was scored on the remainder. This is generous to the equations. Most</w:t>
+      </w:r>
+      <w:r>
+        <w:t xml:space="preserve"> </w:t>
+      </w:r>
+      <w:r>
+        <w:t xml:space="preserve">overnight insulin is basal, delivered to offset endogenous glucose production, so</w:t>
+      </w:r>
+      <w:r>
+        <w:t xml:space="preserve"> </w:t>
+      </w:r>
+      <w:r>
+        <w:t xml:space="preserve">requiring the sensitivity factor to account for that offset would penalise an</w:t>
+      </w:r>
+      <w:r>
+        <w:t xml:space="preserve"> </w:t>
+      </w:r>
+      <w:r>
+        <w:t xml:space="preserve">equation for a quantity it was never intended to supply.</w:t>
       </w:r>
     </w:p>
     <w:p>
@@ -2421,7 +2259,7 @@
           <wp:inline>
             <wp:extent cx="5334000" cy="2552153"/>
             <wp:effectExtent b="0" l="0" r="0" t="0"/>
-            <wp:docPr descr="Predicting the overnight fall" title="" id="32" name="Picture"/>
+            <wp:docPr descr="Predicted overnight fall by candidate" title="" id="32" name="Picture"/>
             <a:graphic>
               <a:graphicData uri="http://schemas.openxmlformats.org/drawingml/2006/picture">
                 <pic:pic>
@@ -2464,7 +2302,7 @@
         <w:pStyle w:val="ImageCaption"/>
       </w:pPr>
       <w:r>
-        <w:t xml:space="preserve">Predicting the overnight fall</w:t>
+        <w:t xml:space="preserve">Predicted overnight fall by candidate</w:t>
       </w:r>
     </w:p>
     <w:tbl>
@@ -2535,10 +2373,6 @@
               <w:pStyle w:val="Compact"/>
             </w:pPr>
             <w:r>
-              <w:rPr>
-                <w:b/>
-                <w:bCs/>
-              </w:rPr>
               <w:t xml:space="preserve">34.1 mg/dL</w:t>
             </w:r>
           </w:p>
@@ -2563,7 +2397,7 @@
               <w:pStyle w:val="Compact"/>
             </w:pPr>
             <w:r>
-              <w:t xml:space="preserve">Best single number for that person</w:t>
+              <w:t xml:space="preserve">Best single value for that person</w:t>
             </w:r>
           </w:p>
         </w:tc>
@@ -2633,7 +2467,7 @@
               <w:pStyle w:val="Compact"/>
             </w:pPr>
             <w:r>
-              <w:t xml:space="preserve">Their own entered setting</w:t>
+              <w:t xml:space="preserve">The person’s own entered setting</w:t>
             </w:r>
           </w:p>
         </w:tc>
@@ -2714,10 +2548,6 @@
               <w:pStyle w:val="Compact"/>
             </w:pPr>
             <w:r>
-              <w:rPr>
-                <w:b/>
-                <w:bCs/>
-              </w:rPr>
               <w:t xml:space="preserve">140.9</w:t>
             </w:r>
           </w:p>
@@ -2740,19 +2570,19 @@
         <w:pStyle w:val="BodyText"/>
       </w:pPr>
       <w:r>
-        <w:t xml:space="preserve">Out of 1,626 people, the best option is a single well-chosen number for 638, the</w:t>
-      </w:r>
-      <w:r>
-        <w:t xml:space="preserve"> </w:t>
-      </w:r>
-      <w:r>
-        <w:t xml:space="preserve">static 1800 rule for 587, the square root form for 195, v1 for 135, and their own</w:t>
-      </w:r>
-      <w:r>
-        <w:t xml:space="preserve"> </w:t>
-      </w:r>
-      <w:r>
-        <w:t xml:space="preserve">setting for 71. There’s nobody it’s v2 for.</w:t>
+        <w:t xml:space="preserve">Of 1,626 people, the best candidate was a single fitted value for 638, the static</w:t>
+      </w:r>
+      <w:r>
+        <w:t xml:space="preserve"> </w:t>
+      </w:r>
+      <w:r>
+        <w:t xml:space="preserve">1800 rule for 587, the square root form for 195, v1 for 135, and the person’s own</w:t>
+      </w:r>
+      <w:r>
+        <w:t xml:space="preserve"> </w:t>
+      </w:r>
+      <w:r>
+        <w:t xml:space="preserve">setting for 71. It was v2 for none of them.</w:t>
       </w:r>
     </w:p>
     <w:p>
@@ -2760,47 +2590,53 @@
         <w:pStyle w:val="BodyText"/>
       </w:pPr>
       <w:r>
-        <w:t xml:space="preserve">Where v2 struggles most is where I’d least want it to. For people on under twenty</w:t>
-      </w:r>
-      <w:r>
-        <w:t xml:space="preserve"> </w:t>
-      </w:r>
-      <w:r>
-        <w:t xml:space="preserve">units a day its median error is 322 mg/dL, because squaring the dose hands a</w:t>
-      </w:r>
-      <w:r>
-        <w:t xml:space="preserve"> </w:t>
-      </w:r>
-      <w:r>
-        <w:t xml:space="preserve">small child a sensitivity of several thousand and therefore a correction dose of</w:t>
-      </w:r>
-      <w:r>
-        <w:t xml:space="preserve"> </w:t>
-      </w:r>
-      <w:r>
-        <w:t xml:space="preserve">almost nothing. The error comes down as dose goes up, to 83 mg/dL above 64 units</w:t>
-      </w:r>
-      <w:r>
-        <w:t xml:space="preserve"> </w:t>
-      </w:r>
-      <w:r>
-        <w:t xml:space="preserve">a day, which is the crossover doing exactly what the algebra says it should. Even</w:t>
-      </w:r>
-      <w:r>
-        <w:t xml:space="preserve"> </w:t>
-      </w:r>
-      <w:r>
-        <w:t xml:space="preserve">there it’s more than twice as far out as anything else on the list.</w:t>
+        <w:t xml:space="preserve">v2’s error is largest at the doses where the clinical consequence is greatest. For</w:t>
+      </w:r>
+      <w:r>
+        <w:t xml:space="preserve"> </w:t>
+      </w:r>
+      <w:r>
+        <w:t xml:space="preserve">people on under twenty units a day the median error is 322 mg/dL, because squaring</w:t>
+      </w:r>
+      <w:r>
+        <w:t xml:space="preserve"> </w:t>
+      </w:r>
+      <w:r>
+        <w:t xml:space="preserve">the dose gives a young child a sensitivity of several thousand milligrams per</w:t>
+      </w:r>
+      <w:r>
+        <w:t xml:space="preserve"> </w:t>
+      </w:r>
+      <w:r>
+        <w:t xml:space="preserve">decilitre per unit and therefore a correction dose close to zero. The error falls</w:t>
+      </w:r>
+      <w:r>
+        <w:t xml:space="preserve"> </w:t>
+      </w:r>
+      <w:r>
+        <w:t xml:space="preserve">as dose rises, reaching 83 mg/dL above 64 units a day, which is the crossover</w:t>
+      </w:r>
+      <w:r>
+        <w:t xml:space="preserve"> </w:t>
+      </w:r>
+      <w:r>
+        <w:t xml:space="preserve">behaving as the algebra requires. Even there it is more than twice the error of</w:t>
+      </w:r>
+      <w:r>
+        <w:t xml:space="preserve"> </w:t>
+      </w:r>
+      <w:r>
+        <w:t xml:space="preserve">any other candidate.</w:t>
       </w:r>
     </w:p>
     <w:bookmarkEnd w:id="34"/>
-    <w:bookmarkStart w:id="38" w:name="X9480d14d0a8b132b47c7e7e848e8531a10e065d"/>
+    <w:bookmarkStart w:id="38" w:name="recovering-a-known-relationship"/>
     <w:p>
       <w:pPr>
         <w:pStyle w:val="Heading2"/>
       </w:pPr>
       <w:r>
-        <w:t xml:space="preserve">What would have shown up if the steeper version were right</w:t>
+        <w:t xml:space="preserve">Recovering a known relationship</w:t>
       </w:r>
     </w:p>
     <w:p>
@@ -2808,37 +2644,31 @@
         <w:pStyle w:val="FirstParagraph"/>
       </w:pPr>
       <w:r>
-        <w:t xml:space="preserve">Everything above estimates something nobody observed, using a reconstruction of</w:t>
-      </w:r>
-      <w:r>
-        <w:t xml:space="preserve"> </w:t>
-      </w:r>
-      <w:r>
-        <w:t xml:space="preserve">insulin that’s certainly imperfect. The sensitivities I get are well below what</w:t>
-      </w:r>
-      <w:r>
-        <w:t xml:space="preserve"> </w:t>
-      </w:r>
-      <w:r>
-        <w:t xml:space="preserve">people have entered, so something is shrinking them. The question that matters is</w:t>
-      </w:r>
-      <w:r>
-        <w:t xml:space="preserve"> </w:t>
-      </w:r>
-      <w:r>
-        <w:t xml:space="preserve">whether that shrinkage also bends the slope. The way to find out is to build</w:t>
-      </w:r>
-      <w:r>
-        <w:t xml:space="preserve"> </w:t>
-      </w:r>
-      <w:r>
-        <w:t xml:space="preserve">people whose sensitivity genuinely follows a law I chose, and run them through</w:t>
-      </w:r>
-      <w:r>
-        <w:t xml:space="preserve"> </w:t>
-      </w:r>
-      <w:r>
-        <w:t xml:space="preserve">the identical machinery.</w:t>
+        <w:t xml:space="preserve">Every estimate above targets a quantity nobody observed, using a reconstruction of</w:t>
+      </w:r>
+      <w:r>
+        <w:t xml:space="preserve"> </w:t>
+      </w:r>
+      <w:r>
+        <w:t xml:space="preserve">insulin that is imperfect. The fitted sensitivities fall well below what people</w:t>
+      </w:r>
+      <w:r>
+        <w:t xml:space="preserve"> </w:t>
+      </w:r>
+      <w:r>
+        <w:t xml:space="preserve">had entered, so attenuation is present. What matters is whether that attenuation</w:t>
+      </w:r>
+      <w:r>
+        <w:t xml:space="preserve"> </w:t>
+      </w:r>
+      <w:r>
+        <w:t xml:space="preserve">also bends the exponent. The way to establish this is to construct people whose</w:t>
+      </w:r>
+      <w:r>
+        <w:t xml:space="preserve"> </w:t>
+      </w:r>
+      <w:r>
+        <w:t xml:space="preserve">sensitivity follows a chosen law and pass them through identical machinery.</w:t>
       </w:r>
     </w:p>
     <w:p>
@@ -2850,7 +2680,7 @@
           <wp:inline>
             <wp:extent cx="5334000" cy="3595955"/>
             <wp:effectExtent b="0" l="0" r="0" t="0"/>
-            <wp:docPr descr="Recovering a known relationship" title="" id="36" name="Picture"/>
+            <wp:docPr descr="Recovery of a known relationship" title="" id="36" name="Picture"/>
             <a:graphic>
               <a:graphicData uri="http://schemas.openxmlformats.org/drawingml/2006/picture">
                 <pic:pic>
@@ -2893,7 +2723,7 @@
         <w:pStyle w:val="ImageCaption"/>
       </w:pPr>
       <w:r>
-        <w:t xml:space="preserve">Recovering a known relationship</w:t>
+        <w:t xml:space="preserve">Recovery of a known relationship</w:t>
       </w:r>
     </w:p>
     <w:tbl>
@@ -2920,18 +2750,18 @@
               <w:pStyle w:val="Compact"/>
             </w:pPr>
             <w:r>
-              <w:t xml:space="preserve">The truth I built in</w:t>
-            </w:r>
-          </w:p>
-        </w:tc>
-        <w:tc>
-          <w:tcPr/>
-          <w:p>
-            <w:pPr>
-              <w:pStyle w:val="Compact"/>
-            </w:pPr>
-            <w:r>
-              <w:t xml:space="preserve">What came back, no system</w:t>
+              <w:t xml:space="preserve">Simulated exponent</w:t>
+            </w:r>
+          </w:p>
+        </w:tc>
+        <w:tc>
+          <w:tcPr/>
+          <w:p>
+            <w:pPr>
+              <w:pStyle w:val="Compact"/>
+            </w:pPr>
+            <w:r>
+              <w:t xml:space="preserve">Recovered, no automation</w:t>
             </w:r>
           </w:p>
         </w:tc>
@@ -2953,7 +2783,7 @@
               <w:pStyle w:val="Compact"/>
             </w:pPr>
             <w:r>
-              <w:t xml:space="preserve">With 45% of meals never logged</w:t>
+              <w:t xml:space="preserve">With 45% of meals unrecorded</w:t>
             </w:r>
           </w:p>
         </w:tc>
@@ -3023,10 +2853,6 @@
               <w:pStyle w:val="Compact"/>
             </w:pPr>
             <w:r>
-              <w:rPr>
-                <w:b/>
-                <w:bCs/>
-              </w:rPr>
               <w:t xml:space="preserve">-1.02</w:t>
             </w:r>
           </w:p>
@@ -3073,10 +2899,6 @@
               <w:pStyle w:val="Compact"/>
             </w:pPr>
             <w:r>
-              <w:rPr>
-                <w:b/>
-                <w:bCs/>
-              </w:rPr>
               <w:t xml:space="preserve">-1.57</w:t>
             </w:r>
           </w:p>
@@ -3110,37 +2932,31 @@
         <w:pStyle w:val="BodyText"/>
       </w:pPr>
       <w:r>
-        <w:t xml:space="preserve">Shallow relationships come back almost exactly. Steep ones come back a bit</w:t>
-      </w:r>
-      <w:r>
-        <w:t xml:space="preserve"> </w:t>
-      </w:r>
-      <w:r>
-        <w:t xml:space="preserve">flattened. The row that matters is the bottom one: a squared law comes back</w:t>
-      </w:r>
-      <w:r>
-        <w:t xml:space="preserve"> </w:t>
-      </w:r>
-      <w:r>
-        <w:t xml:space="preserve">reading between -1.56 and -1.85 under everything I tried, including a run where</w:t>
-      </w:r>
-      <w:r>
-        <w:t xml:space="preserve"> </w:t>
-      </w:r>
-      <w:r>
-        <w:t xml:space="preserve">nearly half of all meals go unlogged and there’s a third of a unit of error on</w:t>
-      </w:r>
-      <w:r>
-        <w:t xml:space="preserve"> </w:t>
-      </w:r>
-      <w:r>
-        <w:t xml:space="preserve">what actually acted. What I measured was -0.65 to -0.88. I can’t get a squared</w:t>
-      </w:r>
-      <w:r>
-        <w:t xml:space="preserve"> </w:t>
-      </w:r>
-      <w:r>
-        <w:t xml:space="preserve">law to look like that.</w:t>
+        <w:t xml:space="preserve">Shallow exponents are recovered closely. Steep ones are compressed. The bottom row</w:t>
+      </w:r>
+      <w:r>
+        <w:t xml:space="preserve"> </w:t>
+      </w:r>
+      <w:r>
+        <w:t xml:space="preserve">carries the argument: a squared law returns between -1.56 and -1.85 under every</w:t>
+      </w:r>
+      <w:r>
+        <w:t xml:space="preserve"> </w:t>
+      </w:r>
+      <w:r>
+        <w:t xml:space="preserve">condition tested, including one in which nearly half of all meals go unrecorded</w:t>
+      </w:r>
+      <w:r>
+        <w:t xml:space="preserve"> </w:t>
+      </w:r>
+      <w:r>
+        <w:t xml:space="preserve">and a third of a unit of error is applied to what acted. The measured range was</w:t>
+      </w:r>
+      <w:r>
+        <w:t xml:space="preserve"> </w:t>
+      </w:r>
+      <w:r>
+        <w:t xml:space="preserve">-0.65 to -0.88.</w:t>
       </w:r>
     </w:p>
     <w:p>
@@ -3148,29 +2964,35 @@
         <w:pStyle w:val="BodyText"/>
       </w:pPr>
       <w:r>
-        <w:t xml:space="preserve">The shrinkage in the simulation runs between 0.38 and 0.63 of the truth, which is</w:t>
-      </w:r>
-      <w:r>
-        <w:t xml:space="preserve"> </w:t>
-      </w:r>
-      <w:r>
-        <w:t xml:space="preserve">less than the real gap against what people have entered. So the level isn’t</w:t>
-      </w:r>
-      <w:r>
-        <w:t xml:space="preserve"> </w:t>
-      </w:r>
-      <w:r>
-        <w:t xml:space="preserve">something this method recovers well, and I’m not claiming it does. The shape is.</w:t>
+        <w:t xml:space="preserve">Attenuation in the simulation runs between 0.38 and 0.63 of the true sensitivity,</w:t>
+      </w:r>
+      <w:r>
+        <w:t xml:space="preserve"> </w:t>
+      </w:r>
+      <w:r>
+        <w:t xml:space="preserve">which is less severe than the observed gap against entered settings. The level is</w:t>
+      </w:r>
+      <w:r>
+        <w:t xml:space="preserve"> </w:t>
+      </w:r>
+      <w:r>
+        <w:t xml:space="preserve">therefore not a quantity this method recovers, and no claim is made that it does.</w:t>
+      </w:r>
+      <w:r>
+        <w:t xml:space="preserve"> </w:t>
+      </w:r>
+      <w:r>
+        <w:t xml:space="preserve">The exponent is.</w:t>
       </w:r>
     </w:p>
     <w:bookmarkEnd w:id="38"/>
-    <w:bookmarkStart w:id="39" w:name="what-this-doesnt-settle"/>
+    <w:bookmarkStart w:id="39" w:name="limitations"/>
     <w:p>
       <w:pPr>
         <w:pStyle w:val="Heading2"/>
       </w:pPr>
       <w:r>
-        <w:t xml:space="preserve">What this doesn’t settle</w:t>
+        <w:t xml:space="preserve">Limitations</w:t>
       </w:r>
     </w:p>
     <w:p>
@@ -3178,23 +3000,19 @@
         <w:pStyle w:val="FirstParagraph"/>
       </w:pPr>
       <w:r>
-        <w:rPr>
-          <w:b/>
-          <w:bCs/>
-        </w:rPr>
-        <w:t xml:space="preserve">It doesn’t give you a number to set.</w:t>
-      </w:r>
-      <w:r>
-        <w:t xml:space="preserve"> </w:t>
-      </w:r>
-      <w:r>
-        <w:t xml:space="preserve">The sensitivities I fit are shrunk, so</w:t>
-      </w:r>
-      <w:r>
-        <w:t xml:space="preserve"> </w:t>
-      </w:r>
-      <w:r>
-        <w:t xml:space="preserve">you can’t read a constant off this work, only the shape of the relationship.</w:t>
+        <w:t xml:space="preserve">The level of sensitivity is not measured here. The fitted values are attenuated,</w:t>
+      </w:r>
+      <w:r>
+        <w:t xml:space="preserve"> </w:t>
+      </w:r>
+      <w:r>
+        <w:t xml:space="preserve">so no constant for any equation can be read from this work. Only the shape of the</w:t>
+      </w:r>
+      <w:r>
+        <w:t xml:space="preserve"> </w:t>
+      </w:r>
+      <w:r>
+        <w:t xml:space="preserve">relationship can.</w:t>
       </w:r>
     </w:p>
     <w:p>
@@ -3202,41 +3020,31 @@
         <w:pStyle w:val="BodyText"/>
       </w:pPr>
       <w:r>
-        <w:rPr>
-          <w:b/>
-          <w:bCs/>
-        </w:rPr>
-        <w:t xml:space="preserve">The groups using a system are weak evidence on their own.</w:t>
-      </w:r>
-      <w:r>
-        <w:t xml:space="preserve"> </w:t>
-      </w:r>
-      <w:r>
-        <w:t xml:space="preserve">In the Control-IQ</w:t>
-      </w:r>
-      <w:r>
-        <w:t xml:space="preserve"> </w:t>
-      </w:r>
-      <w:r>
-        <w:t xml:space="preserve">studies the share of people with a positive sensitivity is barely better than a</w:t>
-      </w:r>
-      <w:r>
-        <w:t xml:space="preserve"> </w:t>
-      </w:r>
-      <w:r>
-        <w:t xml:space="preserve">coin toss, and for the youngest group it’s worse than one. They replicate a</w:t>
-      </w:r>
-      <w:r>
-        <w:t xml:space="preserve"> </w:t>
-      </w:r>
-      <w:r>
-        <w:t xml:space="preserve">direction. They don’t establish it. The open-loop group and what people had</w:t>
-      </w:r>
-      <w:r>
-        <w:t xml:space="preserve"> </w:t>
-      </w:r>
-      <w:r>
-        <w:t xml:space="preserve">entered are carrying the argument.</w:t>
+        <w:t xml:space="preserve">The cohorts using automated systems are weak evidence in isolation. In the</w:t>
+      </w:r>
+      <w:r>
+        <w:t xml:space="preserve"> </w:t>
+      </w:r>
+      <w:r>
+        <w:t xml:space="preserve">Control-IQ studies the proportion of people with a positive sensitivity estimate</w:t>
+      </w:r>
+      <w:r>
+        <w:t xml:space="preserve"> </w:t>
+      </w:r>
+      <w:r>
+        <w:t xml:space="preserve">is close to chance, and for the youngest cohort it falls below it. Those cohorts</w:t>
+      </w:r>
+      <w:r>
+        <w:t xml:space="preserve"> </w:t>
+      </w:r>
+      <w:r>
+        <w:t xml:space="preserve">replicate a direction rather than establishing one. The open-loop cohort and the</w:t>
+      </w:r>
+      <w:r>
+        <w:t xml:space="preserve"> </w:t>
+      </w:r>
+      <w:r>
+        <w:t xml:space="preserve">entered settings carry the argument.</w:t>
       </w:r>
     </w:p>
     <w:p>
@@ -3244,47 +3052,37 @@
         <w:pStyle w:val="BodyText"/>
       </w:pPr>
       <w:r>
-        <w:rPr>
-          <w:b/>
-          <w:bCs/>
-        </w:rPr>
-        <w:t xml:space="preserve">All of this is overnight and fasting.</w:t>
-      </w:r>
-      <w:r>
-        <w:t xml:space="preserve"> </w:t>
-      </w:r>
-      <w:r>
-        <w:t xml:space="preserve">It says nothing about the hours after a</w:t>
-      </w:r>
-      <w:r>
-        <w:t xml:space="preserve"> </w:t>
-      </w:r>
-      <w:r>
-        <w:t xml:space="preserve">meal, and that’s exactly where a glucose term might still earn its place. It’s</w:t>
-      </w:r>
-      <w:r>
-        <w:t xml:space="preserve"> </w:t>
-      </w:r>
-      <w:r>
-        <w:t xml:space="preserve">also where carbs the absorption model hasn’t fully caught remain a perfectly good</w:t>
-      </w:r>
-      <w:r>
-        <w:t xml:space="preserve"> </w:t>
-      </w:r>
-      <w:r>
-        <w:t xml:space="preserve">alternative explanation for anything that looks like sensitivity moving. That</w:t>
-      </w:r>
-      <w:r>
-        <w:t xml:space="preserve"> </w:t>
-      </w:r>
-      <w:r>
-        <w:t xml:space="preserve">seems to me the more interesting open question, and it isn’t one this work can</w:t>
-      </w:r>
-      <w:r>
-        <w:t xml:space="preserve"> </w:t>
-      </w:r>
-      <w:r>
-        <w:t xml:space="preserve">answer.</w:t>
+        <w:t xml:space="preserve">The analysis is confined to overnight fasting windows. It says nothing about the</w:t>
+      </w:r>
+      <w:r>
+        <w:t xml:space="preserve"> </w:t>
+      </w:r>
+      <w:r>
+        <w:t xml:space="preserve">postprandial hours, which is where a glucose term might still earn its place, and</w:t>
+      </w:r>
+      <w:r>
+        <w:t xml:space="preserve"> </w:t>
+      </w:r>
+      <w:r>
+        <w:t xml:space="preserve">where carbohydrate the absorption model has not fully accounted for remains a</w:t>
+      </w:r>
+      <w:r>
+        <w:t xml:space="preserve"> </w:t>
+      </w:r>
+      <w:r>
+        <w:t xml:space="preserve">viable alternative explanation for anything resembling a shift in sensitivity.</w:t>
+      </w:r>
+      <w:r>
+        <w:t xml:space="preserve"> </w:t>
+      </w:r>
+      <w:r>
+        <w:t xml:space="preserve">That question strikes me as the more interesting one, and this work cannot answer</w:t>
+      </w:r>
+      <w:r>
+        <w:t xml:space="preserve"> </w:t>
+      </w:r>
+      <w:r>
+        <w:t xml:space="preserve">it.</w:t>
       </w:r>
     </w:p>
     <w:p>
@@ -3292,29 +3090,19 @@
         <w:pStyle w:val="BodyText"/>
       </w:pPr>
       <w:r>
-        <w:rPr>
-          <w:b/>
-          <w:bCs/>
-        </w:rPr>
-        <w:t xml:space="preserve">Sensitivity that moves with the day rather than the dose is out of scope.</w:t>
-      </w:r>
-      <w:r>
-        <w:t xml:space="preserve"> </w:t>
-      </w:r>
-      <w:r>
-        <w:t xml:space="preserve">Exercise, illness, a change in how you eat: all of them move sensitivity over</w:t>
-      </w:r>
-      <w:r>
-        <w:t xml:space="preserve"> </w:t>
-      </w:r>
-      <w:r>
-        <w:t xml:space="preserve">hours and days. Nothing here measures any of that, and nothing here says it isn’t</w:t>
-      </w:r>
-      <w:r>
-        <w:t xml:space="preserve"> </w:t>
-      </w:r>
-      <w:r>
-        <w:t xml:space="preserve">real.</w:t>
+        <w:t xml:space="preserve">Sensitivity varying with the day rather than with the dose falls outside this</w:t>
+      </w:r>
+      <w:r>
+        <w:t xml:space="preserve"> </w:t>
+      </w:r>
+      <w:r>
+        <w:t xml:space="preserve">scope. Exercise, illness and a change in diet all move sensitivity over hours and</w:t>
+      </w:r>
+      <w:r>
+        <w:t xml:space="preserve"> </w:t>
+      </w:r>
+      <w:r>
+        <w:t xml:space="preserve">days. Nothing here measures those effects, and nothing here argues against them.</w:t>
       </w:r>
     </w:p>
     <w:p>
@@ -3322,66 +3110,59 @@
         <w:pStyle w:val="BodyText"/>
       </w:pPr>
       <w:r>
-        <w:rPr>
-          <w:b/>
-          <w:bCs/>
-        </w:rPr>
-        <w:t xml:space="preserve">Two faults in the underlying data turned up</w:t>
-      </w:r>
-      <w:r>
-        <w:t xml:space="preserve">, and anyone else working from</w:t>
-      </w:r>
-      <w:r>
-        <w:t xml:space="preserve"> </w:t>
-      </w:r>
-      <w:r>
-        <w:t xml:space="preserve">these archives will want to know. Extended bolus durations arrive in milliseconds</w:t>
-      </w:r>
-      <w:r>
-        <w:t xml:space="preserve"> </w:t>
-      </w:r>
-      <w:r>
-        <w:t xml:space="preserve">for three of the six studies and in seconds for the other two, so a one hour</w:t>
-      </w:r>
-      <w:r>
-        <w:t xml:space="preserve"> </w:t>
-      </w:r>
-      <w:r>
-        <w:t xml:space="preserve">square wave lands as a thousand hours; spreading a bolus across that put insulin</w:t>
-      </w:r>
-      <w:r>
-        <w:t xml:space="preserve"> </w:t>
-      </w:r>
-      <w:r>
-        <w:t xml:space="preserve">into 41,591 of one person’s 46,176 five minute periods. And the database hands</w:t>
-      </w:r>
-      <w:r>
-        <w:t xml:space="preserve"> </w:t>
-      </w:r>
-      <w:r>
-        <w:t xml:space="preserve">back timestamps at microsecond resolution, which quietly divided every basal</w:t>
-      </w:r>
-      <w:r>
-        <w:t xml:space="preserve"> </w:t>
-      </w:r>
-      <w:r>
-        <w:t xml:space="preserve">total by a thousand until I checked my reconstruction against the database’s own</w:t>
-      </w:r>
-      <w:r>
-        <w:t xml:space="preserve"> </w:t>
-      </w:r>
-      <w:r>
-        <w:t xml:space="preserve">sums. Both are fixed here at the point of reading rather than in the data itself.</w:t>
+        <w:t xml:space="preserve">Two faults in the underlying data were identified and repaired at the point of</w:t>
+      </w:r>
+      <w:r>
+        <w:t xml:space="preserve"> </w:t>
+      </w:r>
+      <w:r>
+        <w:t xml:space="preserve">reading. Extended bolus durations arrive in milliseconds for three of the six</w:t>
+      </w:r>
+      <w:r>
+        <w:t xml:space="preserve"> </w:t>
+      </w:r>
+      <w:r>
+        <w:t xml:space="preserve">studies and in seconds for the other two, so a one-hour square wave is recorded as</w:t>
+      </w:r>
+      <w:r>
+        <w:t xml:space="preserve"> </w:t>
+      </w:r>
+      <w:r>
+        <w:t xml:space="preserve">a thousand hours; distributing a bolus across that interval placed insulin in</w:t>
+      </w:r>
+      <w:r>
+        <w:t xml:space="preserve"> </w:t>
+      </w:r>
+      <w:r>
+        <w:t xml:space="preserve">41,591 of one person’s 46,176 five-minute periods. Separately, the database</w:t>
+      </w:r>
+      <w:r>
+        <w:t xml:space="preserve"> </w:t>
+      </w:r>
+      <w:r>
+        <w:t xml:space="preserve">returns timestamps at microsecond resolution, which divided every basal total by a</w:t>
+      </w:r>
+      <w:r>
+        <w:t xml:space="preserve"> </w:t>
+      </w:r>
+      <w:r>
+        <w:t xml:space="preserve">thousand until the reconstruction was checked against the database’s own sums.</w:t>
+      </w:r>
+      <w:r>
+        <w:t xml:space="preserve"> </w:t>
+      </w:r>
+      <w:r>
+        <w:t xml:space="preserve">Anyone else working from these archives will encounter both.</w:t>
       </w:r>
     </w:p>
     <w:bookmarkEnd w:id="39"/>
-    <w:bookmarkStart w:id="40" w:name="where-that-leaves-the-two-versions"/>
+    <w:bookmarkStart w:id="40" w:name="interpretation"/>
     <w:p>
       <w:pPr>
         <w:pStyle w:val="Heading2"/>
       </w:pPr>
       <w:r>
-        <w:t xml:space="preserve">Where that leaves the two versions</w:t>
+        <w:t xml:space="preserve">Interpretation</w:t>
       </w:r>
     </w:p>
     <w:p>
@@ -3389,37 +3170,31 @@
         <w:pStyle w:val="FirstParagraph"/>
       </w:pPr>
       <w:r>
-        <w:t xml:space="preserve">v1’s assumption about dose is close to right, and it’s closest of all in the</w:t>
-      </w:r>
-      <w:r>
-        <w:t xml:space="preserve"> </w:t>
-      </w:r>
-      <w:r>
-        <w:t xml:space="preserve">place it came from: it matches what people actually run their pumps at, almost</w:t>
-      </w:r>
-      <w:r>
-        <w:t xml:space="preserve"> </w:t>
-      </w:r>
-      <w:r>
-        <w:t xml:space="preserve">exactly. Measured against how glucose behaves it looks a touch steep, with the</w:t>
-      </w:r>
-      <w:r>
-        <w:t xml:space="preserve"> </w:t>
-      </w:r>
-      <w:r>
-        <w:t xml:space="preserve">honest range somewhere between the square root and v1, but it’s the right shape</w:t>
-      </w:r>
-      <w:r>
-        <w:t xml:space="preserve"> </w:t>
-      </w:r>
-      <w:r>
-        <w:t xml:space="preserve">and the right size. Its glucose term doesn’t earn its place, though it costs</w:t>
-      </w:r>
-      <w:r>
-        <w:t xml:space="preserve"> </w:t>
-      </w:r>
-      <w:r>
-        <w:t xml:space="preserve">little either way.</w:t>
+        <w:t xml:space="preserve">v1’s assumption about dose is close to correct, and it is closest in the domain it</w:t>
+      </w:r>
+      <w:r>
+        <w:t xml:space="preserve"> </w:t>
+      </w:r>
+      <w:r>
+        <w:t xml:space="preserve">was drawn from: it describes what people run their pumps at to within a few per</w:t>
+      </w:r>
+      <w:r>
+        <w:t xml:space="preserve"> </w:t>
+      </w:r>
+      <w:r>
+        <w:t xml:space="preserve">cent. Measured against the glucose response it is somewhat steep, with the</w:t>
+      </w:r>
+      <w:r>
+        <w:t xml:space="preserve"> </w:t>
+      </w:r>
+      <w:r>
+        <w:t xml:space="preserve">supported range falling between the square root and v1. Its glucose term does not</w:t>
+      </w:r>
+      <w:r>
+        <w:t xml:space="preserve"> </w:t>
+      </w:r>
+      <w:r>
+        <w:t xml:space="preserve">earn its place, at little cost either way.</w:t>
       </w:r>
     </w:p>
     <w:p>
@@ -3427,37 +3202,37 @@
         <w:pStyle w:val="BodyText"/>
       </w:pPr>
       <w:r>
-        <w:t xml:space="preserve">For v2 I couldn’t find support in any of this. What people run contradicts it,</w:t>
-      </w:r>
-      <w:r>
-        <w:t xml:space="preserve"> </w:t>
-      </w:r>
-      <w:r>
-        <w:t xml:space="preserve">the glucose response contradicts it, it wasn’t the best predictor for a single</w:t>
-      </w:r>
-      <w:r>
-        <w:t xml:space="preserve"> </w:t>
-      </w:r>
-      <w:r>
-        <w:t xml:space="preserve">one of 1,626 people, and the simulation says a squared law couldn’t have hidden</w:t>
-      </w:r>
-      <w:r>
-        <w:t xml:space="preserve"> </w:t>
-      </w:r>
-      <w:r>
-        <w:t xml:space="preserve">as anything I saw. What concerns me most is where it struggles hardest, which is</w:t>
-      </w:r>
-      <w:r>
-        <w:t xml:space="preserve"> </w:t>
-      </w:r>
-      <w:r>
-        <w:t xml:space="preserve">in children and in anyone on a small daily dose, the people least able to absorb</w:t>
-      </w:r>
-      <w:r>
-        <w:t xml:space="preserve"> </w:t>
-      </w:r>
-      <w:r>
-        <w:t xml:space="preserve">a correction that turns out to be far too small.</w:t>
+        <w:t xml:space="preserve">For v2 I found no support in these data. Entered settings run counter to it, the</w:t>
+      </w:r>
+      <w:r>
+        <w:t xml:space="preserve"> </w:t>
+      </w:r>
+      <w:r>
+        <w:t xml:space="preserve">glucose response runs counter to it, it was not the best predictor for any of</w:t>
+      </w:r>
+      <w:r>
+        <w:t xml:space="preserve"> </w:t>
+      </w:r>
+      <w:r>
+        <w:t xml:space="preserve">1,626 people, and the simulation indicates that a squared law could not have</w:t>
+      </w:r>
+      <w:r>
+        <w:t xml:space="preserve"> </w:t>
+      </w:r>
+      <w:r>
+        <w:t xml:space="preserve">presented as any of the measurements obtained. Its error is largest in children</w:t>
+      </w:r>
+      <w:r>
+        <w:t xml:space="preserve"> </w:t>
+      </w:r>
+      <w:r>
+        <w:t xml:space="preserve">and in anyone on a small daily dose, who are least able to absorb a correction</w:t>
+      </w:r>
+      <w:r>
+        <w:t xml:space="preserve"> </w:t>
+      </w:r>
+      <w:r>
+        <w:t xml:space="preserve">that is far too small.</w:t>
       </w:r>
     </w:p>
     <w:p>
@@ -3465,37 +3240,37 @@
         <w:pStyle w:val="BodyText"/>
       </w:pPr>
       <w:r>
-        <w:t xml:space="preserve">I want to be careful about what that does and doesn’t mean. It’s a statement</w:t>
-      </w:r>
-      <w:r>
-        <w:t xml:space="preserve"> </w:t>
-      </w:r>
-      <w:r>
-        <w:t xml:space="preserve">about what a large and varied group of people did, not about anybody’s intent or</w:t>
-      </w:r>
-      <w:r>
-        <w:t xml:space="preserve"> </w:t>
-      </w:r>
-      <w:r>
-        <w:t xml:space="preserve">competence, and the work behind these equations has moved the conversation</w:t>
-      </w:r>
-      <w:r>
-        <w:t xml:space="preserve"> </w:t>
-      </w:r>
-      <w:r>
-        <w:t xml:space="preserve">forward in ways this analysis is standing on. It’s also one analysis, overnight</w:t>
-      </w:r>
-      <w:r>
-        <w:t xml:space="preserve"> </w:t>
-      </w:r>
-      <w:r>
-        <w:t xml:space="preserve">and fasting, from archives that were never collected for this purpose. I’d be</w:t>
-      </w:r>
-      <w:r>
-        <w:t xml:space="preserve"> </w:t>
-      </w:r>
-      <w:r>
-        <w:t xml:space="preserve">glad to see someone come at it differently.</w:t>
+        <w:t xml:space="preserve">The scope of that statement should be clear. It describes what a large and varied</w:t>
+      </w:r>
+      <w:r>
+        <w:t xml:space="preserve"> </w:t>
+      </w:r>
+      <w:r>
+        <w:t xml:space="preserve">group of people did, and carries no implication about anyone’s intent or</w:t>
+      </w:r>
+      <w:r>
+        <w:t xml:space="preserve"> </w:t>
+      </w:r>
+      <w:r>
+        <w:t xml:space="preserve">competence. It is one analysis, confined to overnight fasting windows, drawn from</w:t>
+      </w:r>
+      <w:r>
+        <w:t xml:space="preserve"> </w:t>
+      </w:r>
+      <w:r>
+        <w:t xml:space="preserve">archives never collected for this purpose. Work approaching the question by</w:t>
+      </w:r>
+      <w:r>
+        <w:t xml:space="preserve"> </w:t>
+      </w:r>
+      <w:r>
+        <w:t xml:space="preserve">another route would be welcome, and the equations under examination advanced the</w:t>
+      </w:r>
+      <w:r>
+        <w:t xml:space="preserve"> </w:t>
+      </w:r>
+      <w:r>
+        <w:t xml:space="preserve">discussion that this analysis rests on.</w:t>
       </w:r>
     </w:p>
     <w:p>
@@ -3503,53 +3278,47 @@
         <w:pStyle w:val="BodyText"/>
       </w:pPr>
       <w:r>
-        <w:t xml:space="preserve">If a dose term is wanted, what’s here supports something between about -0.65 and</w:t>
-      </w:r>
-      <w:r>
-        <w:t xml:space="preserve"> </w:t>
-      </w:r>
-      <w:r>
-        <w:t xml:space="preserve">-1.0, applied to a person’s own level rather than used to set it. But given that</w:t>
-      </w:r>
-      <w:r>
-        <w:t xml:space="preserve"> </w:t>
-      </w:r>
-      <w:r>
-        <w:t xml:space="preserve">a plain static 1800 rule outpredicted every dynamic form I tested, the question I</w:t>
-      </w:r>
-      <w:r>
-        <w:t xml:space="preserve"> </w:t>
-      </w:r>
-      <w:r>
-        <w:t xml:space="preserve">keep coming back to isn’t which exponent to use. It’s whether the sensitivity</w:t>
-      </w:r>
-      <w:r>
-        <w:t xml:space="preserve"> </w:t>
-      </w:r>
-      <w:r>
-        <w:t xml:space="preserve">factor is the right place to be putting any of this, and whether the effort would</w:t>
-      </w:r>
-      <w:r>
-        <w:t xml:space="preserve"> </w:t>
-      </w:r>
-      <w:r>
-        <w:t xml:space="preserve">land better on the carbohydrate side, where the residual is bigger and nobody</w:t>
-      </w:r>
-      <w:r>
-        <w:t xml:space="preserve"> </w:t>
-      </w:r>
-      <w:r>
-        <w:t xml:space="preserve">thinks the problem is solved.</w:t>
+        <w:t xml:space="preserve">Where a dose term is wanted, these data support an exponent between roughly -0.65</w:t>
+      </w:r>
+      <w:r>
+        <w:t xml:space="preserve"> </w:t>
+      </w:r>
+      <w:r>
+        <w:t xml:space="preserve">and -1.0, applied to a person’s own level rather than used to set it. Given that a</w:t>
+      </w:r>
+      <w:r>
+        <w:t xml:space="preserve"> </w:t>
+      </w:r>
+      <w:r>
+        <w:t xml:space="preserve">static 1800 rule out-predicted every dynamic form tested, the question I am left</w:t>
+      </w:r>
+      <w:r>
+        <w:t xml:space="preserve"> </w:t>
+      </w:r>
+      <w:r>
+        <w:t xml:space="preserve">with concerns not the exponent but the placement: whether the sensitivity factor</w:t>
+      </w:r>
+      <w:r>
+        <w:t xml:space="preserve"> </w:t>
+      </w:r>
+      <w:r>
+        <w:t xml:space="preserve">is the appropriate location for this adjustment, and whether the same effort would</w:t>
+      </w:r>
+      <w:r>
+        <w:t xml:space="preserve"> </w:t>
+      </w:r>
+      <w:r>
+        <w:t xml:space="preserve">return more on the carbohydrate side, where the residual is larger.</w:t>
       </w:r>
     </w:p>
     <w:bookmarkEnd w:id="40"/>
-    <w:bookmarkStart w:id="41" w:name="method-and-how-to-repeat-it"/>
+    <w:bookmarkStart w:id="41" w:name="reproduction"/>
     <w:p>
       <w:pPr>
         <w:pStyle w:val="Heading2"/>
       </w:pPr>
       <w:r>
-        <w:t xml:space="preserve">Method, and how to repeat it</w:t>
+        <w:t xml:space="preserve">Reproduction</w:t>
       </w:r>
     </w:p>
     <w:p>
@@ -3593,7 +3362,7 @@
         <w:t xml:space="preserve"> </w:t>
       </w:r>
       <w:r>
-        <w:t xml:space="preserve">tests. The window cache rebuilds in about nine minutes on a laptop.</w:t>
+        <w:t xml:space="preserve">tests. The window cache rebuilds in approximately nine minutes.</w:t>
       </w:r>
     </w:p>
     <w:p>
@@ -3675,7 +3444,7 @@
         <w:pStyle w:val="FirstParagraph"/>
       </w:pPr>
       <w:r>
-        <w:t xml:space="preserve">Windows are four hours from starts between 11pm and 3am, needing 80% sensor</w:t>
+        <w:t xml:space="preserve">Windows run four hours from starts between 23:00 and 03:00, requiring 80% sensor</w:t>
       </w:r>
       <w:r>
         <w:t xml:space="preserve"> </w:t>
@@ -3687,31 +3456,31 @@
         <w:t xml:space="preserve"> </w:t>
       </w:r>
       <w:r>
-        <w:t xml:space="preserve">of logged carbohydrate or, where none is logged, four hours clear of a bolus that</w:t>
-      </w:r>
-      <w:r>
-        <w:t xml:space="preserve"> </w:t>
-      </w:r>
-      <w:r>
-        <w:t xml:space="preserve">is large relative to that person’s own daily dose. Per-person fits are ordinary</w:t>
-      </w:r>
-      <w:r>
-        <w:t xml:space="preserve"> </w:t>
-      </w:r>
-      <w:r>
-        <w:t xml:space="preserve">least squares with a heteroskedasticity-robust standard error; population figures</w:t>
-      </w:r>
-      <w:r>
-        <w:t xml:space="preserve"> </w:t>
-      </w:r>
-      <w:r>
-        <w:t xml:space="preserve">pool the per-person estimates using DerSimonian and Laird, as in the earlier</w:t>
-      </w:r>
-      <w:r>
-        <w:t xml:space="preserve"> </w:t>
-      </w:r>
-      <w:r>
-        <w:t xml:space="preserve">work, so the two can be read side by side.</w:t>
+        <w:t xml:space="preserve">of logged carbohydrate or, where none is logged, four hours clear of a bolus large</w:t>
+      </w:r>
+      <w:r>
+        <w:t xml:space="preserve"> </w:t>
+      </w:r>
+      <w:r>
+        <w:t xml:space="preserve">relative to that person’s own daily dose. Per-person fits use ordinary least</w:t>
+      </w:r>
+      <w:r>
+        <w:t xml:space="preserve"> </w:t>
+      </w:r>
+      <w:r>
+        <w:t xml:space="preserve">squares with a heteroskedasticity-robust standard error. Population figures pool</w:t>
+      </w:r>
+      <w:r>
+        <w:t xml:space="preserve"> </w:t>
+      </w:r>
+      <w:r>
+        <w:t xml:space="preserve">the per-person estimates by the method of DerSimonian and Laird, as in the earlier</w:t>
+      </w:r>
+      <w:r>
+        <w:t xml:space="preserve"> </w:t>
+      </w:r>
+      <w:r>
+        <w:t xml:space="preserve">work, so the two bodies of results can be read against each other.</w:t>
       </w:r>
     </w:p>
     <w:bookmarkEnd w:id="41"/>
@@ -3787,19 +3556,19 @@
         <w:t xml:space="preserve"> </w:t>
       </w:r>
       <w:r>
-        <w:t xml:space="preserve">for Health Research, whose releases carry no attribution wording of their own.</w:t>
-      </w:r>
-      <w:r>
-        <w:t xml:space="preserve"> </w:t>
-      </w:r>
-      <w:r>
-        <w:t xml:space="preserve">The analyses, content and conclusions here are solely mine and have not been</w:t>
-      </w:r>
-      <w:r>
-        <w:t xml:space="preserve"> </w:t>
-      </w:r>
-      <w:r>
-        <w:t xml:space="preserve">reviewed or approved by any study sponsor.</w:t>
+        <w:t xml:space="preserve">for Health Research, whose releases carry no attribution wording of their own. The</w:t>
+      </w:r>
+      <w:r>
+        <w:t xml:space="preserve"> </w:t>
+      </w:r>
+      <w:r>
+        <w:t xml:space="preserve">analyses, content and conclusions here are solely mine and have not been reviewed</w:t>
+      </w:r>
+      <w:r>
+        <w:t xml:space="preserve"> </w:t>
+      </w:r>
+      <w:r>
+        <w:t xml:space="preserve">or approved by any study sponsor.</w:t>
       </w:r>
     </w:p>
     <w:p>
@@ -3813,7 +3582,7 @@
         <w:t xml:space="preserve"> </w:t>
       </w:r>
       <w:r>
-        <w:t xml:space="preserve">intact and calendar date isn’t. Nothing here depends on calendar date.</w:t>
+        <w:t xml:space="preserve">preserved and calendar date is not. Nothing here depends on calendar date.</w:t>
       </w:r>
     </w:p>
     <w:bookmarkEnd w:id="42"/>

--- a/docs/Dynamic-ISF-6-Public-Datasets-2026-08-25.docx
+++ b/docs/Dynamic-ISF-6-Public-Datasets-2026-08-25.docx
@@ -48,13 +48,83 @@
         <w:pStyle w:val="FirstParagraph"/>
       </w:pPr>
       <w:r>
-        <w:t xml:space="preserve">Sensitivity does fall as total daily dose rises. The relationship appears in four</w:t>
-      </w:r>
-      <w:r>
-        <w:t xml:space="preserve"> </w:t>
-      </w:r>
-      <w:r>
-        <w:t xml:space="preserve">independent measurements, one of which was free to find no relationship at all.</w:t>
+        <w:t xml:space="preserve">The question underneath both equations is whether the effect they encode is a</w:t>
+      </w:r>
+      <w:r>
+        <w:t xml:space="preserve"> </w:t>
+      </w:r>
+      <w:r>
+        <w:t xml:space="preserve">property of insulin action or an artefact of carbohydrate the absorption model</w:t>
+      </w:r>
+      <w:r>
+        <w:t xml:space="preserve"> </w:t>
+      </w:r>
+      <w:r>
+        <w:t xml:space="preserve">has not fully accounted for. The two halves of the equations answer differently.</w:t>
+      </w:r>
+    </w:p>
+    <w:p>
+      <w:pPr>
+        <w:pStyle w:val="BodyText"/>
+      </w:pPr>
+      <w:r>
+        <w:t xml:space="preserve">The dose relationship is largely real. It appears in four independent</w:t>
+      </w:r>
+      <w:r>
+        <w:t xml:space="preserve"> </w:t>
+      </w:r>
+      <w:r>
+        <w:t xml:space="preserve">measurements, one of which was free to find no relationship at all, and holding</w:t>
+      </w:r>
+      <w:r>
+        <w:t xml:space="preserve"> </w:t>
+      </w:r>
+      <w:r>
+        <w:t xml:space="preserve">recent carbohydrate intake constant retains 83% of it.</w:t>
+      </w:r>
+    </w:p>
+    <w:p>
+      <w:pPr>
+        <w:pStyle w:val="BodyText"/>
+      </w:pPr>
+      <w:r>
+        <w:t xml:space="preserve">The glucose relationship is smaller than either equation assumes and is</w:t>
+      </w:r>
+      <w:r>
+        <w:t xml:space="preserve"> </w:t>
+      </w:r>
+      <w:r>
+        <w:t xml:space="preserve">substantially inflated by carbohydrate. Within four hours of a recorded meal,</w:t>
+      </w:r>
+      <w:r>
+        <w:t xml:space="preserve"> </w:t>
+      </w:r>
+      <w:r>
+        <w:t xml:space="preserve">measured sensitivity is negative, meaning insulin appears to achieve nothing</w:t>
+      </w:r>
+      <w:r>
+        <w:t xml:space="preserve"> </w:t>
+      </w:r>
+      <w:r>
+        <w:t xml:space="preserve">because glucose is still arriving from the gut. The apparent glucose dependence</w:t>
+      </w:r>
+      <w:r>
+        <w:t xml:space="preserve"> </w:t>
+      </w:r>
+      <w:r>
+        <w:t xml:space="preserve">in that window is roughly three times its value in clean fasting. Some</w:t>
+      </w:r>
+      <w:r>
+        <w:t xml:space="preserve"> </w:t>
+      </w:r>
+      <w:r>
+        <w:t xml:space="preserve">dependence survives the exclusion of meals, so carbohydrate does not account for</w:t>
+      </w:r>
+      <w:r>
+        <w:t xml:space="preserve"> </w:t>
+      </w:r>
+      <w:r>
+        <w:t xml:space="preserve">all of it, and what survives does not improve prediction.</w:t>
       </w:r>
     </w:p>
     <w:p>
@@ -2066,37 +2136,131 @@
         <w:pStyle w:val="BodyText"/>
       </w:pPr>
       <w:r>
-        <w:t xml:space="preserve">Pooled across 1,528 people the exponent is -2.67, and its sign is opposite to what</w:t>
-      </w:r>
-      <w:r>
-        <w:t xml:space="preserve"> </w:t>
-      </w:r>
-      <w:r>
-        <w:t xml:space="preserve">both equations assume: net sensitivity rises with glucose. Approximately 40% of</w:t>
-      </w:r>
-      <w:r>
-        <w:t xml:space="preserve"> </w:t>
-      </w:r>
-      <w:r>
-        <w:t xml:space="preserve">people show the direction the equations assume. This agrees with the earlier</w:t>
-      </w:r>
-      <w:r>
-        <w:t xml:space="preserve"> </w:t>
-      </w:r>
-      <w:r>
-        <w:t xml:space="preserve">finding on looping data, where the reasoning is set out at length. In short, the</w:t>
-      </w:r>
-      <w:r>
-        <w:t xml:space="preserve"> </w:t>
-      </w:r>
-      <w:r>
-        <w:t xml:space="preserve">effect the equations are reaching for competes against clearance that rises with</w:t>
-      </w:r>
-      <w:r>
-        <w:t xml:space="preserve"> </w:t>
-      </w:r>
-      <w:r>
-        <w:t xml:space="preserve">glucose and against counter-regulation near target.</w:t>
+        <w:t xml:space="preserve">Pooled across 973 people the exponent is +0.238 (SE 0.044), in the direction both</w:t>
+      </w:r>
+      <w:r>
+        <w:t xml:space="preserve"> </w:t>
+      </w:r>
+      <w:r>
+        <w:t xml:space="preserve">equations assume, with 54% of people showing that sign. Its magnitude is well</w:t>
+      </w:r>
+      <w:r>
+        <w:t xml:space="preserve"> </w:t>
+      </w:r>
+      <w:r>
+        <w:t xml:space="preserve">below what either encodes. Over the range 100 to 200 mg/dL, v1’s scaler</w:t>
+      </w:r>
+      <w:r>
+        <w:t xml:space="preserve"> </w:t>
+      </w:r>
+      <w:r>
+        <w:t xml:space="preserve">corresponds to an exponent near +0.62 and v2’s to one near +1.77, so the measured</w:t>
+      </w:r>
+      <w:r>
+        <w:t xml:space="preserve"> </w:t>
+      </w:r>
+      <w:r>
+        <w:t xml:space="preserve">value is around two fifths of v1 and an eighth of v2.</w:t>
+      </w:r>
+    </w:p>
+    <w:p>
+      <w:pPr>
+        <w:pStyle w:val="BodyText"/>
+      </w:pPr>
+      <w:r>
+        <w:t xml:space="preserve">That figure is sensitive to the glucose range it is measured over, and the</w:t>
+      </w:r>
+      <w:r>
+        <w:t xml:space="preserve"> </w:t>
+      </w:r>
+      <w:r>
+        <w:t xml:space="preserve">sensitivity is larger than the quantity being measured. Restricting to windows</w:t>
+      </w:r>
+      <w:r>
+        <w:t xml:space="preserve"> </w:t>
+      </w:r>
+      <w:r>
+        <w:t xml:space="preserve">starting between 120 and 220 mg/dL, which excludes those beginning near target,</w:t>
+      </w:r>
+      <w:r>
+        <w:t xml:space="preserve"> </w:t>
+      </w:r>
+      <w:r>
+        <w:t xml:space="preserve">raises the pooled exponent to approximately +1.0. Near target the body opposes a</w:t>
+      </w:r>
+      <w:r>
+        <w:t xml:space="preserve"> </w:t>
+      </w:r>
+      <w:r>
+        <w:t xml:space="preserve">further fall, so those windows read as high sensitivity at low glucose and pull</w:t>
+      </w:r>
+      <w:r>
+        <w:t xml:space="preserve"> </w:t>
+      </w:r>
+      <w:r>
+        <w:t xml:space="preserve">the exponent down. Any value quoted for a glucose exponent has to carry the range</w:t>
+      </w:r>
+      <w:r>
+        <w:t xml:space="preserve"> </w:t>
+      </w:r>
+      <w:r>
+        <w:t xml:space="preserve">it came from, which is a caution that applies to the earlier literature as much</w:t>
+      </w:r>
+      <w:r>
+        <w:t xml:space="preserve"> </w:t>
+      </w:r>
+      <w:r>
+        <w:t xml:space="preserve">as to this analysis.</w:t>
+      </w:r>
+    </w:p>
+    <w:p>
+      <w:pPr>
+        <w:pStyle w:val="BodyText"/>
+      </w:pPr>
+      <w:r>
+        <w:t xml:space="preserve">An earlier draft of this document reported -2.67 for this quantity. That was an</w:t>
+      </w:r>
+      <w:r>
+        <w:t xml:space="preserve"> </w:t>
+      </w:r>
+      <w:r>
+        <w:t xml:space="preserve">indexing defect: the interaction term had been inserted ahead of the insulin</w:t>
+      </w:r>
+      <w:r>
+        <w:t xml:space="preserve"> </w:t>
+      </w:r>
+      <w:r>
+        <w:t xml:space="preserve">coefficient in the design matrix while the coefficient was still read from a</w:t>
+      </w:r>
+      <w:r>
+        <w:t xml:space="preserve"> </w:t>
+      </w:r>
+      <w:r>
+        <w:t xml:space="preserve">fixed position, so the interaction was divided by the starting glucose term. The</w:t>
+      </w:r>
+      <w:r>
+        <w:t xml:space="preserve"> </w:t>
+      </w:r>
+      <w:r>
+        <w:t xml:space="preserve">error was found when a second implementation, written for the carbohydrate tests</w:t>
+      </w:r>
+      <w:r>
+        <w:t xml:space="preserve"> </w:t>
+      </w:r>
+      <w:r>
+        <w:t xml:space="preserve">below, disagreed on the sign. Design matrix columns are now addressed by name and</w:t>
+      </w:r>
+      <w:r>
+        <w:t xml:space="preserve"> </w:t>
+      </w:r>
+      <w:r>
+        <w:t xml:space="preserve">a regression test covers it. The shape comparison below uses a separate code path</w:t>
+      </w:r>
+      <w:r>
+        <w:t xml:space="preserve"> </w:t>
+      </w:r>
+      <w:r>
+        <w:t xml:space="preserve">and was unaffected.</w:t>
       </w:r>
     </w:p>
     <w:p>
@@ -2195,13 +2359,13 @@
       </w:r>
     </w:p>
     <w:bookmarkEnd w:id="30"/>
-    <w:bookmarkStart w:id="34" w:name="predicting-the-overnight-fall"/>
+    <w:bookmarkStart w:id="41" w:name="Xddd7252b1adcbbeb15a45f3b119c42fce439e59"/>
     <w:p>
       <w:pPr>
         <w:pStyle w:val="Heading2"/>
       </w:pPr>
       <w:r>
-        <w:t xml:space="preserve">Predicting the overnight fall</w:t>
+        <w:t xml:space="preserve">Physiology, or carbohydrate the model has not caught?</w:t>
       </w:r>
     </w:p>
     <w:p>
@@ -2209,45 +2373,66 @@
         <w:pStyle w:val="FirstParagraph"/>
       </w:pPr>
       <w:r>
-        <w:t xml:space="preserve">The exponents address the science. The comparison below addresses the practical</w:t>
-      </w:r>
-      <w:r>
-        <w:t xml:space="preserve"> </w:t>
-      </w:r>
-      <w:r>
-        <w:t xml:space="preserve">consequence of using either equation.</w:t>
-      </w:r>
-    </w:p>
-    <w:p>
-      <w:pPr>
-        <w:pStyle w:val="BodyText"/>
-      </w:pPr>
-      <w:r>
-        <w:t xml:space="preserve">Each candidate received a per-person intercept fitted on that person’s first 70%</w:t>
-      </w:r>
-      <w:r>
-        <w:t xml:space="preserve"> </w:t>
-      </w:r>
-      <w:r>
-        <w:t xml:space="preserve">of nights and was scored on the remainder. This is generous to the equations. Most</w:t>
-      </w:r>
-      <w:r>
-        <w:t xml:space="preserve"> </w:t>
-      </w:r>
-      <w:r>
-        <w:t xml:space="preserve">overnight insulin is basal, delivered to offset endogenous glucose production, so</w:t>
-      </w:r>
-      <w:r>
-        <w:t xml:space="preserve"> </w:t>
-      </w:r>
-      <w:r>
-        <w:t xml:space="preserve">requiring the sensitivity factor to account for that offset would penalise an</w:t>
-      </w:r>
-      <w:r>
-        <w:t xml:space="preserve"> </w:t>
-      </w:r>
-      <w:r>
-        <w:t xml:space="preserve">equation for a quantity it was never intended to supply.</w:t>
+        <w:t xml:space="preserve">Both explanations predict the same observation. If sensitivity genuinely falls</w:t>
+      </w:r>
+      <w:r>
+        <w:t xml:space="preserve"> </w:t>
+      </w:r>
+      <w:r>
+        <w:t xml:space="preserve">when glucose is high and when recent dose is large, the equations describe</w:t>
+      </w:r>
+      <w:r>
+        <w:t xml:space="preserve"> </w:t>
+      </w:r>
+      <w:r>
+        <w:t xml:space="preserve">something real. If instead carbohydrate from a recent meal is still absorbing and</w:t>
+      </w:r>
+      <w:r>
+        <w:t xml:space="preserve"> </w:t>
+      </w:r>
+      <w:r>
+        <w:t xml:space="preserve">unaccounted for, glucose is high for that reason, insulin appears to achieve less</w:t>
+      </w:r>
+      <w:r>
+        <w:t xml:space="preserve"> </w:t>
+      </w:r>
+      <w:r>
+        <w:t xml:space="preserve">than it should, and recent dose is large because the person ate. The measurement</w:t>
+      </w:r>
+      <w:r>
+        <w:t xml:space="preserve"> </w:t>
+      </w:r>
+      <w:r>
+        <w:t xml:space="preserve">is identical and the implication is not.</w:t>
+      </w:r>
+    </w:p>
+    <w:p>
+      <w:pPr>
+        <w:pStyle w:val="BodyText"/>
+      </w:pPr>
+      <w:r>
+        <w:t xml:space="preserve">Loop and REPLACE-BG recorded what people ate, so time since the last meal is</w:t>
+      </w:r>
+      <w:r>
+        <w:t xml:space="preserve"> </w:t>
+      </w:r>
+      <w:r>
+        <w:t xml:space="preserve">known rather than inferred. That allows three tests, each with a prediction that</w:t>
+      </w:r>
+      <w:r>
+        <w:t xml:space="preserve"> </w:t>
+      </w:r>
+      <w:r>
+        <w:t xml:space="preserve">differs between the two explanations.</w:t>
+      </w:r>
+    </w:p>
+    <w:bookmarkStart w:id="34" w:name="X766bcc94e5165804e61bf47a9071e5ea62253de"/>
+    <w:p>
+      <w:pPr>
+        <w:pStyle w:val="Heading3"/>
+      </w:pPr>
+      <w:r>
+        <w:t xml:space="preserve">Sensitivity against time since the last meal</w:t>
       </w:r>
     </w:p>
     <w:p>
@@ -2257,20 +2442,979 @@
       <w:r>
         <w:drawing>
           <wp:inline>
-            <wp:extent cx="5334000" cy="2552153"/>
+            <wp:extent cx="5334000" cy="2804039"/>
             <wp:effectExtent b="0" l="0" r="0" t="0"/>
-            <wp:docPr descr="Predicted overnight fall by candidate" title="" id="32" name="Picture"/>
+            <wp:docPr descr="Measured sensitivity by time since the last meal" title="" id="32" name="Picture"/>
             <a:graphic>
               <a:graphicData uri="http://schemas.openxmlformats.org/drawingml/2006/picture">
                 <pic:pic>
                   <pic:nvPicPr>
-                    <pic:cNvPr descr="../charts/inv009/fig_head_to_head.png" id="33" name="Picture"/>
+                    <pic:cNvPr descr="../charts/inv009/fig_carb_tail.png" id="33" name="Picture"/>
                     <pic:cNvPicPr>
                       <a:picLocks noChangeArrowheads="1" noChangeAspect="1"/>
                     </pic:cNvPicPr>
                   </pic:nvPicPr>
                   <pic:blipFill>
                     <a:blip r:embed="rId31"/>
+                    <a:stretch>
+                      <a:fillRect/>
+                    </a:stretch>
+                  </pic:blipFill>
+                  <pic:spPr bwMode="auto">
+                    <a:xfrm>
+                      <a:off x="0" y="0"/>
+                      <a:ext cx="5334000" cy="2804039"/>
+                    </a:xfrm>
+                    <a:prstGeom prst="rect">
+                      <a:avLst/>
+                    </a:prstGeom>
+                    <a:noFill/>
+                    <a:ln w="9525">
+                      <a:noFill/>
+                      <a:headEnd/>
+                      <a:tailEnd/>
+                    </a:ln>
+                  </pic:spPr>
+                </pic:pic>
+              </a:graphicData>
+            </a:graphic>
+          </wp:inline>
+        </w:drawing>
+      </w:r>
+    </w:p>
+    <w:p>
+      <w:pPr>
+        <w:pStyle w:val="ImageCaption"/>
+      </w:pPr>
+      <w:r>
+        <w:t xml:space="preserve">Measured sensitivity by time since the last meal</w:t>
+      </w:r>
+    </w:p>
+    <w:p>
+      <w:pPr>
+        <w:pStyle w:val="BodyText"/>
+      </w:pPr>
+      <w:r>
+        <w:t xml:space="preserve">Within four hours of a recorded meal the median measured sensitivity is -1.62</w:t>
+      </w:r>
+      <w:r>
+        <w:t xml:space="preserve"> </w:t>
+      </w:r>
+      <w:r>
+        <w:t xml:space="preserve">mg/dL per unit. A negative value is not a physiological quantity. It states that</w:t>
+      </w:r>
+      <w:r>
+        <w:t xml:space="preserve"> </w:t>
+      </w:r>
+      <w:r>
+        <w:t xml:space="preserve">glucose rose while insulin acted, which is what happens when carbohydrate is</w:t>
+      </w:r>
+      <w:r>
+        <w:t xml:space="preserve"> </w:t>
+      </w:r>
+      <w:r>
+        <w:t xml:space="preserve">still arriving from a meal the absorption model has already discounted. The</w:t>
+      </w:r>
+      <w:r>
+        <w:t xml:space="preserve"> </w:t>
+      </w:r>
+      <w:r>
+        <w:t xml:space="preserve">figure recovers to 6.06 mg/dL per unit in the six to nine hour band and declines</w:t>
+      </w:r>
+      <w:r>
+        <w:t xml:space="preserve"> </w:t>
+      </w:r>
+      <w:r>
+        <w:t xml:space="preserve">again beyond that.</w:t>
+      </w:r>
+    </w:p>
+    <w:p>
+      <w:pPr>
+        <w:pStyle w:val="BodyText"/>
+      </w:pPr>
+      <w:r>
+        <w:t xml:space="preserve">This is the absorption tail, measured directly, and it is large. It is also the</w:t>
+      </w:r>
+      <w:r>
+        <w:t xml:space="preserve"> </w:t>
+      </w:r>
+      <w:r>
+        <w:t xml:space="preserve">reason the main screen requires six hours of clearance.</w:t>
+      </w:r>
+    </w:p>
+    <w:bookmarkEnd w:id="34"/>
+    <w:bookmarkStart w:id="38" w:name="Xd31113b437277a036921d94991a750ca8597443"/>
+    <w:p>
+      <w:pPr>
+        <w:pStyle w:val="Heading3"/>
+      </w:pPr>
+      <w:r>
+        <w:t xml:space="preserve">The apparent glucose dependence against the same axis</w:t>
+      </w:r>
+    </w:p>
+    <w:p>
+      <w:pPr>
+        <w:pStyle w:val="CaptionedFigure"/>
+      </w:pPr>
+      <w:r>
+        <w:drawing>
+          <wp:inline>
+            <wp:extent cx="5334000" cy="3177292"/>
+            <wp:effectExtent b="0" l="0" r="0" t="0"/>
+            <wp:docPr descr="Apparent glucose dependence by time since the last meal" title="" id="36" name="Picture"/>
+            <a:graphic>
+              <a:graphicData uri="http://schemas.openxmlformats.org/drawingml/2006/picture">
+                <pic:pic>
+                  <pic:nvPicPr>
+                    <pic:cNvPr descr="../charts/inv009/fig_carb_glucose.png" id="37" name="Picture"/>
+                    <pic:cNvPicPr>
+                      <a:picLocks noChangeArrowheads="1" noChangeAspect="1"/>
+                    </pic:cNvPicPr>
+                  </pic:nvPicPr>
+                  <pic:blipFill>
+                    <a:blip r:embed="rId35"/>
+                    <a:stretch>
+                      <a:fillRect/>
+                    </a:stretch>
+                  </pic:blipFill>
+                  <pic:spPr bwMode="auto">
+                    <a:xfrm>
+                      <a:off x="0" y="0"/>
+                      <a:ext cx="5334000" cy="3177292"/>
+                    </a:xfrm>
+                    <a:prstGeom prst="rect">
+                      <a:avLst/>
+                    </a:prstGeom>
+                    <a:noFill/>
+                    <a:ln w="9525">
+                      <a:noFill/>
+                      <a:headEnd/>
+                      <a:tailEnd/>
+                    </a:ln>
+                  </pic:spPr>
+                </pic:pic>
+              </a:graphicData>
+            </a:graphic>
+          </wp:inline>
+        </w:drawing>
+      </w:r>
+    </w:p>
+    <w:p>
+      <w:pPr>
+        <w:pStyle w:val="ImageCaption"/>
+      </w:pPr>
+      <w:r>
+        <w:t xml:space="preserve">Apparent glucose dependence by time since the last meal</w:t>
+      </w:r>
+    </w:p>
+    <w:p>
+      <w:pPr>
+        <w:pStyle w:val="BodyText"/>
+      </w:pPr>
+      <w:r>
+        <w:t xml:space="preserve">Under the carbohydrate explanation the apparent glucose dependence is strongest</w:t>
+      </w:r>
+      <w:r>
+        <w:t xml:space="preserve"> </w:t>
+      </w:r>
+      <w:r>
+        <w:t xml:space="preserve">close to a meal and decays as absorption completes. Under the physiological</w:t>
+      </w:r>
+      <w:r>
+        <w:t xml:space="preserve"> </w:t>
+      </w:r>
+      <w:r>
+        <w:t xml:space="preserve">explanation it is constant, because a person’s sensitivity does not know when</w:t>
+      </w:r>
+      <w:r>
+        <w:t xml:space="preserve"> </w:t>
+      </w:r>
+      <w:r>
+        <w:t xml:space="preserve">they last ate.</w:t>
+      </w:r>
+    </w:p>
+    <w:tbl>
+      <w:tblPr>
+        <w:tblStyle w:val="Table"/>
+        <w:tblW w:type="pct" w:w="5000"/>
+        <w:tblLayout w:type="fixed"/>
+        <w:tblLook w:firstRow="1" w:lastRow="0" w:firstColumn="0" w:lastColumn="0" w:noHBand="0" w:noVBand="0" w:val="0020"/>
+      </w:tblPr>
+      <w:tblGrid>
+        <w:gridCol w:w="2640"/>
+        <w:gridCol w:w="2640"/>
+        <w:gridCol w:w="2640"/>
+      </w:tblGrid>
+      <w:tr>
+        <w:trPr>
+          <w:tblHeader w:val="on"/>
+        </w:trPr>
+        <w:tc>
+          <w:tcPr/>
+          <w:p>
+            <w:pPr>
+              <w:pStyle w:val="Compact"/>
+            </w:pPr>
+            <w:r>
+              <w:t xml:space="preserve">Time since last meal</w:t>
+            </w:r>
+          </w:p>
+        </w:tc>
+        <w:tc>
+          <w:tcPr/>
+          <w:p>
+            <w:pPr>
+              <w:pStyle w:val="Compact"/>
+            </w:pPr>
+            <w:r>
+              <w:t xml:space="preserve">Exponent, glucose 90 to 300</w:t>
+            </w:r>
+          </w:p>
+        </w:tc>
+        <w:tc>
+          <w:tcPr/>
+          <w:p>
+            <w:pPr>
+              <w:pStyle w:val="Compact"/>
+            </w:pPr>
+            <w:r>
+              <w:t xml:space="preserve">Exponent, glucose 120 to 220</w:t>
+            </w:r>
+          </w:p>
+        </w:tc>
+      </w:tr>
+      <w:tr>
+        <w:tc>
+          <w:tcPr/>
+          <w:p>
+            <w:pPr>
+              <w:pStyle w:val="Compact"/>
+            </w:pPr>
+            <w:r>
+              <w:t xml:space="preserve">Under 4 hours</w:t>
+            </w:r>
+          </w:p>
+        </w:tc>
+        <w:tc>
+          <w:tcPr/>
+          <w:p>
+            <w:pPr>
+              <w:pStyle w:val="Compact"/>
+            </w:pPr>
+            <w:r>
+              <w:t xml:space="preserve">+0.58</w:t>
+            </w:r>
+          </w:p>
+        </w:tc>
+        <w:tc>
+          <w:tcPr/>
+          <w:p>
+            <w:pPr>
+              <w:pStyle w:val="Compact"/>
+            </w:pPr>
+            <w:r>
+              <w:t xml:space="preserve">+1.57</w:t>
+            </w:r>
+          </w:p>
+        </w:tc>
+      </w:tr>
+      <w:tr>
+        <w:tc>
+          <w:tcPr/>
+          <w:p>
+            <w:pPr>
+              <w:pStyle w:val="Compact"/>
+            </w:pPr>
+            <w:r>
+              <w:t xml:space="preserve">4 to 6 hours</w:t>
+            </w:r>
+          </w:p>
+        </w:tc>
+        <w:tc>
+          <w:tcPr/>
+          <w:p>
+            <w:pPr>
+              <w:pStyle w:val="Compact"/>
+            </w:pPr>
+            <w:r>
+              <w:t xml:space="preserve">+0.28</w:t>
+            </w:r>
+          </w:p>
+        </w:tc>
+        <w:tc>
+          <w:tcPr/>
+          <w:p>
+            <w:pPr>
+              <w:pStyle w:val="Compact"/>
+            </w:pPr>
+            <w:r>
+              <w:t xml:space="preserve">+0.98</w:t>
+            </w:r>
+          </w:p>
+        </w:tc>
+      </w:tr>
+      <w:tr>
+        <w:tc>
+          <w:tcPr/>
+          <w:p>
+            <w:pPr>
+              <w:pStyle w:val="Compact"/>
+            </w:pPr>
+            <w:r>
+              <w:t xml:space="preserve">6 to 9 hours</w:t>
+            </w:r>
+          </w:p>
+        </w:tc>
+        <w:tc>
+          <w:tcPr/>
+          <w:p>
+            <w:pPr>
+              <w:pStyle w:val="Compact"/>
+            </w:pPr>
+            <w:r>
+              <w:t xml:space="preserve">+0.19</w:t>
+            </w:r>
+          </w:p>
+        </w:tc>
+        <w:tc>
+          <w:tcPr/>
+          <w:p>
+            <w:pPr>
+              <w:pStyle w:val="Compact"/>
+            </w:pPr>
+            <w:r>
+              <w:t xml:space="preserve">+1.01</w:t>
+            </w:r>
+          </w:p>
+        </w:tc>
+      </w:tr>
+      <w:tr>
+        <w:tc>
+          <w:tcPr/>
+          <w:p>
+            <w:pPr>
+              <w:pStyle w:val="Compact"/>
+            </w:pPr>
+            <w:r>
+              <w:t xml:space="preserve">9 to 14 hours</w:t>
+            </w:r>
+          </w:p>
+        </w:tc>
+        <w:tc>
+          <w:tcPr/>
+          <w:p>
+            <w:pPr>
+              <w:pStyle w:val="Compact"/>
+            </w:pPr>
+            <w:r>
+              <w:t xml:space="preserve">+0.69</w:t>
+            </w:r>
+          </w:p>
+        </w:tc>
+        <w:tc>
+          <w:tcPr/>
+          <w:p>
+            <w:pPr>
+              <w:pStyle w:val="Compact"/>
+            </w:pPr>
+            <w:r>
+              <w:t xml:space="preserve">+1.24</w:t>
+            </w:r>
+          </w:p>
+        </w:tc>
+      </w:tr>
+      <w:tr>
+        <w:tc>
+          <w:tcPr/>
+          <w:p>
+            <w:pPr>
+              <w:pStyle w:val="Compact"/>
+            </w:pPr>
+            <w:r>
+              <w:t xml:space="preserve">Over 14 hours</w:t>
+            </w:r>
+          </w:p>
+        </w:tc>
+        <w:tc>
+          <w:tcPr/>
+          <w:p>
+            <w:pPr>
+              <w:pStyle w:val="Compact"/>
+            </w:pPr>
+            <w:r>
+              <w:t xml:space="preserve">+0.72</w:t>
+            </w:r>
+          </w:p>
+        </w:tc>
+        <w:tc>
+          <w:tcPr/>
+          <w:p>
+            <w:pPr>
+              <w:pStyle w:val="Compact"/>
+            </w:pPr>
+            <w:r>
+              <w:t xml:space="preserve">+1.13</w:t>
+            </w:r>
+          </w:p>
+        </w:tc>
+      </w:tr>
+      <w:tr>
+        <w:tc>
+          <w:tcPr/>
+          <w:p>
+            <w:pPr>
+              <w:pStyle w:val="Compact"/>
+            </w:pPr>
+            <w:r>
+              <w:t xml:space="preserve">v1’s scaler implies</w:t>
+            </w:r>
+          </w:p>
+        </w:tc>
+        <w:tc>
+          <w:tcPr/>
+          <w:p>
+            <w:pPr>
+              <w:pStyle w:val="Compact"/>
+            </w:pPr>
+            <w:r>
+              <w:t xml:space="preserve">+0.62</w:t>
+            </w:r>
+          </w:p>
+        </w:tc>
+        <w:tc>
+          <w:tcPr/>
+          <w:p>
+            <w:pPr>
+              <w:pStyle w:val="Compact"/>
+            </w:pPr>
+            <w:r>
+              <w:t xml:space="preserve">+0.62</w:t>
+            </w:r>
+          </w:p>
+        </w:tc>
+      </w:tr>
+      <w:tr>
+        <w:tc>
+          <w:tcPr/>
+          <w:p>
+            <w:pPr>
+              <w:pStyle w:val="Compact"/>
+            </w:pPr>
+            <w:r>
+              <w:t xml:space="preserve">v2’s scaler implies</w:t>
+            </w:r>
+          </w:p>
+        </w:tc>
+        <w:tc>
+          <w:tcPr/>
+          <w:p>
+            <w:pPr>
+              <w:pStyle w:val="Compact"/>
+            </w:pPr>
+            <w:r>
+              <w:t xml:space="preserve">+1.77</w:t>
+            </w:r>
+          </w:p>
+        </w:tc>
+        <w:tc>
+          <w:tcPr/>
+          <w:p>
+            <w:pPr>
+              <w:pStyle w:val="Compact"/>
+            </w:pPr>
+            <w:r>
+              <w:t xml:space="preserve">+1.77</w:t>
+            </w:r>
+          </w:p>
+        </w:tc>
+      </w:tr>
+    </w:tbl>
+    <w:p>
+      <w:pPr>
+        <w:pStyle w:val="BodyText"/>
+      </w:pPr>
+      <w:r>
+        <w:t xml:space="preserve">Close to a meal the exponent is roughly three times its value in clean fasting on</w:t>
+      </w:r>
+      <w:r>
+        <w:t xml:space="preserve"> </w:t>
+      </w:r>
+      <w:r>
+        <w:t xml:space="preserve">the wider range, and around 55% larger on the narrower one. That part of the</w:t>
+      </w:r>
+      <w:r>
+        <w:t xml:space="preserve"> </w:t>
+      </w:r>
+      <w:r>
+        <w:t xml:space="preserve">effect is carbohydrate.</w:t>
+      </w:r>
+    </w:p>
+    <w:p>
+      <w:pPr>
+        <w:pStyle w:val="BodyText"/>
+      </w:pPr>
+      <w:r>
+        <w:t xml:space="preserve">It does not fall to zero. In the cleanest band the exponent remains positive and</w:t>
+      </w:r>
+      <w:r>
+        <w:t xml:space="preserve"> </w:t>
+      </w:r>
+      <w:r>
+        <w:t xml:space="preserve">statistically distinguishable from zero, so carbohydrate does not account for all</w:t>
+      </w:r>
+      <w:r>
+        <w:t xml:space="preserve"> </w:t>
+      </w:r>
+      <w:r>
+        <w:t xml:space="preserve">of the glucose dependence on this evidence.</w:t>
+      </w:r>
+    </w:p>
+    <w:p>
+      <w:pPr>
+        <w:pStyle w:val="BodyText"/>
+      </w:pPr>
+      <w:r>
+        <w:t xml:space="preserve">The rise beyond nine hours has no explanation I am confident of. Windows more than</w:t>
+      </w:r>
+      <w:r>
+        <w:t xml:space="preserve"> </w:t>
+      </w:r>
+      <w:r>
+        <w:t xml:space="preserve">fourteen hours clear of a recorded meal show a median of zero grams across the</w:t>
+      </w:r>
+      <w:r>
+        <w:t xml:space="preserve"> </w:t>
+      </w:r>
+      <w:r>
+        <w:t xml:space="preserve">whole preceding day while carrying the second highest insulin on board of any</w:t>
+      </w:r>
+      <w:r>
+        <w:t xml:space="preserve"> </w:t>
+      </w:r>
+      <w:r>
+        <w:t xml:space="preserve">band, which indicates food that was eaten and not recorded. Restricting to nights</w:t>
+      </w:r>
+      <w:r>
+        <w:t xml:space="preserve"> </w:t>
+      </w:r>
+      <w:r>
+        <w:t xml:space="preserve">where the day’s intake was recorded removes most of those windows and leaves the</w:t>
+      </w:r>
+      <w:r>
+        <w:t xml:space="preserve"> </w:t>
+      </w:r>
+      <w:r>
+        <w:t xml:space="preserve">exponent unchanged at +0.82, so unrecorded food does not appear to be the</w:t>
+      </w:r>
+      <w:r>
+        <w:t xml:space="preserve"> </w:t>
+      </w:r>
+      <w:r>
+        <w:t xml:space="preserve">explanation. It is reported here as an open question rather than resolved.</w:t>
+      </w:r>
+    </w:p>
+    <w:bookmarkEnd w:id="38"/>
+    <w:bookmarkStart w:id="39" w:name="Xaaeddae1d2d8d4cfba2d2f0a2a9d6af8f880f1e"/>
+    <w:p>
+      <w:pPr>
+        <w:pStyle w:val="Heading3"/>
+      </w:pPr>
+      <w:r>
+        <w:t xml:space="preserve">The dose relationship with recent carbohydrate held constant</w:t>
+      </w:r>
+    </w:p>
+    <w:p>
+      <w:pPr>
+        <w:pStyle w:val="FirstParagraph"/>
+      </w:pPr>
+      <w:r>
+        <w:t xml:space="preserve">A person whose recent dose is high has usually been eating, so the dose</w:t>
+      </w:r>
+      <w:r>
+        <w:t xml:space="preserve"> </w:t>
+      </w:r>
+      <w:r>
+        <w:t xml:space="preserve">relationship could be the same artefact wearing different clothes. Adding grams</w:t>
+      </w:r>
+      <w:r>
+        <w:t xml:space="preserve"> </w:t>
+      </w:r>
+      <w:r>
+        <w:t xml:space="preserve">recorded in the preceding 8 and 24 hours to the model, both directly and</w:t>
+      </w:r>
+      <w:r>
+        <w:t xml:space="preserve"> </w:t>
+      </w:r>
+      <w:r>
+        <w:t xml:space="preserve">interacted with insulin action, tests that.</w:t>
+      </w:r>
+    </w:p>
+    <w:tbl>
+      <w:tblPr>
+        <w:tblStyle w:val="Table"/>
+        <w:tblW w:type="auto" w:w="0"/>
+        <w:tblLook w:firstRow="1" w:lastRow="0" w:firstColumn="0" w:lastColumn="0" w:noHBand="0" w:noVBand="0" w:val="0020"/>
+      </w:tblPr>
+      <w:tblGrid>
+        <w:gridCol w:w="1980"/>
+        <w:gridCol w:w="1980"/>
+        <w:gridCol w:w="1980"/>
+        <w:gridCol w:w="1980"/>
+      </w:tblGrid>
+      <w:tr>
+        <w:trPr>
+          <w:tblHeader w:val="on"/>
+        </w:trPr>
+        <w:tc>
+          <w:tcPr/>
+          <w:p>
+            <w:pPr>
+              <w:pStyle w:val="Compact"/>
+            </w:pPr>
+            <w:r>
+              <w:t xml:space="preserve">Cohort</w:t>
+            </w:r>
+          </w:p>
+        </w:tc>
+        <w:tc>
+          <w:tcPr/>
+          <w:p>
+            <w:pPr>
+              <w:pStyle w:val="Compact"/>
+            </w:pPr>
+            <w:r>
+              <w:t xml:space="preserve">Unadjusted</w:t>
+            </w:r>
+          </w:p>
+        </w:tc>
+        <w:tc>
+          <w:tcPr/>
+          <w:p>
+            <w:pPr>
+              <w:pStyle w:val="Compact"/>
+            </w:pPr>
+            <w:r>
+              <w:t xml:space="preserve">With carbohydrate held constant</w:t>
+            </w:r>
+          </w:p>
+        </w:tc>
+        <w:tc>
+          <w:tcPr/>
+          <w:p>
+            <w:pPr>
+              <w:pStyle w:val="Compact"/>
+            </w:pPr>
+            <w:r>
+              <w:t xml:space="preserve">Retained</w:t>
+            </w:r>
+          </w:p>
+        </w:tc>
+      </w:tr>
+      <w:tr>
+        <w:tc>
+          <w:tcPr/>
+          <w:p>
+            <w:pPr>
+              <w:pStyle w:val="Compact"/>
+            </w:pPr>
+            <w:r>
+              <w:t xml:space="preserve">Loop</w:t>
+            </w:r>
+          </w:p>
+        </w:tc>
+        <w:tc>
+          <w:tcPr/>
+          <w:p>
+            <w:pPr>
+              <w:pStyle w:val="Compact"/>
+            </w:pPr>
+            <w:r>
+              <w:t xml:space="preserve">-0.586 (SE 0.040)</w:t>
+            </w:r>
+          </w:p>
+        </w:tc>
+        <w:tc>
+          <w:tcPr/>
+          <w:p>
+            <w:pPr>
+              <w:pStyle w:val="Compact"/>
+            </w:pPr>
+            <w:r>
+              <w:t xml:space="preserve">-0.500 (SE 0.047)</w:t>
+            </w:r>
+          </w:p>
+        </w:tc>
+        <w:tc>
+          <w:tcPr/>
+          <w:p>
+            <w:pPr>
+              <w:pStyle w:val="Compact"/>
+            </w:pPr>
+            <w:r>
+              <w:t xml:space="preserve">85%</w:t>
+            </w:r>
+          </w:p>
+        </w:tc>
+      </w:tr>
+      <w:tr>
+        <w:tc>
+          <w:tcPr/>
+          <w:p>
+            <w:pPr>
+              <w:pStyle w:val="Compact"/>
+            </w:pPr>
+            <w:r>
+              <w:t xml:space="preserve">REPLACE-BG</w:t>
+            </w:r>
+          </w:p>
+        </w:tc>
+        <w:tc>
+          <w:tcPr/>
+          <w:p>
+            <w:pPr>
+              <w:pStyle w:val="Compact"/>
+            </w:pPr>
+            <w:r>
+              <w:t xml:space="preserve">-1.443 (SE 0.186)</w:t>
+            </w:r>
+          </w:p>
+        </w:tc>
+        <w:tc>
+          <w:tcPr/>
+          <w:p>
+            <w:pPr>
+              <w:pStyle w:val="Compact"/>
+            </w:pPr>
+            <w:r>
+              <w:t xml:space="preserve">-0.978 (SE 0.180)</w:t>
+            </w:r>
+          </w:p>
+        </w:tc>
+        <w:tc>
+          <w:tcPr/>
+          <w:p>
+            <w:pPr>
+              <w:pStyle w:val="Compact"/>
+            </w:pPr>
+            <w:r>
+              <w:t xml:space="preserve">68%</w:t>
+            </w:r>
+          </w:p>
+        </w:tc>
+      </w:tr>
+      <w:tr>
+        <w:tc>
+          <w:tcPr/>
+          <w:p>
+            <w:pPr>
+              <w:pStyle w:val="Compact"/>
+            </w:pPr>
+            <w:r>
+              <w:t xml:space="preserve">Pooled</w:t>
+            </w:r>
+          </w:p>
+        </w:tc>
+        <w:tc>
+          <w:tcPr/>
+          <w:p>
+            <w:pPr>
+              <w:pStyle w:val="Compact"/>
+            </w:pPr>
+            <w:r>
+              <w:t xml:space="preserve">-0.648 (SE 0.040)</w:t>
+            </w:r>
+          </w:p>
+        </w:tc>
+        <w:tc>
+          <w:tcPr/>
+          <w:p>
+            <w:pPr>
+              <w:pStyle w:val="Compact"/>
+            </w:pPr>
+            <w:r>
+              <w:t xml:space="preserve">-0.539 (SE 0.045)</w:t>
+            </w:r>
+          </w:p>
+        </w:tc>
+        <w:tc>
+          <w:tcPr/>
+          <w:p>
+            <w:pPr>
+              <w:pStyle w:val="Compact"/>
+            </w:pPr>
+            <w:r>
+              <w:t xml:space="preserve">83%</w:t>
+            </w:r>
+          </w:p>
+        </w:tc>
+      </w:tr>
+    </w:tbl>
+    <w:p>
+      <w:pPr>
+        <w:pStyle w:val="BodyText"/>
+      </w:pPr>
+      <w:r>
+        <w:t xml:space="preserve">Most of the dose relationship survives. Carbohydrate accounts for roughly a</w:t>
+      </w:r>
+      <w:r>
+        <w:t xml:space="preserve"> </w:t>
+      </w:r>
+      <w:r>
+        <w:t xml:space="preserve">sixth of it in Loop and around a third in REPLACE-BG, and the remainder is not</w:t>
+      </w:r>
+      <w:r>
+        <w:t xml:space="preserve"> </w:t>
+      </w:r>
+      <w:r>
+        <w:t xml:space="preserve">explained by what people ate.</w:t>
+      </w:r>
+    </w:p>
+    <w:bookmarkEnd w:id="39"/>
+    <w:bookmarkStart w:id="40" w:name="what-the-three-tests-support"/>
+    <w:p>
+      <w:pPr>
+        <w:pStyle w:val="Heading3"/>
+      </w:pPr>
+      <w:r>
+        <w:t xml:space="preserve">What the three tests support</w:t>
+      </w:r>
+    </w:p>
+    <w:p>
+      <w:pPr>
+        <w:pStyle w:val="FirstParagraph"/>
+      </w:pPr>
+      <w:r>
+        <w:t xml:space="preserve">The dose half of the equations describes something that is mostly not</w:t>
+      </w:r>
+      <w:r>
+        <w:t xml:space="preserve"> </w:t>
+      </w:r>
+      <w:r>
+        <w:t xml:space="preserve">carbohydrate. The glucose half is contaminated by carbohydrate to a degree that</w:t>
+      </w:r>
+      <w:r>
+        <w:t xml:space="preserve"> </w:t>
+      </w:r>
+      <w:r>
+        <w:t xml:space="preserve">depends on how recently the person ate, is smaller than either equation encodes</w:t>
+      </w:r>
+      <w:r>
+        <w:t xml:space="preserve"> </w:t>
+      </w:r>
+      <w:r>
+        <w:t xml:space="preserve">once meals are excluded, and varies by more than its own magnitude according to</w:t>
+      </w:r>
+      <w:r>
+        <w:t xml:space="preserve"> </w:t>
+      </w:r>
+      <w:r>
+        <w:t xml:space="preserve">the glucose range it is measured over.</w:t>
+      </w:r>
+    </w:p>
+    <w:p>
+      <w:pPr>
+        <w:pStyle w:val="BodyText"/>
+      </w:pPr>
+      <w:r>
+        <w:t xml:space="preserve">A fourth comparison, between cohorts that recorded meals and cohorts that did</w:t>
+      </w:r>
+      <w:r>
+        <w:t xml:space="preserve"> </w:t>
+      </w:r>
+      <w:r>
+        <w:t xml:space="preserve">not, returned no consistent pattern and is not evidence either way. The cohorts</w:t>
+      </w:r>
+      <w:r>
+        <w:t xml:space="preserve"> </w:t>
+      </w:r>
+      <w:r>
+        <w:t xml:space="preserve">differ in controller, in age and in dose alongside their record keeping, so the</w:t>
+      </w:r>
+      <w:r>
+        <w:t xml:space="preserve"> </w:t>
+      </w:r>
+      <w:r>
+        <w:t xml:space="preserve">comparison was never well identified.</w:t>
+      </w:r>
+    </w:p>
+    <w:bookmarkEnd w:id="40"/>
+    <w:bookmarkEnd w:id="41"/>
+    <w:bookmarkStart w:id="45" w:name="predicting-the-overnight-fall"/>
+    <w:p>
+      <w:pPr>
+        <w:pStyle w:val="Heading2"/>
+      </w:pPr>
+      <w:r>
+        <w:t xml:space="preserve">Predicting the overnight fall</w:t>
+      </w:r>
+    </w:p>
+    <w:p>
+      <w:pPr>
+        <w:pStyle w:val="FirstParagraph"/>
+      </w:pPr>
+      <w:r>
+        <w:t xml:space="preserve">The exponents address the science. The comparison below addresses the practical</w:t>
+      </w:r>
+      <w:r>
+        <w:t xml:space="preserve"> </w:t>
+      </w:r>
+      <w:r>
+        <w:t xml:space="preserve">consequence of using either equation.</w:t>
+      </w:r>
+    </w:p>
+    <w:p>
+      <w:pPr>
+        <w:pStyle w:val="BodyText"/>
+      </w:pPr>
+      <w:r>
+        <w:t xml:space="preserve">Each candidate received a per-person intercept fitted on that person’s first 70%</w:t>
+      </w:r>
+      <w:r>
+        <w:t xml:space="preserve"> </w:t>
+      </w:r>
+      <w:r>
+        <w:t xml:space="preserve">of nights and was scored on the remainder. This is generous to the equations. Most</w:t>
+      </w:r>
+      <w:r>
+        <w:t xml:space="preserve"> </w:t>
+      </w:r>
+      <w:r>
+        <w:t xml:space="preserve">overnight insulin is basal, delivered to offset endogenous glucose production, so</w:t>
+      </w:r>
+      <w:r>
+        <w:t xml:space="preserve"> </w:t>
+      </w:r>
+      <w:r>
+        <w:t xml:space="preserve">requiring the sensitivity factor to account for that offset would penalise an</w:t>
+      </w:r>
+      <w:r>
+        <w:t xml:space="preserve"> </w:t>
+      </w:r>
+      <w:r>
+        <w:t xml:space="preserve">equation for a quantity it was never intended to supply.</w:t>
+      </w:r>
+    </w:p>
+    <w:p>
+      <w:pPr>
+        <w:pStyle w:val="CaptionedFigure"/>
+      </w:pPr>
+      <w:r>
+        <w:drawing>
+          <wp:inline>
+            <wp:extent cx="5334000" cy="2552153"/>
+            <wp:effectExtent b="0" l="0" r="0" t="0"/>
+            <wp:docPr descr="Predicted overnight fall by candidate" title="" id="43" name="Picture"/>
+            <a:graphic>
+              <a:graphicData uri="http://schemas.openxmlformats.org/drawingml/2006/picture">
+                <pic:pic>
+                  <pic:nvPicPr>
+                    <pic:cNvPr descr="../charts/inv009/fig_head_to_head.png" id="44" name="Picture"/>
+                    <pic:cNvPicPr>
+                      <a:picLocks noChangeArrowheads="1" noChangeAspect="1"/>
+                    </pic:cNvPicPr>
+                  </pic:nvPicPr>
+                  <pic:blipFill>
+                    <a:blip r:embed="rId42"/>
                     <a:stretch>
                       <a:fillRect/>
                     </a:stretch>
@@ -2629,8 +3773,8 @@
         <w:t xml:space="preserve">any other candidate.</w:t>
       </w:r>
     </w:p>
-    <w:bookmarkEnd w:id="34"/>
-    <w:bookmarkStart w:id="38" w:name="recovering-a-known-relationship"/>
+    <w:bookmarkEnd w:id="45"/>
+    <w:bookmarkStart w:id="49" w:name="recovering-a-known-relationship"/>
     <w:p>
       <w:pPr>
         <w:pStyle w:val="Heading2"/>
@@ -2680,18 +3824,18 @@
           <wp:inline>
             <wp:extent cx="5334000" cy="3595955"/>
             <wp:effectExtent b="0" l="0" r="0" t="0"/>
-            <wp:docPr descr="Recovery of a known relationship" title="" id="36" name="Picture"/>
+            <wp:docPr descr="Recovery of a known relationship" title="" id="47" name="Picture"/>
             <a:graphic>
               <a:graphicData uri="http://schemas.openxmlformats.org/drawingml/2006/picture">
                 <pic:pic>
                   <pic:nvPicPr>
-                    <pic:cNvPr descr="../charts/inv009/fig_synthetic.png" id="37" name="Picture"/>
+                    <pic:cNvPr descr="../charts/inv009/fig_synthetic.png" id="48" name="Picture"/>
                     <pic:cNvPicPr>
                       <a:picLocks noChangeArrowheads="1" noChangeAspect="1"/>
                     </pic:cNvPicPr>
                   </pic:nvPicPr>
                   <pic:blipFill>
-                    <a:blip r:embed="rId35"/>
+                    <a:blip r:embed="rId46"/>
                     <a:stretch>
                       <a:fillRect/>
                     </a:stretch>
@@ -2985,8 +4129,8 @@
         <w:t xml:space="preserve">The exponent is.</w:t>
       </w:r>
     </w:p>
-    <w:bookmarkEnd w:id="38"/>
-    <w:bookmarkStart w:id="39" w:name="limitations"/>
+    <w:bookmarkEnd w:id="49"/>
+    <w:bookmarkStart w:id="50" w:name="limitations"/>
     <w:p>
       <w:pPr>
         <w:pStyle w:val="Heading2"/>
@@ -3052,37 +4196,37 @@
         <w:pStyle w:val="BodyText"/>
       </w:pPr>
       <w:r>
-        <w:t xml:space="preserve">The analysis is confined to overnight fasting windows. It says nothing about the</w:t>
-      </w:r>
-      <w:r>
-        <w:t xml:space="preserve"> </w:t>
-      </w:r>
-      <w:r>
-        <w:t xml:space="preserve">postprandial hours, which is where a glucose term might still earn its place, and</w:t>
-      </w:r>
-      <w:r>
-        <w:t xml:space="preserve"> </w:t>
-      </w:r>
-      <w:r>
-        <w:t xml:space="preserve">where carbohydrate the absorption model has not fully accounted for remains a</w:t>
-      </w:r>
-      <w:r>
-        <w:t xml:space="preserve"> </w:t>
-      </w:r>
-      <w:r>
-        <w:t xml:space="preserve">viable alternative explanation for anything resembling a shift in sensitivity.</w:t>
-      </w:r>
-      <w:r>
-        <w:t xml:space="preserve"> </w:t>
-      </w:r>
-      <w:r>
-        <w:t xml:space="preserve">That question strikes me as the more interesting one, and this work cannot answer</w:t>
-      </w:r>
-      <w:r>
-        <w:t xml:space="preserve"> </w:t>
-      </w:r>
-      <w:r>
-        <w:t xml:space="preserve">it.</w:t>
+        <w:t xml:space="preserve">The analysis is confined to overnight fasting windows, so the carbohydrate tests</w:t>
+      </w:r>
+      <w:r>
+        <w:t xml:space="preserve"> </w:t>
+      </w:r>
+      <w:r>
+        <w:t xml:space="preserve">above reach only into the tail of a meal rather than across the meal itself. The</w:t>
+      </w:r>
+      <w:r>
+        <w:t xml:space="preserve"> </w:t>
+      </w:r>
+      <w:r>
+        <w:t xml:space="preserve">first four hours after eating are measured here and show sensitivity going</w:t>
+      </w:r>
+      <w:r>
+        <w:t xml:space="preserve"> </w:t>
+      </w:r>
+      <w:r>
+        <w:t xml:space="preserve">negative, which bounds the size of the effect but does not model it. A proper</w:t>
+      </w:r>
+      <w:r>
+        <w:t xml:space="preserve"> </w:t>
+      </w:r>
+      <w:r>
+        <w:t xml:space="preserve">treatment of the postprandial hours would need the absorption model itself under</w:t>
+      </w:r>
+      <w:r>
+        <w:t xml:space="preserve"> </w:t>
+      </w:r>
+      <w:r>
+        <w:t xml:space="preserve">examination, which this work does not attempt.</w:t>
       </w:r>
     </w:p>
     <w:p>
@@ -3155,8 +4299,8 @@
         <w:t xml:space="preserve">Anyone else working from these archives will encounter both.</w:t>
       </w:r>
     </w:p>
-    <w:bookmarkEnd w:id="39"/>
-    <w:bookmarkStart w:id="40" w:name="interpretation"/>
+    <w:bookmarkEnd w:id="50"/>
+    <w:bookmarkStart w:id="51" w:name="interpretation"/>
     <w:p>
       <w:pPr>
         <w:pStyle w:val="Heading2"/>
@@ -3278,6 +4422,44 @@
         <w:pStyle w:val="BodyText"/>
       </w:pPr>
       <w:r>
+        <w:t xml:space="preserve">On the question these equations exist to answer, the two halves separate. A dose</w:t>
+      </w:r>
+      <w:r>
+        <w:t xml:space="preserve"> </w:t>
+      </w:r>
+      <w:r>
+        <w:t xml:space="preserve">term describes something real: it survives holding recent carbohydrate constant,</w:t>
+      </w:r>
+      <w:r>
+        <w:t xml:space="preserve"> </w:t>
+      </w:r>
+      <w:r>
+        <w:t xml:space="preserve">and it appears in a model given no functional form to fit. A glucose term</w:t>
+      </w:r>
+      <w:r>
+        <w:t xml:space="preserve"> </w:t>
+      </w:r>
+      <w:r>
+        <w:t xml:space="preserve">describes something largely, though not entirely, attributable to carbohydrate</w:t>
+      </w:r>
+      <w:r>
+        <w:t xml:space="preserve"> </w:t>
+      </w:r>
+      <w:r>
+        <w:t xml:space="preserve">still absorbing, and what remains of it after meals are excluded improved</w:t>
+      </w:r>
+      <w:r>
+        <w:t xml:space="preserve"> </w:t>
+      </w:r>
+      <w:r>
+        <w:t xml:space="preserve">prediction by 0.00 mg/dL against a flat sensitivity.</w:t>
+      </w:r>
+    </w:p>
+    <w:p>
+      <w:pPr>
+        <w:pStyle w:val="BodyText"/>
+      </w:pPr>
+      <w:r>
         <w:t xml:space="preserve">Where a dose term is wanted, these data support an exponent between roughly -0.65</w:t>
       </w:r>
       <w:r>
@@ -3296,23 +4478,29 @@
         <w:t xml:space="preserve"> </w:t>
       </w:r>
       <w:r>
-        <w:t xml:space="preserve">with concerns not the exponent but the placement: whether the sensitivity factor</w:t>
-      </w:r>
-      <w:r>
-        <w:t xml:space="preserve"> </w:t>
-      </w:r>
-      <w:r>
-        <w:t xml:space="preserve">is the appropriate location for this adjustment, and whether the same effort would</w:t>
-      </w:r>
-      <w:r>
-        <w:t xml:space="preserve"> </w:t>
-      </w:r>
-      <w:r>
-        <w:t xml:space="preserve">return more on the carbohydrate side, where the residual is larger.</w:t>
-      </w:r>
-    </w:p>
-    <w:bookmarkEnd w:id="40"/>
-    <w:bookmarkStart w:id="41" w:name="reproduction"/>
+        <w:t xml:space="preserve">with concerns the placement rather than the exponent. Sensitivity is where these</w:t>
+      </w:r>
+      <w:r>
+        <w:t xml:space="preserve"> </w:t>
+      </w:r>
+      <w:r>
+        <w:t xml:space="preserve">equations put the adjustment. The measurement that most needs it, on this</w:t>
+      </w:r>
+      <w:r>
+        <w:t xml:space="preserve"> </w:t>
+      </w:r>
+      <w:r>
+        <w:t xml:space="preserve">evidence, is what a meal is still doing four hours after it was recorded, which</w:t>
+      </w:r>
+      <w:r>
+        <w:t xml:space="preserve"> </w:t>
+      </w:r>
+      <w:r>
+        <w:t xml:space="preserve">is a carbohydrate absorption question wearing a sensitivity label.</w:t>
+      </w:r>
+    </w:p>
+    <w:bookmarkEnd w:id="51"/>
+    <w:bookmarkStart w:id="52" w:name="reproduction"/>
     <w:p>
       <w:pPr>
         <w:pStyle w:val="Heading2"/>
@@ -3436,7 +4624,7 @@
         <w:rPr>
           <w:rStyle w:val="VerbatimChar"/>
         </w:rPr>
-        <w:t xml:space="preserve">python3 -m inv009.figures</w:t>
+        <w:t xml:space="preserve">python3 -m inv009.carb_hypothesis &amp;&amp; python3 -m inv009.figures</w:t>
       </w:r>
     </w:p>
     <w:p>
@@ -3483,8 +4671,8 @@
         <w:t xml:space="preserve">work, so the two bodies of results can be read against each other.</w:t>
       </w:r>
     </w:p>
-    <w:bookmarkEnd w:id="41"/>
-    <w:bookmarkStart w:id="42" w:name="data-attribution"/>
+    <w:bookmarkEnd w:id="52"/>
+    <w:bookmarkStart w:id="53" w:name="data-attribution"/>
     <w:p>
       <w:pPr>
         <w:pStyle w:val="Heading2"/>
@@ -3585,7 +4773,7 @@
         <w:t xml:space="preserve">preserved and calendar date is not. Nothing here depends on calendar date.</w:t>
       </w:r>
     </w:p>
-    <w:bookmarkEnd w:id="42"/>
+    <w:bookmarkEnd w:id="53"/>
     <w:sectPr>
       <w:footnotePr>
         <w:numRestart w:val="eachSect"/>

--- a/docs/Dynamic-ISF-6-Public-Datasets-2026-08-25.docx
+++ b/docs/Dynamic-ISF-6-Public-Datasets-2026-08-25.docx
@@ -7,7 +7,7 @@
         <w:pStyle w:val="Title"/>
       </w:pPr>
       <w:r>
-        <w:t xml:space="preserve">Does insulin sensitivity scale with total daily dose, and with what exponent?</w:t>
+        <w:t xml:space="preserve">Does insulin sensitivity vary with both glucose and total daily dose, and is there a clear relationship between the three?</w:t>
       </w:r>
     </w:p>
     <w:p>
@@ -48,19 +48,7 @@
         <w:pStyle w:val="FirstParagraph"/>
       </w:pPr>
       <w:r>
-        <w:t xml:space="preserve">The question underneath both equations is whether the effect they encode is a</w:t>
-      </w:r>
-      <w:r>
-        <w:t xml:space="preserve"> </w:t>
-      </w:r>
-      <w:r>
-        <w:t xml:space="preserve">property of insulin action or an artefact of carbohydrate the absorption model</w:t>
-      </w:r>
-      <w:r>
-        <w:t xml:space="preserve"> </w:t>
-      </w:r>
-      <w:r>
-        <w:t xml:space="preserve">has not fully accounted for. The two halves of the equations answer differently.</w:t>
+        <w:t xml:space="preserve">The question has three parts, and they do not receive the same answer.</w:t>
       </w:r>
     </w:p>
     <w:p>
@@ -68,19 +56,31 @@
         <w:pStyle w:val="BodyText"/>
       </w:pPr>
       <w:r>
-        <w:t xml:space="preserve">The dose relationship is largely real. It appears in four independent</w:t>
-      </w:r>
-      <w:r>
-        <w:t xml:space="preserve"> </w:t>
-      </w:r>
-      <w:r>
-        <w:t xml:space="preserve">measurements, one of which was free to find no relationship at all, and holding</w:t>
-      </w:r>
-      <w:r>
-        <w:t xml:space="preserve"> </w:t>
-      </w:r>
-      <w:r>
-        <w:t xml:space="preserve">recent carbohydrate intake constant retains 83% of it.</w:t>
+        <w:t xml:space="preserve">Dose. Sensitivity does fall as total daily dose rises. The relationship appears</w:t>
+      </w:r>
+      <w:r>
+        <w:t xml:space="preserve"> </w:t>
+      </w:r>
+      <w:r>
+        <w:t xml:space="preserve">in four independent measurements, one of which was free to find no relationship</w:t>
+      </w:r>
+      <w:r>
+        <w:t xml:space="preserve"> </w:t>
+      </w:r>
+      <w:r>
+        <w:t xml:space="preserve">at all, and holding recent carbohydrate intake constant retains 83% of it. The</w:t>
+      </w:r>
+      <w:r>
+        <w:t xml:space="preserve"> </w:t>
+      </w:r>
+      <w:r>
+        <w:t xml:space="preserve">exponent is -0.83 between people and -0.645 within a person, against the -1 that</w:t>
+      </w:r>
+      <w:r>
+        <w:t xml:space="preserve"> </w:t>
+      </w:r>
+      <w:r>
+        <w:t xml:space="preserve">v1 assumes and the -2 that v2 assumes.</w:t>
       </w:r>
     </w:p>
     <w:p>
@@ -88,43 +88,43 @@
         <w:pStyle w:val="BodyText"/>
       </w:pPr>
       <w:r>
-        <w:t xml:space="preserve">The glucose relationship is smaller than either equation assumes and is</w:t>
-      </w:r>
-      <w:r>
-        <w:t xml:space="preserve"> </w:t>
-      </w:r>
-      <w:r>
-        <w:t xml:space="preserve">substantially inflated by carbohydrate. Within four hours of a recorded meal,</w:t>
-      </w:r>
-      <w:r>
-        <w:t xml:space="preserve"> </w:t>
-      </w:r>
-      <w:r>
-        <w:t xml:space="preserve">measured sensitivity is negative, meaning insulin appears to achieve nothing</w:t>
-      </w:r>
-      <w:r>
-        <w:t xml:space="preserve"> </w:t>
-      </w:r>
-      <w:r>
-        <w:t xml:space="preserve">because glucose is still arriving from the gut. The apparent glucose dependence</w:t>
-      </w:r>
-      <w:r>
-        <w:t xml:space="preserve"> </w:t>
-      </w:r>
-      <w:r>
-        <w:t xml:space="preserve">in that window is roughly three times its value in clean fasting. Some</w:t>
-      </w:r>
-      <w:r>
-        <w:t xml:space="preserve"> </w:t>
-      </w:r>
-      <w:r>
-        <w:t xml:space="preserve">dependence survives the exclusion of meals, so carbohydrate does not account for</w:t>
-      </w:r>
-      <w:r>
-        <w:t xml:space="preserve"> </w:t>
-      </w:r>
-      <w:r>
-        <w:t xml:space="preserve">all of it, and what survives does not improve prediction.</w:t>
+        <w:t xml:space="preserve">Glucose. Sensitivity varies with glucose, and it varies in the opposite direction</w:t>
+      </w:r>
+      <w:r>
+        <w:t xml:space="preserve"> </w:t>
+      </w:r>
+      <w:r>
+        <w:t xml:space="preserve">to the one both equations encode. Measured without imposing a shape, sensitivity</w:t>
+      </w:r>
+      <w:r>
+        <w:t xml:space="preserve"> </w:t>
+      </w:r>
+      <w:r>
+        <w:t xml:space="preserve">is 0.64 of its mid-range value below 120 mg/dL and rises to 1.16 by 190 to 300</w:t>
+      </w:r>
+      <w:r>
+        <w:t xml:space="preserve"> </w:t>
+      </w:r>
+      <w:r>
+        <w:t xml:space="preserve">mg/dL. v1 predicts that profile running from 1.18 down to 0.75, and v2 from 1.75</w:t>
+      </w:r>
+      <w:r>
+        <w:t xml:space="preserve"> </w:t>
+      </w:r>
+      <w:r>
+        <w:t xml:space="preserve">down to 0.54. Part of what remains after that correction is carbohydrate still</w:t>
+      </w:r>
+      <w:r>
+        <w:t xml:space="preserve"> </w:t>
+      </w:r>
+      <w:r>
+        <w:t xml:space="preserve">absorbing: within four hours of a recorded meal, measured sensitivity is</w:t>
+      </w:r>
+      <w:r>
+        <w:t xml:space="preserve"> </w:t>
+      </w:r>
+      <w:r>
+        <w:t xml:space="preserve">negative.</w:t>
       </w:r>
     </w:p>
     <w:p>
@@ -132,37 +132,31 @@
         <w:pStyle w:val="BodyText"/>
       </w:pPr>
       <w:r>
-        <w:t xml:space="preserve">The exponent is the point at issue between the two equations. Settings people had</w:t>
-      </w:r>
-      <w:r>
-        <w:t xml:space="preserve"> </w:t>
-      </w:r>
-      <w:r>
-        <w:t xml:space="preserve">entered scale with daily dose at a slope of -0.979 (95% CI -1.030 to -0.934),</w:t>
-      </w:r>
-      <w:r>
-        <w:t xml:space="preserve"> </w:t>
-      </w:r>
-      <w:r>
-        <w:t xml:space="preserve">which is the assumption v1 makes. Measured from the overnight glucose response the</w:t>
-      </w:r>
-      <w:r>
-        <w:t xml:space="preserve"> </w:t>
-      </w:r>
-      <w:r>
-        <w:t xml:space="preserve">relationship is shallower: -0.83 between people (95% CI -1.23 to -0.36) and -0.645</w:t>
-      </w:r>
-      <w:r>
-        <w:t xml:space="preserve"> </w:t>
-      </w:r>
-      <w:r>
-        <w:t xml:space="preserve">within a person (SE 0.033, n = 1,313). No measurement here approached the</w:t>
-      </w:r>
-      <w:r>
-        <w:t xml:space="preserve"> </w:t>
-      </w:r>
-      <w:r>
-        <w:t xml:space="preserve">exponent of -2 that v2 assumes.</w:t>
+        <w:t xml:space="preserve">The relationship between all three. Both equations multiply a dose term by a</w:t>
+      </w:r>
+      <w:r>
+        <w:t xml:space="preserve"> </w:t>
+      </w:r>
+      <w:r>
+        <w:t xml:space="preserve">glucose term and assume the two do not interact. Fitting the term where they meet</w:t>
+      </w:r>
+      <w:r>
+        <w:t xml:space="preserve"> </w:t>
+      </w:r>
+      <w:r>
+        <w:t xml:space="preserve">gives -0.444 (p = 3e-07), roughly half the size of the dose term itself, so the</w:t>
+      </w:r>
+      <w:r>
+        <w:t xml:space="preserve"> </w:t>
+      </w:r>
+      <w:r>
+        <w:t xml:space="preserve">assumption does not hold. The glucose profile is flatter for people on under 25</w:t>
+      </w:r>
+      <w:r>
+        <w:t xml:space="preserve"> </w:t>
+      </w:r>
+      <w:r>
+        <w:t xml:space="preserve">units a day than for people on over 60.</w:t>
       </w:r>
     </w:p>
     <w:p>
@@ -170,45 +164,31 @@
         <w:pStyle w:val="BodyText"/>
       </w:pPr>
       <w:r>
-        <w:t xml:space="preserve">The glucose-dependent half of both equations did not improve prediction. Six</w:t>
-      </w:r>
-      <w:r>
-        <w:t xml:space="preserve"> </w:t>
-      </w:r>
-      <w:r>
-        <w:t xml:space="preserve">candidate shapes, including the scalers both equations use, fell within 0.05 mg/dL</w:t>
-      </w:r>
-      <w:r>
-        <w:t xml:space="preserve"> </w:t>
-      </w:r>
-      <w:r>
-        <w:t xml:space="preserve">of each other out of sample, and the flat shape ranked first. The threshold set</w:t>
-      </w:r>
-      <w:r>
-        <w:t xml:space="preserve"> </w:t>
-      </w:r>
-      <w:r>
-        <w:t xml:space="preserve">before running was an improvement of 0.5 mg/dL.</w:t>
-      </w:r>
-    </w:p>
-    <w:p>
-      <w:pPr>
-        <w:pStyle w:val="BodyText"/>
-      </w:pPr>
-      <w:r>
-        <w:t xml:space="preserve">Asked to predict the overnight fall, a static 1800 rule gave the lowest error at</w:t>
-      </w:r>
-      <w:r>
-        <w:t xml:space="preserve"> </w:t>
-      </w:r>
-      <w:r>
-        <w:t xml:space="preserve">34.1 mg/dL. v1 cost 2.6 mg/dL more. v2 gave 140.9 mg/dL with a median bias of +41,</w:t>
-      </w:r>
-      <w:r>
-        <w:t xml:space="preserve"> </w:t>
-      </w:r>
-      <w:r>
-        <w:t xml:space="preserve">and was not the best candidate for any of the 1,626 people scored.</w:t>
+        <w:t xml:space="preserve">Taken together: the dose axis holds a clear relationship, the glucose axis holds</w:t>
+      </w:r>
+      <w:r>
+        <w:t xml:space="preserve"> </w:t>
+      </w:r>
+      <w:r>
+        <w:t xml:space="preserve">one that is real and pointed the other way, and the two do not combine as either</w:t>
+      </w:r>
+      <w:r>
+        <w:t xml:space="preserve"> </w:t>
+      </w:r>
+      <w:r>
+        <w:t xml:space="preserve">equation has them combine. Asked to predict the overnight fall, a static 1800</w:t>
+      </w:r>
+      <w:r>
+        <w:t xml:space="preserve"> </w:t>
+      </w:r>
+      <w:r>
+        <w:t xml:space="preserve">rule gave the lowest error at 34.1 mg/dL, v1 cost 2.6 mg/dL more, and v2 gave</w:t>
+      </w:r>
+      <w:r>
+        <w:t xml:space="preserve"> </w:t>
+      </w:r>
+      <w:r>
+        <w:t xml:space="preserve">140.9 mg/dL.</w:t>
       </w:r>
     </w:p>
     <w:bookmarkEnd w:id="9"/>
@@ -2056,7 +2036,7 @@
     </w:p>
     <w:bookmarkEnd w:id="25"/>
     <w:bookmarkEnd w:id="26"/>
-    <w:bookmarkStart w:id="30" w:name="dependence-on-glucose-level"/>
+    <w:bookmarkStart w:id="33" w:name="dependence-on-glucose-level"/>
     <w:p>
       <w:pPr>
         <w:pStyle w:val="Heading2"/>
@@ -2128,7 +2108,31 @@
         <w:pStyle w:val="BodyText"/>
       </w:pPr>
       <w:r>
-        <w:t xml:space="preserve">Two results follow.</w:t>
+        <w:t xml:space="preserve">The first attempt fitted a power law, as both equations do in their different</w:t>
+      </w:r>
+      <w:r>
+        <w:t xml:space="preserve"> </w:t>
+      </w:r>
+      <w:r>
+        <w:t xml:space="preserve">ways. Pooled across 973 people the exponent came to +0.238 (SE 0.044), nominally</w:t>
+      </w:r>
+      <w:r>
+        <w:t xml:space="preserve"> </w:t>
+      </w:r>
+      <w:r>
+        <w:t xml:space="preserve">in the direction the equations assume but around two fifths of what v1 encodes.</w:t>
+      </w:r>
+      <w:r>
+        <w:t xml:space="preserve"> </w:t>
+      </w:r>
+      <w:r>
+        <w:t xml:space="preserve">It was also unstable. Restricting to windows starting between 120 and 220 mg/dL</w:t>
+      </w:r>
+      <w:r>
+        <w:t xml:space="preserve"> </w:t>
+      </w:r>
+      <w:r>
+        <w:t xml:space="preserve">moved it to approximately +1.0, a shift larger than the quantity itself.</w:t>
       </w:r>
     </w:p>
     <w:p>
@@ -2136,139 +2140,25 @@
         <w:pStyle w:val="BodyText"/>
       </w:pPr>
       <w:r>
-        <w:t xml:space="preserve">Pooled across 973 people the exponent is +0.238 (SE 0.044), in the direction both</w:t>
-      </w:r>
-      <w:r>
-        <w:t xml:space="preserve"> </w:t>
-      </w:r>
-      <w:r>
-        <w:t xml:space="preserve">equations assume, with 54% of people showing that sign. Its magnitude is well</w:t>
-      </w:r>
-      <w:r>
-        <w:t xml:space="preserve"> </w:t>
-      </w:r>
-      <w:r>
-        <w:t xml:space="preserve">below what either encodes. Over the range 100 to 200 mg/dL, v1’s scaler</w:t>
-      </w:r>
-      <w:r>
-        <w:t xml:space="preserve"> </w:t>
-      </w:r>
-      <w:r>
-        <w:t xml:space="preserve">corresponds to an exponent near +0.62 and v2’s to one near +1.77, so the measured</w:t>
-      </w:r>
-      <w:r>
-        <w:t xml:space="preserve"> </w:t>
-      </w:r>
-      <w:r>
-        <w:t xml:space="preserve">value is around two fifths of v1 and an eighth of v2.</w:t>
-      </w:r>
-    </w:p>
-    <w:p>
-      <w:pPr>
-        <w:pStyle w:val="BodyText"/>
-      </w:pPr>
-      <w:r>
-        <w:t xml:space="preserve">That figure is sensitive to the glucose range it is measured over, and the</w:t>
-      </w:r>
-      <w:r>
-        <w:t xml:space="preserve"> </w:t>
-      </w:r>
-      <w:r>
-        <w:t xml:space="preserve">sensitivity is larger than the quantity being measured. Restricting to windows</w:t>
-      </w:r>
-      <w:r>
-        <w:t xml:space="preserve"> </w:t>
-      </w:r>
-      <w:r>
-        <w:t xml:space="preserve">starting between 120 and 220 mg/dL, which excludes those beginning near target,</w:t>
-      </w:r>
-      <w:r>
-        <w:t xml:space="preserve"> </w:t>
-      </w:r>
-      <w:r>
-        <w:t xml:space="preserve">raises the pooled exponent to approximately +1.0. Near target the body opposes a</w:t>
-      </w:r>
-      <w:r>
-        <w:t xml:space="preserve"> </w:t>
-      </w:r>
-      <w:r>
-        <w:t xml:space="preserve">further fall, so those windows read as high sensitivity at low glucose and pull</w:t>
-      </w:r>
-      <w:r>
-        <w:t xml:space="preserve"> </w:t>
-      </w:r>
-      <w:r>
-        <w:t xml:space="preserve">the exponent down. Any value quoted for a glucose exponent has to carry the range</w:t>
-      </w:r>
-      <w:r>
-        <w:t xml:space="preserve"> </w:t>
-      </w:r>
-      <w:r>
-        <w:t xml:space="preserve">it came from, which is a caution that applies to the earlier literature as much</w:t>
-      </w:r>
-      <w:r>
-        <w:t xml:space="preserve"> </w:t>
-      </w:r>
-      <w:r>
-        <w:t xml:space="preserve">as to this analysis.</w:t>
-      </w:r>
-    </w:p>
-    <w:p>
-      <w:pPr>
-        <w:pStyle w:val="BodyText"/>
-      </w:pPr>
-      <w:r>
-        <w:t xml:space="preserve">An earlier draft of this document reported -2.67 for this quantity. That was an</w:t>
-      </w:r>
-      <w:r>
-        <w:t xml:space="preserve"> </w:t>
-      </w:r>
-      <w:r>
-        <w:t xml:space="preserve">indexing defect: the interaction term had been inserted ahead of the insulin</w:t>
-      </w:r>
-      <w:r>
-        <w:t xml:space="preserve"> </w:t>
-      </w:r>
-      <w:r>
-        <w:t xml:space="preserve">coefficient in the design matrix while the coefficient was still read from a</w:t>
-      </w:r>
-      <w:r>
-        <w:t xml:space="preserve"> </w:t>
-      </w:r>
-      <w:r>
-        <w:t xml:space="preserve">fixed position, so the interaction was divided by the starting glucose term. The</w:t>
-      </w:r>
-      <w:r>
-        <w:t xml:space="preserve"> </w:t>
-      </w:r>
-      <w:r>
-        <w:t xml:space="preserve">error was found when a second implementation, written for the carbohydrate tests</w:t>
-      </w:r>
-      <w:r>
-        <w:t xml:space="preserve"> </w:t>
-      </w:r>
-      <w:r>
-        <w:t xml:space="preserve">below, disagreed on the sign. Design matrix columns are now addressed by name and</w:t>
-      </w:r>
-      <w:r>
-        <w:t xml:space="preserve"> </w:t>
-      </w:r>
-      <w:r>
-        <w:t xml:space="preserve">a regression test covers it. The shape comparison below uses a separate code path</w:t>
-      </w:r>
-      <w:r>
-        <w:t xml:space="preserve"> </w:t>
-      </w:r>
-      <w:r>
-        <w:t xml:space="preserve">and was unaffected.</w:t>
-      </w:r>
-    </w:p>
-    <w:p>
-      <w:pPr>
-        <w:pStyle w:val="BodyText"/>
-      </w:pPr>
-      <w:r>
-        <w:t xml:space="preserve">The practical result is more useful.</w:t>
+        <w:t xml:space="preserve">That instability had a cause worth more than the exponent. Repeating the fit with</w:t>
+      </w:r>
+      <w:r>
+        <w:t xml:space="preserve"> </w:t>
+      </w:r>
+      <w:r>
+        <w:t xml:space="preserve">insulin action interacted with glucose band indicators instead of with a</w:t>
+      </w:r>
+      <w:r>
+        <w:t xml:space="preserve"> </w:t>
+      </w:r>
+      <w:r>
+        <w:t xml:space="preserve">logarithm, on identical rows and with identical controls, gives a profile that no</w:t>
+      </w:r>
+      <w:r>
+        <w:t xml:space="preserve"> </w:t>
+      </w:r>
+      <w:r>
+        <w:t xml:space="preserve">power law describes.</w:t>
       </w:r>
     </w:p>
     <w:p>
@@ -2278,20 +2168,393 @@
       <w:r>
         <w:drawing>
           <wp:inline>
-            <wp:extent cx="5334000" cy="2478624"/>
+            <wp:extent cx="5334000" cy="3271784"/>
             <wp:effectExtent b="0" l="0" r="0" t="0"/>
-            <wp:docPr descr="Comparison of glucose shapes" title="" id="28" name="Picture"/>
+            <wp:docPr descr="Sensitivity by glucose band against both equations" title="" id="28" name="Picture"/>
             <a:graphic>
               <a:graphicData uri="http://schemas.openxmlformats.org/drawingml/2006/picture">
                 <pic:pic>
                   <pic:nvPicPr>
-                    <pic:cNvPr descr="../charts/inv009/fig_glucose.png" id="29" name="Picture"/>
+                    <pic:cNvPr descr="../charts/inv009/fig_glucose_profile.png" id="29" name="Picture"/>
                     <pic:cNvPicPr>
                       <a:picLocks noChangeArrowheads="1" noChangeAspect="1"/>
                     </pic:cNvPicPr>
                   </pic:nvPicPr>
                   <pic:blipFill>
                     <a:blip r:embed="rId27"/>
+                    <a:stretch>
+                      <a:fillRect/>
+                    </a:stretch>
+                  </pic:blipFill>
+                  <pic:spPr bwMode="auto">
+                    <a:xfrm>
+                      <a:off x="0" y="0"/>
+                      <a:ext cx="5334000" cy="3271784"/>
+                    </a:xfrm>
+                    <a:prstGeom prst="rect">
+                      <a:avLst/>
+                    </a:prstGeom>
+                    <a:noFill/>
+                    <a:ln w="9525">
+                      <a:noFill/>
+                      <a:headEnd/>
+                      <a:tailEnd/>
+                    </a:ln>
+                  </pic:spPr>
+                </pic:pic>
+              </a:graphicData>
+            </a:graphic>
+          </wp:inline>
+        </w:drawing>
+      </w:r>
+    </w:p>
+    <w:p>
+      <w:pPr>
+        <w:pStyle w:val="ImageCaption"/>
+      </w:pPr>
+      <w:r>
+        <w:t xml:space="preserve">Sensitivity by glucose band against both equations</w:t>
+      </w:r>
+    </w:p>
+    <w:tbl>
+      <w:tblPr>
+        <w:tblStyle w:val="Table"/>
+        <w:tblW w:type="auto" w:w="0"/>
+        <w:tblLook w:firstRow="1" w:lastRow="0" w:firstColumn="0" w:lastColumn="0" w:noHBand="0" w:noVBand="0" w:val="0020"/>
+      </w:tblPr>
+      <w:tblGrid>
+        <w:gridCol w:w="1980"/>
+        <w:gridCol w:w="1980"/>
+        <w:gridCol w:w="1980"/>
+        <w:gridCol w:w="1980"/>
+      </w:tblGrid>
+      <w:tr>
+        <w:trPr>
+          <w:tblHeader w:val="on"/>
+        </w:trPr>
+        <w:tc>
+          <w:tcPr/>
+          <w:p>
+            <w:pPr>
+              <w:pStyle w:val="Compact"/>
+            </w:pPr>
+            <w:r>
+              <w:t xml:space="preserve">Glucose at window start</w:t>
+            </w:r>
+          </w:p>
+        </w:tc>
+        <w:tc>
+          <w:tcPr/>
+          <w:p>
+            <w:pPr>
+              <w:pStyle w:val="Compact"/>
+            </w:pPr>
+            <w:r>
+              <w:t xml:space="preserve">Measured</w:t>
+            </w:r>
+          </w:p>
+        </w:tc>
+        <w:tc>
+          <w:tcPr/>
+          <w:p>
+            <w:pPr>
+              <w:pStyle w:val="Compact"/>
+            </w:pPr>
+            <w:r>
+              <w:t xml:space="preserve">v1 predicts</w:t>
+            </w:r>
+          </w:p>
+        </w:tc>
+        <w:tc>
+          <w:tcPr/>
+          <w:p>
+            <w:pPr>
+              <w:pStyle w:val="Compact"/>
+            </w:pPr>
+            <w:r>
+              <w:t xml:space="preserve">v2 predicts</w:t>
+            </w:r>
+          </w:p>
+        </w:tc>
+      </w:tr>
+      <w:tr>
+        <w:tc>
+          <w:tcPr/>
+          <w:p>
+            <w:pPr>
+              <w:pStyle w:val="Compact"/>
+            </w:pPr>
+            <w:r>
+              <w:t xml:space="preserve">90 to 120 mg/dL</w:t>
+            </w:r>
+          </w:p>
+        </w:tc>
+        <w:tc>
+          <w:tcPr/>
+          <w:p>
+            <w:pPr>
+              <w:pStyle w:val="Compact"/>
+            </w:pPr>
+            <w:r>
+              <w:t xml:space="preserve">0.64</w:t>
+            </w:r>
+          </w:p>
+        </w:tc>
+        <w:tc>
+          <w:tcPr/>
+          <w:p>
+            <w:pPr>
+              <w:pStyle w:val="Compact"/>
+            </w:pPr>
+            <w:r>
+              <w:t xml:space="preserve">1.18</w:t>
+            </w:r>
+          </w:p>
+        </w:tc>
+        <w:tc>
+          <w:tcPr/>
+          <w:p>
+            <w:pPr>
+              <w:pStyle w:val="Compact"/>
+            </w:pPr>
+            <w:r>
+              <w:t xml:space="preserve">1.75</w:t>
+            </w:r>
+          </w:p>
+        </w:tc>
+      </w:tr>
+      <w:tr>
+        <w:tc>
+          <w:tcPr/>
+          <w:p>
+            <w:pPr>
+              <w:pStyle w:val="Compact"/>
+            </w:pPr>
+            <w:r>
+              <w:t xml:space="preserve">120 to 150</w:t>
+            </w:r>
+          </w:p>
+        </w:tc>
+        <w:tc>
+          <w:tcPr/>
+          <w:p>
+            <w:pPr>
+              <w:pStyle w:val="Compact"/>
+            </w:pPr>
+            <w:r>
+              <w:t xml:space="preserve">1.00</w:t>
+            </w:r>
+          </w:p>
+        </w:tc>
+        <w:tc>
+          <w:tcPr/>
+          <w:p>
+            <w:pPr>
+              <w:pStyle w:val="Compact"/>
+            </w:pPr>
+            <w:r>
+              <w:t xml:space="preserve">1.00</w:t>
+            </w:r>
+          </w:p>
+        </w:tc>
+        <w:tc>
+          <w:tcPr/>
+          <w:p>
+            <w:pPr>
+              <w:pStyle w:val="Compact"/>
+            </w:pPr>
+            <w:r>
+              <w:t xml:space="preserve">1.00</w:t>
+            </w:r>
+          </w:p>
+        </w:tc>
+      </w:tr>
+      <w:tr>
+        <w:tc>
+          <w:tcPr/>
+          <w:p>
+            <w:pPr>
+              <w:pStyle w:val="Compact"/>
+            </w:pPr>
+            <w:r>
+              <w:t xml:space="preserve">150 to 190</w:t>
+            </w:r>
+          </w:p>
+        </w:tc>
+        <w:tc>
+          <w:tcPr/>
+          <w:p>
+            <w:pPr>
+              <w:pStyle w:val="Compact"/>
+            </w:pPr>
+            <w:r>
+              <w:t xml:space="preserve">1.10</w:t>
+            </w:r>
+          </w:p>
+        </w:tc>
+        <w:tc>
+          <w:tcPr/>
+          <w:p>
+            <w:pPr>
+              <w:pStyle w:val="Compact"/>
+            </w:pPr>
+            <w:r>
+              <w:t xml:space="preserve">0.87</w:t>
+            </w:r>
+          </w:p>
+        </w:tc>
+        <w:tc>
+          <w:tcPr/>
+          <w:p>
+            <w:pPr>
+              <w:pStyle w:val="Compact"/>
+            </w:pPr>
+            <w:r>
+              <w:t xml:space="preserve">0.72</w:t>
+            </w:r>
+          </w:p>
+        </w:tc>
+      </w:tr>
+      <w:tr>
+        <w:tc>
+          <w:tcPr/>
+          <w:p>
+            <w:pPr>
+              <w:pStyle w:val="Compact"/>
+            </w:pPr>
+            <w:r>
+              <w:t xml:space="preserve">190 to 300</w:t>
+            </w:r>
+          </w:p>
+        </w:tc>
+        <w:tc>
+          <w:tcPr/>
+          <w:p>
+            <w:pPr>
+              <w:pStyle w:val="Compact"/>
+            </w:pPr>
+            <w:r>
+              <w:t xml:space="preserve">1.16</w:t>
+            </w:r>
+          </w:p>
+        </w:tc>
+        <w:tc>
+          <w:tcPr/>
+          <w:p>
+            <w:pPr>
+              <w:pStyle w:val="Compact"/>
+            </w:pPr>
+            <w:r>
+              <w:t xml:space="preserve">0.75</w:t>
+            </w:r>
+          </w:p>
+        </w:tc>
+        <w:tc>
+          <w:tcPr/>
+          <w:p>
+            <w:pPr>
+              <w:pStyle w:val="Compact"/>
+            </w:pPr>
+            <w:r>
+              <w:t xml:space="preserve">0.54</w:t>
+            </w:r>
+          </w:p>
+        </w:tc>
+      </w:tr>
+    </w:tbl>
+    <w:p>
+      <w:pPr>
+        <w:pStyle w:val="BodyText"/>
+      </w:pPr>
+      <w:r>
+        <w:t xml:space="preserve">Sensitivity is around a third lower below 120 mg/dL and close to flat from there</w:t>
+      </w:r>
+      <w:r>
+        <w:t xml:space="preserve"> </w:t>
+      </w:r>
+      <w:r>
+        <w:t xml:space="preserve">to 300. Fitting a monotone curve across that shape averages a step into a slope</w:t>
+      </w:r>
+      <w:r>
+        <w:t xml:space="preserve"> </w:t>
+      </w:r>
+      <w:r>
+        <w:t xml:space="preserve">of almost nothing, which is why the power-law exponent sits near zero and changes</w:t>
+      </w:r>
+      <w:r>
+        <w:t xml:space="preserve"> </w:t>
+      </w:r>
+      <w:r>
+        <w:t xml:space="preserve">sign with the range selected.</w:t>
+      </w:r>
+    </w:p>
+    <w:p>
+      <w:pPr>
+        <w:pStyle w:val="BodyText"/>
+      </w:pPr>
+      <w:r>
+        <w:t xml:space="preserve">The direction is the opposite of what both equations encode. They make a unit of</w:t>
+      </w:r>
+      <w:r>
+        <w:t xml:space="preserve"> </w:t>
+      </w:r>
+      <w:r>
+        <w:t xml:space="preserve">insulin achieve most near target and least when glucose is high. The measurement</w:t>
+      </w:r>
+      <w:r>
+        <w:t xml:space="preserve"> </w:t>
+      </w:r>
+      <w:r>
+        <w:t xml:space="preserve">has it achieving least near target, which is where the body is defending against</w:t>
+      </w:r>
+      <w:r>
+        <w:t xml:space="preserve"> </w:t>
+      </w:r>
+      <w:r>
+        <w:t xml:space="preserve">a further fall, and slightly more when glucose is high. An algorithm following</w:t>
+      </w:r>
+      <w:r>
+        <w:t xml:space="preserve"> </w:t>
+      </w:r>
+      <w:r>
+        <w:t xml:space="preserve">either equation corrects hardest exactly where the measurement says insulin is</w:t>
+      </w:r>
+      <w:r>
+        <w:t xml:space="preserve"> </w:t>
+      </w:r>
+      <w:r>
+        <w:t xml:space="preserve">working best, and eases off where it says insulin is working least.</w:t>
+      </w:r>
+    </w:p>
+    <w:p>
+      <w:pPr>
+        <w:pStyle w:val="BodyText"/>
+      </w:pPr>
+      <w:r>
+        <w:t xml:space="preserve">The practical result follows from the shape.</w:t>
+      </w:r>
+    </w:p>
+    <w:p>
+      <w:pPr>
+        <w:pStyle w:val="CaptionedFigure"/>
+      </w:pPr>
+      <w:r>
+        <w:drawing>
+          <wp:inline>
+            <wp:extent cx="5334000" cy="2478624"/>
+            <wp:effectExtent b="0" l="0" r="0" t="0"/>
+            <wp:docPr descr="Comparison of glucose shapes" title="" id="31" name="Picture"/>
+            <a:graphic>
+              <a:graphicData uri="http://schemas.openxmlformats.org/drawingml/2006/picture">
+                <pic:pic>
+                  <pic:nvPicPr>
+                    <pic:cNvPr descr="../charts/inv009/fig_glucose.png" id="32" name="Picture"/>
+                    <pic:cNvPicPr>
+                      <a:picLocks noChangeArrowheads="1" noChangeAspect="1"/>
+                    </pic:cNvPicPr>
+                  </pic:nvPicPr>
+                  <pic:blipFill>
+                    <a:blip r:embed="rId30"/>
                     <a:stretch>
                       <a:fillRect/>
                     </a:stretch>
@@ -2355,17 +2618,73 @@
         <w:t xml:space="preserve"> </w:t>
       </w:r>
       <w:r>
-        <w:t xml:space="preserve">observed improvement was under a tenth of that.</w:t>
-      </w:r>
-    </w:p>
-    <w:bookmarkEnd w:id="30"/>
-    <w:bookmarkStart w:id="41" w:name="Xddd7252b1adcbbeb15a45f3b119c42fce439e59"/>
+        <w:t xml:space="preserve">observed improvement was under a tenth of that. A term pointed the wrong way, at</w:t>
+      </w:r>
+      <w:r>
+        <w:t xml:space="preserve"> </w:t>
+      </w:r>
+      <w:r>
+        <w:t xml:space="preserve">a magnitude this small, costs little and returns nothing.</w:t>
+      </w:r>
+    </w:p>
+    <w:p>
+      <w:pPr>
+        <w:pStyle w:val="BodyText"/>
+      </w:pPr>
+      <w:r>
+        <w:t xml:space="preserve">An earlier draft of this document reported -2.67 for the power-law exponent. That</w:t>
+      </w:r>
+      <w:r>
+        <w:t xml:space="preserve"> </w:t>
+      </w:r>
+      <w:r>
+        <w:t xml:space="preserve">was an indexing defect: the interaction term had been inserted ahead of the</w:t>
+      </w:r>
+      <w:r>
+        <w:t xml:space="preserve"> </w:t>
+      </w:r>
+      <w:r>
+        <w:t xml:space="preserve">insulin coefficient in the design matrix while the coefficient was still read</w:t>
+      </w:r>
+      <w:r>
+        <w:t xml:space="preserve"> </w:t>
+      </w:r>
+      <w:r>
+        <w:t xml:space="preserve">from a fixed position, so the interaction was divided by the starting glucose</w:t>
+      </w:r>
+      <w:r>
+        <w:t xml:space="preserve"> </w:t>
+      </w:r>
+      <w:r>
+        <w:t xml:space="preserve">term. The error was found when a second implementation, written for the</w:t>
+      </w:r>
+      <w:r>
+        <w:t xml:space="preserve"> </w:t>
+      </w:r>
+      <w:r>
+        <w:t xml:space="preserve">carbohydrate tests below, disagreed on the sign. Design matrix columns are now</w:t>
+      </w:r>
+      <w:r>
+        <w:t xml:space="preserve"> </w:t>
+      </w:r>
+      <w:r>
+        <w:t xml:space="preserve">addressed by name and a regression test covers it. The shape comparison above</w:t>
+      </w:r>
+      <w:r>
+        <w:t xml:space="preserve"> </w:t>
+      </w:r>
+      <w:r>
+        <w:t xml:space="preserve">uses a separate code path and was unaffected.</w:t>
+      </w:r>
+    </w:p>
+    <w:bookmarkEnd w:id="33"/>
+    <w:bookmarkStart w:id="37" w:name="X2541af0c9ab4ca18e693a57861f60e70ea0ec25"/>
     <w:p>
       <w:pPr>
         <w:pStyle w:val="Heading2"/>
       </w:pPr>
       <w:r>
-        <w:t xml:space="preserve">Physiology, or carbohydrate the model has not caught?</w:t>
+        <w:t xml:space="preserve">Whether the three combine as the equations assume</w:t>
       </w:r>
     </w:p>
     <w:p>
@@ -2373,37 +2692,38 @@
         <w:pStyle w:val="FirstParagraph"/>
       </w:pPr>
       <w:r>
-        <w:t xml:space="preserve">Both explanations predict the same observation. If sensitivity genuinely falls</w:t>
-      </w:r>
-      <w:r>
-        <w:t xml:space="preserve"> </w:t>
-      </w:r>
-      <w:r>
-        <w:t xml:space="preserve">when glucose is high and when recent dose is large, the equations describe</w:t>
-      </w:r>
-      <w:r>
-        <w:t xml:space="preserve"> </w:t>
-      </w:r>
-      <w:r>
-        <w:t xml:space="preserve">something real. If instead carbohydrate from a recent meal is still absorbing and</w:t>
-      </w:r>
-      <w:r>
-        <w:t xml:space="preserve"> </w:t>
-      </w:r>
-      <w:r>
-        <w:t xml:space="preserve">unaccounted for, glucose is high for that reason, insulin appears to achieve less</w:t>
-      </w:r>
-      <w:r>
-        <w:t xml:space="preserve"> </w:t>
-      </w:r>
-      <w:r>
-        <w:t xml:space="preserve">than it should, and recent dose is large because the person ate. The measurement</w:t>
-      </w:r>
-      <w:r>
-        <w:t xml:space="preserve"> </w:t>
-      </w:r>
-      <w:r>
-        <w:t xml:space="preserve">is identical and the implication is not.</w:t>
+        <w:t xml:space="preserve">Both equations are separable. Written out, each asserts</w:t>
+      </w:r>
+    </w:p>
+    <w:p>
+      <w:pPr>
+        <w:pStyle w:val="SourceCode"/>
+      </w:pPr>
+      <w:r>
+        <w:rPr>
+          <w:rStyle w:val="VerbatimChar"/>
+        </w:rPr>
+        <w:t xml:space="preserve">sensitivity = f(dose) x g(glucose)</w:t>
+      </w:r>
+    </w:p>
+    <w:p>
+      <w:pPr>
+        <w:pStyle w:val="FirstParagraph"/>
+      </w:pPr>
+      <w:r>
+        <w:t xml:space="preserve">with no term in which the two axes meet, so the glucose profile is the same</w:t>
+      </w:r>
+      <w:r>
+        <w:t xml:space="preserve"> </w:t>
+      </w:r>
+      <w:r>
+        <w:t xml:space="preserve">whatever dose a person is on. That is a strong assumption and it had not been</w:t>
+      </w:r>
+      <w:r>
+        <w:t xml:space="preserve"> </w:t>
+      </w:r>
+      <w:r>
+        <w:t xml:space="preserve">tested.</w:t>
       </w:r>
     </w:p>
     <w:p>
@@ -2411,28 +2731,279 @@
         <w:pStyle w:val="BodyText"/>
       </w:pPr>
       <w:r>
-        <w:t xml:space="preserve">Loop and REPLACE-BG recorded what people ate, so time since the last meal is</w:t>
-      </w:r>
-      <w:r>
-        <w:t xml:space="preserve"> </w:t>
-      </w:r>
-      <w:r>
-        <w:t xml:space="preserve">known rather than inferred. That allows three tests, each with a prediction that</w:t>
-      </w:r>
-      <w:r>
-        <w:t xml:space="preserve"> </w:t>
-      </w:r>
-      <w:r>
-        <w:t xml:space="preserve">differs between the two explanations.</w:t>
-      </w:r>
-    </w:p>
-    <w:bookmarkStart w:id="34" w:name="X766bcc94e5165804e61bf47a9071e5ea62253de"/>
-    <w:p>
-      <w:pPr>
-        <w:pStyle w:val="Heading3"/>
-      </w:pPr>
-      <w:r>
-        <w:t xml:space="preserve">Sensitivity against time since the last meal</w:t>
+        <w:t xml:space="preserve">Fitting insulin action against glucose, against dose, and against the product of</w:t>
+      </w:r>
+      <w:r>
+        <w:t xml:space="preserve"> </w:t>
+      </w:r>
+      <w:r>
+        <w:t xml:space="preserve">the two gives the interaction directly. Both equations predict it is zero.</w:t>
+      </w:r>
+    </w:p>
+    <w:tbl>
+      <w:tblPr>
+        <w:tblStyle w:val="Table"/>
+        <w:tblW w:type="auto" w:w="0"/>
+        <w:tblLook w:firstRow="1" w:lastRow="0" w:firstColumn="0" w:lastColumn="0" w:noHBand="0" w:noVBand="0" w:val="0020"/>
+      </w:tblPr>
+      <w:tblGrid>
+        <w:gridCol w:w="1980"/>
+        <w:gridCol w:w="1980"/>
+        <w:gridCol w:w="1980"/>
+        <w:gridCol w:w="1980"/>
+      </w:tblGrid>
+      <w:tr>
+        <w:trPr>
+          <w:tblHeader w:val="on"/>
+        </w:trPr>
+        <w:tc>
+          <w:tcPr/>
+          <w:p>
+            <w:pPr>
+              <w:pStyle w:val="Compact"/>
+            </w:pPr>
+            <w:r>
+              <w:t xml:space="preserve">Cohort</w:t>
+            </w:r>
+          </w:p>
+        </w:tc>
+        <w:tc>
+          <w:tcPr/>
+          <w:p>
+            <w:pPr>
+              <w:pStyle w:val="Compact"/>
+            </w:pPr>
+            <w:r>
+              <w:t xml:space="preserve">Glucose term</w:t>
+            </w:r>
+          </w:p>
+        </w:tc>
+        <w:tc>
+          <w:tcPr/>
+          <w:p>
+            <w:pPr>
+              <w:pStyle w:val="Compact"/>
+            </w:pPr>
+            <w:r>
+              <w:t xml:space="preserve">Dose term</w:t>
+            </w:r>
+          </w:p>
+        </w:tc>
+        <w:tc>
+          <w:tcPr/>
+          <w:p>
+            <w:pPr>
+              <w:pStyle w:val="Compact"/>
+            </w:pPr>
+            <w:r>
+              <w:t xml:space="preserve">Where they meet</w:t>
+            </w:r>
+          </w:p>
+        </w:tc>
+      </w:tr>
+      <w:tr>
+        <w:tc>
+          <w:tcPr/>
+          <w:p>
+            <w:pPr>
+              <w:pStyle w:val="Compact"/>
+            </w:pPr>
+            <w:r>
+              <w:t xml:space="preserve">Loop</w:t>
+            </w:r>
+          </w:p>
+        </w:tc>
+        <w:tc>
+          <w:tcPr/>
+          <w:p>
+            <w:pPr>
+              <w:pStyle w:val="Compact"/>
+            </w:pPr>
+            <w:r>
+              <w:t xml:space="preserve">+0.123</w:t>
+            </w:r>
+          </w:p>
+        </w:tc>
+        <w:tc>
+          <w:tcPr/>
+          <w:p>
+            <w:pPr>
+              <w:pStyle w:val="Compact"/>
+            </w:pPr>
+            <w:r>
+              <w:t xml:space="preserve">-0.747</w:t>
+            </w:r>
+          </w:p>
+        </w:tc>
+        <w:tc>
+          <w:tcPr/>
+          <w:p>
+            <w:pPr>
+              <w:pStyle w:val="Compact"/>
+            </w:pPr>
+            <w:r>
+              <w:t xml:space="preserve">-0.386 (p = 9e-05)</w:t>
+            </w:r>
+          </w:p>
+        </w:tc>
+      </w:tr>
+      <w:tr>
+        <w:tc>
+          <w:tcPr/>
+          <w:p>
+            <w:pPr>
+              <w:pStyle w:val="Compact"/>
+            </w:pPr>
+            <w:r>
+              <w:t xml:space="preserve">REPLACE-BG</w:t>
+            </w:r>
+          </w:p>
+        </w:tc>
+        <w:tc>
+          <w:tcPr/>
+          <w:p>
+            <w:pPr>
+              <w:pStyle w:val="Compact"/>
+            </w:pPr>
+            <w:r>
+              <w:t xml:space="preserve">+0.676</w:t>
+            </w:r>
+          </w:p>
+        </w:tc>
+        <w:tc>
+          <w:tcPr/>
+          <w:p>
+            <w:pPr>
+              <w:pStyle w:val="Compact"/>
+            </w:pPr>
+            <w:r>
+              <w:t xml:space="preserve">-1.217</w:t>
+            </w:r>
+          </w:p>
+        </w:tc>
+        <w:tc>
+          <w:tcPr/>
+          <w:p>
+            <w:pPr>
+              <w:pStyle w:val="Compact"/>
+            </w:pPr>
+            <w:r>
+              <w:t xml:space="preserve">-0.562 (p = 0.02)</w:t>
+            </w:r>
+          </w:p>
+        </w:tc>
+      </w:tr>
+      <w:tr>
+        <w:tc>
+          <w:tcPr/>
+          <w:p>
+            <w:pPr>
+              <w:pStyle w:val="Compact"/>
+            </w:pPr>
+            <w:r>
+              <w:t xml:space="preserve">IOBP2</w:t>
+            </w:r>
+          </w:p>
+        </w:tc>
+        <w:tc>
+          <w:tcPr/>
+          <w:p>
+            <w:pPr>
+              <w:pStyle w:val="Compact"/>
+            </w:pPr>
+            <w:r>
+              <w:t xml:space="preserve">+0.083</w:t>
+            </w:r>
+          </w:p>
+        </w:tc>
+        <w:tc>
+          <w:tcPr/>
+          <w:p>
+            <w:pPr>
+              <w:pStyle w:val="Compact"/>
+            </w:pPr>
+            <w:r>
+              <w:t xml:space="preserve">-2.033</w:t>
+            </w:r>
+          </w:p>
+        </w:tc>
+        <w:tc>
+          <w:tcPr/>
+          <w:p>
+            <w:pPr>
+              <w:pStyle w:val="Compact"/>
+            </w:pPr>
+            <w:r>
+              <w:t xml:space="preserve">-1.275 (p = 8e-08)</w:t>
+            </w:r>
+          </w:p>
+        </w:tc>
+      </w:tr>
+      <w:tr>
+        <w:tc>
+          <w:tcPr/>
+          <w:p>
+            <w:pPr>
+              <w:pStyle w:val="Compact"/>
+            </w:pPr>
+            <w:r>
+              <w:t xml:space="preserve">Pooled, 971 people</w:t>
+            </w:r>
+          </w:p>
+        </w:tc>
+        <w:tc>
+          <w:tcPr/>
+          <w:p>
+            <w:pPr>
+              <w:pStyle w:val="Compact"/>
+            </w:pPr>
+            <w:r>
+              <w:t xml:space="preserve">+0.140</w:t>
+            </w:r>
+          </w:p>
+        </w:tc>
+        <w:tc>
+          <w:tcPr/>
+          <w:p>
+            <w:pPr>
+              <w:pStyle w:val="Compact"/>
+            </w:pPr>
+            <w:r>
+              <w:t xml:space="preserve">-0.841</w:t>
+            </w:r>
+          </w:p>
+        </w:tc>
+        <w:tc>
+          <w:tcPr/>
+          <w:p>
+            <w:pPr>
+              <w:pStyle w:val="Compact"/>
+            </w:pPr>
+            <w:r>
+              <w:t xml:space="preserve">-0.444 (p = 3e-07)</w:t>
+            </w:r>
+          </w:p>
+        </w:tc>
+      </w:tr>
+    </w:tbl>
+    <w:p>
+      <w:pPr>
+        <w:pStyle w:val="BodyText"/>
+      </w:pPr>
+      <w:r>
+        <w:t xml:space="preserve">The interaction is around half the size of the dose term. Measuring the glucose</w:t>
+      </w:r>
+      <w:r>
+        <w:t xml:space="preserve"> </w:t>
+      </w:r>
+      <w:r>
+        <w:t xml:space="preserve">profile separately within each dose band shows the same thing without the</w:t>
+      </w:r>
+      <w:r>
+        <w:t xml:space="preserve"> </w:t>
+      </w:r>
+      <w:r>
+        <w:t xml:space="preserve">parameterisation.</w:t>
       </w:r>
     </w:p>
     <w:p>
@@ -2442,20 +3013,500 @@
       <w:r>
         <w:drawing>
           <wp:inline>
-            <wp:extent cx="5334000" cy="2804039"/>
+            <wp:extent cx="5334000" cy="3271784"/>
             <wp:effectExtent b="0" l="0" r="0" t="0"/>
-            <wp:docPr descr="Measured sensitivity by time since the last meal" title="" id="32" name="Picture"/>
+            <wp:docPr descr="Glucose profile at each dose band" title="" id="35" name="Picture"/>
             <a:graphic>
               <a:graphicData uri="http://schemas.openxmlformats.org/drawingml/2006/picture">
                 <pic:pic>
                   <pic:nvPicPr>
-                    <pic:cNvPr descr="../charts/inv009/fig_carb_tail.png" id="33" name="Picture"/>
+                    <pic:cNvPr descr="../charts/inv009/fig_surface.png" id="36" name="Picture"/>
                     <pic:cNvPicPr>
                       <a:picLocks noChangeArrowheads="1" noChangeAspect="1"/>
                     </pic:cNvPicPr>
                   </pic:nvPicPr>
                   <pic:blipFill>
-                    <a:blip r:embed="rId31"/>
+                    <a:blip r:embed="rId34"/>
+                    <a:stretch>
+                      <a:fillRect/>
+                    </a:stretch>
+                  </pic:blipFill>
+                  <pic:spPr bwMode="auto">
+                    <a:xfrm>
+                      <a:off x="0" y="0"/>
+                      <a:ext cx="5334000" cy="3271784"/>
+                    </a:xfrm>
+                    <a:prstGeom prst="rect">
+                      <a:avLst/>
+                    </a:prstGeom>
+                    <a:noFill/>
+                    <a:ln w="9525">
+                      <a:noFill/>
+                      <a:headEnd/>
+                      <a:tailEnd/>
+                    </a:ln>
+                  </pic:spPr>
+                </pic:pic>
+              </a:graphicData>
+            </a:graphic>
+          </wp:inline>
+        </w:drawing>
+      </w:r>
+    </w:p>
+    <w:p>
+      <w:pPr>
+        <w:pStyle w:val="ImageCaption"/>
+      </w:pPr>
+      <w:r>
+        <w:t xml:space="preserve">Glucose profile at each dose band</w:t>
+      </w:r>
+    </w:p>
+    <w:tbl>
+      <w:tblPr>
+        <w:tblStyle w:val="Table"/>
+        <w:tblW w:type="auto" w:w="0"/>
+        <w:tblLook w:firstRow="1" w:lastRow="0" w:firstColumn="0" w:lastColumn="0" w:noHBand="0" w:noVBand="0" w:val="0020"/>
+      </w:tblPr>
+      <w:tblGrid>
+        <w:gridCol w:w="1584"/>
+        <w:gridCol w:w="1584"/>
+        <w:gridCol w:w="1584"/>
+        <w:gridCol w:w="1584"/>
+        <w:gridCol w:w="1584"/>
+      </w:tblGrid>
+      <w:tr>
+        <w:trPr>
+          <w:tblHeader w:val="on"/>
+        </w:trPr>
+        <w:tc>
+          <w:tcPr/>
+          <w:p>
+            <w:pPr>
+              <w:pStyle w:val="Compact"/>
+            </w:pPr>
+            <w:r>
+              <w:t xml:space="preserve">Daily dose</w:t>
+            </w:r>
+          </w:p>
+        </w:tc>
+        <w:tc>
+          <w:tcPr/>
+          <w:p>
+            <w:pPr>
+              <w:pStyle w:val="Compact"/>
+            </w:pPr>
+            <w:r>
+              <w:t xml:space="preserve">90 to 120</w:t>
+            </w:r>
+          </w:p>
+        </w:tc>
+        <w:tc>
+          <w:tcPr/>
+          <w:p>
+            <w:pPr>
+              <w:pStyle w:val="Compact"/>
+            </w:pPr>
+            <w:r>
+              <w:t xml:space="preserve">120 to 150</w:t>
+            </w:r>
+          </w:p>
+        </w:tc>
+        <w:tc>
+          <w:tcPr/>
+          <w:p>
+            <w:pPr>
+              <w:pStyle w:val="Compact"/>
+            </w:pPr>
+            <w:r>
+              <w:t xml:space="preserve">150 to 190</w:t>
+            </w:r>
+          </w:p>
+        </w:tc>
+        <w:tc>
+          <w:tcPr/>
+          <w:p>
+            <w:pPr>
+              <w:pStyle w:val="Compact"/>
+            </w:pPr>
+            <w:r>
+              <w:t xml:space="preserve">190 to 300</w:t>
+            </w:r>
+          </w:p>
+        </w:tc>
+      </w:tr>
+      <w:tr>
+        <w:tc>
+          <w:tcPr/>
+          <w:p>
+            <w:pPr>
+              <w:pStyle w:val="Compact"/>
+            </w:pPr>
+            <w:r>
+              <w:t xml:space="preserve">Under 25 U</w:t>
+            </w:r>
+          </w:p>
+        </w:tc>
+        <w:tc>
+          <w:tcPr/>
+          <w:p>
+            <w:pPr>
+              <w:pStyle w:val="Compact"/>
+            </w:pPr>
+            <w:r>
+              <w:t xml:space="preserve">0.81</w:t>
+            </w:r>
+          </w:p>
+        </w:tc>
+        <w:tc>
+          <w:tcPr/>
+          <w:p>
+            <w:pPr>
+              <w:pStyle w:val="Compact"/>
+            </w:pPr>
+            <w:r>
+              <w:t xml:space="preserve">1.04</w:t>
+            </w:r>
+          </w:p>
+        </w:tc>
+        <w:tc>
+          <w:tcPr/>
+          <w:p>
+            <w:pPr>
+              <w:pStyle w:val="Compact"/>
+            </w:pPr>
+            <w:r>
+              <w:t xml:space="preserve">1.15</w:t>
+            </w:r>
+          </w:p>
+        </w:tc>
+        <w:tc>
+          <w:tcPr/>
+          <w:p>
+            <w:pPr>
+              <w:pStyle w:val="Compact"/>
+            </w:pPr>
+            <w:r>
+              <w:t xml:space="preserve">1.21</w:t>
+            </w:r>
+          </w:p>
+        </w:tc>
+      </w:tr>
+      <w:tr>
+        <w:tc>
+          <w:tcPr/>
+          <w:p>
+            <w:pPr>
+              <w:pStyle w:val="Compact"/>
+            </w:pPr>
+            <w:r>
+              <w:t xml:space="preserve">25 to 40 U</w:t>
+            </w:r>
+          </w:p>
+        </w:tc>
+        <w:tc>
+          <w:tcPr/>
+          <w:p>
+            <w:pPr>
+              <w:pStyle w:val="Compact"/>
+            </w:pPr>
+            <w:r>
+              <w:t xml:space="preserve">0.53</w:t>
+            </w:r>
+          </w:p>
+        </w:tc>
+        <w:tc>
+          <w:tcPr/>
+          <w:p>
+            <w:pPr>
+              <w:pStyle w:val="Compact"/>
+            </w:pPr>
+            <w:r>
+              <w:t xml:space="preserve">0.75</w:t>
+            </w:r>
+          </w:p>
+        </w:tc>
+        <w:tc>
+          <w:tcPr/>
+          <w:p>
+            <w:pPr>
+              <w:pStyle w:val="Compact"/>
+            </w:pPr>
+            <w:r>
+              <w:t xml:space="preserve">1.14</w:t>
+            </w:r>
+          </w:p>
+        </w:tc>
+        <w:tc>
+          <w:tcPr/>
+          <w:p>
+            <w:pPr>
+              <w:pStyle w:val="Compact"/>
+            </w:pPr>
+            <w:r>
+              <w:t xml:space="preserve">1.13</w:t>
+            </w:r>
+          </w:p>
+        </w:tc>
+      </w:tr>
+      <w:tr>
+        <w:tc>
+          <w:tcPr/>
+          <w:p>
+            <w:pPr>
+              <w:pStyle w:val="Compact"/>
+            </w:pPr>
+            <w:r>
+              <w:t xml:space="preserve">40 to 60 U</w:t>
+            </w:r>
+          </w:p>
+        </w:tc>
+        <w:tc>
+          <w:tcPr/>
+          <w:p>
+            <w:pPr>
+              <w:pStyle w:val="Compact"/>
+            </w:pPr>
+            <w:r>
+              <w:t xml:space="preserve">0.58</w:t>
+            </w:r>
+          </w:p>
+        </w:tc>
+        <w:tc>
+          <w:tcPr/>
+          <w:p>
+            <w:pPr>
+              <w:pStyle w:val="Compact"/>
+            </w:pPr>
+            <w:r>
+              <w:t xml:space="preserve">0.94</w:t>
+            </w:r>
+          </w:p>
+        </w:tc>
+        <w:tc>
+          <w:tcPr/>
+          <w:p>
+            <w:pPr>
+              <w:pStyle w:val="Compact"/>
+            </w:pPr>
+            <w:r>
+              <w:t xml:space="preserve">1.18</w:t>
+            </w:r>
+          </w:p>
+        </w:tc>
+        <w:tc>
+          <w:tcPr/>
+          <w:p>
+            <w:pPr>
+              <w:pStyle w:val="Compact"/>
+            </w:pPr>
+            <w:r>
+              <w:t xml:space="preserve">1.26</w:t>
+            </w:r>
+          </w:p>
+        </w:tc>
+      </w:tr>
+      <w:tr>
+        <w:tc>
+          <w:tcPr/>
+          <w:p>
+            <w:pPr>
+              <w:pStyle w:val="Compact"/>
+            </w:pPr>
+            <w:r>
+              <w:t xml:space="preserve">Over 60 U</w:t>
+            </w:r>
+          </w:p>
+        </w:tc>
+        <w:tc>
+          <w:tcPr/>
+          <w:p>
+            <w:pPr>
+              <w:pStyle w:val="Compact"/>
+            </w:pPr>
+            <w:r>
+              <w:t xml:space="preserve">0.48</w:t>
+            </w:r>
+          </w:p>
+        </w:tc>
+        <w:tc>
+          <w:tcPr/>
+          <w:p>
+            <w:pPr>
+              <w:pStyle w:val="Compact"/>
+            </w:pPr>
+            <w:r>
+              <w:t xml:space="preserve">0.96</w:t>
+            </w:r>
+          </w:p>
+        </w:tc>
+        <w:tc>
+          <w:tcPr/>
+          <w:p>
+            <w:pPr>
+              <w:pStyle w:val="Compact"/>
+            </w:pPr>
+            <w:r>
+              <w:t xml:space="preserve">1.10</w:t>
+            </w:r>
+          </w:p>
+        </w:tc>
+        <w:tc>
+          <w:tcPr/>
+          <w:p>
+            <w:pPr>
+              <w:pStyle w:val="Compact"/>
+            </w:pPr>
+            <w:r>
+              <w:t xml:space="preserve">1.15</w:t>
+            </w:r>
+          </w:p>
+        </w:tc>
+      </w:tr>
+    </w:tbl>
+    <w:p>
+      <w:pPr>
+        <w:pStyle w:val="BodyText"/>
+      </w:pPr>
+      <w:r>
+        <w:t xml:space="preserve">A separable law requires those rows to be identical. The near-target reduction is</w:t>
+      </w:r>
+      <w:r>
+        <w:t xml:space="preserve"> </w:t>
+      </w:r>
+      <w:r>
+        <w:t xml:space="preserve">mild for people on under 25 units a day and around twice as deep for everyone</w:t>
+      </w:r>
+      <w:r>
+        <w:t xml:space="preserve"> </w:t>
+      </w:r>
+      <w:r>
+        <w:t xml:space="preserve">else, so the glucose profile depends on the dose.</w:t>
+      </w:r>
+    </w:p>
+    <w:p>
+      <w:pPr>
+        <w:pStyle w:val="BodyText"/>
+      </w:pPr>
+      <w:r>
+        <w:t xml:space="preserve">One thing does behave as the equations assume. A person’s own glucose exponent</w:t>
+      </w:r>
+      <w:r>
+        <w:t xml:space="preserve"> </w:t>
+      </w:r>
+      <w:r>
+        <w:t xml:space="preserve">shows no relationship with how much insulin they use (Spearman -0.017, n = 971),</w:t>
+      </w:r>
+      <w:r>
+        <w:t xml:space="preserve"> </w:t>
+      </w:r>
+      <w:r>
+        <w:t xml:space="preserve">so the between-person version of separability survives even though the</w:t>
+      </w:r>
+      <w:r>
+        <w:t xml:space="preserve"> </w:t>
+      </w:r>
+      <w:r>
+        <w:t xml:space="preserve">within-person version does not.</w:t>
+      </w:r>
+    </w:p>
+    <w:bookmarkEnd w:id="37"/>
+    <w:bookmarkStart w:id="48" w:name="Xddd7252b1adcbbeb15a45f3b119c42fce439e59"/>
+    <w:p>
+      <w:pPr>
+        <w:pStyle w:val="Heading2"/>
+      </w:pPr>
+      <w:r>
+        <w:t xml:space="preserve">Physiology, or carbohydrate the model has not caught?</w:t>
+      </w:r>
+    </w:p>
+    <w:p>
+      <w:pPr>
+        <w:pStyle w:val="FirstParagraph"/>
+      </w:pPr>
+      <w:r>
+        <w:t xml:space="preserve">Both explanations predict the same observation. If sensitivity genuinely falls</w:t>
+      </w:r>
+      <w:r>
+        <w:t xml:space="preserve"> </w:t>
+      </w:r>
+      <w:r>
+        <w:t xml:space="preserve">when glucose is high and when recent dose is large, the equations describe</w:t>
+      </w:r>
+      <w:r>
+        <w:t xml:space="preserve"> </w:t>
+      </w:r>
+      <w:r>
+        <w:t xml:space="preserve">something real. If instead carbohydrate from a recent meal is still absorbing and</w:t>
+      </w:r>
+      <w:r>
+        <w:t xml:space="preserve"> </w:t>
+      </w:r>
+      <w:r>
+        <w:t xml:space="preserve">unaccounted for, glucose is high for that reason, insulin appears to achieve less</w:t>
+      </w:r>
+      <w:r>
+        <w:t xml:space="preserve"> </w:t>
+      </w:r>
+      <w:r>
+        <w:t xml:space="preserve">than it should, and recent dose is large because the person ate. The measurement</w:t>
+      </w:r>
+      <w:r>
+        <w:t xml:space="preserve"> </w:t>
+      </w:r>
+      <w:r>
+        <w:t xml:space="preserve">is identical and the implication is not.</w:t>
+      </w:r>
+    </w:p>
+    <w:p>
+      <w:pPr>
+        <w:pStyle w:val="BodyText"/>
+      </w:pPr>
+      <w:r>
+        <w:t xml:space="preserve">Loop and REPLACE-BG recorded what people ate, so time since the last meal is</w:t>
+      </w:r>
+      <w:r>
+        <w:t xml:space="preserve"> </w:t>
+      </w:r>
+      <w:r>
+        <w:t xml:space="preserve">known rather than inferred. That allows three tests, each with a prediction that</w:t>
+      </w:r>
+      <w:r>
+        <w:t xml:space="preserve"> </w:t>
+      </w:r>
+      <w:r>
+        <w:t xml:space="preserve">differs between the two explanations.</w:t>
+      </w:r>
+    </w:p>
+    <w:bookmarkStart w:id="41" w:name="X766bcc94e5165804e61bf47a9071e5ea62253de"/>
+    <w:p>
+      <w:pPr>
+        <w:pStyle w:val="Heading3"/>
+      </w:pPr>
+      <w:r>
+        <w:t xml:space="preserve">Sensitivity against time since the last meal</w:t>
+      </w:r>
+    </w:p>
+    <w:p>
+      <w:pPr>
+        <w:pStyle w:val="CaptionedFigure"/>
+      </w:pPr>
+      <w:r>
+        <w:drawing>
+          <wp:inline>
+            <wp:extent cx="5334000" cy="2804039"/>
+            <wp:effectExtent b="0" l="0" r="0" t="0"/>
+            <wp:docPr descr="Measured sensitivity by time since the last meal" title="" id="39" name="Picture"/>
+            <a:graphic>
+              <a:graphicData uri="http://schemas.openxmlformats.org/drawingml/2006/picture">
+                <pic:pic>
+                  <pic:nvPicPr>
+                    <pic:cNvPr descr="../charts/inv009/fig_carb_tail.png" id="40" name="Picture"/>
+                    <pic:cNvPicPr>
+                      <a:picLocks noChangeArrowheads="1" noChangeAspect="1"/>
+                    </pic:cNvPicPr>
+                  </pic:nvPicPr>
+                  <pic:blipFill>
+                    <a:blip r:embed="rId38"/>
                     <a:stretch>
                       <a:fillRect/>
                     </a:stretch>
@@ -2542,8 +3593,8 @@
         <w:t xml:space="preserve">reason the main screen requires six hours of clearance.</w:t>
       </w:r>
     </w:p>
-    <w:bookmarkEnd w:id="34"/>
-    <w:bookmarkStart w:id="38" w:name="Xd31113b437277a036921d94991a750ca8597443"/>
+    <w:bookmarkEnd w:id="41"/>
+    <w:bookmarkStart w:id="45" w:name="Xd31113b437277a036921d94991a750ca8597443"/>
     <w:p>
       <w:pPr>
         <w:pStyle w:val="Heading3"/>
@@ -2561,18 +3612,18 @@
           <wp:inline>
             <wp:extent cx="5334000" cy="3177292"/>
             <wp:effectExtent b="0" l="0" r="0" t="0"/>
-            <wp:docPr descr="Apparent glucose dependence by time since the last meal" title="" id="36" name="Picture"/>
+            <wp:docPr descr="Apparent glucose dependence by time since the last meal" title="" id="43" name="Picture"/>
             <a:graphic>
               <a:graphicData uri="http://schemas.openxmlformats.org/drawingml/2006/picture">
                 <pic:pic>
                   <pic:nvPicPr>
-                    <pic:cNvPr descr="../charts/inv009/fig_carb_glucose.png" id="37" name="Picture"/>
+                    <pic:cNvPr descr="../charts/inv009/fig_carb_glucose.png" id="44" name="Picture"/>
                     <pic:cNvPicPr>
                       <a:picLocks noChangeArrowheads="1" noChangeAspect="1"/>
                     </pic:cNvPicPr>
                   </pic:nvPicPr>
                   <pic:blipFill>
-                    <a:blip r:embed="rId35"/>
+                    <a:blip r:embed="rId42"/>
                     <a:stretch>
                       <a:fillRect/>
                     </a:stretch>
@@ -3013,8 +4064,8 @@
         <w:t xml:space="preserve">explanation. It is reported here as an open question rather than resolved.</w:t>
       </w:r>
     </w:p>
-    <w:bookmarkEnd w:id="38"/>
-    <w:bookmarkStart w:id="39" w:name="Xaaeddae1d2d8d4cfba2d2f0a2a9d6af8f880f1e"/>
+    <w:bookmarkEnd w:id="45"/>
+    <w:bookmarkStart w:id="46" w:name="Xaaeddae1d2d8d4cfba2d2f0a2a9d6af8f880f1e"/>
     <w:p>
       <w:pPr>
         <w:pStyle w:val="Heading3"/>
@@ -3269,8 +4320,8 @@
         <w:t xml:space="preserve">explained by what people ate.</w:t>
       </w:r>
     </w:p>
-    <w:bookmarkEnd w:id="39"/>
-    <w:bookmarkStart w:id="40" w:name="what-the-three-tests-support"/>
+    <w:bookmarkEnd w:id="46"/>
+    <w:bookmarkStart w:id="47" w:name="what-the-three-tests-support"/>
     <w:p>
       <w:pPr>
         <w:pStyle w:val="Heading3"/>
@@ -3337,9 +4388,9 @@
         <w:t xml:space="preserve">comparison was never well identified.</w:t>
       </w:r>
     </w:p>
-    <w:bookmarkEnd w:id="40"/>
-    <w:bookmarkEnd w:id="41"/>
-    <w:bookmarkStart w:id="45" w:name="predicting-the-overnight-fall"/>
+    <w:bookmarkEnd w:id="47"/>
+    <w:bookmarkEnd w:id="48"/>
+    <w:bookmarkStart w:id="52" w:name="predicting-the-overnight-fall"/>
     <w:p>
       <w:pPr>
         <w:pStyle w:val="Heading2"/>
@@ -3403,18 +4454,18 @@
           <wp:inline>
             <wp:extent cx="5334000" cy="2552153"/>
             <wp:effectExtent b="0" l="0" r="0" t="0"/>
-            <wp:docPr descr="Predicted overnight fall by candidate" title="" id="43" name="Picture"/>
+            <wp:docPr descr="Predicted overnight fall by candidate" title="" id="50" name="Picture"/>
             <a:graphic>
               <a:graphicData uri="http://schemas.openxmlformats.org/drawingml/2006/picture">
                 <pic:pic>
                   <pic:nvPicPr>
-                    <pic:cNvPr descr="../charts/inv009/fig_head_to_head.png" id="44" name="Picture"/>
+                    <pic:cNvPr descr="../charts/inv009/fig_head_to_head.png" id="51" name="Picture"/>
                     <pic:cNvPicPr>
                       <a:picLocks noChangeArrowheads="1" noChangeAspect="1"/>
                     </pic:cNvPicPr>
                   </pic:nvPicPr>
                   <pic:blipFill>
-                    <a:blip r:embed="rId42"/>
+                    <a:blip r:embed="rId49"/>
                     <a:stretch>
                       <a:fillRect/>
                     </a:stretch>
@@ -3773,8 +4824,8 @@
         <w:t xml:space="preserve">any other candidate.</w:t>
       </w:r>
     </w:p>
-    <w:bookmarkEnd w:id="45"/>
-    <w:bookmarkStart w:id="49" w:name="recovering-a-known-relationship"/>
+    <w:bookmarkEnd w:id="52"/>
+    <w:bookmarkStart w:id="56" w:name="recovering-a-known-relationship"/>
     <w:p>
       <w:pPr>
         <w:pStyle w:val="Heading2"/>
@@ -3824,18 +4875,18 @@
           <wp:inline>
             <wp:extent cx="5334000" cy="3595955"/>
             <wp:effectExtent b="0" l="0" r="0" t="0"/>
-            <wp:docPr descr="Recovery of a known relationship" title="" id="47" name="Picture"/>
+            <wp:docPr descr="Recovery of a known relationship" title="" id="54" name="Picture"/>
             <a:graphic>
               <a:graphicData uri="http://schemas.openxmlformats.org/drawingml/2006/picture">
                 <pic:pic>
                   <pic:nvPicPr>
-                    <pic:cNvPr descr="../charts/inv009/fig_synthetic.png" id="48" name="Picture"/>
+                    <pic:cNvPr descr="../charts/inv009/fig_synthetic.png" id="55" name="Picture"/>
                     <pic:cNvPicPr>
                       <a:picLocks noChangeArrowheads="1" noChangeAspect="1"/>
                     </pic:cNvPicPr>
                   </pic:nvPicPr>
                   <pic:blipFill>
-                    <a:blip r:embed="rId46"/>
+                    <a:blip r:embed="rId53"/>
                     <a:stretch>
                       <a:fillRect/>
                     </a:stretch>
@@ -4129,8 +5180,8 @@
         <w:t xml:space="preserve">The exponent is.</w:t>
       </w:r>
     </w:p>
-    <w:bookmarkEnd w:id="49"/>
-    <w:bookmarkStart w:id="50" w:name="limitations"/>
+    <w:bookmarkEnd w:id="56"/>
+    <w:bookmarkStart w:id="57" w:name="limitations"/>
     <w:p>
       <w:pPr>
         <w:pStyle w:val="Heading2"/>
@@ -4299,8 +5350,8 @@
         <w:t xml:space="preserve">Anyone else working from these archives will encounter both.</w:t>
       </w:r>
     </w:p>
-    <w:bookmarkEnd w:id="50"/>
-    <w:bookmarkStart w:id="51" w:name="interpretation"/>
+    <w:bookmarkEnd w:id="57"/>
+    <w:bookmarkStart w:id="58" w:name="interpretation"/>
     <w:p>
       <w:pPr>
         <w:pStyle w:val="Heading2"/>
@@ -4422,37 +5473,7 @@
         <w:pStyle w:val="BodyText"/>
       </w:pPr>
       <w:r>
-        <w:t xml:space="preserve">On the question these equations exist to answer, the two halves separate. A dose</w:t>
-      </w:r>
-      <w:r>
-        <w:t xml:space="preserve"> </w:t>
-      </w:r>
-      <w:r>
-        <w:t xml:space="preserve">term describes something real: it survives holding recent carbohydrate constant,</w:t>
-      </w:r>
-      <w:r>
-        <w:t xml:space="preserve"> </w:t>
-      </w:r>
-      <w:r>
-        <w:t xml:space="preserve">and it appears in a model given no functional form to fit. A glucose term</w:t>
-      </w:r>
-      <w:r>
-        <w:t xml:space="preserve"> </w:t>
-      </w:r>
-      <w:r>
-        <w:t xml:space="preserve">describes something largely, though not entirely, attributable to carbohydrate</w:t>
-      </w:r>
-      <w:r>
-        <w:t xml:space="preserve"> </w:t>
-      </w:r>
-      <w:r>
-        <w:t xml:space="preserve">still absorbing, and what remains of it after meals are excluded improved</w:t>
-      </w:r>
-      <w:r>
-        <w:t xml:space="preserve"> </w:t>
-      </w:r>
-      <w:r>
-        <w:t xml:space="preserve">prediction by 0.00 mg/dL against a flat sensitivity.</w:t>
+        <w:t xml:space="preserve">On the three-part question, the answers separate.</w:t>
       </w:r>
     </w:p>
     <w:p>
@@ -4460,6 +5481,90 @@
         <w:pStyle w:val="BodyText"/>
       </w:pPr>
       <w:r>
+        <w:t xml:space="preserve">There is a clear relationship on the dose axis. It survives holding recent</w:t>
+      </w:r>
+      <w:r>
+        <w:t xml:space="preserve"> </w:t>
+      </w:r>
+      <w:r>
+        <w:t xml:space="preserve">carbohydrate constant, it appears in a model given no functional form to fit, and</w:t>
+      </w:r>
+      <w:r>
+        <w:t xml:space="preserve"> </w:t>
+      </w:r>
+      <w:r>
+        <w:t xml:space="preserve">its exponent lies between roughly -0.65 and -1.0.</w:t>
+      </w:r>
+    </w:p>
+    <w:p>
+      <w:pPr>
+        <w:pStyle w:val="BodyText"/>
+      </w:pPr>
+      <w:r>
+        <w:t xml:space="preserve">There is a relationship on the glucose axis, and it points the other way. Both</w:t>
+      </w:r>
+      <w:r>
+        <w:t xml:space="preserve"> </w:t>
+      </w:r>
+      <w:r>
+        <w:t xml:space="preserve">equations make insulin most effective near target. The measurement has it least</w:t>
+      </w:r>
+      <w:r>
+        <w:t xml:space="preserve"> </w:t>
+      </w:r>
+      <w:r>
+        <w:t xml:space="preserve">effective there, by about a third, and close to flat across the rest of the</w:t>
+      </w:r>
+      <w:r>
+        <w:t xml:space="preserve"> </w:t>
+      </w:r>
+      <w:r>
+        <w:t xml:space="preserve">range. Part of what the equations are responding to is carbohydrate still</w:t>
+      </w:r>
+      <w:r>
+        <w:t xml:space="preserve"> </w:t>
+      </w:r>
+      <w:r>
+        <w:t xml:space="preserve">absorbing rather than a change in sensitivity.</w:t>
+      </w:r>
+    </w:p>
+    <w:p>
+      <w:pPr>
+        <w:pStyle w:val="BodyText"/>
+      </w:pPr>
+      <w:r>
+        <w:t xml:space="preserve">There is no clear relationship between all three in the form either equation</w:t>
+      </w:r>
+      <w:r>
+        <w:t xml:space="preserve"> </w:t>
+      </w:r>
+      <w:r>
+        <w:t xml:space="preserve">uses. The two axes interact, at roughly half the size of the dose term itself, so</w:t>
+      </w:r>
+      <w:r>
+        <w:t xml:space="preserve"> </w:t>
+      </w:r>
+      <w:r>
+        <w:t xml:space="preserve">a separable product of a dose term and a glucose term cannot describe the</w:t>
+      </w:r>
+      <w:r>
+        <w:t xml:space="preserve"> </w:t>
+      </w:r>
+      <w:r>
+        <w:t xml:space="preserve">surface. Whatever a defensible dynamic sensitivity would look like, it is not</w:t>
+      </w:r>
+      <w:r>
+        <w:t xml:space="preserve"> </w:t>
+      </w:r>
+      <w:r>
+        <w:t xml:space="preserve">f(dose) multiplied by g(glucose).</w:t>
+      </w:r>
+    </w:p>
+    <w:p>
+      <w:pPr>
+        <w:pStyle w:val="BodyText"/>
+      </w:pPr>
+      <w:r>
         <w:t xml:space="preserve">Where a dose term is wanted, these data support an exponent between roughly -0.65</w:t>
       </w:r>
       <w:r>
@@ -4499,8 +5604,8 @@
         <w:t xml:space="preserve">is a carbohydrate absorption question wearing a sensitivity label.</w:t>
       </w:r>
     </w:p>
-    <w:bookmarkEnd w:id="51"/>
-    <w:bookmarkStart w:id="52" w:name="reproduction"/>
+    <w:bookmarkEnd w:id="58"/>
+    <w:bookmarkStart w:id="59" w:name="reproduction"/>
     <w:p>
       <w:pPr>
         <w:pStyle w:val="Heading2"/>
@@ -4624,7 +5729,16 @@
         <w:rPr>
           <w:rStyle w:val="VerbatimChar"/>
         </w:rPr>
-        <w:t xml:space="preserve">python3 -m inv009.carb_hypothesis &amp;&amp; python3 -m inv009.figures</w:t>
+        <w:t xml:space="preserve">python3 -m inv009.carb_hypothesis &amp;&amp; python3 -m inv009.joint_surface</w:t>
+      </w:r>
+      <w:r>
+        <w:br/>
+      </w:r>
+      <w:r>
+        <w:rPr>
+          <w:rStyle w:val="VerbatimChar"/>
+        </w:rPr>
+        <w:t xml:space="preserve">python3 -m inv009.figures</w:t>
       </w:r>
     </w:p>
     <w:p>
@@ -4671,8 +5785,8 @@
         <w:t xml:space="preserve">work, so the two bodies of results can be read against each other.</w:t>
       </w:r>
     </w:p>
-    <w:bookmarkEnd w:id="52"/>
-    <w:bookmarkStart w:id="53" w:name="data-attribution"/>
+    <w:bookmarkEnd w:id="59"/>
+    <w:bookmarkStart w:id="60" w:name="data-attribution"/>
     <w:p>
       <w:pPr>
         <w:pStyle w:val="Heading2"/>
@@ -4773,7 +5887,7 @@
         <w:t xml:space="preserve">preserved and calendar date is not. Nothing here depends on calendar date.</w:t>
       </w:r>
     </w:p>
-    <w:bookmarkEnd w:id="53"/>
+    <w:bookmarkEnd w:id="60"/>
     <w:sectPr>
       <w:footnotePr>
         <w:numRestart w:val="eachSect"/>

--- a/docs/Dynamic-ISF-6-Public-Datasets-2026-08-25.docx
+++ b/docs/Dynamic-ISF-6-Public-Datasets-2026-08-25.docx
@@ -94,7 +94,13 @@
         <w:t xml:space="preserve"> </w:t>
       </w:r>
       <w:r>
-        <w:t xml:space="preserve">to the one both equations encode. Measured without imposing a shape, sensitivity</w:t>
+        <w:t xml:space="preserve">to the one both equations encode. Three methods return that reversal, including</w:t>
+      </w:r>
+      <w:r>
+        <w:t xml:space="preserve"> </w:t>
+      </w:r>
+      <w:r>
+        <w:t xml:space="preserve">one that computes a sensitivity at every reading and fits nothing. Measured without imposing a shape, sensitivity</w:t>
       </w:r>
       <w:r>
         <w:t xml:space="preserve"> </w:t>
@@ -3410,13 +3416,13 @@
       </w:r>
     </w:p>
     <w:bookmarkEnd w:id="37"/>
-    <w:bookmarkStart w:id="48" w:name="Xddd7252b1adcbbeb15a45f3b119c42fce439e59"/>
+    <w:bookmarkStart w:id="41" w:name="the-same-question-asked-at-every-reading"/>
     <w:p>
       <w:pPr>
         <w:pStyle w:val="Heading2"/>
       </w:pPr>
       <w:r>
-        <w:t xml:space="preserve">Physiology, or carbohydrate the model has not caught?</w:t>
+        <w:t xml:space="preserve">The same question asked at every reading</w:t>
       </w:r>
     </w:p>
     <w:p>
@@ -3424,37 +3430,25 @@
         <w:pStyle w:val="FirstParagraph"/>
       </w:pPr>
       <w:r>
-        <w:t xml:space="preserve">Both explanations predict the same observation. If sensitivity genuinely falls</w:t>
-      </w:r>
-      <w:r>
-        <w:t xml:space="preserve"> </w:t>
-      </w:r>
-      <w:r>
-        <w:t xml:space="preserve">when glucose is high and when recent dose is large, the equations describe</w:t>
-      </w:r>
-      <w:r>
-        <w:t xml:space="preserve"> </w:t>
-      </w:r>
-      <w:r>
-        <w:t xml:space="preserve">something real. If instead carbohydrate from a recent meal is still absorbing and</w:t>
-      </w:r>
-      <w:r>
-        <w:t xml:space="preserve"> </w:t>
-      </w:r>
-      <w:r>
-        <w:t xml:space="preserve">unaccounted for, glucose is high for that reason, insulin appears to achieve less</w:t>
-      </w:r>
-      <w:r>
-        <w:t xml:space="preserve"> </w:t>
-      </w:r>
-      <w:r>
-        <w:t xml:space="preserve">than it should, and recent dose is large because the person ate. The measurement</w:t>
-      </w:r>
-      <w:r>
-        <w:t xml:space="preserve"> </w:t>
-      </w:r>
-      <w:r>
-        <w:t xml:space="preserve">is identical and the implication is not.</w:t>
+        <w:t xml:space="preserve">Everything above fits a slope across a person’s windows. The direct alternative</w:t>
+      </w:r>
+      <w:r>
+        <w:t xml:space="preserve"> </w:t>
+      </w:r>
+      <w:r>
+        <w:t xml:space="preserve">is to compute a sensitivity at each reading and place it beside what each</w:t>
+      </w:r>
+      <w:r>
+        <w:t xml:space="preserve"> </w:t>
+      </w:r>
+      <w:r>
+        <w:t xml:space="preserve">equation calculates at the same instant, which is the comparison a person</w:t>
+      </w:r>
+      <w:r>
+        <w:t xml:space="preserve"> </w:t>
+      </w:r>
+      <w:r>
+        <w:t xml:space="preserve">choosing between them would want to see.</w:t>
       </w:r>
     </w:p>
     <w:p>
@@ -3462,28 +3456,89 @@
         <w:pStyle w:val="BodyText"/>
       </w:pPr>
       <w:r>
-        <w:t xml:space="preserve">Loop and REPLACE-BG recorded what people ate, so time since the last meal is</w:t>
-      </w:r>
-      <w:r>
-        <w:t xml:space="preserve"> </w:t>
-      </w:r>
-      <w:r>
-        <w:t xml:space="preserve">known rather than inferred. That allows three tests, each with a prediction that</w:t>
-      </w:r>
-      <w:r>
-        <w:t xml:space="preserve"> </w:t>
-      </w:r>
-      <w:r>
-        <w:t xml:space="preserve">differs between the two explanations.</w:t>
-      </w:r>
-    </w:p>
-    <w:bookmarkStart w:id="41" w:name="X766bcc94e5165804e61bf47a9071e5ea62253de"/>
-    <w:p>
-      <w:pPr>
-        <w:pStyle w:val="Heading3"/>
-      </w:pPr>
-      <w:r>
-        <w:t xml:space="preserve">Sensitivity against time since the last meal</w:t>
+        <w:t xml:space="preserve">At every reading, six hours of history are convolved with the insulin model to</w:t>
+      </w:r>
+      <w:r>
+        <w:t xml:space="preserve"> </w:t>
+      </w:r>
+      <w:r>
+        <w:t xml:space="preserve">give the units that acted over that period, from every dose contributing to it,</w:t>
+      </w:r>
+      <w:r>
+        <w:t xml:space="preserve"> </w:t>
+      </w:r>
+      <w:r>
+        <w:t xml:space="preserve">basal and bolus together. Both equations are then evaluated at the reading the</w:t>
+      </w:r>
+      <w:r>
+        <w:t xml:space="preserve"> </w:t>
+      </w:r>
+      <w:r>
+        <w:t xml:space="preserve">lookback opens on, from the blended dose figure available at that moment. Only</w:t>
+      </w:r>
+      <w:r>
+        <w:t xml:space="preserve"> </w:t>
+      </w:r>
+      <w:r>
+        <w:t xml:space="preserve">periods with no recorded carbohydrate inside the lookback or in the six hours</w:t>
+      </w:r>
+      <w:r>
+        <w:t xml:space="preserve"> </w:t>
+      </w:r>
+      <w:r>
+        <w:t xml:space="preserve">before it are used, so the glucose change is attributable to insulin.</w:t>
+      </w:r>
+    </w:p>
+    <w:p>
+      <w:pPr>
+        <w:pStyle w:val="BodyText"/>
+      </w:pPr>
+      <w:r>
+        <w:t xml:space="preserve">One correction makes the ratio meaningful. Across any six hours the glucose</w:t>
+      </w:r>
+      <w:r>
+        <w:t xml:space="preserve"> </w:t>
+      </w:r>
+      <w:r>
+        <w:t xml:space="preserve">change is insulin action minus hepatic glucose output, and basal exists to cancel</w:t>
+      </w:r>
+      <w:r>
+        <w:t xml:space="preserve"> </w:t>
+      </w:r>
+      <w:r>
+        <w:t xml:space="preserve">that output, so when basal is correct glucose is flat and the raw ratio returns</w:t>
+      </w:r>
+      <w:r>
+        <w:t xml:space="preserve"> </w:t>
+      </w:r>
+      <w:r>
+        <w:t xml:space="preserve">zero. That is a correct basal rate rather than a sensitivity of zero. Both halves</w:t>
+      </w:r>
+      <w:r>
+        <w:t xml:space="preserve"> </w:t>
+      </w:r>
+      <w:r>
+        <w:t xml:space="preserve">are therefore taken as departures from what that person usually does at that time</w:t>
+      </w:r>
+      <w:r>
+        <w:t xml:space="preserve"> </w:t>
+      </w:r>
+      <w:r>
+        <w:t xml:space="preserve">of day: how much further glucose moved than usual, over how much more insulin</w:t>
+      </w:r>
+      <w:r>
+        <w:t xml:space="preserve"> </w:t>
+      </w:r>
+      <w:r>
+        <w:t xml:space="preserve">acted than usual.</w:t>
+      </w:r>
+    </w:p>
+    <w:p>
+      <w:pPr>
+        <w:pStyle w:val="BodyText"/>
+      </w:pPr>
+      <w:r>
+        <w:t xml:space="preserve">That gives 1,408,861 readings from 1,004 people.</w:t>
       </w:r>
     </w:p>
     <w:p>
@@ -3493,20 +3548,744 @@
       <w:r>
         <w:drawing>
           <wp:inline>
-            <wp:extent cx="5334000" cy="2804039"/>
+            <wp:extent cx="5334000" cy="3331342"/>
             <wp:effectExtent b="0" l="0" r="0" t="0"/>
-            <wp:docPr descr="Measured sensitivity by time since the last meal" title="" id="39" name="Picture"/>
+            <wp:docPr descr="Measured sensitivity against both equations at the same reading" title="" id="39" name="Picture"/>
             <a:graphic>
               <a:graphicData uri="http://schemas.openxmlformats.org/drawingml/2006/picture">
                 <pic:pic>
                   <pic:nvPicPr>
-                    <pic:cNvPr descr="../charts/inv009/fig_carb_tail.png" id="40" name="Picture"/>
+                    <pic:cNvPr descr="../charts/inv009/fig_pointwise.png" id="40" name="Picture"/>
                     <pic:cNvPicPr>
                       <a:picLocks noChangeArrowheads="1" noChangeAspect="1"/>
                     </pic:cNvPicPr>
                   </pic:nvPicPr>
                   <pic:blipFill>
                     <a:blip r:embed="rId38"/>
+                    <a:stretch>
+                      <a:fillRect/>
+                    </a:stretch>
+                  </pic:blipFill>
+                  <pic:spPr bwMode="auto">
+                    <a:xfrm>
+                      <a:off x="0" y="0"/>
+                      <a:ext cx="5334000" cy="3331342"/>
+                    </a:xfrm>
+                    <a:prstGeom prst="rect">
+                      <a:avLst/>
+                    </a:prstGeom>
+                    <a:noFill/>
+                    <a:ln w="9525">
+                      <a:noFill/>
+                      <a:headEnd/>
+                      <a:tailEnd/>
+                    </a:ln>
+                  </pic:spPr>
+                </pic:pic>
+              </a:graphicData>
+            </a:graphic>
+          </wp:inline>
+        </w:drawing>
+      </w:r>
+    </w:p>
+    <w:p>
+      <w:pPr>
+        <w:pStyle w:val="ImageCaption"/>
+      </w:pPr>
+      <w:r>
+        <w:t xml:space="preserve">Measured sensitivity against both equations at the same reading</w:t>
+      </w:r>
+    </w:p>
+    <w:tbl>
+      <w:tblPr>
+        <w:tblStyle w:val="Table"/>
+        <w:tblW w:type="auto" w:w="0"/>
+        <w:tblLook w:firstRow="1" w:lastRow="0" w:firstColumn="0" w:lastColumn="0" w:noHBand="0" w:noVBand="0" w:val="0020"/>
+      </w:tblPr>
+      <w:tblGrid>
+        <w:gridCol w:w="1980"/>
+        <w:gridCol w:w="1980"/>
+        <w:gridCol w:w="1980"/>
+        <w:gridCol w:w="1980"/>
+      </w:tblGrid>
+      <w:tr>
+        <w:trPr>
+          <w:tblHeader w:val="on"/>
+        </w:trPr>
+        <w:tc>
+          <w:tcPr/>
+          <w:p>
+            <w:pPr>
+              <w:pStyle w:val="Compact"/>
+            </w:pPr>
+            <w:r>
+              <w:t xml:space="preserve">Glucose at lookback start</w:t>
+            </w:r>
+          </w:p>
+        </w:tc>
+        <w:tc>
+          <w:tcPr/>
+          <w:p>
+            <w:pPr>
+              <w:pStyle w:val="Compact"/>
+            </w:pPr>
+            <w:r>
+              <w:t xml:space="preserve">Measured</w:t>
+            </w:r>
+          </w:p>
+        </w:tc>
+        <w:tc>
+          <w:tcPr/>
+          <w:p>
+            <w:pPr>
+              <w:pStyle w:val="Compact"/>
+            </w:pPr>
+            <w:r>
+              <w:t xml:space="preserve">v1 calculates</w:t>
+            </w:r>
+          </w:p>
+        </w:tc>
+        <w:tc>
+          <w:tcPr/>
+          <w:p>
+            <w:pPr>
+              <w:pStyle w:val="Compact"/>
+            </w:pPr>
+            <w:r>
+              <w:t xml:space="preserve">v2 calculates</w:t>
+            </w:r>
+          </w:p>
+        </w:tc>
+      </w:tr>
+      <w:tr>
+        <w:tc>
+          <w:tcPr/>
+          <w:p>
+            <w:pPr>
+              <w:pStyle w:val="Compact"/>
+            </w:pPr>
+            <w:r>
+              <w:t xml:space="preserve">70 to 100 mg/dL</w:t>
+            </w:r>
+          </w:p>
+        </w:tc>
+        <w:tc>
+          <w:tcPr/>
+          <w:p>
+            <w:pPr>
+              <w:pStyle w:val="Compact"/>
+            </w:pPr>
+            <w:r>
+              <w:t xml:space="preserve">-0.0</w:t>
+            </w:r>
+          </w:p>
+        </w:tc>
+        <w:tc>
+          <w:tcPr/>
+          <w:p>
+            <w:pPr>
+              <w:pStyle w:val="Compact"/>
+            </w:pPr>
+            <w:r>
+              <w:t xml:space="preserve">72.9</w:t>
+            </w:r>
+          </w:p>
+        </w:tc>
+        <w:tc>
+          <w:tcPr/>
+          <w:p>
+            <w:pPr>
+              <w:pStyle w:val="Compact"/>
+            </w:pPr>
+            <w:r>
+              <w:t xml:space="preserve">791.5</w:t>
+            </w:r>
+          </w:p>
+        </w:tc>
+      </w:tr>
+      <w:tr>
+        <w:tc>
+          <w:tcPr/>
+          <w:p>
+            <w:pPr>
+              <w:pStyle w:val="Compact"/>
+            </w:pPr>
+            <w:r>
+              <w:t xml:space="preserve">100 to 120</w:t>
+            </w:r>
+          </w:p>
+        </w:tc>
+        <w:tc>
+          <w:tcPr/>
+          <w:p>
+            <w:pPr>
+              <w:pStyle w:val="Compact"/>
+            </w:pPr>
+            <w:r>
+              <w:t xml:space="preserve">-1.5</w:t>
+            </w:r>
+          </w:p>
+        </w:tc>
+        <w:tc>
+          <w:tcPr/>
+          <w:p>
+            <w:pPr>
+              <w:pStyle w:val="Compact"/>
+            </w:pPr>
+            <w:r>
+              <w:t xml:space="preserve">58.7</w:t>
+            </w:r>
+          </w:p>
+        </w:tc>
+        <w:tc>
+          <w:tcPr/>
+          <w:p>
+            <w:pPr>
+              <w:pStyle w:val="Compact"/>
+            </w:pPr>
+            <w:r>
+              <w:t xml:space="preserve">261.5</w:t>
+            </w:r>
+          </w:p>
+        </w:tc>
+      </w:tr>
+      <w:tr>
+        <w:tc>
+          <w:tcPr/>
+          <w:p>
+            <w:pPr>
+              <w:pStyle w:val="Compact"/>
+            </w:pPr>
+            <w:r>
+              <w:t xml:space="preserve">120 to 150</w:t>
+            </w:r>
+          </w:p>
+        </w:tc>
+        <w:tc>
+          <w:tcPr/>
+          <w:p>
+            <w:pPr>
+              <w:pStyle w:val="Compact"/>
+            </w:pPr>
+            <w:r>
+              <w:t xml:space="preserve">1.8</w:t>
+            </w:r>
+          </w:p>
+        </w:tc>
+        <w:tc>
+          <w:tcPr/>
+          <w:p>
+            <w:pPr>
+              <w:pStyle w:val="Compact"/>
+            </w:pPr>
+            <w:r>
+              <w:t xml:space="preserve">49.1</w:t>
+            </w:r>
+          </w:p>
+        </w:tc>
+        <w:tc>
+          <w:tcPr/>
+          <w:p>
+            <w:pPr>
+              <w:pStyle w:val="Compact"/>
+            </w:pPr>
+            <w:r>
+              <w:t xml:space="preserve">158.2</w:t>
+            </w:r>
+          </w:p>
+        </w:tc>
+      </w:tr>
+      <w:tr>
+        <w:tc>
+          <w:tcPr/>
+          <w:p>
+            <w:pPr>
+              <w:pStyle w:val="Compact"/>
+            </w:pPr>
+            <w:r>
+              <w:t xml:space="preserve">150 to 190</w:t>
+            </w:r>
+          </w:p>
+        </w:tc>
+        <w:tc>
+          <w:tcPr/>
+          <w:p>
+            <w:pPr>
+              <w:pStyle w:val="Compact"/>
+            </w:pPr>
+            <w:r>
+              <w:t xml:space="preserve">11.3</w:t>
+            </w:r>
+          </w:p>
+        </w:tc>
+        <w:tc>
+          <w:tcPr/>
+          <w:p>
+            <w:pPr>
+              <w:pStyle w:val="Compact"/>
+            </w:pPr>
+            <w:r>
+              <w:t xml:space="preserve">40.5</w:t>
+            </w:r>
+          </w:p>
+        </w:tc>
+        <w:tc>
+          <w:tcPr/>
+          <w:p>
+            <w:pPr>
+              <w:pStyle w:val="Compact"/>
+            </w:pPr>
+            <w:r>
+              <w:t xml:space="preserve">100.3</w:t>
+            </w:r>
+          </w:p>
+        </w:tc>
+      </w:tr>
+      <w:tr>
+        <w:tc>
+          <w:tcPr/>
+          <w:p>
+            <w:pPr>
+              <w:pStyle w:val="Compact"/>
+            </w:pPr>
+            <w:r>
+              <w:t xml:space="preserve">190 to 250</w:t>
+            </w:r>
+          </w:p>
+        </w:tc>
+        <w:tc>
+          <w:tcPr/>
+          <w:p>
+            <w:pPr>
+              <w:pStyle w:val="Compact"/>
+            </w:pPr>
+            <w:r>
+              <w:t xml:space="preserve">21.1</w:t>
+            </w:r>
+          </w:p>
+        </w:tc>
+        <w:tc>
+          <w:tcPr/>
+          <w:p>
+            <w:pPr>
+              <w:pStyle w:val="Compact"/>
+            </w:pPr>
+            <w:r>
+              <w:t xml:space="preserve">33.8</w:t>
+            </w:r>
+          </w:p>
+        </w:tc>
+        <w:tc>
+          <w:tcPr/>
+          <w:p>
+            <w:pPr>
+              <w:pStyle w:val="Compact"/>
+            </w:pPr>
+            <w:r>
+              <w:t xml:space="preserve">70.4</w:t>
+            </w:r>
+          </w:p>
+        </w:tc>
+      </w:tr>
+      <w:tr>
+        <w:tc>
+          <w:tcPr/>
+          <w:p>
+            <w:pPr>
+              <w:pStyle w:val="Compact"/>
+            </w:pPr>
+            <w:r>
+              <w:t xml:space="preserve">250 to 400</w:t>
+            </w:r>
+          </w:p>
+        </w:tc>
+        <w:tc>
+          <w:tcPr/>
+          <w:p>
+            <w:pPr>
+              <w:pStyle w:val="Compact"/>
+            </w:pPr>
+            <w:r>
+              <w:t xml:space="preserve">26.9</w:t>
+            </w:r>
+          </w:p>
+        </w:tc>
+        <w:tc>
+          <w:tcPr/>
+          <w:p>
+            <w:pPr>
+              <w:pStyle w:val="Compact"/>
+            </w:pPr>
+            <w:r>
+              <w:t xml:space="preserve">30.5</w:t>
+            </w:r>
+          </w:p>
+        </w:tc>
+        <w:tc>
+          <w:tcPr/>
+          <w:p>
+            <w:pPr>
+              <w:pStyle w:val="Compact"/>
+            </w:pPr>
+            <w:r>
+              <w:t xml:space="preserve">58.0</w:t>
+            </w:r>
+          </w:p>
+        </w:tc>
+      </w:tr>
+    </w:tbl>
+    <w:p>
+      <w:pPr>
+        <w:pStyle w:val="BodyText"/>
+      </w:pPr>
+      <w:r>
+        <w:t xml:space="preserve">The measured column rises across the range while both calculated columns fall,</w:t>
+      </w:r>
+      <w:r>
+        <w:t xml:space="preserve"> </w:t>
+      </w:r>
+      <w:r>
+        <w:t xml:space="preserve">which is the third method to return that reversal and the first to do it without</w:t>
+      </w:r>
+      <w:r>
+        <w:t xml:space="preserve"> </w:t>
+      </w:r>
+      <w:r>
+        <w:t xml:space="preserve">fitting anything.</w:t>
+      </w:r>
+    </w:p>
+    <w:p>
+      <w:pPr>
+        <w:pStyle w:val="BodyText"/>
+      </w:pPr>
+      <w:r>
+        <w:t xml:space="preserve">The level is not readable from this. A ratio of two noisy quantities has a median</w:t>
+      </w:r>
+      <w:r>
+        <w:t xml:space="preserve"> </w:t>
+      </w:r>
+      <w:r>
+        <w:t xml:space="preserve">biased toward zero, and the noise in a six hour glucose change is large against</w:t>
+      </w:r>
+      <w:r>
+        <w:t xml:space="preserve"> </w:t>
+      </w:r>
+      <w:r>
+        <w:t xml:space="preserve">the signal from a fraction of a unit, so the measured column understates. The</w:t>
+      </w:r>
+      <w:r>
+        <w:t xml:space="preserve"> </w:t>
+      </w:r>
+      <w:r>
+        <w:t xml:space="preserve">exponent does survive it, and there is a check available: running the same</w:t>
+      </w:r>
+      <w:r>
+        <w:t xml:space="preserve"> </w:t>
+      </w:r>
+      <w:r>
+        <w:t xml:space="preserve">recovery on the values v1 and v2 themselves produce returns their own built-in</w:t>
+      </w:r>
+      <w:r>
+        <w:t xml:space="preserve"> </w:t>
+      </w:r>
+      <w:r>
+        <w:t xml:space="preserve">exponents.</w:t>
+      </w:r>
+    </w:p>
+    <w:tbl>
+      <w:tblPr>
+        <w:tblStyle w:val="Table"/>
+        <w:tblW w:type="pct" w:w="5000"/>
+        <w:tblLayout w:type="fixed"/>
+        <w:tblLook w:firstRow="1" w:lastRow="0" w:firstColumn="0" w:lastColumn="0" w:noHBand="0" w:noVBand="0" w:val="0020"/>
+      </w:tblPr>
+      <w:tblGrid>
+        <w:gridCol w:w="2640"/>
+        <w:gridCol w:w="2640"/>
+        <w:gridCol w:w="2640"/>
+      </w:tblGrid>
+      <w:tr>
+        <w:trPr>
+          <w:tblHeader w:val="on"/>
+        </w:trPr>
+        <w:tc>
+          <w:tcPr/>
+          <w:p>
+            <w:pPr>
+              <w:pStyle w:val="Compact"/>
+            </w:pPr>
+            <w:r>
+              <w:t xml:space="preserve">Series</w:t>
+            </w:r>
+          </w:p>
+        </w:tc>
+        <w:tc>
+          <w:tcPr/>
+          <w:p>
+            <w:pPr>
+              <w:pStyle w:val="Compact"/>
+            </w:pPr>
+            <w:r>
+              <w:t xml:space="preserve">Recovered dose exponent</w:t>
+            </w:r>
+          </w:p>
+        </w:tc>
+        <w:tc>
+          <w:tcPr/>
+          <w:p>
+            <w:pPr>
+              <w:pStyle w:val="Compact"/>
+            </w:pPr>
+            <w:r>
+              <w:t xml:space="preserve">Built in</w:t>
+            </w:r>
+          </w:p>
+        </w:tc>
+      </w:tr>
+      <w:tr>
+        <w:tc>
+          <w:tcPr/>
+          <w:p>
+            <w:pPr>
+              <w:pStyle w:val="Compact"/>
+            </w:pPr>
+            <w:r>
+              <w:t xml:space="preserve">Measured sensitivity</w:t>
+            </w:r>
+          </w:p>
+        </w:tc>
+        <w:tc>
+          <w:tcPr/>
+          <w:p>
+            <w:pPr>
+              <w:pStyle w:val="Compact"/>
+            </w:pPr>
+            <w:r>
+              <w:t xml:space="preserve">-0.843 (95% CI -0.970 to -0.720)</w:t>
+            </w:r>
+          </w:p>
+        </w:tc>
+        <w:tc>
+          <w:tcPr/>
+          <w:p>
+            <w:pPr>
+              <w:pStyle w:val="Compact"/>
+            </w:pPr>
+            <w:r>
+              <w:t xml:space="preserve">not applicable</w:t>
+            </w:r>
+          </w:p>
+        </w:tc>
+      </w:tr>
+      <w:tr>
+        <w:tc>
+          <w:tcPr/>
+          <w:p>
+            <w:pPr>
+              <w:pStyle w:val="Compact"/>
+            </w:pPr>
+            <w:r>
+              <w:t xml:space="preserve">v1’s own output</w:t>
+            </w:r>
+          </w:p>
+        </w:tc>
+        <w:tc>
+          <w:tcPr/>
+          <w:p>
+            <w:pPr>
+              <w:pStyle w:val="Compact"/>
+            </w:pPr>
+            <w:r>
+              <w:t xml:space="preserve">-1.026</w:t>
+            </w:r>
+          </w:p>
+        </w:tc>
+        <w:tc>
+          <w:tcPr/>
+          <w:p>
+            <w:pPr>
+              <w:pStyle w:val="Compact"/>
+            </w:pPr>
+            <w:r>
+              <w:t xml:space="preserve">-1</w:t>
+            </w:r>
+          </w:p>
+        </w:tc>
+      </w:tr>
+      <w:tr>
+        <w:tc>
+          <w:tcPr/>
+          <w:p>
+            <w:pPr>
+              <w:pStyle w:val="Compact"/>
+            </w:pPr>
+            <w:r>
+              <w:t xml:space="preserve">v2’s own output</w:t>
+            </w:r>
+          </w:p>
+        </w:tc>
+        <w:tc>
+          <w:tcPr/>
+          <w:p>
+            <w:pPr>
+              <w:pStyle w:val="Compact"/>
+            </w:pPr>
+            <w:r>
+              <w:t xml:space="preserve">-2.085</w:t>
+            </w:r>
+          </w:p>
+        </w:tc>
+        <w:tc>
+          <w:tcPr/>
+          <w:p>
+            <w:pPr>
+              <w:pStyle w:val="Compact"/>
+            </w:pPr>
+            <w:r>
+              <w:t xml:space="preserve">-2</w:t>
+            </w:r>
+          </w:p>
+        </w:tc>
+      </w:tr>
+    </w:tbl>
+    <w:p>
+      <w:pPr>
+        <w:pStyle w:val="BodyText"/>
+      </w:pPr>
+      <w:r>
+        <w:t xml:space="preserve">The recovery is accurate to within about 0.03 on quantities whose exponents are</w:t>
+      </w:r>
+      <w:r>
+        <w:t xml:space="preserve"> </w:t>
+      </w:r>
+      <w:r>
+        <w:t xml:space="preserve">known, and on the measurement it returns -0.843. That sits on the -0.83 obtained</w:t>
+      </w:r>
+      <w:r>
+        <w:t xml:space="preserve"> </w:t>
+      </w:r>
+      <w:r>
+        <w:t xml:space="preserve">between people by regression, from an estimator sharing none of its assumptions.</w:t>
+      </w:r>
+    </w:p>
+    <w:p>
+      <w:pPr>
+        <w:pStyle w:val="BodyText"/>
+      </w:pPr>
+      <w:r>
+        <w:t xml:space="preserve">Across all readings, v1 sits at 2.49 times the measured value and lands within</w:t>
+      </w:r>
+      <w:r>
+        <w:t xml:space="preserve"> </w:t>
+      </w:r>
+      <w:r>
+        <w:t xml:space="preserve">30% of it 16% of the time. v2 sits at 5.61 times and lands within 30% 9% of the</w:t>
+      </w:r>
+      <w:r>
+        <w:t xml:space="preserve"> </w:t>
+      </w:r>
+      <w:r>
+        <w:t xml:space="preserve">time.</w:t>
+      </w:r>
+    </w:p>
+    <w:bookmarkEnd w:id="41"/>
+    <w:bookmarkStart w:id="52" w:name="Xddd7252b1adcbbeb15a45f3b119c42fce439e59"/>
+    <w:p>
+      <w:pPr>
+        <w:pStyle w:val="Heading2"/>
+      </w:pPr>
+      <w:r>
+        <w:t xml:space="preserve">Physiology, or carbohydrate the model has not caught?</w:t>
+      </w:r>
+    </w:p>
+    <w:p>
+      <w:pPr>
+        <w:pStyle w:val="FirstParagraph"/>
+      </w:pPr>
+      <w:r>
+        <w:t xml:space="preserve">Both explanations predict the same observation. If sensitivity genuinely falls</w:t>
+      </w:r>
+      <w:r>
+        <w:t xml:space="preserve"> </w:t>
+      </w:r>
+      <w:r>
+        <w:t xml:space="preserve">when glucose is high and when recent dose is large, the equations describe</w:t>
+      </w:r>
+      <w:r>
+        <w:t xml:space="preserve"> </w:t>
+      </w:r>
+      <w:r>
+        <w:t xml:space="preserve">something real. If instead carbohydrate from a recent meal is still absorbing and</w:t>
+      </w:r>
+      <w:r>
+        <w:t xml:space="preserve"> </w:t>
+      </w:r>
+      <w:r>
+        <w:t xml:space="preserve">unaccounted for, glucose is high for that reason, insulin appears to achieve less</w:t>
+      </w:r>
+      <w:r>
+        <w:t xml:space="preserve"> </w:t>
+      </w:r>
+      <w:r>
+        <w:t xml:space="preserve">than it should, and recent dose is large because the person ate. The measurement</w:t>
+      </w:r>
+      <w:r>
+        <w:t xml:space="preserve"> </w:t>
+      </w:r>
+      <w:r>
+        <w:t xml:space="preserve">is identical and the implication is not.</w:t>
+      </w:r>
+    </w:p>
+    <w:p>
+      <w:pPr>
+        <w:pStyle w:val="BodyText"/>
+      </w:pPr>
+      <w:r>
+        <w:t xml:space="preserve">Loop and REPLACE-BG recorded what people ate, so time since the last meal is</w:t>
+      </w:r>
+      <w:r>
+        <w:t xml:space="preserve"> </w:t>
+      </w:r>
+      <w:r>
+        <w:t xml:space="preserve">known rather than inferred. That allows three tests, each with a prediction that</w:t>
+      </w:r>
+      <w:r>
+        <w:t xml:space="preserve"> </w:t>
+      </w:r>
+      <w:r>
+        <w:t xml:space="preserve">differs between the two explanations.</w:t>
+      </w:r>
+    </w:p>
+    <w:bookmarkStart w:id="45" w:name="X766bcc94e5165804e61bf47a9071e5ea62253de"/>
+    <w:p>
+      <w:pPr>
+        <w:pStyle w:val="Heading3"/>
+      </w:pPr>
+      <w:r>
+        <w:t xml:space="preserve">Sensitivity against time since the last meal</w:t>
+      </w:r>
+    </w:p>
+    <w:p>
+      <w:pPr>
+        <w:pStyle w:val="CaptionedFigure"/>
+      </w:pPr>
+      <w:r>
+        <w:drawing>
+          <wp:inline>
+            <wp:extent cx="5334000" cy="2804039"/>
+            <wp:effectExtent b="0" l="0" r="0" t="0"/>
+            <wp:docPr descr="Measured sensitivity by time since the last meal" title="" id="43" name="Picture"/>
+            <a:graphic>
+              <a:graphicData uri="http://schemas.openxmlformats.org/drawingml/2006/picture">
+                <pic:pic>
+                  <pic:nvPicPr>
+                    <pic:cNvPr descr="../charts/inv009/fig_carb_tail.png" id="44" name="Picture"/>
+                    <pic:cNvPicPr>
+                      <a:picLocks noChangeArrowheads="1" noChangeAspect="1"/>
+                    </pic:cNvPicPr>
+                  </pic:nvPicPr>
+                  <pic:blipFill>
+                    <a:blip r:embed="rId42"/>
                     <a:stretch>
                       <a:fillRect/>
                     </a:stretch>
@@ -3593,8 +4372,8 @@
         <w:t xml:space="preserve">reason the main screen requires six hours of clearance.</w:t>
       </w:r>
     </w:p>
-    <w:bookmarkEnd w:id="41"/>
-    <w:bookmarkStart w:id="45" w:name="Xd31113b437277a036921d94991a750ca8597443"/>
+    <w:bookmarkEnd w:id="45"/>
+    <w:bookmarkStart w:id="49" w:name="Xd31113b437277a036921d94991a750ca8597443"/>
     <w:p>
       <w:pPr>
         <w:pStyle w:val="Heading3"/>
@@ -3612,18 +4391,18 @@
           <wp:inline>
             <wp:extent cx="5334000" cy="3177292"/>
             <wp:effectExtent b="0" l="0" r="0" t="0"/>
-            <wp:docPr descr="Apparent glucose dependence by time since the last meal" title="" id="43" name="Picture"/>
+            <wp:docPr descr="Apparent glucose dependence by time since the last meal" title="" id="47" name="Picture"/>
             <a:graphic>
               <a:graphicData uri="http://schemas.openxmlformats.org/drawingml/2006/picture">
                 <pic:pic>
                   <pic:nvPicPr>
-                    <pic:cNvPr descr="../charts/inv009/fig_carb_glucose.png" id="44" name="Picture"/>
+                    <pic:cNvPr descr="../charts/inv009/fig_carb_glucose.png" id="48" name="Picture"/>
                     <pic:cNvPicPr>
                       <a:picLocks noChangeArrowheads="1" noChangeAspect="1"/>
                     </pic:cNvPicPr>
                   </pic:nvPicPr>
                   <pic:blipFill>
-                    <a:blip r:embed="rId42"/>
+                    <a:blip r:embed="rId46"/>
                     <a:stretch>
                       <a:fillRect/>
                     </a:stretch>
@@ -4064,8 +4843,8 @@
         <w:t xml:space="preserve">explanation. It is reported here as an open question rather than resolved.</w:t>
       </w:r>
     </w:p>
-    <w:bookmarkEnd w:id="45"/>
-    <w:bookmarkStart w:id="46" w:name="Xaaeddae1d2d8d4cfba2d2f0a2a9d6af8f880f1e"/>
+    <w:bookmarkEnd w:id="49"/>
+    <w:bookmarkStart w:id="50" w:name="Xaaeddae1d2d8d4cfba2d2f0a2a9d6af8f880f1e"/>
     <w:p>
       <w:pPr>
         <w:pStyle w:val="Heading3"/>
@@ -4320,8 +5099,8 @@
         <w:t xml:space="preserve">explained by what people ate.</w:t>
       </w:r>
     </w:p>
-    <w:bookmarkEnd w:id="46"/>
-    <w:bookmarkStart w:id="47" w:name="what-the-three-tests-support"/>
+    <w:bookmarkEnd w:id="50"/>
+    <w:bookmarkStart w:id="51" w:name="what-the-three-tests-support"/>
     <w:p>
       <w:pPr>
         <w:pStyle w:val="Heading3"/>
@@ -4388,9 +5167,9 @@
         <w:t xml:space="preserve">comparison was never well identified.</w:t>
       </w:r>
     </w:p>
-    <w:bookmarkEnd w:id="47"/>
-    <w:bookmarkEnd w:id="48"/>
-    <w:bookmarkStart w:id="52" w:name="predicting-the-overnight-fall"/>
+    <w:bookmarkEnd w:id="51"/>
+    <w:bookmarkEnd w:id="52"/>
+    <w:bookmarkStart w:id="56" w:name="predicting-the-overnight-fall"/>
     <w:p>
       <w:pPr>
         <w:pStyle w:val="Heading2"/>
@@ -4454,18 +5233,18 @@
           <wp:inline>
             <wp:extent cx="5334000" cy="2552153"/>
             <wp:effectExtent b="0" l="0" r="0" t="0"/>
-            <wp:docPr descr="Predicted overnight fall by candidate" title="" id="50" name="Picture"/>
+            <wp:docPr descr="Predicted overnight fall by candidate" title="" id="54" name="Picture"/>
             <a:graphic>
               <a:graphicData uri="http://schemas.openxmlformats.org/drawingml/2006/picture">
                 <pic:pic>
                   <pic:nvPicPr>
-                    <pic:cNvPr descr="../charts/inv009/fig_head_to_head.png" id="51" name="Picture"/>
+                    <pic:cNvPr descr="../charts/inv009/fig_head_to_head.png" id="55" name="Picture"/>
                     <pic:cNvPicPr>
                       <a:picLocks noChangeArrowheads="1" noChangeAspect="1"/>
                     </pic:cNvPicPr>
                   </pic:nvPicPr>
                   <pic:blipFill>
-                    <a:blip r:embed="rId49"/>
+                    <a:blip r:embed="rId53"/>
                     <a:stretch>
                       <a:fillRect/>
                     </a:stretch>
@@ -4824,8 +5603,8 @@
         <w:t xml:space="preserve">any other candidate.</w:t>
       </w:r>
     </w:p>
-    <w:bookmarkEnd w:id="52"/>
-    <w:bookmarkStart w:id="56" w:name="recovering-a-known-relationship"/>
+    <w:bookmarkEnd w:id="56"/>
+    <w:bookmarkStart w:id="60" w:name="recovering-a-known-relationship"/>
     <w:p>
       <w:pPr>
         <w:pStyle w:val="Heading2"/>
@@ -4875,18 +5654,18 @@
           <wp:inline>
             <wp:extent cx="5334000" cy="3595955"/>
             <wp:effectExtent b="0" l="0" r="0" t="0"/>
-            <wp:docPr descr="Recovery of a known relationship" title="" id="54" name="Picture"/>
+            <wp:docPr descr="Recovery of a known relationship" title="" id="58" name="Picture"/>
             <a:graphic>
               <a:graphicData uri="http://schemas.openxmlformats.org/drawingml/2006/picture">
                 <pic:pic>
                   <pic:nvPicPr>
-                    <pic:cNvPr descr="../charts/inv009/fig_synthetic.png" id="55" name="Picture"/>
+                    <pic:cNvPr descr="../charts/inv009/fig_synthetic.png" id="59" name="Picture"/>
                     <pic:cNvPicPr>
                       <a:picLocks noChangeArrowheads="1" noChangeAspect="1"/>
                     </pic:cNvPicPr>
                   </pic:nvPicPr>
                   <pic:blipFill>
-                    <a:blip r:embed="rId53"/>
+                    <a:blip r:embed="rId57"/>
                     <a:stretch>
                       <a:fillRect/>
                     </a:stretch>
@@ -5180,8 +5959,8 @@
         <w:t xml:space="preserve">The exponent is.</w:t>
       </w:r>
     </w:p>
-    <w:bookmarkEnd w:id="56"/>
-    <w:bookmarkStart w:id="57" w:name="limitations"/>
+    <w:bookmarkEnd w:id="60"/>
+    <w:bookmarkStart w:id="61" w:name="limitations"/>
     <w:p>
       <w:pPr>
         <w:pStyle w:val="Heading2"/>
@@ -5350,8 +6129,8 @@
         <w:t xml:space="preserve">Anyone else working from these archives will encounter both.</w:t>
       </w:r>
     </w:p>
-    <w:bookmarkEnd w:id="57"/>
-    <w:bookmarkStart w:id="58" w:name="interpretation"/>
+    <w:bookmarkEnd w:id="61"/>
+    <w:bookmarkStart w:id="62" w:name="interpretation"/>
     <w:p>
       <w:pPr>
         <w:pStyle w:val="Heading2"/>
@@ -5604,8 +6383,8 @@
         <w:t xml:space="preserve">is a carbohydrate absorption question wearing a sensitivity label.</w:t>
       </w:r>
     </w:p>
-    <w:bookmarkEnd w:id="58"/>
-    <w:bookmarkStart w:id="59" w:name="reproduction"/>
+    <w:bookmarkEnd w:id="62"/>
+    <w:bookmarkStart w:id="63" w:name="reproduction"/>
     <w:p>
       <w:pPr>
         <w:pStyle w:val="Heading2"/>
@@ -5738,6 +6517,15 @@
         <w:rPr>
           <w:rStyle w:val="VerbatimChar"/>
         </w:rPr>
+        <w:t xml:space="preserve">python3 -m inv009.pointwise_isf</w:t>
+      </w:r>
+      <w:r>
+        <w:br/>
+      </w:r>
+      <w:r>
+        <w:rPr>
+          <w:rStyle w:val="VerbatimChar"/>
+        </w:rPr>
         <w:t xml:space="preserve">python3 -m inv009.figures</w:t>
       </w:r>
     </w:p>
@@ -5785,8 +6573,8 @@
         <w:t xml:space="preserve">work, so the two bodies of results can be read against each other.</w:t>
       </w:r>
     </w:p>
-    <w:bookmarkEnd w:id="59"/>
-    <w:bookmarkStart w:id="60" w:name="data-attribution"/>
+    <w:bookmarkEnd w:id="63"/>
+    <w:bookmarkStart w:id="64" w:name="data-attribution"/>
     <w:p>
       <w:pPr>
         <w:pStyle w:val="Heading2"/>
@@ -5887,7 +6675,7 @@
         <w:t xml:space="preserve">preserved and calendar date is not. Nothing here depends on calendar date.</w:t>
       </w:r>
     </w:p>
-    <w:bookmarkEnd w:id="60"/>
+    <w:bookmarkEnd w:id="64"/>
     <w:sectPr>
       <w:footnotePr>
         <w:numRestart w:val="eachSect"/>

--- a/docs/Dynamic-ISF-6-Public-Datasets-2026-08-25.docx
+++ b/docs/Dynamic-ISF-6-Public-Datasets-2026-08-25.docx
@@ -34,13 +34,13 @@
         <w:t xml:space="preserve">25 August 2026</w:t>
       </w:r>
     </w:p>
-    <w:bookmarkStart w:id="9" w:name="what-this-is-about"/>
+    <w:bookmarkStart w:id="9" w:name="the-question"/>
     <w:p>
       <w:pPr>
         <w:pStyle w:val="Heading2"/>
       </w:pPr>
       <w:r>
-        <w:t xml:space="preserve">What this is about</w:t>
+        <w:t xml:space="preserve">The question</w:t>
       </w:r>
     </w:p>
     <w:p>
@@ -48,141 +48,129 @@
         <w:pStyle w:val="FirstParagraph"/>
       </w:pPr>
       <w:r>
-        <w:t xml:space="preserve">Somewhere in your pump settings is a number that says how far one unit of insulin</w:t>
-      </w:r>
-      <w:r>
-        <w:t xml:space="preserve"> </w:t>
-      </w:r>
-      <w:r>
-        <w:t xml:space="preserve">drops your glucose. Most of us arrived at it from the 1800 rule, which divides</w:t>
-      </w:r>
-      <w:r>
-        <w:t xml:space="preserve"> </w:t>
-      </w:r>
-      <w:r>
-        <w:t xml:space="preserve">1800 by your total daily dose, then adjusted it when corrections kept landing too</w:t>
-      </w:r>
-      <w:r>
-        <w:t xml:space="preserve"> </w:t>
-      </w:r>
-      <w:r>
-        <w:t xml:space="preserve">hard or too soft.</w:t>
-      </w:r>
-    </w:p>
-    <w:p>
-      <w:pPr>
-        <w:pStyle w:val="BodyText"/>
-      </w:pPr>
-      <w:r>
-        <w:t xml:space="preserve">Dynamic ISF replaces that fixed number with a calculated one. Instead of using</w:t>
-      </w:r>
-      <w:r>
-        <w:t xml:space="preserve"> </w:t>
-      </w:r>
-      <w:r>
-        <w:t xml:space="preserve">what you entered, the algorithm works out a fresh sensitivity every few minutes</w:t>
-      </w:r>
-      <w:r>
-        <w:t xml:space="preserve"> </w:t>
-      </w:r>
-      <w:r>
-        <w:t xml:space="preserve">from two things: how much insulin you have been using lately, and where your</w:t>
-      </w:r>
-      <w:r>
-        <w:t xml:space="preserve"> </w:t>
-      </w:r>
-      <w:r>
-        <w:t xml:space="preserve">glucose is right now.</w:t>
-      </w:r>
-    </w:p>
-    <w:p>
-      <w:pPr>
-        <w:pStyle w:val="BodyText"/>
-      </w:pPr>
-      <w:r>
-        <w:t xml:space="preserve">There are two versions of the calculation and they disagree about how much your</w:t>
-      </w:r>
-      <w:r>
-        <w:t xml:space="preserve"> </w:t>
-      </w:r>
-      <w:r>
-        <w:t xml:space="preserve">daily dose should matter. The original, v1, keeps the 1800 rule’s shape: if your</w:t>
-      </w:r>
-      <w:r>
-        <w:t xml:space="preserve"> </w:t>
-      </w:r>
-      <w:r>
-        <w:t xml:space="preserve">daily dose doubles, your sensitivity halves. The revised version, v2, squares the</w:t>
-      </w:r>
-      <w:r>
-        <w:t xml:space="preserve"> </w:t>
-      </w:r>
-      <w:r>
-        <w:t xml:space="preserve">dose term, so if your daily dose doubles, your sensitivity drops to a quarter.</w:t>
-      </w:r>
-    </w:p>
-    <w:p>
-      <w:pPr>
-        <w:pStyle w:val="BodyText"/>
-      </w:pPr>
-      <w:r>
-        <w:t xml:space="preserve">That difference is not academic. Take someone on 20 units a day and someone on 60.</w:t>
-      </w:r>
-      <w:r>
-        <w:t xml:space="preserve"> </w:t>
-      </w:r>
-      <w:r>
-        <w:t xml:space="preserve">v1 says the second person’s corrections should be three times smaller per unit.</w:t>
-      </w:r>
-      <w:r>
-        <w:t xml:space="preserve"> </w:t>
-      </w:r>
-      <w:r>
-        <w:t xml:space="preserve">v2 says nine times smaller. The two versions cross at around 64 units a day, so</w:t>
-      </w:r>
-      <w:r>
-        <w:t xml:space="preserve"> </w:t>
-      </w:r>
-      <w:r>
-        <w:t xml:space="preserve">which one you are running decides whether the newer maths makes your corrections</w:t>
-      </w:r>
-      <w:r>
-        <w:t xml:space="preserve"> </w:t>
-      </w:r>
-      <w:r>
-        <w:t xml:space="preserve">stronger or weaker than the older one.</w:t>
-      </w:r>
-    </w:p>
-    <w:p>
-      <w:pPr>
-        <w:pStyle w:val="BodyText"/>
-      </w:pPr>
-      <w:r>
-        <w:t xml:space="preserve">Both also reduce your sensitivity when your glucose is high, on the reasoning that</w:t>
-      </w:r>
-      <w:r>
-        <w:t xml:space="preserve"> </w:t>
-      </w:r>
-      <w:r>
-        <w:t xml:space="preserve">insulin works less well when you are running high.</w:t>
-      </w:r>
-    </w:p>
-    <w:p>
-      <w:pPr>
-        <w:pStyle w:val="BodyText"/>
-      </w:pPr>
-      <w:r>
-        <w:t xml:space="preserve">This is an attempt to check all of that against a lot of people.</w:t>
+        <w:t xml:space="preserve">A pump holds one number that decides how hard it corrects: how far one unit of</w:t>
+      </w:r>
+      <w:r>
+        <w:t xml:space="preserve"> </w:t>
+      </w:r>
+      <w:r>
+        <w:t xml:space="preserve">insulin moves glucose. Most people arrive at it from the 1800 rule, which divides</w:t>
+      </w:r>
+      <w:r>
+        <w:t xml:space="preserve"> </w:t>
+      </w:r>
+      <w:r>
+        <w:t xml:space="preserve">1800 by total daily dose, then adjust it when corrections land too hard or too</w:t>
+      </w:r>
+      <w:r>
+        <w:t xml:space="preserve"> </w:t>
+      </w:r>
+      <w:r>
+        <w:t xml:space="preserve">soft.</w:t>
+      </w:r>
+    </w:p>
+    <w:p>
+      <w:pPr>
+        <w:pStyle w:val="BodyText"/>
+      </w:pPr>
+      <w:r>
+        <w:t xml:space="preserve">Dynamic ISF replaces that fixed number with a calculated one. The algorithm works</w:t>
+      </w:r>
+      <w:r>
+        <w:t xml:space="preserve"> </w:t>
+      </w:r>
+      <w:r>
+        <w:t xml:space="preserve">out a fresh sensitivity every few minutes from how much insulin the person has</w:t>
+      </w:r>
+      <w:r>
+        <w:t xml:space="preserve"> </w:t>
+      </w:r>
+      <w:r>
+        <w:t xml:space="preserve">been using and where their glucose sits.</w:t>
+      </w:r>
+    </w:p>
+    <w:p>
+      <w:pPr>
+        <w:pStyle w:val="BodyText"/>
+      </w:pPr>
+      <w:r>
+        <w:t xml:space="preserve">Two versions exist and they disagree about how much the daily dose should count.</w:t>
+      </w:r>
+      <w:r>
+        <w:t xml:space="preserve"> </w:t>
+      </w:r>
+      <w:r>
+        <w:t xml:space="preserve">The original, v1, keeps the 1800 rule’s shape. Double the daily dose and</w:t>
+      </w:r>
+      <w:r>
+        <w:t xml:space="preserve"> </w:t>
+      </w:r>
+      <w:r>
+        <w:t xml:space="preserve">sensitivity halves. The revised version, v2, squares the dose term. Double the</w:t>
+      </w:r>
+      <w:r>
+        <w:t xml:space="preserve"> </w:t>
+      </w:r>
+      <w:r>
+        <w:t xml:space="preserve">daily dose and sensitivity falls to a quarter.</w:t>
+      </w:r>
+    </w:p>
+    <w:p>
+      <w:pPr>
+        <w:pStyle w:val="BodyText"/>
+      </w:pPr>
+      <w:r>
+        <w:t xml:space="preserve">Compare somebody on 20 units a day with somebody on 60. v1 makes the second</w:t>
+      </w:r>
+      <w:r>
+        <w:t xml:space="preserve"> </w:t>
+      </w:r>
+      <w:r>
+        <w:t xml:space="preserve">person’s corrections three times smaller per unit. v2 makes them nine times</w:t>
+      </w:r>
+      <w:r>
+        <w:t xml:space="preserve"> </w:t>
+      </w:r>
+      <w:r>
+        <w:t xml:space="preserve">smaller. The two cross near 64 units a day, so a person’s dose decides whether</w:t>
+      </w:r>
+      <w:r>
+        <w:t xml:space="preserve"> </w:t>
+      </w:r>
+      <w:r>
+        <w:t xml:space="preserve">the newer maths corrects them harder or softer than the older one.</w:t>
+      </w:r>
+    </w:p>
+    <w:p>
+      <w:pPr>
+        <w:pStyle w:val="BodyText"/>
+      </w:pPr>
+      <w:r>
+        <w:t xml:space="preserve">Both versions also cut sensitivity when glucose runs high, on the reasoning that</w:t>
+      </w:r>
+      <w:r>
+        <w:t xml:space="preserve"> </w:t>
+      </w:r>
+      <w:r>
+        <w:t xml:space="preserve">insulin works less well up there.</w:t>
+      </w:r>
+    </w:p>
+    <w:p>
+      <w:pPr>
+        <w:pStyle w:val="BodyText"/>
+      </w:pPr>
+      <w:r>
+        <w:t xml:space="preserve">I tested all of it against seven public study archives.</w:t>
       </w:r>
     </w:p>
     <w:bookmarkEnd w:id="9"/>
-    <w:bookmarkStart w:id="10" w:name="the-short-version"/>
+    <w:bookmarkStart w:id="10" w:name="what-the-archives-show"/>
     <w:p>
       <w:pPr>
         <w:pStyle w:val="Heading2"/>
       </w:pPr>
       <w:r>
-        <w:t xml:space="preserve">The short version</w:t>
+        <w:t xml:space="preserve">What the archives show</w:t>
       </w:r>
     </w:p>
     <w:p>
@@ -190,133 +178,109 @@
         <w:pStyle w:val="FirstParagraph"/>
       </w:pPr>
       <w:r>
-        <w:t xml:space="preserve">Your daily dose does matter, and roughly in the way v1 says. Sensitivity falls as</w:t>
-      </w:r>
-      <w:r>
-        <w:t xml:space="preserve"> </w:t>
-      </w:r>
-      <w:r>
-        <w:t xml:space="preserve">daily dose rises, at an exponent close to what the 1800 rule assumes, though a</w:t>
-      </w:r>
-      <w:r>
-        <w:t xml:space="preserve"> </w:t>
-      </w:r>
-      <w:r>
-        <w:t xml:space="preserve">little shallower. Four separate methods agree on this, including one that was</w:t>
-      </w:r>
-      <w:r>
-        <w:t xml:space="preserve"> </w:t>
-      </w:r>
-      <w:r>
-        <w:t xml:space="preserve">free to find no relationship at all.</w:t>
-      </w:r>
-    </w:p>
-    <w:p>
-      <w:pPr>
-        <w:pStyle w:val="BodyText"/>
-      </w:pPr>
-      <w:r>
-        <w:t xml:space="preserve">Your glucose level also matters, but in the opposite direction to what both</w:t>
-      </w:r>
-      <w:r>
-        <w:t xml:space="preserve"> </w:t>
-      </w:r>
-      <w:r>
-        <w:t xml:space="preserve">equations assume. They make insulin most effective when you are near target and</w:t>
-      </w:r>
-      <w:r>
-        <w:t xml:space="preserve"> </w:t>
-      </w:r>
-      <w:r>
-        <w:t xml:space="preserve">least effective when you are high. What I measured is the reverse. A unit does</w:t>
-      </w:r>
-      <w:r>
-        <w:t xml:space="preserve"> </w:t>
-      </w:r>
-      <w:r>
-        <w:t xml:space="preserve">least near target, which is where your body is actively pushing back against</w:t>
-      </w:r>
-      <w:r>
-        <w:t xml:space="preserve"> </w:t>
-      </w:r>
-      <w:r>
-        <w:t xml:space="preserve">going lower, and slightly more when you are high.</w:t>
-      </w:r>
-    </w:p>
-    <w:p>
-      <w:pPr>
-        <w:pStyle w:val="BodyText"/>
-      </w:pPr>
-      <w:r>
-        <w:t xml:space="preserve">The two do not combine the way either equation combines them. Both multiply a</w:t>
-      </w:r>
-      <w:r>
-        <w:t xml:space="preserve"> </w:t>
-      </w:r>
-      <w:r>
-        <w:t xml:space="preserve">dose term by a glucose term and assume the two are independent. They are not: how</w:t>
-      </w:r>
-      <w:r>
-        <w:t xml:space="preserve"> </w:t>
-      </w:r>
-      <w:r>
-        <w:t xml:space="preserve">your sensitivity changes with glucose depends on how much insulin you use.</w:t>
-      </w:r>
-    </w:p>
-    <w:p>
-      <w:pPr>
-        <w:pStyle w:val="BodyText"/>
-      </w:pPr>
-      <w:r>
-        <w:t xml:space="preserve">And a real part of what the equations are picking up is food rather than</w:t>
-      </w:r>
-      <w:r>
-        <w:t xml:space="preserve"> </w:t>
-      </w:r>
-      <w:r>
-        <w:t xml:space="preserve">sensitivity. In the four hours after a meal you logged, measured sensitivity goes</w:t>
-      </w:r>
-      <w:r>
-        <w:t xml:space="preserve"> </w:t>
-      </w:r>
-      <w:r>
-        <w:t xml:space="preserve">negative, meaning glucose rises while insulin is acting, because carbohydrate is</w:t>
-      </w:r>
-      <w:r>
-        <w:t xml:space="preserve"> </w:t>
-      </w:r>
-      <w:r>
-        <w:t xml:space="preserve">still arriving after the absorption model has finished counting it.</w:t>
-      </w:r>
-    </w:p>
-    <w:p>
-      <w:pPr>
-        <w:pStyle w:val="BodyText"/>
-      </w:pPr>
-      <w:r>
-        <w:t xml:space="preserve">When I asked each version to predict how far glucose would actually fall</w:t>
-      </w:r>
-      <w:r>
-        <w:t xml:space="preserve"> </w:t>
-      </w:r>
-      <w:r>
-        <w:t xml:space="preserve">overnight, a plain static 1800 rule did better than either of them, and v2 did</w:t>
-      </w:r>
-      <w:r>
-        <w:t xml:space="preserve"> </w:t>
-      </w:r>
-      <w:r>
-        <w:t xml:space="preserve">very badly indeed.</w:t>
+        <w:t xml:space="preserve">Daily dose changes sensitivity, close to the way v1 says. Sensitivity falls as</w:t>
+      </w:r>
+      <w:r>
+        <w:t xml:space="preserve"> </w:t>
+      </w:r>
+      <w:r>
+        <w:t xml:space="preserve">dose rises, at an exponent near the one the 1800 rule assumes and a little</w:t>
+      </w:r>
+      <w:r>
+        <w:t xml:space="preserve"> </w:t>
+      </w:r>
+      <w:r>
+        <w:t xml:space="preserve">shallower. Four methods agree, and one of them could have found nothing.</w:t>
+      </w:r>
+    </w:p>
+    <w:p>
+      <w:pPr>
+        <w:pStyle w:val="BodyText"/>
+      </w:pPr>
+      <w:r>
+        <w:t xml:space="preserve">Glucose changes sensitivity too, in the direction opposite to both equations.</w:t>
+      </w:r>
+      <w:r>
+        <w:t xml:space="preserve"> </w:t>
+      </w:r>
+      <w:r>
+        <w:t xml:space="preserve">They make insulin work best near target and worst when glucose is high. It works</w:t>
+      </w:r>
+      <w:r>
+        <w:t xml:space="preserve"> </w:t>
+      </w:r>
+      <w:r>
+        <w:t xml:space="preserve">worst near target, where the body defends against a further fall, and slightly</w:t>
+      </w:r>
+      <w:r>
+        <w:t xml:space="preserve"> </w:t>
+      </w:r>
+      <w:r>
+        <w:t xml:space="preserve">better when glucose is high.</w:t>
+      </w:r>
+    </w:p>
+    <w:p>
+      <w:pPr>
+        <w:pStyle w:val="BodyText"/>
+      </w:pPr>
+      <w:r>
+        <w:t xml:space="preserve">The two axes do not multiply the way both equations multiply them. Each treats</w:t>
+      </w:r>
+      <w:r>
+        <w:t xml:space="preserve"> </w:t>
+      </w:r>
+      <w:r>
+        <w:t xml:space="preserve">the glucose term as the same whatever the dose. It is not.</w:t>
+      </w:r>
+    </w:p>
+    <w:p>
+      <w:pPr>
+        <w:pStyle w:val="BodyText"/>
+      </w:pPr>
+      <w:r>
+        <w:t xml:space="preserve">Food explains a real share of what the glucose term picks up. For four hours</w:t>
+      </w:r>
+      <w:r>
+        <w:t xml:space="preserve"> </w:t>
+      </w:r>
+      <w:r>
+        <w:t xml:space="preserve">after a logged meal, measured sensitivity turns negative: glucose climbs while</w:t>
+      </w:r>
+      <w:r>
+        <w:t xml:space="preserve"> </w:t>
+      </w:r>
+      <w:r>
+        <w:t xml:space="preserve">insulin acts, because carbohydrate keeps arriving after the absorption model</w:t>
+      </w:r>
+      <w:r>
+        <w:t xml:space="preserve"> </w:t>
+      </w:r>
+      <w:r>
+        <w:t xml:space="preserve">stops counting it.</w:t>
+      </w:r>
+    </w:p>
+    <w:p>
+      <w:pPr>
+        <w:pStyle w:val="BodyText"/>
+      </w:pPr>
+      <w:r>
+        <w:t xml:space="preserve">Asked to predict the overnight fall, a static 1800 rule beat both equations. v2</w:t>
+      </w:r>
+      <w:r>
+        <w:t xml:space="preserve"> </w:t>
+      </w:r>
+      <w:r>
+        <w:t xml:space="preserve">missed by four times as much as anything else on the list.</w:t>
       </w:r>
     </w:p>
     <w:bookmarkEnd w:id="10"/>
-    <w:bookmarkStart w:id="11" w:name="Xbffc54ef92d8b53fefb863498f2a8c50baf8749"/>
+    <w:bookmarkStart w:id="11" w:name="what-that-means-for-somebody-running-one"/>
     <w:p>
       <w:pPr>
         <w:pStyle w:val="Heading2"/>
       </w:pPr>
       <w:r>
-        <w:t xml:space="preserve">What that means if you are running one of these</w:t>
+        <w:t xml:space="preserve">What that means for somebody running one</w:t>
       </w:r>
     </w:p>
     <w:p>
@@ -324,95 +288,77 @@
         <w:pStyle w:val="FirstParagraph"/>
       </w:pPr>
       <w:r>
-        <w:t xml:space="preserve">If you use v1, the dose half of it is close to right and the glucose half is</w:t>
-      </w:r>
-      <w:r>
-        <w:t xml:space="preserve"> </w:t>
-      </w:r>
-      <w:r>
-        <w:t xml:space="preserve">pointed the wrong way but is small enough not to do much harm.</w:t>
-      </w:r>
-    </w:p>
-    <w:p>
-      <w:pPr>
-        <w:pStyle w:val="BodyText"/>
-      </w:pPr>
-      <w:r>
-        <w:t xml:space="preserve">If you use v2, the squared dose term is not supported by anything I can measure</w:t>
-      </w:r>
-      <w:r>
-        <w:t xml:space="preserve"> </w:t>
-      </w:r>
-      <w:r>
-        <w:t xml:space="preserve">here. It was not the best predictor for a single person out of 1,626, and it fails</w:t>
-      </w:r>
-      <w:r>
-        <w:t xml:space="preserve"> </w:t>
-      </w:r>
-      <w:r>
-        <w:t xml:space="preserve">worst for people on small daily doses. For a young child on ten units a day,</w:t>
-      </w:r>
-      <w:r>
-        <w:t xml:space="preserve"> </w:t>
-      </w:r>
-      <w:r>
-        <w:t xml:space="preserve">squaring the dose gives a sensitivity of several thousand, which means a</w:t>
-      </w:r>
-      <w:r>
-        <w:t xml:space="preserve"> </w:t>
-      </w:r>
-      <w:r>
-        <w:t xml:space="preserve">correction dose of almost nothing.</w:t>
-      </w:r>
-    </w:p>
-    <w:p>
-      <w:pPr>
-        <w:pStyle w:val="BodyText"/>
-      </w:pPr>
-      <w:r>
-        <w:t xml:space="preserve">If you use neither, the 1800 rule you probably already have is a reasonable</w:t>
-      </w:r>
-      <w:r>
-        <w:t xml:space="preserve"> </w:t>
-      </w:r>
-      <w:r>
-        <w:t xml:space="preserve">description of what these archives show, and it beat every dynamic form I tested</w:t>
-      </w:r>
-      <w:r>
-        <w:t xml:space="preserve"> </w:t>
-      </w:r>
-      <w:r>
-        <w:t xml:space="preserve">at predicting the overnight fall.</w:t>
-      </w:r>
-    </w:p>
-    <w:p>
-      <w:pPr>
-        <w:pStyle w:val="BodyText"/>
-      </w:pPr>
-      <w:r>
-        <w:t xml:space="preserve">None of this is a criticism of the people who built these equations. They were</w:t>
-      </w:r>
-      <w:r>
-        <w:t xml:space="preserve"> </w:t>
-      </w:r>
-      <w:r>
-        <w:t xml:space="preserve">working from the same rule of thumb most of us set our pumps from, and one of the</w:t>
-      </w:r>
-      <w:r>
-        <w:t xml:space="preserve"> </w:t>
-      </w:r>
-      <w:r>
-        <w:t xml:space="preserve">findings here is that the rule holds up well.</w:t>
+        <w:t xml:space="preserve">Running v1, the dose half holds up. The glucose half points the wrong way but</w:t>
+      </w:r>
+      <w:r>
+        <w:t xml:space="preserve"> </w:t>
+      </w:r>
+      <w:r>
+        <w:t xml:space="preserve">stays small enough to cost little.</w:t>
+      </w:r>
+    </w:p>
+    <w:p>
+      <w:pPr>
+        <w:pStyle w:val="BodyText"/>
+      </w:pPr>
+      <w:r>
+        <w:t xml:space="preserve">Running v2, nothing here supports the squared dose term. It never beat the</w:t>
+      </w:r>
+      <w:r>
+        <w:t xml:space="preserve"> </w:t>
+      </w:r>
+      <w:r>
+        <w:t xml:space="preserve">alternatives for a single person out of 1,626, and it fails hardest at small</w:t>
+      </w:r>
+      <w:r>
+        <w:t xml:space="preserve"> </w:t>
+      </w:r>
+      <w:r>
+        <w:t xml:space="preserve">doses. Squaring the dose hands a child on ten units a day a sensitivity of</w:t>
+      </w:r>
+      <w:r>
+        <w:t xml:space="preserve"> </w:t>
+      </w:r>
+      <w:r>
+        <w:t xml:space="preserve">several thousand, which turns a correction into almost nothing.</w:t>
+      </w:r>
+    </w:p>
+    <w:p>
+      <w:pPr>
+        <w:pStyle w:val="BodyText"/>
+      </w:pPr>
+      <w:r>
+        <w:t xml:space="preserve">Running neither, the 1800 rule already in most pumps describes these archives</w:t>
+      </w:r>
+      <w:r>
+        <w:t xml:space="preserve"> </w:t>
+      </w:r>
+      <w:r>
+        <w:t xml:space="preserve">well, and it out-predicted every dynamic version tested.</w:t>
+      </w:r>
+    </w:p>
+    <w:p>
+      <w:pPr>
+        <w:pStyle w:val="BodyText"/>
+      </w:pPr>
+      <w:r>
+        <w:t xml:space="preserve">The people who built these equations worked from that same rule of thumb, and</w:t>
+      </w:r>
+      <w:r>
+        <w:t xml:space="preserve"> </w:t>
+      </w:r>
+      <w:r>
+        <w:t xml:space="preserve">the rule survives this analysis in good shape.</w:t>
       </w:r>
     </w:p>
     <w:bookmarkEnd w:id="11"/>
-    <w:bookmarkStart w:id="12" w:name="where-the-data-came-from"/>
+    <w:bookmarkStart w:id="12" w:name="the-archives"/>
     <w:p>
       <w:pPr>
         <w:pStyle w:val="Heading2"/>
       </w:pPr>
       <w:r>
-        <w:t xml:space="preserve">Where the data came from</w:t>
+        <w:t xml:space="preserve">The archives</w:t>
       </w:r>
     </w:p>
     <w:p>
@@ -466,7 +412,7 @@
               <w:pStyle w:val="Compact"/>
             </w:pPr>
             <w:r>
-              <w:t xml:space="preserve">What people were using</w:t>
+              <w:t xml:space="preserve">System in use</w:t>
             </w:r>
           </w:p>
         </w:tc>
@@ -670,7 +616,7 @@
               <w:pStyle w:val="Compact"/>
             </w:pPr>
             <w:r>
-              <w:t xml:space="preserve">Control-IQ, adults and teenagers</w:t>
+              <w:t xml:space="preserve">Control-IQ, adults and adolescents</w:t>
             </w:r>
           </w:p>
         </w:tc>
@@ -929,7 +875,49 @@
         <w:pStyle w:val="BodyText"/>
       </w:pPr>
       <w:r>
-        <w:t xml:space="preserve">That gives 708,106 usable overnight stretches from 1,659 people, each</w:t>
+        <w:t xml:space="preserve">Two rows carry more weight than the rest.</w:t>
+      </w:r>
+    </w:p>
+    <w:p>
+      <w:pPr>
+        <w:pStyle w:val="BodyText"/>
+      </w:pPr>
+      <w:r>
+        <w:t xml:space="preserve">REPLACE-BG ran in 2015 on a pump and a sensor with no algorithm between them. No</w:t>
+      </w:r>
+      <w:r>
+        <w:t xml:space="preserve"> </w:t>
+      </w:r>
+      <w:r>
+        <w:t xml:space="preserve">machine chose anyone’s insulin by watching their glucose, and that turns out to</w:t>
+      </w:r>
+      <w:r>
+        <w:t xml:space="preserve"> </w:t>
+      </w:r>
+      <w:r>
+        <w:t xml:space="preserve">matter more than its size suggests.</w:t>
+      </w:r>
+    </w:p>
+    <w:p>
+      <w:pPr>
+        <w:pStyle w:val="BodyText"/>
+      </w:pPr>
+      <w:r>
+        <w:t xml:space="preserve">Loop and REPLACE-BG also recorded meals. Only in those two can I exclude a meal</w:t>
+      </w:r>
+      <w:r>
+        <w:t xml:space="preserve"> </w:t>
+      </w:r>
+      <w:r>
+        <w:t xml:space="preserve">rather than guess at one.</w:t>
+      </w:r>
+    </w:p>
+    <w:p>
+      <w:pPr>
+        <w:pStyle w:val="BodyText"/>
+      </w:pPr>
+      <w:r>
+        <w:t xml:space="preserve">Screening leaves 708,106 usable overnight stretches from 1,659 people, each</w:t>
       </w:r>
       <w:r>
         <w:t xml:space="preserve"> </w:t>
@@ -938,62 +926,14 @@
         <w:t xml:space="preserve">contributing at least forty.</w:t>
       </w:r>
     </w:p>
-    <w:p>
-      <w:pPr>
-        <w:pStyle w:val="BodyText"/>
-      </w:pPr>
-      <w:r>
-        <w:t xml:space="preserve">Two of those rows matter more than the others.</w:t>
-      </w:r>
-    </w:p>
-    <w:p>
-      <w:pPr>
-        <w:pStyle w:val="BodyText"/>
-      </w:pPr>
-      <w:r>
-        <w:t xml:space="preserve">REPLACE-BG ran in 2015 on a pump and a sensor with no algorithm in between. That</w:t>
-      </w:r>
-      <w:r>
-        <w:t xml:space="preserve"> </w:t>
-      </w:r>
-      <w:r>
-        <w:t xml:space="preserve">makes it the only group where the insulin someone received was not chosen by a</w:t>
-      </w:r>
-      <w:r>
-        <w:t xml:space="preserve"> </w:t>
-      </w:r>
-      <w:r>
-        <w:t xml:space="preserve">machine watching their glucose, which turns out to matter a great deal.</w:t>
-      </w:r>
-    </w:p>
-    <w:p>
-      <w:pPr>
-        <w:pStyle w:val="BodyText"/>
-      </w:pPr>
-      <w:r>
-        <w:t xml:space="preserve">Loop and REPLACE-BG are also the only groups where people recorded what they ate.</w:t>
-      </w:r>
-      <w:r>
-        <w:t xml:space="preserve"> </w:t>
-      </w:r>
-      <w:r>
-        <w:t xml:space="preserve">That makes them the only two where I can genuinely exclude a meal rather than</w:t>
-      </w:r>
-      <w:r>
-        <w:t xml:space="preserve"> </w:t>
-      </w:r>
-      <w:r>
-        <w:t xml:space="preserve">guess at one.</w:t>
-      </w:r>
-    </w:p>
     <w:bookmarkEnd w:id="12"/>
-    <w:bookmarkStart w:id="19" w:name="how-i-worked-out-what-a-unit-did"/>
+    <w:bookmarkStart w:id="19" w:name="measuring-what-a-unit-did"/>
     <w:p>
       <w:pPr>
         <w:pStyle w:val="Heading2"/>
       </w:pPr>
       <w:r>
-        <w:t xml:space="preserve">How I worked out what a unit did</w:t>
+        <w:t xml:space="preserve">Measuring what a unit did</w:t>
       </w:r>
     </w:p>
     <w:p>
@@ -1001,74 +941,56 @@
         <w:pStyle w:val="FirstParagraph"/>
       </w:pPr>
       <w:r>
-        <w:t xml:space="preserve">None of these archives records an insulin on board figure, or what the algorithm</w:t>
-      </w:r>
-      <w:r>
-        <w:t xml:space="preserve"> </w:t>
-      </w:r>
-      <w:r>
-        <w:t xml:space="preserve">predicted, or in most cases even a sensitivity setting. All of it has to be</w:t>
-      </w:r>
-      <w:r>
-        <w:t xml:space="preserve"> </w:t>
-      </w:r>
-      <w:r>
-        <w:t xml:space="preserve">rebuilt from the basal and boluses that were delivered.</w:t>
-      </w:r>
-    </w:p>
-    <w:p>
-      <w:pPr>
-        <w:pStyle w:val="BodyText"/>
-      </w:pPr>
-      <w:r>
-        <w:t xml:space="preserve">The approach is the one you would sketch on paper. Take a stretch of time</w:t>
-      </w:r>
-      <w:r>
-        <w:t xml:space="preserve"> </w:t>
-      </w:r>
-      <w:r>
-        <w:t xml:space="preserve">overnight. Note how far glucose fell. Work out how much insulin was actually</w:t>
-      </w:r>
-      <w:r>
-        <w:t xml:space="preserve"> </w:t>
-      </w:r>
-      <w:r>
-        <w:t xml:space="preserve">acting across that stretch, adding up every dose that contributed, using a</w:t>
-      </w:r>
-      <w:r>
-        <w:t xml:space="preserve"> </w:t>
-      </w:r>
-      <w:r>
-        <w:t xml:space="preserve">six hour insulin curve. Divide one by the other and you have milligrams per</w:t>
-      </w:r>
-      <w:r>
-        <w:t xml:space="preserve"> </w:t>
-      </w:r>
-      <w:r>
-        <w:t xml:space="preserve">decilitre per unit, which is what a sensitivity factor is.</w:t>
-      </w:r>
-    </w:p>
-    <w:p>
-      <w:pPr>
-        <w:pStyle w:val="BodyText"/>
-      </w:pPr>
-      <w:r>
-        <w:t xml:space="preserve">Two details in that do most of the work, and both are worth understanding because</w:t>
-      </w:r>
-      <w:r>
-        <w:t xml:space="preserve"> </w:t>
-      </w:r>
-      <w:r>
-        <w:t xml:space="preserve">they are where this kind of analysis usually goes wrong.</w:t>
-      </w:r>
-    </w:p>
-    <w:bookmarkStart w:id="16" w:name="Xe8583e36f4b5b6dbb0219df4e8235256f301a8c"/>
+        <w:t xml:space="preserve">No archive records insulin on board, what the algorithm predicted, or usually</w:t>
+      </w:r>
+      <w:r>
+        <w:t xml:space="preserve"> </w:t>
+      </w:r>
+      <w:r>
+        <w:t xml:space="preserve">even a sensitivity setting. All of it comes back from the basal and boluses that</w:t>
+      </w:r>
+      <w:r>
+        <w:t xml:space="preserve"> </w:t>
+      </w:r>
+      <w:r>
+        <w:t xml:space="preserve">were delivered.</w:t>
+      </w:r>
+    </w:p>
+    <w:p>
+      <w:pPr>
+        <w:pStyle w:val="BodyText"/>
+      </w:pPr>
+      <w:r>
+        <w:t xml:space="preserve">The method is the obvious one. Take a stretch of time overnight. Measure how far</w:t>
+      </w:r>
+      <w:r>
+        <w:t xml:space="preserve"> </w:t>
+      </w:r>
+      <w:r>
+        <w:t xml:space="preserve">glucose fell. Add up the insulin acting across that stretch from every dose that</w:t>
+      </w:r>
+      <w:r>
+        <w:t xml:space="preserve"> </w:t>
+      </w:r>
+      <w:r>
+        <w:t xml:space="preserve">contributed, using a six hour curve. Divide.</w:t>
+      </w:r>
+    </w:p>
+    <w:p>
+      <w:pPr>
+        <w:pStyle w:val="BodyText"/>
+      </w:pPr>
+      <w:r>
+        <w:t xml:space="preserve">Two things decide whether that division means anything.</w:t>
+      </w:r>
+    </w:p>
+    <w:bookmarkStart w:id="16" w:name="Xc8e4aaf98b8bcb91e1ebd9df7caf570fdf3f336"/>
     <w:p>
       <w:pPr>
         <w:pStyle w:val="Heading3"/>
       </w:pPr>
       <w:r>
-        <w:t xml:space="preserve">Insulin your loop chose cannot measure your sensitivity</w:t>
+        <w:t xml:space="preserve">Insulin an algorithm chose measures the algorithm</w:t>
       </w:r>
     </w:p>
     <w:p>
@@ -1076,65 +998,45 @@
         <w:pStyle w:val="FirstParagraph"/>
       </w:pPr>
       <w:r>
-        <w:t xml:space="preserve">If an algorithm is running, it gives you more insulin exactly when your glucose</w:t>
-      </w:r>
-      <w:r>
-        <w:t xml:space="preserve"> </w:t>
-      </w:r>
-      <w:r>
-        <w:t xml:space="preserve">is refusing to come down. So if you compare the fall against all the insulin that</w:t>
-      </w:r>
-      <w:r>
-        <w:t xml:space="preserve"> </w:t>
-      </w:r>
-      <w:r>
-        <w:t xml:space="preserve">acted, you find that more insulin goes with less falling, and the answer comes out</w:t>
-      </w:r>
-      <w:r>
-        <w:t xml:space="preserve"> </w:t>
-      </w:r>
-      <w:r>
-        <w:t xml:space="preserve">negative. That would say insulin puts your glucose up. It does not. You have</w:t>
-      </w:r>
-      <w:r>
-        <w:t xml:space="preserve"> </w:t>
-      </w:r>
-      <w:r>
-        <w:t xml:space="preserve">measured the algorithm’s behaviour rather than your body’s.</w:t>
-      </w:r>
-    </w:p>
-    <w:p>
-      <w:pPr>
-        <w:pStyle w:val="BodyText"/>
-      </w:pPr>
-      <w:r>
-        <w:t xml:space="preserve">I handle this by separating insulin according to when it was decided. Insulin</w:t>
-      </w:r>
-      <w:r>
-        <w:t xml:space="preserve"> </w:t>
-      </w:r>
-      <w:r>
-        <w:t xml:space="preserve">already in you when a stretch begins was committed before anything in that stretch</w:t>
-      </w:r>
-      <w:r>
-        <w:t xml:space="preserve"> </w:t>
-      </w:r>
-      <w:r>
-        <w:t xml:space="preserve">happened, so it cannot be a reaction to the glucose I am about to measure. Insulin</w:t>
-      </w:r>
-      <w:r>
-        <w:t xml:space="preserve"> </w:t>
-      </w:r>
-      <w:r>
-        <w:t xml:space="preserve">delivered during the stretch can be.</w:t>
-      </w:r>
-    </w:p>
-    <w:p>
-      <w:pPr>
-        <w:pStyle w:val="BodyText"/>
-      </w:pPr>
-      <w:r>
-        <w:t xml:space="preserve">The size of that problem is worth seeing.</w:t>
+        <w:t xml:space="preserve">An algorithm delivers more insulin exactly when glucose refuses to come down.</w:t>
+      </w:r>
+      <w:r>
+        <w:t xml:space="preserve"> </w:t>
+      </w:r>
+      <w:r>
+        <w:t xml:space="preserve">Compare the fall against all the insulin that acted and more insulin goes with</w:t>
+      </w:r>
+      <w:r>
+        <w:t xml:space="preserve"> </w:t>
+      </w:r>
+      <w:r>
+        <w:t xml:space="preserve">less falling, so the answer turns negative. That would say insulin raises</w:t>
+      </w:r>
+      <w:r>
+        <w:t xml:space="preserve"> </w:t>
+      </w:r>
+      <w:r>
+        <w:t xml:space="preserve">glucose. It does not. The calculation has measured the controller’s policy.</w:t>
+      </w:r>
+    </w:p>
+    <w:p>
+      <w:pPr>
+        <w:pStyle w:val="BodyText"/>
+      </w:pPr>
+      <w:r>
+        <w:t xml:space="preserve">I split insulin by when it was decided. Insulin already present when a stretch</w:t>
+      </w:r>
+      <w:r>
+        <w:t xml:space="preserve"> </w:t>
+      </w:r>
+      <w:r>
+        <w:t xml:space="preserve">opens was committed before anything in that stretch happened, so it cannot</w:t>
+      </w:r>
+      <w:r>
+        <w:t xml:space="preserve"> </w:t>
+      </w:r>
+      <w:r>
+        <w:t xml:space="preserve">answer glucose the stretch has yet to record.</w:t>
       </w:r>
     </w:p>
     <w:p>
@@ -1197,39 +1099,27 @@
         <w:pStyle w:val="BodyText"/>
       </w:pPr>
       <w:r>
-        <w:t xml:space="preserve">Reading across the groups, the share of people whose sensitivity comes out</w:t>
-      </w:r>
-      <w:r>
-        <w:t xml:space="preserve"> </w:t>
-      </w:r>
-      <w:r>
-        <w:t xml:space="preserve">positive collapses from 78% to 8% as the system gets more reactive, then recovers</w:t>
-      </w:r>
-      <w:r>
-        <w:t xml:space="preserve"> </w:t>
-      </w:r>
-      <w:r>
-        <w:t xml:space="preserve">once I use only the insulin that was already committed. REPLACE-BG is the</w:t>
-      </w:r>
-      <w:r>
-        <w:t xml:space="preserve"> </w:t>
-      </w:r>
-      <w:r>
-        <w:t xml:space="preserve">exception, because in 2015 nothing was choosing it.</w:t>
-      </w:r>
-    </w:p>
-    <w:p>
-      <w:pPr>
-        <w:pStyle w:val="BodyText"/>
-      </w:pPr>
-      <w:r>
-        <w:t xml:space="preserve">That is why 196 people from a decade ago carry more weight here than their number</w:t>
-      </w:r>
-      <w:r>
-        <w:t xml:space="preserve"> </w:t>
-      </w:r>
-      <w:r>
-        <w:t xml:space="preserve">suggests.</w:t>
+        <w:t xml:space="preserve">The share of people whose sensitivity comes out positive drops from 78% to 8% as</w:t>
+      </w:r>
+      <w:r>
+        <w:t xml:space="preserve"> </w:t>
+      </w:r>
+      <w:r>
+        <w:t xml:space="preserve">the controller grows more reactive, then climbs back once I use committed insulin</w:t>
+      </w:r>
+      <w:r>
+        <w:t xml:space="preserve"> </w:t>
+      </w:r>
+      <w:r>
+        <w:t xml:space="preserve">only. REPLACE-BG stands apart, because nothing chose its insulin.</w:t>
+      </w:r>
+    </w:p>
+    <w:p>
+      <w:pPr>
+        <w:pStyle w:val="BodyText"/>
+      </w:pPr>
+      <w:r>
+        <w:t xml:space="preserve">That is why 196 people from a decade ago outweigh their number here.</w:t>
       </w:r>
     </w:p>
     <w:bookmarkEnd w:id="16"/>
@@ -1247,73 +1137,61 @@
         <w:pStyle w:val="FirstParagraph"/>
       </w:pPr>
       <w:r>
-        <w:t xml:space="preserve">Over any stretch of time, your glucose change is insulin action minus the glucose</w:t>
-      </w:r>
-      <w:r>
-        <w:t xml:space="preserve"> </w:t>
-      </w:r>
-      <w:r>
-        <w:t xml:space="preserve">your liver is putting out. Basal exists to cancel that output. So when your basal</w:t>
-      </w:r>
-      <w:r>
-        <w:t xml:space="preserve"> </w:t>
-      </w:r>
-      <w:r>
-        <w:t xml:space="preserve">is right, your glucose is flat, and a naive calculation of fall divided by insulin</w:t>
-      </w:r>
-      <w:r>
-        <w:t xml:space="preserve"> </w:t>
-      </w:r>
-      <w:r>
-        <w:t xml:space="preserve">gives zero. That is not a sensitivity of zero, it is a correct basal rate.</w:t>
-      </w:r>
-    </w:p>
-    <w:p>
-      <w:pPr>
-        <w:pStyle w:val="BodyText"/>
-      </w:pPr>
-      <w:r>
-        <w:t xml:space="preserve">When I ran that naive calculation it returned 3 to 9 mg/dL per unit against</w:t>
-      </w:r>
-      <w:r>
-        <w:t xml:space="preserve"> </w:t>
-      </w:r>
-      <w:r>
-        <w:t xml:space="preserve">entered settings of 25 to 60, which is that effect and not a finding. Everything</w:t>
-      </w:r>
-      <w:r>
-        <w:t xml:space="preserve"> </w:t>
-      </w:r>
-      <w:r>
-        <w:t xml:space="preserve">below therefore compares each stretch against what that person’s glucose usually</w:t>
-      </w:r>
-      <w:r>
-        <w:t xml:space="preserve"> </w:t>
-      </w:r>
-      <w:r>
-        <w:t xml:space="preserve">does at that time of day, and against how much insulin usually acts then. What</w:t>
-      </w:r>
-      <w:r>
-        <w:t xml:space="preserve"> </w:t>
-      </w:r>
-      <w:r>
-        <w:t xml:space="preserve">survives is the effect of the insulin that was not routine, which is what a</w:t>
-      </w:r>
-      <w:r>
-        <w:t xml:space="preserve"> </w:t>
-      </w:r>
-      <w:r>
-        <w:t xml:space="preserve">correction dose actually is.</w:t>
+        <w:t xml:space="preserve">Across any stretch, glucose changes by insulin action minus the glucose the liver</w:t>
+      </w:r>
+      <w:r>
+        <w:t xml:space="preserve"> </w:t>
+      </w:r>
+      <w:r>
+        <w:t xml:space="preserve">puts out. Basal cancels that output. So a correct basal rate holds glucose flat,</w:t>
+      </w:r>
+      <w:r>
+        <w:t xml:space="preserve"> </w:t>
+      </w:r>
+      <w:r>
+        <w:t xml:space="preserve">and fall divided by insulin returns zero. Zero basal error, not zero sensitivity.</w:t>
+      </w:r>
+    </w:p>
+    <w:p>
+      <w:pPr>
+        <w:pStyle w:val="BodyText"/>
+      </w:pPr>
+      <w:r>
+        <w:t xml:space="preserve">Run that naive division and it returns 3 to 9 mg/dL per unit against entered</w:t>
+      </w:r>
+      <w:r>
+        <w:t xml:space="preserve"> </w:t>
+      </w:r>
+      <w:r>
+        <w:t xml:space="preserve">settings of 25 to 60. Everything below therefore measures each stretch against</w:t>
+      </w:r>
+      <w:r>
+        <w:t xml:space="preserve"> </w:t>
+      </w:r>
+      <w:r>
+        <w:t xml:space="preserve">what that person’s glucose usually does at that hour, and against how much</w:t>
+      </w:r>
+      <w:r>
+        <w:t xml:space="preserve"> </w:t>
+      </w:r>
+      <w:r>
+        <w:t xml:space="preserve">insulin usually acts by then. What is left is the effect of the insulin that was</w:t>
+      </w:r>
+      <w:r>
+        <w:t xml:space="preserve"> </w:t>
+      </w:r>
+      <w:r>
+        <w:t xml:space="preserve">not routine, which is what a correction is.</w:t>
       </w:r>
     </w:p>
     <w:bookmarkEnd w:id="17"/>
-    <w:bookmarkStart w:id="18" w:name="a-check-that-the-arithmetic-is-right"/>
+    <w:bookmarkStart w:id="18" w:name="X60193e16bd6e52f8253e69dc976ff6a94d12bfa"/>
     <w:p>
       <w:pPr>
         <w:pStyle w:val="Heading3"/>
       </w:pPr>
       <w:r>
-        <w:t xml:space="preserve">A check that the arithmetic is right</w:t>
+        <w:t xml:space="preserve">Checking the arithmetic against something recorded</w:t>
       </w:r>
     </w:p>
     <w:p>
@@ -1321,70 +1199,70 @@
         <w:pStyle w:val="FirstParagraph"/>
       </w:pPr>
       <w:r>
-        <w:t xml:space="preserve">Loop wrote down its own insulin on board figure at every bolus. That is the one</w:t>
-      </w:r>
-      <w:r>
-        <w:t xml:space="preserve"> </w:t>
-      </w:r>
-      <w:r>
-        <w:t xml:space="preserve">place in all of these archives where an app’s internal state was recorded, so I</w:t>
-      </w:r>
-      <w:r>
-        <w:t xml:space="preserve"> </w:t>
-      </w:r>
-      <w:r>
-        <w:t xml:space="preserve">can rebuild it from the pump data and see whether I get the same answer.</w:t>
-      </w:r>
-    </w:p>
-    <w:p>
-      <w:pPr>
-        <w:pStyle w:val="BodyText"/>
-      </w:pPr>
-      <w:r>
-        <w:t xml:space="preserve">Across 158 people, my reconstruction tracks Loop’s own figure at a correlation of</w:t>
-      </w:r>
-      <w:r>
-        <w:t xml:space="preserve"> </w:t>
-      </w:r>
-      <w:r>
-        <w:t xml:space="preserve">0.927, with a typical difference of a third of a unit. That is the whole dose</w:t>
-      </w:r>
-      <w:r>
-        <w:t xml:space="preserve"> </w:t>
-      </w:r>
-      <w:r>
-        <w:t xml:space="preserve">calculation checked against something other than my own assumptions.</w:t>
-      </w:r>
-    </w:p>
-    <w:p>
-      <w:pPr>
-        <w:pStyle w:val="BodyText"/>
-      </w:pPr>
-      <w:r>
-        <w:t xml:space="preserve">Getting there needed the basal profile, which is in no settings file in the</w:t>
-      </w:r>
-      <w:r>
-        <w:t xml:space="preserve"> </w:t>
-      </w:r>
-      <w:r>
-        <w:t xml:space="preserve">archive, because Loop counts insulin on board net of scheduled basal. It turned</w:t>
-      </w:r>
-      <w:r>
-        <w:t xml:space="preserve"> </w:t>
-      </w:r>
-      <w:r>
-        <w:t xml:space="preserve">out to be recoverable: every temp basal record carries the rate it was overriding.</w:t>
+        <w:t xml:space="preserve">Loop wrote down its own insulin on board at every bolus. Nowhere else in these</w:t>
+      </w:r>
+      <w:r>
+        <w:t xml:space="preserve"> </w:t>
+      </w:r>
+      <w:r>
+        <w:t xml:space="preserve">archives did an app record its internal state, so I can rebuild that number from</w:t>
+      </w:r>
+      <w:r>
+        <w:t xml:space="preserve"> </w:t>
+      </w:r>
+      <w:r>
+        <w:t xml:space="preserve">the pump data and compare.</w:t>
+      </w:r>
+    </w:p>
+    <w:p>
+      <w:pPr>
+        <w:pStyle w:val="BodyText"/>
+      </w:pPr>
+      <w:r>
+        <w:t xml:space="preserve">Across 158 people the rebuild tracks Loop’s own figure at a correlation of 0.927,</w:t>
+      </w:r>
+      <w:r>
+        <w:t xml:space="preserve"> </w:t>
+      </w:r>
+      <w:r>
+        <w:t xml:space="preserve">typically within a third of a unit. Something outside my own assumptions confirms</w:t>
+      </w:r>
+      <w:r>
+        <w:t xml:space="preserve"> </w:t>
+      </w:r>
+      <w:r>
+        <w:t xml:space="preserve">the dose arithmetic.</w:t>
+      </w:r>
+    </w:p>
+    <w:p>
+      <w:pPr>
+        <w:pStyle w:val="BodyText"/>
+      </w:pPr>
+      <w:r>
+        <w:t xml:space="preserve">Reaching it needed the basal profile, which no settings file in the archive</w:t>
+      </w:r>
+      <w:r>
+        <w:t xml:space="preserve"> </w:t>
+      </w:r>
+      <w:r>
+        <w:t xml:space="preserve">holds, because Loop counts insulin on board net of scheduled basal. Every temp</w:t>
+      </w:r>
+      <w:r>
+        <w:t xml:space="preserve"> </w:t>
+      </w:r>
+      <w:r>
+        <w:t xml:space="preserve">basal record turns out to carry the rate it overrode.</w:t>
       </w:r>
     </w:p>
     <w:bookmarkEnd w:id="18"/>
     <w:bookmarkEnd w:id="19"/>
-    <w:bookmarkStart w:id="29" w:name="Xd9ff9b306e1543fb20acea685e899bd6e55ac79"/>
+    <w:bookmarkStart w:id="30" w:name="does-daily-dose-change-sensitivity"/>
     <w:p>
       <w:pPr>
         <w:pStyle w:val="Heading2"/>
       </w:pPr>
       <w:r>
-        <w:t xml:space="preserve">Question one: does your daily dose change your sensitivity?</w:t>
+        <w:t xml:space="preserve">Does daily dose change sensitivity?</w:t>
       </w:r>
     </w:p>
     <w:p>
@@ -1392,7 +1270,7 @@
         <w:pStyle w:val="FirstParagraph"/>
       </w:pPr>
       <w:r>
-        <w:t xml:space="preserve">Yes, and by roughly the amount the 1800 rule assumes.</w:t>
+        <w:t xml:space="preserve">Yes, by close to the amount the 1800 rule assumes.</w:t>
       </w:r>
     </w:p>
     <w:bookmarkStart w:id="23" w:name="what-people-had-entered"/>
@@ -1415,7 +1293,7 @@
         <w:t xml:space="preserve"> </w:t>
       </w:r>
       <w:r>
-        <w:t xml:space="preserve">data to work out a daily dose.</w:t>
+        <w:t xml:space="preserve">data for a daily dose.</w:t>
       </w:r>
     </w:p>
     <w:p>
@@ -1478,127 +1356,103 @@
         <w:pStyle w:val="BodyText"/>
       </w:pPr>
       <w:r>
-        <w:t xml:space="preserve">Plotted against dose on a log scale, the slope is -0.979, with a 95% interval</w:t>
-      </w:r>
-      <w:r>
-        <w:t xml:space="preserve"> </w:t>
-      </w:r>
-      <w:r>
-        <w:t xml:space="preserve">running from -1.030 to -0.934. An exponent of exactly -1 is the 1800 rule, so</w:t>
-      </w:r>
-      <w:r>
-        <w:t xml:space="preserve"> </w:t>
-      </w:r>
-      <w:r>
-        <w:t xml:space="preserve">that interval sits on it and excludes anything much shallower.</w:t>
-      </w:r>
-    </w:p>
-    <w:p>
-      <w:pPr>
-        <w:pStyle w:val="BodyText"/>
-      </w:pPr>
-      <w:r>
-        <w:t xml:space="preserve">Multiply each person’s sensitivity by their daily dose and the median comes to</w:t>
-      </w:r>
-      <w:r>
-        <w:t xml:space="preserve"> </w:t>
-      </w:r>
-      <w:r>
-        <w:t xml:space="preserve">2067. The 1800 rule, evaluated the way v1 evaluates it, gives 2139. If the rule</w:t>
-      </w:r>
-      <w:r>
-        <w:t xml:space="preserve"> </w:t>
-      </w:r>
-      <w:r>
-        <w:t xml:space="preserve">holds, that product should not drift as dose changes, and it does not: the</w:t>
-      </w:r>
-      <w:r>
-        <w:t xml:space="preserve"> </w:t>
-      </w:r>
-      <w:r>
-        <w:t xml:space="preserve">correlation between them is +0.024, which is as close to nothing as you will see</w:t>
-      </w:r>
-      <w:r>
-        <w:t xml:space="preserve"> </w:t>
-      </w:r>
-      <w:r>
-        <w:t xml:space="preserve">in real data. Run the same test on v2’s squared version and you get +0.859, which</w:t>
-      </w:r>
-      <w:r>
-        <w:t xml:space="preserve"> </w:t>
-      </w:r>
-      <w:r>
-        <w:t xml:space="preserve">is what a rule looks like when it does not hold.</w:t>
-      </w:r>
-    </w:p>
-    <w:p>
-      <w:pPr>
-        <w:pStyle w:val="BodyText"/>
-      </w:pPr>
-      <w:r>
-        <w:t xml:space="preserve">There is a caveat here that needs saying out loud, because it is close to</w:t>
-      </w:r>
-      <w:r>
-        <w:t xml:space="preserve"> </w:t>
-      </w:r>
-      <w:r>
-        <w:t xml:space="preserve">circular. What you have entered is a decision, not a measurement, and you and your</w:t>
-      </w:r>
-      <w:r>
-        <w:t xml:space="preserve"> </w:t>
-      </w:r>
-      <w:r>
-        <w:t xml:space="preserve">team probably reached it through the 1800 rule in the first place. So this is</w:t>
-      </w:r>
-      <w:r>
-        <w:t xml:space="preserve"> </w:t>
-      </w:r>
-      <w:r>
-        <w:t xml:space="preserve">partly a finding about how much grip that rule has on practice.</w:t>
-      </w:r>
-    </w:p>
-    <w:p>
-      <w:pPr>
-        <w:pStyle w:val="BodyText"/>
-      </w:pPr>
-      <w:r>
-        <w:t xml:space="preserve">It is not circular the other way round, though. Nothing in clinical practice</w:t>
-      </w:r>
-      <w:r>
-        <w:t xml:space="preserve"> </w:t>
-      </w:r>
-      <w:r>
-        <w:t xml:space="preserve">pushes anyone towards a squared law, and nothing in what people run looks like one.</w:t>
-      </w:r>
-    </w:p>
-    <w:p>
-      <w:pPr>
-        <w:pStyle w:val="BodyText"/>
-      </w:pPr>
-      <w:r>
-        <w:t xml:space="preserve">Carb ratios follow the same pattern more loosely. Multiplying each person’s carb</w:t>
-      </w:r>
-      <w:r>
-        <w:t xml:space="preserve"> </w:t>
-      </w:r>
-      <w:r>
-        <w:t xml:space="preserve">ratio by their daily dose gives a median of 411, so the 500 rule describes</w:t>
-      </w:r>
-      <w:r>
-        <w:t xml:space="preserve"> </w:t>
-      </w:r>
-      <w:r>
-        <w:t xml:space="preserve">practice less tightly than the 1800 rule does.</w:t>
+        <w:t xml:space="preserve">The slope against dose is -0.979, with a 95% interval from -1.030 to -0.934. An</w:t>
+      </w:r>
+      <w:r>
+        <w:t xml:space="preserve"> </w:t>
+      </w:r>
+      <w:r>
+        <w:t xml:space="preserve">exponent of -1 is the 1800 rule, so that interval sits on it.</w:t>
+      </w:r>
+    </w:p>
+    <w:p>
+      <w:pPr>
+        <w:pStyle w:val="BodyText"/>
+      </w:pPr>
+      <w:r>
+        <w:t xml:space="preserve">Multiplying each person’s sensitivity by their daily dose gives a median of 2067.</w:t>
+      </w:r>
+      <w:r>
+        <w:t xml:space="preserve"> </w:t>
+      </w:r>
+      <w:r>
+        <w:t xml:space="preserve">v1 works out to 2139. If the rule holds, that product should not drift with dose.</w:t>
+      </w:r>
+      <w:r>
+        <w:t xml:space="preserve"> </w:t>
+      </w:r>
+      <w:r>
+        <w:t xml:space="preserve">It does not: the two correlate at +0.024. The same test on v2’s squared version</w:t>
+      </w:r>
+      <w:r>
+        <w:t xml:space="preserve"> </w:t>
+      </w:r>
+      <w:r>
+        <w:t xml:space="preserve">returns +0.859, which is a rule failing across the whole range.</w:t>
+      </w:r>
+    </w:p>
+    <w:p>
+      <w:pPr>
+        <w:pStyle w:val="BodyText"/>
+      </w:pPr>
+      <w:r>
+        <w:t xml:space="preserve">One caveat belongs here rather than in a footnote. An entered setting records a</w:t>
+      </w:r>
+      <w:r>
+        <w:t xml:space="preserve"> </w:t>
+      </w:r>
+      <w:r>
+        <w:t xml:space="preserve">decision, not a measurement, and most people reach it through the 1800 rule.</w:t>
+      </w:r>
+      <w:r>
+        <w:t xml:space="preserve"> </w:t>
+      </w:r>
+      <w:r>
+        <w:t xml:space="preserve">Finding that people sit on 1800 over dose partly measures how far that rule</w:t>
+      </w:r>
+      <w:r>
+        <w:t xml:space="preserve"> </w:t>
+      </w:r>
+      <w:r>
+        <w:t xml:space="preserve">reaches into practice.</w:t>
+      </w:r>
+    </w:p>
+    <w:p>
+      <w:pPr>
+        <w:pStyle w:val="BodyText"/>
+      </w:pPr>
+      <w:r>
+        <w:t xml:space="preserve">The circle does not close the other way. Nothing in practice pushes anyone</w:t>
+      </w:r>
+      <w:r>
+        <w:t xml:space="preserve"> </w:t>
+      </w:r>
+      <w:r>
+        <w:t xml:space="preserve">towards a squared law, and nothing people run looks like one.</w:t>
+      </w:r>
+    </w:p>
+    <w:p>
+      <w:pPr>
+        <w:pStyle w:val="BodyText"/>
+      </w:pPr>
+      <w:r>
+        <w:t xml:space="preserve">Carb ratios follow more loosely. Multiplying each carb ratio by daily dose gives</w:t>
+      </w:r>
+      <w:r>
+        <w:t xml:space="preserve"> </w:t>
+      </w:r>
+      <w:r>
+        <w:t xml:space="preserve">a median of 411, so the 500 rule describes practice less tightly.</w:t>
       </w:r>
     </w:p>
     <w:bookmarkEnd w:id="23"/>
-    <w:bookmarkStart w:id="27" w:name="what-peoples-glucose-actually-did"/>
+    <w:bookmarkStart w:id="27" w:name="what-glucose-actually-did"/>
     <w:p>
       <w:pPr>
         <w:pStyle w:val="Heading3"/>
       </w:pPr>
       <w:r>
-        <w:t xml:space="preserve">What people’s glucose actually did</w:t>
+        <w:t xml:space="preserve">What glucose actually did</w:t>
       </w:r>
     </w:p>
     <w:p>
@@ -1606,31 +1460,25 @@
         <w:pStyle w:val="FirstParagraph"/>
       </w:pPr>
       <w:r>
-        <w:t xml:space="preserve">Measuring from the glucose response rather than the settings gives a slightly</w:t>
-      </w:r>
-      <w:r>
-        <w:t xml:space="preserve"> </w:t>
-      </w:r>
-      <w:r>
-        <w:t xml:space="preserve">shallower relationship. Between people it comes to -0.83. Within a single person,</w:t>
-      </w:r>
-      <w:r>
-        <w:t xml:space="preserve"> </w:t>
-      </w:r>
-      <w:r>
-        <w:t xml:space="preserve">which is what these equations actually do several times an hour, it comes to</w:t>
-      </w:r>
-      <w:r>
-        <w:t xml:space="preserve"> </w:t>
-      </w:r>
-      <w:r>
-        <w:t xml:space="preserve">-0.645 across 1,313 people, with a standard error of 0.033 and about three</w:t>
-      </w:r>
-      <w:r>
-        <w:t xml:space="preserve"> </w:t>
-      </w:r>
-      <w:r>
-        <w:t xml:space="preserve">quarters sharing the direction.</w:t>
+        <w:t xml:space="preserve">Measuring from the glucose response gives a shallower relationship. Between</w:t>
+      </w:r>
+      <w:r>
+        <w:t xml:space="preserve"> </w:t>
+      </w:r>
+      <w:r>
+        <w:t xml:space="preserve">people it comes to -0.83. Within one person, which is what these equations do</w:t>
+      </w:r>
+      <w:r>
+        <w:t xml:space="preserve"> </w:t>
+      </w:r>
+      <w:r>
+        <w:t xml:space="preserve">several times an hour, it comes to -0.645 across 1,313 people, standard error</w:t>
+      </w:r>
+      <w:r>
+        <w:t xml:space="preserve"> </w:t>
+      </w:r>
+      <w:r>
+        <w:t xml:space="preserve">0.033, with roughly three quarters sharing the direction.</w:t>
       </w:r>
     </w:p>
     <w:p>
@@ -1693,43 +1541,31 @@
         <w:pStyle w:val="BodyText"/>
       </w:pPr>
       <w:r>
-        <w:t xml:space="preserve">For a sense of what those numbers mean: an exponent of -1 is v1, where doubling</w:t>
-      </w:r>
-      <w:r>
-        <w:t xml:space="preserve"> </w:t>
-      </w:r>
-      <w:r>
-        <w:t xml:space="preserve">your dose halves your sensitivity. An exponent of -2 is v2, where doubling your</w:t>
-      </w:r>
-      <w:r>
-        <w:t xml:space="preserve"> </w:t>
-      </w:r>
-      <w:r>
-        <w:t xml:space="preserve">dose quarters it. An exponent of -0.65 means doubling your dose multiplies your</w:t>
-      </w:r>
-      <w:r>
-        <w:t xml:space="preserve"> </w:t>
-      </w:r>
-      <w:r>
-        <w:t xml:space="preserve">sensitivity by about 0.64, so a bit more than half.</w:t>
-      </w:r>
-    </w:p>
-    <w:p>
-      <w:pPr>
-        <w:pStyle w:val="BodyText"/>
-      </w:pPr>
-      <w:r>
-        <w:t xml:space="preserve">Both sit between the square root and v1. Neither is anywhere near v2.</w:t>
+        <w:t xml:space="preserve">An exponent of -1 halves sensitivity when dose doubles. An exponent of -2</w:t>
+      </w:r>
+      <w:r>
+        <w:t xml:space="preserve"> </w:t>
+      </w:r>
+      <w:r>
+        <w:t xml:space="preserve">quarters it. An exponent of -0.65 multiplies it by about 0.64.</w:t>
+      </w:r>
+    </w:p>
+    <w:p>
+      <w:pPr>
+        <w:pStyle w:val="BodyText"/>
+      </w:pPr>
+      <w:r>
+        <w:t xml:space="preserve">Both estimates land between the square root and v1. Neither approaches v2.</w:t>
       </w:r>
     </w:p>
     <w:bookmarkEnd w:id="27"/>
-    <w:bookmarkStart w:id="28" w:name="the-same-question-asked-at-every-reading"/>
+    <w:bookmarkStart w:id="28" w:name="the-same-question-at-every-reading"/>
     <w:p>
       <w:pPr>
         <w:pStyle w:val="Heading3"/>
       </w:pPr>
       <w:r>
-        <w:t xml:space="preserve">The same question asked at every reading</w:t>
+        <w:t xml:space="preserve">The same question at every reading</w:t>
       </w:r>
     </w:p>
     <w:p>
@@ -1737,83 +1573,71 @@
         <w:pStyle w:val="FirstParagraph"/>
       </w:pPr>
       <w:r>
-        <w:t xml:space="preserve">The measurements above fit a line through each person’s data. The more direct</w:t>
-      </w:r>
-      <w:r>
-        <w:t xml:space="preserve"> </w:t>
-      </w:r>
-      <w:r>
-        <w:t xml:space="preserve">thing is to work out a sensitivity at every single glucose reading and put it</w:t>
-      </w:r>
-      <w:r>
-        <w:t xml:space="preserve"> </w:t>
-      </w:r>
-      <w:r>
-        <w:t xml:space="preserve">beside what each equation calculates at that same moment.</w:t>
-      </w:r>
-    </w:p>
-    <w:p>
-      <w:pPr>
-        <w:pStyle w:val="BodyText"/>
-      </w:pPr>
-      <w:r>
-        <w:t xml:space="preserve">At each reading I look back six hours, add up the insulin that acted in that time</w:t>
-      </w:r>
-      <w:r>
-        <w:t xml:space="preserve"> </w:t>
-      </w:r>
-      <w:r>
-        <w:t xml:space="preserve">from every dose that contributed, and compare the glucose change against what that</w:t>
-      </w:r>
-      <w:r>
-        <w:t xml:space="preserve"> </w:t>
-      </w:r>
-      <w:r>
-        <w:t xml:space="preserve">person’s glucose usually does over the same six hours at that time of day. Only</w:t>
-      </w:r>
-      <w:r>
-        <w:t xml:space="preserve"> </w:t>
-      </w:r>
-      <w:r>
-        <w:t xml:space="preserve">stretches with no food recorded are used. That gives 1,408,861 readings from 1,004</w:t>
-      </w:r>
-      <w:r>
-        <w:t xml:space="preserve"> </w:t>
-      </w:r>
-      <w:r>
-        <w:t xml:space="preserve">people.</w:t>
-      </w:r>
-    </w:p>
-    <w:p>
-      <w:pPr>
-        <w:pStyle w:val="BodyText"/>
-      </w:pPr>
-      <w:r>
-        <w:t xml:space="preserve">The level that comes out is too low to read directly, because dividing one noisy</w:t>
-      </w:r>
-      <w:r>
-        <w:t xml:space="preserve"> </w:t>
-      </w:r>
-      <w:r>
-        <w:t xml:space="preserve">number by another pulls the middle of the distribution towards zero. The</w:t>
-      </w:r>
-      <w:r>
-        <w:t xml:space="preserve"> </w:t>
-      </w:r>
-      <w:r>
-        <w:t xml:space="preserve">relationship survives that, and there is a way to check it: I ran the same</w:t>
-      </w:r>
-      <w:r>
-        <w:t xml:space="preserve"> </w:t>
-      </w:r>
-      <w:r>
-        <w:t xml:space="preserve">calculation on the numbers v1 and v2 themselves produce, where the answer is known</w:t>
-      </w:r>
-      <w:r>
-        <w:t xml:space="preserve"> </w:t>
-      </w:r>
-      <w:r>
-        <w:t xml:space="preserve">in advance.</w:t>
+        <w:t xml:space="preserve">Those estimates fit a line through each person’s data. The direct alternative</w:t>
+      </w:r>
+      <w:r>
+        <w:t xml:space="preserve"> </w:t>
+      </w:r>
+      <w:r>
+        <w:t xml:space="preserve">computes a sensitivity at every glucose reading and sets it beside what each</w:t>
+      </w:r>
+      <w:r>
+        <w:t xml:space="preserve"> </w:t>
+      </w:r>
+      <w:r>
+        <w:t xml:space="preserve">equation calculates at that moment.</w:t>
+      </w:r>
+    </w:p>
+    <w:p>
+      <w:pPr>
+        <w:pStyle w:val="BodyText"/>
+      </w:pPr>
+      <w:r>
+        <w:t xml:space="preserve">At each reading I look back six hours, total the insulin that acted from every</w:t>
+      </w:r>
+      <w:r>
+        <w:t xml:space="preserve"> </w:t>
+      </w:r>
+      <w:r>
+        <w:t xml:space="preserve">contributing dose, and compare the glucose change against what that person’s</w:t>
+      </w:r>
+      <w:r>
+        <w:t xml:space="preserve"> </w:t>
+      </w:r>
+      <w:r>
+        <w:t xml:space="preserve">glucose usually does over the same six hours at that hour. Only stretches with no</w:t>
+      </w:r>
+      <w:r>
+        <w:t xml:space="preserve"> </w:t>
+      </w:r>
+      <w:r>
+        <w:t xml:space="preserve">recorded food qualify. That yields 1,408,861 readings from 1,004 people.</w:t>
+      </w:r>
+    </w:p>
+    <w:p>
+      <w:pPr>
+        <w:pStyle w:val="BodyText"/>
+      </w:pPr>
+      <w:r>
+        <w:t xml:space="preserve">The level comes out too low to read. Dividing one noisy number by another drags</w:t>
+      </w:r>
+      <w:r>
+        <w:t xml:space="preserve"> </w:t>
+      </w:r>
+      <w:r>
+        <w:t xml:space="preserve">the middle of the distribution towards zero. The exponent survives, and I can</w:t>
+      </w:r>
+      <w:r>
+        <w:t xml:space="preserve"> </w:t>
+      </w:r>
+      <w:r>
+        <w:t xml:space="preserve">check it by running the same calculation on the numbers v1 and v2 themselves</w:t>
+      </w:r>
+      <w:r>
+        <w:t xml:space="preserve"> </w:t>
+      </w:r>
+      <w:r>
+        <w:t xml:space="preserve">produce, where the answer is known.</w:t>
       </w:r>
     </w:p>
     <w:tbl>
@@ -1839,7 +1663,7 @@
               <w:pStyle w:val="Compact"/>
             </w:pPr>
             <w:r>
-              <w:t xml:space="preserve">What was measured</w:t>
+              <w:t xml:space="preserve">Series</w:t>
             </w:r>
           </w:p>
         </w:tc>
@@ -1861,7 +1685,7 @@
               <w:pStyle w:val="Compact"/>
             </w:pPr>
             <w:r>
-              <w:t xml:space="preserve">What it should be</w:t>
+              <w:t xml:space="preserve">Correct answer</w:t>
             </w:r>
           </w:p>
         </w:tc>
@@ -1874,7 +1698,7 @@
               <w:pStyle w:val="Compact"/>
             </w:pPr>
             <w:r>
-              <w:t xml:space="preserve">Real sensitivity</w:t>
+              <w:t xml:space="preserve">Measured sensitivity</w:t>
             </w:r>
           </w:p>
         </w:tc>
@@ -1977,64 +1801,314 @@
         <w:pStyle w:val="BodyText"/>
       </w:pPr>
       <w:r>
-        <w:t xml:space="preserve">The method recovers a known answer to within about 0.03. On real data it gives</w:t>
-      </w:r>
-      <w:r>
-        <w:t xml:space="preserve"> </w:t>
-      </w:r>
-      <w:r>
-        <w:t xml:space="preserve">-0.843, which lands on the -0.83 from the completely different method above.</w:t>
-      </w:r>
-    </w:p>
-    <w:p>
-      <w:pPr>
-        <w:pStyle w:val="BodyText"/>
-      </w:pPr>
-      <w:r>
-        <w:t xml:space="preserve">The same calculation shows how far off the two equations are in absolute terms.</w:t>
-      </w:r>
-      <w:r>
-        <w:t xml:space="preserve"> </w:t>
-      </w:r>
-      <w:r>
-        <w:t xml:space="preserve">Across all 1.4 million readings, v1 sits at about two and a half times the</w:t>
-      </w:r>
-      <w:r>
-        <w:t xml:space="preserve"> </w:t>
-      </w:r>
-      <w:r>
-        <w:t xml:space="preserve">measured value and lands within 30% of it 16% of the time. v2 sits at five and a</w:t>
-      </w:r>
-      <w:r>
-        <w:t xml:space="preserve"> </w:t>
-      </w:r>
-      <w:r>
-        <w:t xml:space="preserve">half times and lands within 30% of it 9% of the time.</w:t>
-      </w:r>
-    </w:p>
-    <w:p>
-      <w:pPr>
-        <w:pStyle w:val="BodyText"/>
-      </w:pPr>
-      <w:r>
-        <w:t xml:space="preserve">So the dose relationship is real, it is close to what the 1800 rule assumes, and</w:t>
-      </w:r>
-      <w:r>
-        <w:t xml:space="preserve"> </w:t>
-      </w:r>
-      <w:r>
-        <w:t xml:space="preserve">it is nothing like the squared version.</w:t>
+        <w:t xml:space="preserve">The method recovers a known answer to about 0.03. On real data it returns -0.843,</w:t>
+      </w:r>
+      <w:r>
+        <w:t xml:space="preserve"> </w:t>
+      </w:r>
+      <w:r>
+        <w:t xml:space="preserve">landing on the -0.83 that a different method produced above.</w:t>
+      </w:r>
+    </w:p>
+    <w:p>
+      <w:pPr>
+        <w:pStyle w:val="BodyText"/>
+      </w:pPr>
+      <w:r>
+        <w:t xml:space="preserve">The same readings show how far the equations sit from the measurement. v1 runs</w:t>
+      </w:r>
+      <w:r>
+        <w:t xml:space="preserve"> </w:t>
+      </w:r>
+      <w:r>
+        <w:t xml:space="preserve">about two and a half times high and lands within 30% of the measured value 16% of</w:t>
+      </w:r>
+      <w:r>
+        <w:t xml:space="preserve"> </w:t>
+      </w:r>
+      <w:r>
+        <w:t xml:space="preserve">the time. v2 runs five and a half times high and lands within 30% 9% of the time.</w:t>
       </w:r>
     </w:p>
     <w:bookmarkEnd w:id="28"/>
+    <w:bookmarkStart w:id="29" w:name="a-fourth-method-that-assumes-no-shape"/>
+    <w:p>
+      <w:pPr>
+        <w:pStyle w:val="Heading3"/>
+      </w:pPr>
+      <w:r>
+        <w:t xml:space="preserve">A fourth method that assumes no shape</w:t>
+      </w:r>
+    </w:p>
+    <w:p>
+      <w:pPr>
+        <w:pStyle w:val="FirstParagraph"/>
+      </w:pPr>
+      <w:r>
+        <w:t xml:space="preserve">The three estimates above all fit a shape and read off its parameter, so each</w:t>
+      </w:r>
+      <w:r>
+        <w:t xml:space="preserve"> </w:t>
+      </w:r>
+      <w:r>
+        <w:t xml:space="preserve">answer depends on the shape chosen. A gradient boosted model chooses none. Given</w:t>
+      </w:r>
+      <w:r>
+        <w:t xml:space="preserve"> </w:t>
+      </w:r>
+      <w:r>
+        <w:t xml:space="preserve">687,067 stretches from 1,660 people it could find sensitivity falling with dose,</w:t>
+      </w:r>
+      <w:r>
+        <w:t xml:space="preserve"> </w:t>
+      </w:r>
+      <w:r>
+        <w:t xml:space="preserve">rising with it, moving in steps, or ignoring dose entirely.</w:t>
+      </w:r>
+    </w:p>
+    <w:p>
+      <w:pPr>
+        <w:pStyle w:val="BodyText"/>
+      </w:pPr>
+      <w:r>
+        <w:t xml:space="preserve">What matters is how insulin action and daily dose interact, not what dose does on</w:t>
+      </w:r>
+      <w:r>
+        <w:t xml:space="preserve"> </w:t>
+      </w:r>
+      <w:r>
+        <w:t xml:space="preserve">its own. Dose shifts the overnight fall for reasons unconnected to sensitivity,</w:t>
+      </w:r>
+      <w:r>
+        <w:t xml:space="preserve"> </w:t>
+      </w:r>
+      <w:r>
+        <w:t xml:space="preserve">because people on more insulin differ in other ways. Sensitivity multiplies</w:t>
+      </w:r>
+      <w:r>
+        <w:t xml:space="preserve"> </w:t>
+      </w:r>
+      <w:r>
+        <w:t xml:space="preserve">insulin, so the interaction is where it lives.</w:t>
+      </w:r>
+    </w:p>
+    <w:tbl>
+      <w:tblPr>
+        <w:tblStyle w:val="Table"/>
+        <w:tblW w:type="auto" w:w="0"/>
+        <w:tblLook w:firstRow="1" w:lastRow="0" w:firstColumn="0" w:lastColumn="0" w:noHBand="0" w:noVBand="0" w:val="0020"/>
+      </w:tblPr>
+      <w:tblGrid>
+        <w:gridCol w:w="3960"/>
+        <w:gridCol w:w="3960"/>
+      </w:tblGrid>
+      <w:tr>
+        <w:trPr>
+          <w:tblHeader w:val="on"/>
+        </w:trPr>
+        <w:tc>
+          <w:tcPr/>
+          <w:p>
+            <w:pPr>
+              <w:pStyle w:val="Compact"/>
+            </w:pPr>
+            <w:r>
+              <w:t xml:space="preserve">Daily dose</w:t>
+            </w:r>
+          </w:p>
+        </w:tc>
+        <w:tc>
+          <w:tcPr/>
+          <w:p>
+            <w:pPr>
+              <w:pStyle w:val="Compact"/>
+            </w:pPr>
+            <w:r>
+              <w:t xml:space="preserve">Shift in sensitivity the model attributes to dose</w:t>
+            </w:r>
+          </w:p>
+        </w:tc>
+      </w:tr>
+      <w:tr>
+        <w:tc>
+          <w:tcPr/>
+          <w:p>
+            <w:pPr>
+              <w:pStyle w:val="Compact"/>
+            </w:pPr>
+            <w:r>
+              <w:t xml:space="preserve">15 U</w:t>
+            </w:r>
+          </w:p>
+        </w:tc>
+        <w:tc>
+          <w:tcPr/>
+          <w:p>
+            <w:pPr>
+              <w:pStyle w:val="Compact"/>
+            </w:pPr>
+            <w:r>
+              <w:t xml:space="preserve">+0.28 mg/dL per unit</w:t>
+            </w:r>
+          </w:p>
+        </w:tc>
+      </w:tr>
+      <w:tr>
+        <w:tc>
+          <w:tcPr/>
+          <w:p>
+            <w:pPr>
+              <w:pStyle w:val="Compact"/>
+            </w:pPr>
+            <w:r>
+              <w:t xml:space="preserve">25 U</w:t>
+            </w:r>
+          </w:p>
+        </w:tc>
+        <w:tc>
+          <w:tcPr/>
+          <w:p>
+            <w:pPr>
+              <w:pStyle w:val="Compact"/>
+            </w:pPr>
+            <w:r>
+              <w:t xml:space="preserve">+0.06</w:t>
+            </w:r>
+          </w:p>
+        </w:tc>
+      </w:tr>
+      <w:tr>
+        <w:tc>
+          <w:tcPr/>
+          <w:p>
+            <w:pPr>
+              <w:pStyle w:val="Compact"/>
+            </w:pPr>
+            <w:r>
+              <w:t xml:space="preserve">34 U</w:t>
+            </w:r>
+          </w:p>
+        </w:tc>
+        <w:tc>
+          <w:tcPr/>
+          <w:p>
+            <w:pPr>
+              <w:pStyle w:val="Compact"/>
+            </w:pPr>
+            <w:r>
+              <w:t xml:space="preserve">+0.06</w:t>
+            </w:r>
+          </w:p>
+        </w:tc>
+      </w:tr>
+      <w:tr>
+        <w:tc>
+          <w:tcPr/>
+          <w:p>
+            <w:pPr>
+              <w:pStyle w:val="Compact"/>
+            </w:pPr>
+            <w:r>
+              <w:t xml:space="preserve">43 U</w:t>
+            </w:r>
+          </w:p>
+        </w:tc>
+        <w:tc>
+          <w:tcPr/>
+          <w:p>
+            <w:pPr>
+              <w:pStyle w:val="Compact"/>
+            </w:pPr>
+            <w:r>
+              <w:t xml:space="preserve">+0.02</w:t>
+            </w:r>
+          </w:p>
+        </w:tc>
+      </w:tr>
+      <w:tr>
+        <w:tc>
+          <w:tcPr/>
+          <w:p>
+            <w:pPr>
+              <w:pStyle w:val="Compact"/>
+            </w:pPr>
+            <w:r>
+              <w:t xml:space="preserve">55 U</w:t>
+            </w:r>
+          </w:p>
+        </w:tc>
+        <w:tc>
+          <w:tcPr/>
+          <w:p>
+            <w:pPr>
+              <w:pStyle w:val="Compact"/>
+            </w:pPr>
+            <w:r>
+              <w:t xml:space="preserve">0.00</w:t>
+            </w:r>
+          </w:p>
+        </w:tc>
+      </w:tr>
+      <w:tr>
+        <w:tc>
+          <w:tcPr/>
+          <w:p>
+            <w:pPr>
+              <w:pStyle w:val="Compact"/>
+            </w:pPr>
+            <w:r>
+              <w:t xml:space="preserve">77 U</w:t>
+            </w:r>
+          </w:p>
+        </w:tc>
+        <w:tc>
+          <w:tcPr/>
+          <w:p>
+            <w:pPr>
+              <w:pStyle w:val="Compact"/>
+            </w:pPr>
+            <w:r>
+              <w:t xml:space="preserve">-0.04</w:t>
+            </w:r>
+          </w:p>
+        </w:tc>
+      </w:tr>
+    </w:tbl>
+    <w:p>
+      <w:pPr>
+        <w:pStyle w:val="BodyText"/>
+      </w:pPr>
+      <w:r>
+        <w:t xml:space="preserve">It falls steadily without being asked to, and flattens above roughly forty units</w:t>
+      </w:r>
+      <w:r>
+        <w:t xml:space="preserve"> </w:t>
+      </w:r>
+      <w:r>
+        <w:t xml:space="preserve">a day. That is the shape a shallow exponent makes, not a steep one. The</w:t>
+      </w:r>
+      <w:r>
+        <w:t xml:space="preserve"> </w:t>
+      </w:r>
+      <w:r>
+        <w:t xml:space="preserve">magnitudes are shifts around the model’s own baseline and carry the same</w:t>
+      </w:r>
+      <w:r>
+        <w:t xml:space="preserve"> </w:t>
+      </w:r>
+      <w:r>
+        <w:t xml:space="preserve">shrinkage as everything else here.</w:t>
+      </w:r>
+    </w:p>
     <w:bookmarkEnd w:id="29"/>
-    <w:bookmarkStart w:id="36" w:name="X3d6346c5d61d671bbc663a214c8e17450da77f1"/>
+    <w:bookmarkEnd w:id="30"/>
+    <w:bookmarkStart w:id="37" w:name="does-glucose-level-change-sensitivity"/>
     <w:p>
       <w:pPr>
         <w:pStyle w:val="Heading2"/>
       </w:pPr>
       <w:r>
-        <w:t xml:space="preserve">Question two: does your glucose level change your sensitivity?</w:t>
+        <w:t xml:space="preserve">Does glucose level change sensitivity?</w:t>
       </w:r>
     </w:p>
     <w:p>
@@ -2042,59 +2116,53 @@
         <w:pStyle w:val="FirstParagraph"/>
       </w:pPr>
       <w:r>
-        <w:t xml:space="preserve">Yes, and in the opposite direction to the one both equations assume.</w:t>
-      </w:r>
-    </w:p>
-    <w:p>
-      <w:pPr>
-        <w:pStyle w:val="BodyText"/>
-      </w:pPr>
-      <w:r>
-        <w:t xml:space="preserve">This one has a trap in it. Glucose that starts high falls further than glucose</w:t>
-      </w:r>
-      <w:r>
-        <w:t xml:space="preserve"> </w:t>
-      </w:r>
-      <w:r>
-        <w:t xml:space="preserve">that starts low whatever insulin is doing, partly through your kidneys clearing it</w:t>
-      </w:r>
-      <w:r>
-        <w:t xml:space="preserve"> </w:t>
-      </w:r>
-      <w:r>
-        <w:t xml:space="preserve">and partly because things that are high tend to come down. And near target your</w:t>
-      </w:r>
-      <w:r>
-        <w:t xml:space="preserve"> </w:t>
-      </w:r>
-      <w:r>
-        <w:t xml:space="preserve">body pushes back against going lower. So if you let glucose explain the size of the</w:t>
-      </w:r>
-      <w:r>
-        <w:t xml:space="preserve"> </w:t>
-      </w:r>
-      <w:r>
-        <w:t xml:space="preserve">fall, and then ask whether the fall per unit also depends on glucose, you will</w:t>
-      </w:r>
-      <w:r>
-        <w:t xml:space="preserve"> </w:t>
-      </w:r>
-      <w:r>
-        <w:t xml:space="preserve">answer the first question and write down the second.</w:t>
-      </w:r>
-    </w:p>
-    <w:p>
-      <w:pPr>
-        <w:pStyle w:val="BodyText"/>
-      </w:pPr>
-      <w:r>
-        <w:t xml:space="preserve">Every calculation here therefore separates the two, and what carries the claim is</w:t>
-      </w:r>
-      <w:r>
-        <w:t xml:space="preserve"> </w:t>
-      </w:r>
-      <w:r>
-        <w:t xml:space="preserve">only the part that says a unit of insulin itself did more or less.</w:t>
+        <w:t xml:space="preserve">Yes, opposite to the direction both equations assume.</w:t>
+      </w:r>
+    </w:p>
+    <w:p>
+      <w:pPr>
+        <w:pStyle w:val="BodyText"/>
+      </w:pPr>
+      <w:r>
+        <w:t xml:space="preserve">A trap sits in this one. Glucose starting high falls further than glucose</w:t>
+      </w:r>
+      <w:r>
+        <w:t xml:space="preserve"> </w:t>
+      </w:r>
+      <w:r>
+        <w:t xml:space="preserve">starting low whatever insulin does, partly through renal clearance and partly</w:t>
+      </w:r>
+      <w:r>
+        <w:t xml:space="preserve"> </w:t>
+      </w:r>
+      <w:r>
+        <w:t xml:space="preserve">because high values tend to come down. Near target the body pushes back. Let</w:t>
+      </w:r>
+      <w:r>
+        <w:t xml:space="preserve"> </w:t>
+      </w:r>
+      <w:r>
+        <w:t xml:space="preserve">glucose explain the size of the fall, then ask whether the fall per unit also</w:t>
+      </w:r>
+      <w:r>
+        <w:t xml:space="preserve"> </w:t>
+      </w:r>
+      <w:r>
+        <w:t xml:space="preserve">depends on glucose, and the first answer arrives labelled as the second.</w:t>
+      </w:r>
+    </w:p>
+    <w:p>
+      <w:pPr>
+        <w:pStyle w:val="BodyText"/>
+      </w:pPr>
+      <w:r>
+        <w:t xml:space="preserve">Every calculation here separates the two. Only the part saying a unit itself did</w:t>
+      </w:r>
+      <w:r>
+        <w:t xml:space="preserve"> </w:t>
+      </w:r>
+      <w:r>
+        <w:t xml:space="preserve">more or less carries the claim.</w:t>
       </w:r>
     </w:p>
     <w:p>
@@ -2106,18 +2174,18 @@
           <wp:inline>
             <wp:extent cx="5334000" cy="3271784"/>
             <wp:effectExtent b="0" l="0" r="0" t="0"/>
-            <wp:docPr descr="Sensitivity by glucose band against both equations" title="" id="31" name="Picture"/>
+            <wp:docPr descr="Sensitivity by glucose band against both equations" title="" id="32" name="Picture"/>
             <a:graphic>
               <a:graphicData uri="http://schemas.openxmlformats.org/drawingml/2006/picture">
                 <pic:pic>
                   <pic:nvPicPr>
-                    <pic:cNvPr descr="../charts/inv009/fig_glucose_profile.png" id="32" name="Picture"/>
+                    <pic:cNvPr descr="../charts/inv009/fig_glucose_profile.png" id="33" name="Picture"/>
                     <pic:cNvPicPr>
                       <a:picLocks noChangeArrowheads="1" noChangeAspect="1"/>
                     </pic:cNvPicPr>
                   </pic:nvPicPr>
                   <pic:blipFill>
-                    <a:blip r:embed="rId30"/>
+                    <a:blip r:embed="rId31"/>
                     <a:stretch>
                       <a:fillRect/>
                     </a:stretch>
@@ -2175,18 +2243,18 @@
               <w:pStyle w:val="Compact"/>
             </w:pPr>
             <w:r>
-              <w:t xml:space="preserve">Where your glucose was</w:t>
-            </w:r>
-          </w:p>
-        </w:tc>
-        <w:tc>
-          <w:tcPr/>
-          <w:p>
-            <w:pPr>
-              <w:pStyle w:val="Compact"/>
-            </w:pPr>
-            <w:r>
-              <w:t xml:space="preserve">What I measured</w:t>
+              <w:t xml:space="preserve">Glucose</w:t>
+            </w:r>
+          </w:p>
+        </w:tc>
+        <w:tc>
+          <w:tcPr/>
+          <w:p>
+            <w:pPr>
+              <w:pStyle w:val="Compact"/>
+            </w:pPr>
+            <w:r>
+              <w:t xml:space="preserve">Measured</w:t>
             </w:r>
           </w:p>
         </w:tc>
@@ -2403,41 +2471,29 @@
         <w:pStyle w:val="BodyText"/>
       </w:pPr>
       <w:r>
-        <w:t xml:space="preserve">Those are relative numbers, scaled so the 120 to 150 band is 1.00.</w:t>
-      </w:r>
-    </w:p>
-    <w:p>
-      <w:pPr>
-        <w:pStyle w:val="BodyText"/>
-      </w:pPr>
-      <w:r>
-        <w:t xml:space="preserve">Read the first column downwards. A unit of insulin does about a third less near</w:t>
-      </w:r>
-      <w:r>
-        <w:t xml:space="preserve"> </w:t>
-      </w:r>
-      <w:r>
-        <w:t xml:space="preserve">target than it does in the middle of the range, then a little more as glucose</w:t>
-      </w:r>
-      <w:r>
-        <w:t xml:space="preserve"> </w:t>
-      </w:r>
-      <w:r>
-        <w:t xml:space="preserve">rises. Read the other two columns and they go the other way entirely.</w:t>
-      </w:r>
-    </w:p>
-    <w:p>
-      <w:pPr>
-        <w:pStyle w:val="BodyText"/>
-      </w:pPr>
-      <w:r>
-        <w:t xml:space="preserve">The per-reading calculation says the same thing in real units, and it fits</w:t>
-      </w:r>
-      <w:r>
-        <w:t xml:space="preserve"> </w:t>
-      </w:r>
-      <w:r>
-        <w:t xml:space="preserve">nothing at all.</w:t>
+        <w:t xml:space="preserve">Those figures scale the 120 to 150 band to 1.00.</w:t>
+      </w:r>
+    </w:p>
+    <w:p>
+      <w:pPr>
+        <w:pStyle w:val="BodyText"/>
+      </w:pPr>
+      <w:r>
+        <w:t xml:space="preserve">A unit does about a third less near target than mid-range, then slightly more as</w:t>
+      </w:r>
+      <w:r>
+        <w:t xml:space="preserve"> </w:t>
+      </w:r>
+      <w:r>
+        <w:t xml:space="preserve">glucose climbs. Both equations run the other way.</w:t>
+      </w:r>
+    </w:p>
+    <w:p>
+      <w:pPr>
+        <w:pStyle w:val="BodyText"/>
+      </w:pPr>
+      <w:r>
+        <w:t xml:space="preserve">The per-reading calculation says the same in real units, fitting nothing.</w:t>
       </w:r>
     </w:p>
     <w:p>
@@ -2449,18 +2505,18 @@
           <wp:inline>
             <wp:extent cx="5334000" cy="3331342"/>
             <wp:effectExtent b="0" l="0" r="0" t="0"/>
-            <wp:docPr descr="Measured sensitivity against both equations at the same reading" title="" id="34" name="Picture"/>
+            <wp:docPr descr="Measured sensitivity against both equations at the same reading" title="" id="35" name="Picture"/>
             <a:graphic>
               <a:graphicData uri="http://schemas.openxmlformats.org/drawingml/2006/picture">
                 <pic:pic>
                   <pic:nvPicPr>
-                    <pic:cNvPr descr="../charts/inv009/fig_pointwise.png" id="35" name="Picture"/>
+                    <pic:cNvPr descr="../charts/inv009/fig_pointwise.png" id="36" name="Picture"/>
                     <pic:cNvPicPr>
                       <a:picLocks noChangeArrowheads="1" noChangeAspect="1"/>
                     </pic:cNvPicPr>
                   </pic:nvPicPr>
                   <pic:blipFill>
-                    <a:blip r:embed="rId33"/>
+                    <a:blip r:embed="rId34"/>
                     <a:stretch>
                       <a:fillRect/>
                     </a:stretch>
@@ -2498,8 +2554,7 @@
     <w:tbl>
       <w:tblPr>
         <w:tblStyle w:val="Table"/>
-        <w:tblW w:type="pct" w:w="5000"/>
-        <w:tblLayout w:type="fixed"/>
+        <w:tblW w:type="auto" w:w="0"/>
         <w:tblLook w:firstRow="1" w:lastRow="0" w:firstColumn="0" w:lastColumn="0" w:noHBand="0" w:noVBand="0" w:val="0020"/>
       </w:tblPr>
       <w:tblGrid>
@@ -2519,18 +2574,18 @@
               <w:pStyle w:val="Compact"/>
             </w:pPr>
             <w:r>
-              <w:t xml:space="preserve">Where your glucose was</w:t>
-            </w:r>
-          </w:p>
-        </w:tc>
-        <w:tc>
-          <w:tcPr/>
-          <w:p>
-            <w:pPr>
-              <w:pStyle w:val="Compact"/>
-            </w:pPr>
-            <w:r>
-              <w:t xml:space="preserve">What I measured</w:t>
+              <w:t xml:space="preserve">Glucose</w:t>
+            </w:r>
+          </w:p>
+        </w:tc>
+        <w:tc>
+          <w:tcPr/>
+          <w:p>
+            <w:pPr>
+              <w:pStyle w:val="Compact"/>
+            </w:pPr>
+            <w:r>
+              <w:t xml:space="preserve">Measured</w:t>
             </w:r>
           </w:p>
         </w:tc>
@@ -2839,81 +2894,69 @@
         <w:pStyle w:val="BodyText"/>
       </w:pPr>
       <w:r>
-        <w:t xml:space="preserve">Three different methods return that reversal, and the third one fits no curve to</w:t>
-      </w:r>
-      <w:r>
-        <w:t xml:space="preserve"> </w:t>
-      </w:r>
-      <w:r>
-        <w:t xml:space="preserve">anything.</w:t>
-      </w:r>
-    </w:p>
-    <w:p>
-      <w:pPr>
-        <w:pStyle w:val="BodyText"/>
-      </w:pPr>
-      <w:r>
-        <w:t xml:space="preserve">What it means in practice is that both equations correct hardest where insulin is</w:t>
-      </w:r>
-      <w:r>
-        <w:t xml:space="preserve"> </w:t>
-      </w:r>
-      <w:r>
-        <w:t xml:space="preserve">working best, and ease off where it is working least. The near-target end is the</w:t>
-      </w:r>
-      <w:r>
-        <w:t xml:space="preserve"> </w:t>
-      </w:r>
-      <w:r>
-        <w:t xml:space="preserve">one worth thinking about, because that is where your body is defending you against</w:t>
-      </w:r>
-      <w:r>
-        <w:t xml:space="preserve"> </w:t>
-      </w:r>
-      <w:r>
-        <w:t xml:space="preserve">a hypo, and both equations read that defence as high sensitivity and dose into it.</w:t>
-      </w:r>
-    </w:p>
-    <w:p>
-      <w:pPr>
-        <w:pStyle w:val="BodyText"/>
-      </w:pPr>
-      <w:r>
-        <w:t xml:space="preserve">The good news is that the glucose term is small enough not to matter much. Out of</w:t>
-      </w:r>
-      <w:r>
-        <w:t xml:space="preserve"> </w:t>
-      </w:r>
-      <w:r>
-        <w:t xml:space="preserve">sample, six different glucose shapes including both equations’ own came within</w:t>
-      </w:r>
-      <w:r>
-        <w:t xml:space="preserve"> </w:t>
-      </w:r>
-      <w:r>
-        <w:t xml:space="preserve">0.05 mg/dL of each other at predicting the overnight fall, and the flat one won. I</w:t>
-      </w:r>
-      <w:r>
-        <w:t xml:space="preserve"> </w:t>
-      </w:r>
-      <w:r>
-        <w:t xml:space="preserve">had set the bar at 0.5 mg/dL before a glucose term could be said to earn its</w:t>
-      </w:r>
-      <w:r>
-        <w:t xml:space="preserve"> </w:t>
-      </w:r>
-      <w:r>
-        <w:t xml:space="preserve">place. Nothing came within a tenth of that.</w:t>
-      </w:r>
-    </w:p>
-    <w:bookmarkEnd w:id="36"/>
-    <w:bookmarkStart w:id="40" w:name="X3040b724f22328feea22ef9124c047dbc7cb79b"/>
+        <w:t xml:space="preserve">Three methods return that reversal. The third fits no curve to anything.</w:t>
+      </w:r>
+    </w:p>
+    <w:p>
+      <w:pPr>
+        <w:pStyle w:val="BodyText"/>
+      </w:pPr>
+      <w:r>
+        <w:t xml:space="preserve">In practice both equations correct hardest where insulin works best and ease off</w:t>
+      </w:r>
+      <w:r>
+        <w:t xml:space="preserve"> </w:t>
+      </w:r>
+      <w:r>
+        <w:t xml:space="preserve">where it works least. The near-target end deserves the attention. That is where</w:t>
+      </w:r>
+      <w:r>
+        <w:t xml:space="preserve"> </w:t>
+      </w:r>
+      <w:r>
+        <w:t xml:space="preserve">the body defends against a hypo, and both equations read the defence as high</w:t>
+      </w:r>
+      <w:r>
+        <w:t xml:space="preserve"> </w:t>
+      </w:r>
+      <w:r>
+        <w:t xml:space="preserve">sensitivity and dose into it.</w:t>
+      </w:r>
+    </w:p>
+    <w:p>
+      <w:pPr>
+        <w:pStyle w:val="BodyText"/>
+      </w:pPr>
+      <w:r>
+        <w:t xml:space="preserve">The glucose term stays small enough not to do much either way. Out of sample, six</w:t>
+      </w:r>
+      <w:r>
+        <w:t xml:space="preserve"> </w:t>
+      </w:r>
+      <w:r>
+        <w:t xml:space="preserve">glucose shapes including both equations’ own landed within 0.05 mg/dL of each</w:t>
+      </w:r>
+      <w:r>
+        <w:t xml:space="preserve"> </w:t>
+      </w:r>
+      <w:r>
+        <w:t xml:space="preserve">other, and the flat shape won. I had set the bar at 0.5 mg/dL before a glucose</w:t>
+      </w:r>
+      <w:r>
+        <w:t xml:space="preserve"> </w:t>
+      </w:r>
+      <w:r>
+        <w:t xml:space="preserve">term could earn its place. The best of them cleared under a tenth of that.</w:t>
+      </w:r>
+    </w:p>
+    <w:bookmarkEnd w:id="37"/>
+    <w:bookmarkStart w:id="41" w:name="X94cdea4030f1ecab5673179a91fec04446a146f"/>
     <w:p>
       <w:pPr>
         <w:pStyle w:val="Heading2"/>
       </w:pPr>
       <w:r>
-        <w:t xml:space="preserve">Question three: do the two work together the way the equations assume?</w:t>
+        <w:t xml:space="preserve">Do the two combine as the equations assume?</w:t>
       </w:r>
     </w:p>
     <w:p>
@@ -2929,19 +2972,13 @@
         <w:pStyle w:val="BodyText"/>
       </w:pPr>
       <w:r>
-        <w:t xml:space="preserve">Both equations multiply a dose term by a glucose term, which quietly assumes the</w:t>
-      </w:r>
-      <w:r>
-        <w:t xml:space="preserve"> </w:t>
-      </w:r>
-      <w:r>
-        <w:t xml:space="preserve">two do not interact. In plain terms, they assume your glucose profile looks the</w:t>
-      </w:r>
-      <w:r>
-        <w:t xml:space="preserve"> </w:t>
-      </w:r>
-      <w:r>
-        <w:t xml:space="preserve">same whether you take 15 units a day or 80.</w:t>
+        <w:t xml:space="preserve">Both multiply a dose term by a glucose term, which assumes the glucose profile</w:t>
+      </w:r>
+      <w:r>
+        <w:t xml:space="preserve"> </w:t>
+      </w:r>
+      <w:r>
+        <w:t xml:space="preserve">looks the same at 15 units a day and at 80.</w:t>
       </w:r>
     </w:p>
     <w:p>
@@ -2953,18 +2990,18 @@
           <wp:inline>
             <wp:extent cx="5334000" cy="3271784"/>
             <wp:effectExtent b="0" l="0" r="0" t="0"/>
-            <wp:docPr descr="Glucose profile at each dose band" title="" id="38" name="Picture"/>
+            <wp:docPr descr="Glucose profile at each dose band" title="" id="39" name="Picture"/>
             <a:graphic>
               <a:graphicData uri="http://schemas.openxmlformats.org/drawingml/2006/picture">
                 <pic:pic>
                   <pic:nvPicPr>
-                    <pic:cNvPr descr="../charts/inv009/fig_surface.png" id="39" name="Picture"/>
+                    <pic:cNvPr descr="../charts/inv009/fig_surface.png" id="40" name="Picture"/>
                     <pic:cNvPicPr>
                       <a:picLocks noChangeArrowheads="1" noChangeAspect="1"/>
                     </pic:cNvPicPr>
                   </pic:nvPicPr>
                   <pic:blipFill>
-                    <a:blip r:embed="rId37"/>
+                    <a:blip r:embed="rId38"/>
                     <a:stretch>
                       <a:fillRect/>
                     </a:stretch>
@@ -3306,61 +3343,49 @@
         <w:pStyle w:val="BodyText"/>
       </w:pPr>
       <w:r>
-        <w:t xml:space="preserve">For the equations to be right, those rows would have to be identical. They are</w:t>
-      </w:r>
-      <w:r>
-        <w:t xml:space="preserve"> </w:t>
-      </w:r>
-      <w:r>
-        <w:t xml:space="preserve">not. The dip near target is mild for people on under 25 units a day and around</w:t>
-      </w:r>
-      <w:r>
-        <w:t xml:space="preserve"> </w:t>
-      </w:r>
-      <w:r>
-        <w:t xml:space="preserve">twice as deep for everyone else. Fitting the interaction directly gives -0.444,</w:t>
-      </w:r>
-      <w:r>
-        <w:t xml:space="preserve"> </w:t>
-      </w:r>
-      <w:r>
-        <w:t xml:space="preserve">which is about half the size of the dose term itself and comfortably real.</w:t>
-      </w:r>
-    </w:p>
-    <w:p>
-      <w:pPr>
-        <w:pStyle w:val="BodyText"/>
-      </w:pPr>
-      <w:r>
-        <w:t xml:space="preserve">One thing does behave. Comparing across people, someone’s own glucose profile</w:t>
-      </w:r>
-      <w:r>
-        <w:t xml:space="preserve"> </w:t>
-      </w:r>
-      <w:r>
-        <w:t xml:space="preserve">shows no relationship at all with how much insulin they use (a rank correlation</w:t>
-      </w:r>
-      <w:r>
-        <w:t xml:space="preserve"> </w:t>
-      </w:r>
-      <w:r>
-        <w:t xml:space="preserve">of -0.017 across 971 people). It is within a single</w:t>
-      </w:r>
-      <w:r>
-        <w:t xml:space="preserve"> </w:t>
-      </w:r>
-      <w:r>
-        <w:t xml:space="preserve">person that the two axes tangle.</w:t>
-      </w:r>
-    </w:p>
-    <w:bookmarkEnd w:id="40"/>
-    <w:bookmarkStart w:id="47" w:name="Xc149d7e89a8345415f4f8a5d84720761d55722e"/>
+        <w:t xml:space="preserve">Those rows would have to match for either equation to hold. The dip near target</w:t>
+      </w:r>
+      <w:r>
+        <w:t xml:space="preserve"> </w:t>
+      </w:r>
+      <w:r>
+        <w:t xml:space="preserve">runs mild under 25 units a day and about twice as deep above it. Fitting the</w:t>
+      </w:r>
+      <w:r>
+        <w:t xml:space="preserve"> </w:t>
+      </w:r>
+      <w:r>
+        <w:t xml:space="preserve">interaction directly returns -0.444, roughly half the size of the dose term.</w:t>
+      </w:r>
+    </w:p>
+    <w:p>
+      <w:pPr>
+        <w:pStyle w:val="BodyText"/>
+      </w:pPr>
+      <w:r>
+        <w:t xml:space="preserve">One thing behaves. Comparing across people, somebody’s glucose profile tracks</w:t>
+      </w:r>
+      <w:r>
+        <w:t xml:space="preserve"> </w:t>
+      </w:r>
+      <w:r>
+        <w:t xml:space="preserve">their daily dose not at all, at a rank correlation of -0.017 over 971 people. The</w:t>
+      </w:r>
+      <w:r>
+        <w:t xml:space="preserve"> </w:t>
+      </w:r>
+      <w:r>
+        <w:t xml:space="preserve">two axes tangle within a person, not between them.</w:t>
+      </w:r>
+    </w:p>
+    <w:bookmarkEnd w:id="41"/>
+    <w:bookmarkStart w:id="48" w:name="sensitivity-or-food"/>
     <w:p>
       <w:pPr>
         <w:pStyle w:val="Heading2"/>
       </w:pPr>
       <w:r>
-        <w:t xml:space="preserve">Is any of this really sensitivity, or is it food?</w:t>
+        <w:t xml:space="preserve">Sensitivity, or food?</w:t>
       </w:r>
     </w:p>
     <w:p>
@@ -3368,57 +3393,39 @@
         <w:pStyle w:val="FirstParagraph"/>
       </w:pPr>
       <w:r>
-        <w:t xml:space="preserve">This is the question underneath all of it. Both explanations predict the same</w:t>
-      </w:r>
-      <w:r>
-        <w:t xml:space="preserve"> </w:t>
-      </w:r>
-      <w:r>
-        <w:t xml:space="preserve">thing. If your sensitivity genuinely falls when you are high and when your recent</w:t>
-      </w:r>
-      <w:r>
-        <w:t xml:space="preserve"> </w:t>
-      </w:r>
-      <w:r>
-        <w:t xml:space="preserve">dose is large, the equations describe something real. If instead carbohydrate from</w:t>
-      </w:r>
-      <w:r>
-        <w:t xml:space="preserve"> </w:t>
-      </w:r>
-      <w:r>
-        <w:t xml:space="preserve">a recent meal is still absorbing after the model has finished counting it, then</w:t>
-      </w:r>
-      <w:r>
-        <w:t xml:space="preserve"> </w:t>
-      </w:r>
-      <w:r>
-        <w:t xml:space="preserve">your glucose is high for that reason, insulin appears to be achieving less than it</w:t>
-      </w:r>
-      <w:r>
-        <w:t xml:space="preserve"> </w:t>
-      </w:r>
-      <w:r>
-        <w:t xml:space="preserve">should, and your recent dose is large because you ate. The measurement looks</w:t>
-      </w:r>
-      <w:r>
-        <w:t xml:space="preserve"> </w:t>
-      </w:r>
-      <w:r>
-        <w:t xml:space="preserve">identical either way.</w:t>
-      </w:r>
-    </w:p>
-    <w:p>
-      <w:pPr>
-        <w:pStyle w:val="BodyText"/>
-      </w:pPr>
-      <w:r>
-        <w:t xml:space="preserve">Loop and REPLACE-BG recorded meals, so I can use time since eating to tell them</w:t>
-      </w:r>
-      <w:r>
-        <w:t xml:space="preserve"> </w:t>
-      </w:r>
-      <w:r>
-        <w:t xml:space="preserve">apart.</w:t>
+        <w:t xml:space="preserve">Both explanations predict the same measurement. Sensitivity really falling when</w:t>
+      </w:r>
+      <w:r>
+        <w:t xml:space="preserve"> </w:t>
+      </w:r>
+      <w:r>
+        <w:t xml:space="preserve">glucose runs high and when recent dose runs large would mean the equations</w:t>
+      </w:r>
+      <w:r>
+        <w:t xml:space="preserve"> </w:t>
+      </w:r>
+      <w:r>
+        <w:t xml:space="preserve">describe something real. Carbohydrate still absorbing after the model stops</w:t>
+      </w:r>
+      <w:r>
+        <w:t xml:space="preserve"> </w:t>
+      </w:r>
+      <w:r>
+        <w:t xml:space="preserve">counting it would raise glucose, make insulin look weak, and enlarge recent dose</w:t>
+      </w:r>
+      <w:r>
+        <w:t xml:space="preserve"> </w:t>
+      </w:r>
+      <w:r>
+        <w:t xml:space="preserve">because the person ate. The two look identical from the outside.</w:t>
+      </w:r>
+    </w:p>
+    <w:p>
+      <w:pPr>
+        <w:pStyle w:val="BodyText"/>
+      </w:pPr>
+      <w:r>
+        <w:t xml:space="preserve">Loop and REPLACE-BG recorded meals, so time since eating tells them apart.</w:t>
       </w:r>
     </w:p>
     <w:p>
@@ -3430,18 +3437,18 @@
           <wp:inline>
             <wp:extent cx="5334000" cy="2804039"/>
             <wp:effectExtent b="0" l="0" r="0" t="0"/>
-            <wp:docPr descr="Measured sensitivity by time since the last meal" title="" id="42" name="Picture"/>
+            <wp:docPr descr="Measured sensitivity by time since the last meal" title="" id="43" name="Picture"/>
             <a:graphic>
               <a:graphicData uri="http://schemas.openxmlformats.org/drawingml/2006/picture">
                 <pic:pic>
                   <pic:nvPicPr>
-                    <pic:cNvPr descr="../charts/inv009/fig_carb_tail.png" id="43" name="Picture"/>
+                    <pic:cNvPr descr="../charts/inv009/fig_carb_tail.png" id="44" name="Picture"/>
                     <pic:cNvPicPr>
                       <a:picLocks noChangeArrowheads="1" noChangeAspect="1"/>
                     </pic:cNvPicPr>
                   </pic:nvPicPr>
                   <pic:blipFill>
-                    <a:blip r:embed="rId41"/>
+                    <a:blip r:embed="rId42"/>
                     <a:stretch>
                       <a:fillRect/>
                     </a:stretch>
@@ -3481,39 +3488,33 @@
         <w:pStyle w:val="BodyText"/>
       </w:pPr>
       <w:r>
-        <w:t xml:space="preserve">Within four hours of a meal you logged, measured sensitivity is -1.62 mg/dL per</w:t>
-      </w:r>
-      <w:r>
-        <w:t xml:space="preserve"> </w:t>
-      </w:r>
-      <w:r>
-        <w:t xml:space="preserve">unit. A negative sensitivity is not a real thing. It says glucose went up while</w:t>
-      </w:r>
-      <w:r>
-        <w:t xml:space="preserve"> </w:t>
-      </w:r>
-      <w:r>
-        <w:t xml:space="preserve">insulin was working, which is what happens when carbohydrate is still arriving</w:t>
-      </w:r>
-      <w:r>
-        <w:t xml:space="preserve"> </w:t>
-      </w:r>
-      <w:r>
-        <w:t xml:space="preserve">from a meal the absorption model has already written off. It recovers to 6.06 by</w:t>
-      </w:r>
-      <w:r>
-        <w:t xml:space="preserve"> </w:t>
-      </w:r>
-      <w:r>
-        <w:t xml:space="preserve">six to nine hours out.</w:t>
-      </w:r>
-    </w:p>
-    <w:p>
-      <w:pPr>
-        <w:pStyle w:val="BodyText"/>
-      </w:pPr>
-      <w:r>
-        <w:t xml:space="preserve">That is the absorption tail, measured directly, and it is not small.</w:t>
+        <w:t xml:space="preserve">Within four hours of a logged meal, measured sensitivity reads -1.62 mg/dL per</w:t>
+      </w:r>
+      <w:r>
+        <w:t xml:space="preserve"> </w:t>
+      </w:r>
+      <w:r>
+        <w:t xml:space="preserve">unit. Nothing has a negative sensitivity. The number says glucose rose while</w:t>
+      </w:r>
+      <w:r>
+        <w:t xml:space="preserve"> </w:t>
+      </w:r>
+      <w:r>
+        <w:t xml:space="preserve">insulin acted, which is carbohydrate arriving after the absorption model wrote it</w:t>
+      </w:r>
+      <w:r>
+        <w:t xml:space="preserve"> </w:t>
+      </w:r>
+      <w:r>
+        <w:t xml:space="preserve">off. By six to nine hours out it reaches 6.06.</w:t>
+      </w:r>
+    </w:p>
+    <w:p>
+      <w:pPr>
+        <w:pStyle w:val="BodyText"/>
+      </w:pPr>
+      <w:r>
+        <w:t xml:space="preserve">That is the absorption tail, measured directly.</w:t>
       </w:r>
     </w:p>
     <w:p>
@@ -3525,18 +3526,18 @@
           <wp:inline>
             <wp:extent cx="5334000" cy="3177292"/>
             <wp:effectExtent b="0" l="0" r="0" t="0"/>
-            <wp:docPr descr="Apparent glucose dependence by time since the last meal" title="" id="45" name="Picture"/>
+            <wp:docPr descr="Apparent glucose dependence by time since the last meal" title="" id="46" name="Picture"/>
             <a:graphic>
               <a:graphicData uri="http://schemas.openxmlformats.org/drawingml/2006/picture">
                 <pic:pic>
                   <pic:nvPicPr>
-                    <pic:cNvPr descr="../charts/inv009/fig_carb_glucose.png" id="46" name="Picture"/>
+                    <pic:cNvPr descr="../charts/inv009/fig_carb_glucose.png" id="47" name="Picture"/>
                     <pic:cNvPicPr>
                       <a:picLocks noChangeArrowheads="1" noChangeAspect="1"/>
                     </pic:cNvPicPr>
                   </pic:nvPicPr>
                   <pic:blipFill>
-                    <a:blip r:embed="rId44"/>
+                    <a:blip r:embed="rId45"/>
                     <a:stretch>
                       <a:fillRect/>
                     </a:stretch>
@@ -3576,47 +3577,41 @@
         <w:pStyle w:val="BodyText"/>
       </w:pPr>
       <w:r>
-        <w:t xml:space="preserve">The apparent glucose effect follows the same pattern. Close to a meal it is about</w:t>
-      </w:r>
-      <w:r>
-        <w:t xml:space="preserve"> </w:t>
-      </w:r>
-      <w:r>
-        <w:t xml:space="preserve">three times what it is in clean fasting. So a real part of what the glucose term</w:t>
-      </w:r>
-      <w:r>
-        <w:t xml:space="preserve"> </w:t>
-      </w:r>
-      <w:r>
-        <w:t xml:space="preserve">is responding to is food rather than sensitivity.</w:t>
-      </w:r>
-    </w:p>
-    <w:p>
-      <w:pPr>
-        <w:pStyle w:val="BodyText"/>
-      </w:pPr>
-      <w:r>
-        <w:t xml:space="preserve">It does not go away entirely, though. Even well clear of a meal, some glucose</w:t>
-      </w:r>
-      <w:r>
-        <w:t xml:space="preserve"> </w:t>
-      </w:r>
-      <w:r>
-        <w:t xml:space="preserve">dependence remains, so food does not explain all of it.</w:t>
-      </w:r>
-    </w:p>
-    <w:p>
-      <w:pPr>
-        <w:pStyle w:val="BodyText"/>
-      </w:pPr>
-      <w:r>
-        <w:t xml:space="preserve">The dose relationship is a different story. Holding recent carbohydrate constant,</w:t>
-      </w:r>
-      <w:r>
-        <w:t xml:space="preserve"> </w:t>
-      </w:r>
-      <w:r>
-        <w:t xml:space="preserve">83% of it survives.</w:t>
+        <w:t xml:space="preserve">The apparent glucose effect follows the same curve, running about three times</w:t>
+      </w:r>
+      <w:r>
+        <w:t xml:space="preserve"> </w:t>
+      </w:r>
+      <w:r>
+        <w:t xml:space="preserve">larger near a meal than in clean fasting. So food drives a real share of what the</w:t>
+      </w:r>
+      <w:r>
+        <w:t xml:space="preserve"> </w:t>
+      </w:r>
+      <w:r>
+        <w:t xml:space="preserve">glucose term responds to.</w:t>
+      </w:r>
+    </w:p>
+    <w:p>
+      <w:pPr>
+        <w:pStyle w:val="BodyText"/>
+      </w:pPr>
+      <w:r>
+        <w:t xml:space="preserve">It does not drive all of it. Well clear of a meal some glucose dependence</w:t>
+      </w:r>
+      <w:r>
+        <w:t xml:space="preserve"> </w:t>
+      </w:r>
+      <w:r>
+        <w:t xml:space="preserve">remains.</w:t>
+      </w:r>
+    </w:p>
+    <w:p>
+      <w:pPr>
+        <w:pStyle w:val="BodyText"/>
+      </w:pPr>
+      <w:r>
+        <w:t xml:space="preserve">Dose behaves differently. Holding recent carbohydrate constant keeps 83% of it.</w:t>
       </w:r>
     </w:p>
     <w:tbl>
@@ -3664,7 +3659,7 @@
               <w:pStyle w:val="Compact"/>
             </w:pPr>
             <w:r>
-              <w:t xml:space="preserve">After holding food constant</w:t>
+              <w:t xml:space="preserve">Holding food constant</w:t>
             </w:r>
           </w:p>
         </w:tc>
@@ -3824,23 +3819,23 @@
         <w:pStyle w:val="BodyText"/>
       </w:pPr>
       <w:r>
-        <w:t xml:space="preserve">So the dose half is mostly describing something real. The glucose half is</w:t>
-      </w:r>
-      <w:r>
-        <w:t xml:space="preserve"> </w:t>
-      </w:r>
-      <w:r>
-        <w:t xml:space="preserve">substantially food.</w:t>
-      </w:r>
-    </w:p>
-    <w:bookmarkEnd w:id="47"/>
-    <w:bookmarkStart w:id="51" w:name="putting-it-to-work-predicting-the-night"/>
+        <w:t xml:space="preserve">The dose half describes something mostly real. The glucose half is substantially</w:t>
+      </w:r>
+      <w:r>
+        <w:t xml:space="preserve"> </w:t>
+      </w:r>
+      <w:r>
+        <w:t xml:space="preserve">food.</w:t>
+      </w:r>
+    </w:p>
+    <w:bookmarkEnd w:id="48"/>
+    <w:bookmarkStart w:id="52" w:name="predicting-the-night"/>
     <w:p>
       <w:pPr>
         <w:pStyle w:val="Heading2"/>
       </w:pPr>
       <w:r>
-        <w:t xml:space="preserve">Putting it to work: predicting the night</w:t>
+        <w:t xml:space="preserve">Predicting the night</w:t>
       </w:r>
     </w:p>
     <w:p>
@@ -3848,39 +3843,25 @@
         <w:pStyle w:val="FirstParagraph"/>
       </w:pPr>
       <w:r>
-        <w:t xml:space="preserve">The numbers above are the science. This is what happens if you actually use them.</w:t>
-      </w:r>
-    </w:p>
-    <w:p>
-      <w:pPr>
-        <w:pStyle w:val="BodyText"/>
-      </w:pPr>
-      <w:r>
-        <w:t xml:space="preserve">Each candidate gets its own offset for each person, worked out from the first 70%</w:t>
-      </w:r>
-      <w:r>
-        <w:t xml:space="preserve"> </w:t>
-      </w:r>
-      <w:r>
-        <w:t xml:space="preserve">of that person’s nights and scored on the rest. That is generous to the equations</w:t>
-      </w:r>
-      <w:r>
-        <w:t xml:space="preserve"> </w:t>
-      </w:r>
-      <w:r>
-        <w:t xml:space="preserve">rather than harsh on them, because most overnight insulin is basal, and asking a</w:t>
-      </w:r>
-      <w:r>
-        <w:t xml:space="preserve"> </w:t>
-      </w:r>
-      <w:r>
-        <w:t xml:space="preserve">sensitivity factor to account for your liver would be blaming it for something it</w:t>
-      </w:r>
-      <w:r>
-        <w:t xml:space="preserve"> </w:t>
-      </w:r>
-      <w:r>
-        <w:t xml:space="preserve">was never meant to do.</w:t>
+        <w:t xml:space="preserve">Each candidate gets a per-person offset, fitted on that person’s first 70% of</w:t>
+      </w:r>
+      <w:r>
+        <w:t xml:space="preserve"> </w:t>
+      </w:r>
+      <w:r>
+        <w:t xml:space="preserve">nights and scored on the rest. That favours the equations. Most overnight insulin</w:t>
+      </w:r>
+      <w:r>
+        <w:t xml:space="preserve"> </w:t>
+      </w:r>
+      <w:r>
+        <w:t xml:space="preserve">is basal, and charging the liver to a sensitivity factor would blame it for work</w:t>
+      </w:r>
+      <w:r>
+        <w:t xml:space="preserve"> </w:t>
+      </w:r>
+      <w:r>
+        <w:t xml:space="preserve">it never had.</w:t>
       </w:r>
     </w:p>
     <w:p>
@@ -3892,18 +3873,18 @@
           <wp:inline>
             <wp:extent cx="5334000" cy="2552153"/>
             <wp:effectExtent b="0" l="0" r="0" t="0"/>
-            <wp:docPr descr="Predicted overnight fall by candidate" title="" id="49" name="Picture"/>
+            <wp:docPr descr="Predicted overnight fall by candidate" title="" id="50" name="Picture"/>
             <a:graphic>
               <a:graphicData uri="http://schemas.openxmlformats.org/drawingml/2006/picture">
                 <pic:pic>
                   <pic:nvPicPr>
-                    <pic:cNvPr descr="../charts/inv009/fig_head_to_head.png" id="50" name="Picture"/>
+                    <pic:cNvPr descr="../charts/inv009/fig_head_to_head.png" id="51" name="Picture"/>
                     <pic:cNvPicPr>
                       <a:picLocks noChangeArrowheads="1" noChangeAspect="1"/>
                     </pic:cNvPicPr>
                   </pic:nvPicPr>
                   <pic:blipFill>
-                    <a:blip r:embed="rId48"/>
+                    <a:blip r:embed="rId49"/>
                     <a:stretch>
                       <a:fillRect/>
                     </a:stretch>
@@ -3959,18 +3940,18 @@
               <w:pStyle w:val="Compact"/>
             </w:pPr>
             <w:r>
-              <w:t xml:space="preserve">What you use</w:t>
-            </w:r>
-          </w:p>
-        </w:tc>
-        <w:tc>
-          <w:tcPr/>
-          <w:p>
-            <w:pPr>
-              <w:pStyle w:val="Compact"/>
-            </w:pPr>
-            <w:r>
-              <w:t xml:space="preserve">How far out it was, typically</w:t>
+              <w:t xml:space="preserve">Candidate</w:t>
+            </w:r>
+          </w:p>
+        </w:tc>
+        <w:tc>
+          <w:tcPr/>
+          <w:p>
+            <w:pPr>
+              <w:pStyle w:val="Compact"/>
+            </w:pPr>
+            <w:r>
+              <w:t xml:space="preserve">Typical miss</w:t>
             </w:r>
           </w:p>
         </w:tc>
@@ -3983,7 +3964,7 @@
               <w:pStyle w:val="Compact"/>
             </w:pPr>
             <w:r>
-              <w:t xml:space="preserve">A static 1800 rule</w:t>
+              <w:t xml:space="preserve">Static 1800 rule</w:t>
             </w:r>
           </w:p>
         </w:tc>
@@ -4007,7 +3988,7 @@
               <w:pStyle w:val="Compact"/>
             </w:pPr>
             <w:r>
-              <w:t xml:space="preserve">The best single number for that person</w:t>
+              <w:t xml:space="preserve">Best single value for that person</w:t>
             </w:r>
           </w:p>
         </w:tc>
@@ -4055,7 +4036,7 @@
               <w:pStyle w:val="Compact"/>
             </w:pPr>
             <w:r>
-              <w:t xml:space="preserve">Your own entered setting</w:t>
+              <w:t xml:space="preserve">The person’s own entered setting</w:t>
             </w:r>
           </w:p>
         </w:tc>
@@ -4079,7 +4060,7 @@
               <w:pStyle w:val="Compact"/>
             </w:pPr>
             <w:r>
-              <w:t xml:space="preserve">355 divided by the square root of your dose</w:t>
+              <w:t xml:space="preserve">355 over the square root of dose</w:t>
             </w:r>
           </w:p>
         </w:tc>
@@ -4125,75 +4106,61 @@
         <w:pStyle w:val="BodyText"/>
       </w:pPr>
       <w:r>
-        <w:t xml:space="preserve">v2 is also biased, not merely imprecise: it overshoots the fall by 41 mg/dL at the</w:t>
-      </w:r>
-      <w:r>
-        <w:t xml:space="preserve"> </w:t>
-      </w:r>
-      <w:r>
-        <w:t xml:space="preserve">median, meaning it consistently expects insulin to do far more than it does.</w:t>
-      </w:r>
-    </w:p>
-    <w:p>
-      <w:pPr>
-        <w:pStyle w:val="BodyText"/>
-      </w:pPr>
-      <w:r>
-        <w:t xml:space="preserve">Out of 1,626 people, the best option was a single well-chosen number for 638, the</w:t>
-      </w:r>
-      <w:r>
-        <w:t xml:space="preserve"> </w:t>
-      </w:r>
-      <w:r>
-        <w:t xml:space="preserve">static 1800 rule for 587, the square root version for 195, v1 for 135, and their</w:t>
-      </w:r>
-      <w:r>
-        <w:t xml:space="preserve"> </w:t>
-      </w:r>
-      <w:r>
-        <w:t xml:space="preserve">own setting for 71. There was nobody it was v2 for.</w:t>
-      </w:r>
-    </w:p>
-    <w:p>
-      <w:pPr>
-        <w:pStyle w:val="BodyText"/>
-      </w:pPr>
-      <w:r>
-        <w:t xml:space="preserve">v2 is worst where it matters most. For people on under twenty units a day its</w:t>
-      </w:r>
-      <w:r>
-        <w:t xml:space="preserve"> </w:t>
-      </w:r>
-      <w:r>
-        <w:t xml:space="preserve">typical error is 322 mg/dL, for the reason given earlier. The error comes down as</w:t>
-      </w:r>
-      <w:r>
-        <w:t xml:space="preserve"> </w:t>
-      </w:r>
-      <w:r>
-        <w:t xml:space="preserve">dose goes up, to 83 mg/dL above 64 units a day, which is the crossover doing what</w:t>
-      </w:r>
-      <w:r>
-        <w:t xml:space="preserve"> </w:t>
-      </w:r>
-      <w:r>
-        <w:t xml:space="preserve">the algebra says it should. Even there it is more than twice as far out as</w:t>
-      </w:r>
-      <w:r>
-        <w:t xml:space="preserve"> </w:t>
-      </w:r>
-      <w:r>
-        <w:t xml:space="preserve">anything else.</w:t>
-      </w:r>
-    </w:p>
-    <w:bookmarkEnd w:id="51"/>
-    <w:bookmarkStart w:id="55" w:name="X7073c3fe8e7296706d306d926feaf96010c16e4"/>
+        <w:t xml:space="preserve">Of 1,626 people the best candidate was a single fitted value for 638, the static</w:t>
+      </w:r>
+      <w:r>
+        <w:t xml:space="preserve"> </w:t>
+      </w:r>
+      <w:r>
+        <w:t xml:space="preserve">1800 rule for 587, the square root form for 195, v1 for 135, and their own</w:t>
+      </w:r>
+      <w:r>
+        <w:t xml:space="preserve"> </w:t>
+      </w:r>
+      <w:r>
+        <w:t xml:space="preserve">setting for 71. It was v2 for none.</w:t>
+      </w:r>
+    </w:p>
+    <w:p>
+      <w:pPr>
+        <w:pStyle w:val="BodyText"/>
+      </w:pPr>
+      <w:r>
+        <w:t xml:space="preserve">v2 also overshoots rather than merely scattering: it expects 41 mg/dL more fall</w:t>
+      </w:r>
+      <w:r>
+        <w:t xml:space="preserve"> </w:t>
+      </w:r>
+      <w:r>
+        <w:t xml:space="preserve">than happens, at the median. Its worst ground is small doses, where its typical</w:t>
+      </w:r>
+      <w:r>
+        <w:t xml:space="preserve"> </w:t>
+      </w:r>
+      <w:r>
+        <w:t xml:space="preserve">miss reaches 322 mg/dL below twenty units a day. The miss shrinks as dose climbs,</w:t>
+      </w:r>
+      <w:r>
+        <w:t xml:space="preserve"> </w:t>
+      </w:r>
+      <w:r>
+        <w:t xml:space="preserve">reaching 83 mg/dL above 64 units a day, which is the crossover behaving as the</w:t>
+      </w:r>
+      <w:r>
+        <w:t xml:space="preserve"> </w:t>
+      </w:r>
+      <w:r>
+        <w:t xml:space="preserve">algebra requires. Even there it misses by more than twice anything else.</w:t>
+      </w:r>
+    </w:p>
+    <w:bookmarkEnd w:id="52"/>
+    <w:bookmarkStart w:id="56" w:name="could-the-method-be-producing-this"/>
     <w:p>
       <w:pPr>
         <w:pStyle w:val="Heading2"/>
       </w:pPr>
       <w:r>
-        <w:t xml:space="preserve">How do I know the method itself is not producing this?</w:t>
+        <w:t xml:space="preserve">Could the method be producing this?</w:t>
       </w:r>
     </w:p>
     <w:p>
@@ -4201,19 +4168,13 @@
         <w:pStyle w:val="FirstParagraph"/>
       </w:pPr>
       <w:r>
-        <w:t xml:space="preserve">Fair question, and the way to answer it is to build people whose sensitivity</w:t>
-      </w:r>
-      <w:r>
-        <w:t xml:space="preserve"> </w:t>
-      </w:r>
-      <w:r>
-        <w:t xml:space="preserve">follows a rule I choose, then run them through the identical machinery and see</w:t>
-      </w:r>
-      <w:r>
-        <w:t xml:space="preserve"> </w:t>
-      </w:r>
-      <w:r>
-        <w:t xml:space="preserve">what comes back.</w:t>
+        <w:t xml:space="preserve">Building people whose sensitivity follows a chosen rule, then running them through</w:t>
+      </w:r>
+      <w:r>
+        <w:t xml:space="preserve"> </w:t>
+      </w:r>
+      <w:r>
+        <w:t xml:space="preserve">the same machinery, answers that.</w:t>
       </w:r>
     </w:p>
     <w:p>
@@ -4225,18 +4186,18 @@
           <wp:inline>
             <wp:extent cx="5334000" cy="3595955"/>
             <wp:effectExtent b="0" l="0" r="0" t="0"/>
-            <wp:docPr descr="Recovery of a known relationship" title="" id="53" name="Picture"/>
+            <wp:docPr descr="Recovery of a known relationship" title="" id="54" name="Picture"/>
             <a:graphic>
               <a:graphicData uri="http://schemas.openxmlformats.org/drawingml/2006/picture">
                 <pic:pic>
                   <pic:nvPicPr>
-                    <pic:cNvPr descr="../charts/inv009/fig_synthetic.png" id="54" name="Picture"/>
+                    <pic:cNvPr descr="../charts/inv009/fig_synthetic.png" id="55" name="Picture"/>
                     <pic:cNvPicPr>
                       <a:picLocks noChangeArrowheads="1" noChangeAspect="1"/>
                     </pic:cNvPicPr>
                   </pic:nvPicPr>
                   <pic:blipFill>
-                    <a:blip r:embed="rId52"/>
+                    <a:blip r:embed="rId53"/>
                     <a:stretch>
                       <a:fillRect/>
                     </a:stretch>
@@ -4292,18 +4253,18 @@
               <w:pStyle w:val="Compact"/>
             </w:pPr>
             <w:r>
-              <w:t xml:space="preserve">What I built in</w:t>
-            </w:r>
-          </w:p>
-        </w:tc>
-        <w:tc>
-          <w:tcPr/>
-          <w:p>
-            <w:pPr>
-              <w:pStyle w:val="Compact"/>
-            </w:pPr>
-            <w:r>
-              <w:t xml:space="preserve">What came back</w:t>
+              <w:t xml:space="preserve">Built in</w:t>
+            </w:r>
+          </w:p>
+        </w:tc>
+        <w:tc>
+          <w:tcPr/>
+          <w:p>
+            <w:pPr>
+              <w:pStyle w:val="Compact"/>
+            </w:pPr>
+            <w:r>
+              <w:t xml:space="preserve">Came back</w:t>
             </w:r>
           </w:p>
         </w:tc>
@@ -4386,41 +4347,35 @@
         <w:pStyle w:val="BodyText"/>
       </w:pPr>
       <w:r>
-        <w:t xml:space="preserve">Shallow relationships come back almost exactly. Steep ones come back slightly</w:t>
-      </w:r>
-      <w:r>
-        <w:t xml:space="preserve"> </w:t>
-      </w:r>
-      <w:r>
-        <w:t xml:space="preserve">flattened. The bottom row is the one that matters: a squared law comes back</w:t>
-      </w:r>
-      <w:r>
-        <w:t xml:space="preserve"> </w:t>
-      </w:r>
-      <w:r>
-        <w:t xml:space="preserve">reading between -1.56 and -1.85 under everything I tried, including a run where</w:t>
-      </w:r>
-      <w:r>
-        <w:t xml:space="preserve"> </w:t>
-      </w:r>
-      <w:r>
-        <w:t xml:space="preserve">nearly half of all meals went unrecorded. What I measured was between -0.65 and</w:t>
-      </w:r>
-      <w:r>
-        <w:t xml:space="preserve"> </w:t>
-      </w:r>
-      <w:r>
-        <w:t xml:space="preserve">-0.88. A squared law cannot look like that.</w:t>
-      </w:r>
-    </w:p>
-    <w:bookmarkEnd w:id="55"/>
-    <w:bookmarkStart w:id="56" w:name="what-this-does-not-tell-you"/>
+        <w:t xml:space="preserve">Shallow relationships return almost exactly. Steep ones flatten slightly. The</w:t>
+      </w:r>
+      <w:r>
+        <w:t xml:space="preserve"> </w:t>
+      </w:r>
+      <w:r>
+        <w:t xml:space="preserve">bottom row decides it: a squared law returns between -1.56 and -1.85 under every</w:t>
+      </w:r>
+      <w:r>
+        <w:t xml:space="preserve"> </w:t>
+      </w:r>
+      <w:r>
+        <w:t xml:space="preserve">condition I tried, including one where nearly half of all meals went unrecorded.</w:t>
+      </w:r>
+      <w:r>
+        <w:t xml:space="preserve"> </w:t>
+      </w:r>
+      <w:r>
+        <w:t xml:space="preserve">The measurements ran between -0.65 and -0.88. A squared law cannot look like that.</w:t>
+      </w:r>
+    </w:p>
+    <w:bookmarkEnd w:id="56"/>
+    <w:bookmarkStart w:id="57" w:name="what-this-does-not-settle"/>
     <w:p>
       <w:pPr>
         <w:pStyle w:val="Heading2"/>
       </w:pPr>
       <w:r>
-        <w:t xml:space="preserve">What this does not tell you</w:t>
+        <w:t xml:space="preserve">What this does not settle</w:t>
       </w:r>
     </w:p>
     <w:p>
@@ -4428,51 +4383,39 @@
         <w:pStyle w:val="FirstParagraph"/>
       </w:pPr>
       <w:r>
-        <w:t xml:space="preserve">It does not give you a number to set. The sensitivities I measure are shrunk by</w:t>
-      </w:r>
-      <w:r>
-        <w:t xml:space="preserve"> </w:t>
-      </w:r>
-      <w:r>
-        <w:t xml:space="preserve">the method, so you cannot read a constant off this work, only the shape of the</w:t>
-      </w:r>
-      <w:r>
-        <w:t xml:space="preserve"> </w:t>
-      </w:r>
-      <w:r>
-        <w:t xml:space="preserve">relationship.</w:t>
-      </w:r>
-    </w:p>
-    <w:p>
-      <w:pPr>
-        <w:pStyle w:val="BodyText"/>
-      </w:pPr>
-      <w:r>
-        <w:t xml:space="preserve">It is all overnight and fasting. The four hours after a meal are measured here</w:t>
-      </w:r>
-      <w:r>
-        <w:t xml:space="preserve"> </w:t>
-      </w:r>
-      <w:r>
-        <w:t xml:space="preserve">only well enough to show sensitivity going negative. Working out what a meal is</w:t>
-      </w:r>
-      <w:r>
-        <w:t xml:space="preserve"> </w:t>
-      </w:r>
-      <w:r>
-        <w:t xml:space="preserve">really doing over those hours would need the carbohydrate absorption model itself</w:t>
-      </w:r>
-      <w:r>
-        <w:t xml:space="preserve"> </w:t>
-      </w:r>
-      <w:r>
-        <w:t xml:space="preserve">under the microscope, which is a different piece of work and probably a more</w:t>
-      </w:r>
-      <w:r>
-        <w:t xml:space="preserve"> </w:t>
-      </w:r>
-      <w:r>
-        <w:t xml:space="preserve">useful one.</w:t>
+        <w:t xml:space="preserve">It supplies no number to set. The method shrinks the sensitivities it measures,</w:t>
+      </w:r>
+      <w:r>
+        <w:t xml:space="preserve"> </w:t>
+      </w:r>
+      <w:r>
+        <w:t xml:space="preserve">so only the shape of the relationship comes through, not a constant.</w:t>
+      </w:r>
+    </w:p>
+    <w:p>
+      <w:pPr>
+        <w:pStyle w:val="BodyText"/>
+      </w:pPr>
+      <w:r>
+        <w:t xml:space="preserve">It covers overnight fasting. The four hours after a meal appear here only well</w:t>
+      </w:r>
+      <w:r>
+        <w:t xml:space="preserve"> </w:t>
+      </w:r>
+      <w:r>
+        <w:t xml:space="preserve">enough to show sensitivity turning negative. Working out what a meal really does</w:t>
+      </w:r>
+      <w:r>
+        <w:t xml:space="preserve"> </w:t>
+      </w:r>
+      <w:r>
+        <w:t xml:space="preserve">across those hours would put the carbohydrate absorption model itself under</w:t>
+      </w:r>
+      <w:r>
+        <w:t xml:space="preserve"> </w:t>
+      </w:r>
+      <w:r>
+        <w:t xml:space="preserve">examination, which is different work and probably more useful.</w:t>
       </w:r>
     </w:p>
     <w:p>
@@ -4486,87 +4429,81 @@
         <w:t xml:space="preserve"> </w:t>
       </w:r>
       <w:r>
-        <w:t xml:space="preserve">Exercise, illness and a change in how you eat all move it over hours and days.</w:t>
-      </w:r>
-      <w:r>
-        <w:t xml:space="preserve"> </w:t>
-      </w:r>
-      <w:r>
-        <w:t xml:space="preserve">None of that is measured here, and none of it is being argued against.</w:t>
-      </w:r>
-    </w:p>
-    <w:p>
-      <w:pPr>
-        <w:pStyle w:val="BodyText"/>
-      </w:pPr>
-      <w:r>
-        <w:t xml:space="preserve">The groups running automated systems are weak evidence on their own. In the</w:t>
-      </w:r>
-      <w:r>
-        <w:t xml:space="preserve"> </w:t>
-      </w:r>
-      <w:r>
-        <w:t xml:space="preserve">Control-IQ studies the share of people with a positive sensitivity is close to a</w:t>
-      </w:r>
-      <w:r>
-        <w:t xml:space="preserve"> </w:t>
-      </w:r>
-      <w:r>
-        <w:t xml:space="preserve">coin toss, and for the youngest group it is worse than one. They back up a</w:t>
-      </w:r>
-      <w:r>
-        <w:t xml:space="preserve"> </w:t>
-      </w:r>
-      <w:r>
-        <w:t xml:space="preserve">direction rather than establishing it.</w:t>
-      </w:r>
-    </w:p>
-    <w:p>
-      <w:pPr>
-        <w:pStyle w:val="BodyText"/>
-      </w:pPr>
-      <w:r>
-        <w:t xml:space="preserve">And two faults in the underlying data had to be repaired along the way. Extended</w:t>
-      </w:r>
-      <w:r>
-        <w:t xml:space="preserve"> </w:t>
-      </w:r>
-      <w:r>
-        <w:t xml:space="preserve">bolus durations arrive in milliseconds for three of the six studies and in seconds</w:t>
-      </w:r>
-      <w:r>
-        <w:t xml:space="preserve"> </w:t>
-      </w:r>
-      <w:r>
-        <w:t xml:space="preserve">for the other two, so a one hour square wave reads as a thousand hours. The</w:t>
-      </w:r>
-      <w:r>
-        <w:t xml:space="preserve"> </w:t>
-      </w:r>
-      <w:r>
-        <w:t xml:space="preserve">database also returns timestamps at microsecond resolution, which divided every</w:t>
-      </w:r>
-      <w:r>
-        <w:t xml:space="preserve"> </w:t>
-      </w:r>
-      <w:r>
-        <w:t xml:space="preserve">basal total by a thousand until I checked the reconstruction against the</w:t>
-      </w:r>
-      <w:r>
-        <w:t xml:space="preserve"> </w:t>
-      </w:r>
-      <w:r>
-        <w:t xml:space="preserve">database’s own sums. Anyone else working from these archives will meet both.</w:t>
-      </w:r>
-    </w:p>
-    <w:bookmarkEnd w:id="56"/>
-    <w:bookmarkStart w:id="57" w:name="where-that-leaves-the-two-equations"/>
+        <w:t xml:space="preserve">Exercise, illness and a change in diet all move it over hours and days. None of</w:t>
+      </w:r>
+      <w:r>
+        <w:t xml:space="preserve"> </w:t>
+      </w:r>
+      <w:r>
+        <w:t xml:space="preserve">that appears here, and none of it is being argued against.</w:t>
+      </w:r>
+    </w:p>
+    <w:p>
+      <w:pPr>
+        <w:pStyle w:val="BodyText"/>
+      </w:pPr>
+      <w:r>
+        <w:t xml:space="preserve">The cohorts running automated systems make weak evidence alone. In the Control-IQ</w:t>
+      </w:r>
+      <w:r>
+        <w:t xml:space="preserve"> </w:t>
+      </w:r>
+      <w:r>
+        <w:t xml:space="preserve">studies the share of people with a positive sensitivity sits near a coin toss,</w:t>
+      </w:r>
+      <w:r>
+        <w:t xml:space="preserve"> </w:t>
+      </w:r>
+      <w:r>
+        <w:t xml:space="preserve">and below one for the youngest. They back a direction rather than establishing it.</w:t>
+      </w:r>
+    </w:p>
+    <w:p>
+      <w:pPr>
+        <w:pStyle w:val="BodyText"/>
+      </w:pPr>
+      <w:r>
+        <w:t xml:space="preserve">Two faults in the underlying data needed repair. Extended bolus durations arrive</w:t>
+      </w:r>
+      <w:r>
+        <w:t xml:space="preserve"> </w:t>
+      </w:r>
+      <w:r>
+        <w:t xml:space="preserve">in milliseconds for three of the six studies and in seconds for the other two, so</w:t>
+      </w:r>
+      <w:r>
+        <w:t xml:space="preserve"> </w:t>
+      </w:r>
+      <w:r>
+        <w:t xml:space="preserve">a one hour square wave reads as a thousand hours. The database also returns</w:t>
+      </w:r>
+      <w:r>
+        <w:t xml:space="preserve"> </w:t>
+      </w:r>
+      <w:r>
+        <w:t xml:space="preserve">timestamps at microsecond resolution, which divided every basal total by a</w:t>
+      </w:r>
+      <w:r>
+        <w:t xml:space="preserve"> </w:t>
+      </w:r>
+      <w:r>
+        <w:t xml:space="preserve">thousand until I checked the rebuild against the database’s own sums. Anyone</w:t>
+      </w:r>
+      <w:r>
+        <w:t xml:space="preserve"> </w:t>
+      </w:r>
+      <w:r>
+        <w:t xml:space="preserve">working from these archives will meet both.</w:t>
+      </w:r>
+    </w:p>
+    <w:bookmarkEnd w:id="57"/>
+    <w:bookmarkStart w:id="58" w:name="where-the-two-equations-stand"/>
     <w:p>
       <w:pPr>
         <w:pStyle w:val="Heading2"/>
       </w:pPr>
       <w:r>
-        <w:t xml:space="preserve">Where that leaves the two equations</w:t>
+        <w:t xml:space="preserve">Where the two equations stand</w:t>
       </w:r>
     </w:p>
     <w:p>
@@ -4574,157 +4511,151 @@
         <w:pStyle w:val="FirstParagraph"/>
       </w:pPr>
       <w:r>
-        <w:t xml:space="preserve">The dose half of v1 is close to right, and it is closest in the place it came</w:t>
-      </w:r>
-      <w:r>
-        <w:t xml:space="preserve"> </w:t>
-      </w:r>
-      <w:r>
-        <w:t xml:space="preserve">from: it describes what people actually run their pumps at to within a few per</w:t>
-      </w:r>
-      <w:r>
-        <w:t xml:space="preserve"> </w:t>
-      </w:r>
-      <w:r>
-        <w:t xml:space="preserve">cent. Measured against what glucose does it looks a touch steep, with the</w:t>
-      </w:r>
-      <w:r>
-        <w:t xml:space="preserve"> </w:t>
-      </w:r>
-      <w:r>
-        <w:t xml:space="preserve">supported range somewhere between the square root and v1.</w:t>
-      </w:r>
-    </w:p>
-    <w:p>
-      <w:pPr>
-        <w:pStyle w:val="BodyText"/>
-      </w:pPr>
-      <w:r>
-        <w:t xml:space="preserve">Its glucose half is pointed the wrong way, and so is v2’s. Both make insulin most</w:t>
-      </w:r>
-      <w:r>
-        <w:t xml:space="preserve"> </w:t>
-      </w:r>
-      <w:r>
-        <w:t xml:space="preserve">effective near target when the measurement says it is least effective there. The</w:t>
-      </w:r>
-      <w:r>
-        <w:t xml:space="preserve"> </w:t>
-      </w:r>
-      <w:r>
-        <w:t xml:space="preserve">saving grace is that the term is small enough that it costs little.</w:t>
-      </w:r>
-    </w:p>
-    <w:p>
-      <w:pPr>
-        <w:pStyle w:val="BodyText"/>
-      </w:pPr>
-      <w:r>
-        <w:t xml:space="preserve">For v2’s squared dose term I could find no support here. What people run</w:t>
-      </w:r>
-      <w:r>
-        <w:t xml:space="preserve"> </w:t>
-      </w:r>
-      <w:r>
-        <w:t xml:space="preserve">contradicts it, what glucose does contradicts it, it was not the best predictor</w:t>
-      </w:r>
-      <w:r>
-        <w:t xml:space="preserve"> </w:t>
-      </w:r>
-      <w:r>
-        <w:t xml:space="preserve">for anyone, and the simulation says a squared law could not have looked like</w:t>
-      </w:r>
-      <w:r>
-        <w:t xml:space="preserve"> </w:t>
-      </w:r>
-      <w:r>
-        <w:t xml:space="preserve">anything I measured. Its worst behaviour is in children and in anyone on a small</w:t>
-      </w:r>
-      <w:r>
-        <w:t xml:space="preserve"> </w:t>
-      </w:r>
-      <w:r>
-        <w:t xml:space="preserve">daily dose, who are the least able to absorb a correction that turns out to be far</w:t>
-      </w:r>
-      <w:r>
-        <w:t xml:space="preserve"> </w:t>
-      </w:r>
-      <w:r>
-        <w:t xml:space="preserve">too small.</w:t>
-      </w:r>
-    </w:p>
-    <w:p>
-      <w:pPr>
-        <w:pStyle w:val="BodyText"/>
-      </w:pPr>
-      <w:r>
-        <w:t xml:space="preserve">I want to be careful about the scope of that. It describes what a large and varied</w:t>
-      </w:r>
-      <w:r>
-        <w:t xml:space="preserve"> </w:t>
-      </w:r>
-      <w:r>
-        <w:t xml:space="preserve">group of people did. It says nothing about anyone’s intent or competence, it is</w:t>
-      </w:r>
-      <w:r>
-        <w:t xml:space="preserve"> </w:t>
-      </w:r>
-      <w:r>
-        <w:t xml:space="preserve">one analysis of overnight fasting periods from archives never collected for this</w:t>
-      </w:r>
-      <w:r>
-        <w:t xml:space="preserve"> </w:t>
-      </w:r>
-      <w:r>
-        <w:t xml:space="preserve">purpose, and the equations under examination moved the conversation to where this</w:t>
-      </w:r>
-      <w:r>
-        <w:t xml:space="preserve"> </w:t>
-      </w:r>
-      <w:r>
-        <w:t xml:space="preserve">work could start. Somebody coming at it another way would be welcome.</w:t>
-      </w:r>
-    </w:p>
-    <w:p>
-      <w:pPr>
-        <w:pStyle w:val="BodyText"/>
-      </w:pPr>
-      <w:r>
-        <w:t xml:space="preserve">If you want a dose term, what is here supports something between about -0.65 and</w:t>
-      </w:r>
-      <w:r>
-        <w:t xml:space="preserve"> </w:t>
-      </w:r>
-      <w:r>
-        <w:t xml:space="preserve">-1.0, applied to your own level rather than used to set it. But given that a plain</w:t>
-      </w:r>
-      <w:r>
-        <w:t xml:space="preserve"> </w:t>
-      </w:r>
-      <w:r>
-        <w:t xml:space="preserve">static 1800 rule out-predicted every dynamic version I tested, the question I keep</w:t>
-      </w:r>
-      <w:r>
-        <w:t xml:space="preserve"> </w:t>
-      </w:r>
-      <w:r>
-        <w:t xml:space="preserve">coming back to is not which exponent to use. It is whether sensitivity is the</w:t>
-      </w:r>
-      <w:r>
-        <w:t xml:space="preserve"> </w:t>
-      </w:r>
-      <w:r>
-        <w:t xml:space="preserve">right place to be making this adjustment at all, when the thing most obviously</w:t>
-      </w:r>
-      <w:r>
-        <w:t xml:space="preserve"> </w:t>
-      </w:r>
-      <w:r>
-        <w:t xml:space="preserve">needing attention is what a meal is still doing four hours after you logged it.</w:t>
-      </w:r>
-    </w:p>
-    <w:bookmarkEnd w:id="57"/>
-    <w:bookmarkStart w:id="58" w:name="methods"/>
+        <w:t xml:space="preserve">v1’s dose term holds up, and holds up best in the ground it came from: it</w:t>
+      </w:r>
+      <w:r>
+        <w:t xml:space="preserve"> </w:t>
+      </w:r>
+      <w:r>
+        <w:t xml:space="preserve">describes what people run their pumps at to within a few per cent. Against the</w:t>
+      </w:r>
+      <w:r>
+        <w:t xml:space="preserve"> </w:t>
+      </w:r>
+      <w:r>
+        <w:t xml:space="preserve">glucose response it looks a touch steep, with support running between the square</w:t>
+      </w:r>
+      <w:r>
+        <w:t xml:space="preserve"> </w:t>
+      </w:r>
+      <w:r>
+        <w:t xml:space="preserve">root and v1.</w:t>
+      </w:r>
+    </w:p>
+    <w:p>
+      <w:pPr>
+        <w:pStyle w:val="BodyText"/>
+      </w:pPr>
+      <w:r>
+        <w:t xml:space="preserve">Its glucose term points the wrong way, as does v2’s. Both make insulin most</w:t>
+      </w:r>
+      <w:r>
+        <w:t xml:space="preserve"> </w:t>
+      </w:r>
+      <w:r>
+        <w:t xml:space="preserve">effective near target where the measurement makes it least effective. The term</w:t>
+      </w:r>
+      <w:r>
+        <w:t xml:space="preserve"> </w:t>
+      </w:r>
+      <w:r>
+        <w:t xml:space="preserve">stays small enough to cost little.</w:t>
+      </w:r>
+    </w:p>
+    <w:p>
+      <w:pPr>
+        <w:pStyle w:val="BodyText"/>
+      </w:pPr>
+      <w:r>
+        <w:t xml:space="preserve">v2’s squared dose term finds no support here. What people run contradicts it, what</w:t>
+      </w:r>
+      <w:r>
+        <w:t xml:space="preserve"> </w:t>
+      </w:r>
+      <w:r>
+        <w:t xml:space="preserve">glucose does contradicts it, it never beat the alternatives for anyone, and the</w:t>
+      </w:r>
+      <w:r>
+        <w:t xml:space="preserve"> </w:t>
+      </w:r>
+      <w:r>
+        <w:t xml:space="preserve">simulation says a squared law could not have looked like anything I measured. It</w:t>
+      </w:r>
+      <w:r>
+        <w:t xml:space="preserve"> </w:t>
+      </w:r>
+      <w:r>
+        <w:t xml:space="preserve">behaves worst in children and at small daily doses, where a correction that comes</w:t>
+      </w:r>
+      <w:r>
+        <w:t xml:space="preserve"> </w:t>
+      </w:r>
+      <w:r>
+        <w:t xml:space="preserve">out far too small does the most harm.</w:t>
+      </w:r>
+    </w:p>
+    <w:p>
+      <w:pPr>
+        <w:pStyle w:val="BodyText"/>
+      </w:pPr>
+      <w:r>
+        <w:t xml:space="preserve">The scope of that conclusion is narrow. It describes what a large and varied group</w:t>
+      </w:r>
+      <w:r>
+        <w:t xml:space="preserve"> </w:t>
+      </w:r>
+      <w:r>
+        <w:t xml:space="preserve">of people did. It says nothing about anyone’s intent or competence, it covers</w:t>
+      </w:r>
+      <w:r>
+        <w:t xml:space="preserve"> </w:t>
+      </w:r>
+      <w:r>
+        <w:t xml:space="preserve">overnight fasting in archives collected for other purposes, and the equations</w:t>
+      </w:r>
+      <w:r>
+        <w:t xml:space="preserve"> </w:t>
+      </w:r>
+      <w:r>
+        <w:t xml:space="preserve">under examination moved the discussion to where this work could begin. Another</w:t>
+      </w:r>
+      <w:r>
+        <w:t xml:space="preserve"> </w:t>
+      </w:r>
+      <w:r>
+        <w:t xml:space="preserve">route into the same question would be welcome.</w:t>
+      </w:r>
+    </w:p>
+    <w:p>
+      <w:pPr>
+        <w:pStyle w:val="BodyText"/>
+      </w:pPr>
+      <w:r>
+        <w:t xml:space="preserve">Anyone wanting a dose term will find support here for something between about</w:t>
+      </w:r>
+      <w:r>
+        <w:t xml:space="preserve"> </w:t>
+      </w:r>
+      <w:r>
+        <w:t xml:space="preserve">-0.65 and -1.0, applied to a person’s own level rather than used to set it. But a</w:t>
+      </w:r>
+      <w:r>
+        <w:t xml:space="preserve"> </w:t>
+      </w:r>
+      <w:r>
+        <w:t xml:space="preserve">plain static 1800 rule out-predicted every dynamic version tested, so the question</w:t>
+      </w:r>
+      <w:r>
+        <w:t xml:space="preserve"> </w:t>
+      </w:r>
+      <w:r>
+        <w:t xml:space="preserve">I am left with is not which exponent to use. It is whether sensitivity is the</w:t>
+      </w:r>
+      <w:r>
+        <w:t xml:space="preserve"> </w:t>
+      </w:r>
+      <w:r>
+        <w:t xml:space="preserve">right place for this adjustment at all, when the clearest unfinished business is</w:t>
+      </w:r>
+      <w:r>
+        <w:t xml:space="preserve"> </w:t>
+      </w:r>
+      <w:r>
+        <w:t xml:space="preserve">what a meal keeps doing four hours after somebody logged it.</w:t>
+      </w:r>
+    </w:p>
+    <w:bookmarkEnd w:id="58"/>
+    <w:bookmarkStart w:id="59" w:name="methods"/>
     <w:p>
       <w:pPr>
         <w:pStyle w:val="Heading2"/>
@@ -4738,7 +4669,7 @@
         <w:pStyle w:val="FirstParagraph"/>
       </w:pPr>
       <w:r>
-        <w:t xml:space="preserve">Windows run four hours from starts between 23:00 and 03:00, requiring 80% sensor</w:t>
+        <w:t xml:space="preserve">Windows run four hours from starts between 23:00 and 03:00. Each needs 80% sensor</w:t>
       </w:r>
       <w:r>
         <w:t xml:space="preserve"> </w:t>
@@ -4750,31 +4681,25 @@
         <w:t xml:space="preserve"> </w:t>
       </w:r>
       <w:r>
-        <w:t xml:space="preserve">of logged carbohydrate or, where none is logged, four hours clear of a bolus large</w:t>
-      </w:r>
-      <w:r>
-        <w:t xml:space="preserve"> </w:t>
-      </w:r>
-      <w:r>
-        <w:t xml:space="preserve">relative to that person’s own daily dose. Screening looks only backwards, never at</w:t>
-      </w:r>
-      <w:r>
-        <w:t xml:space="preserve"> </w:t>
-      </w:r>
-      <w:r>
-        <w:t xml:space="preserve">what glucose subsequently did, because dropping the nights where glucose rose</w:t>
-      </w:r>
-      <w:r>
-        <w:t xml:space="preserve"> </w:t>
-      </w:r>
-      <w:r>
-        <w:t xml:space="preserve">removes disproportionately the nights insulin worked least well and inflates the</w:t>
-      </w:r>
-      <w:r>
-        <w:t xml:space="preserve"> </w:t>
-      </w:r>
-      <w:r>
-        <w:t xml:space="preserve">result.</w:t>
+        <w:t xml:space="preserve">of logged carbohydrate or, where nothing is logged, four hours clear of a bolus</w:t>
+      </w:r>
+      <w:r>
+        <w:t xml:space="preserve"> </w:t>
+      </w:r>
+      <w:r>
+        <w:t xml:space="preserve">large against that person’s own daily dose. Screening looks only backwards, never</w:t>
+      </w:r>
+      <w:r>
+        <w:t xml:space="preserve"> </w:t>
+      </w:r>
+      <w:r>
+        <w:t xml:space="preserve">at what glucose did next. Dropping the nights where glucose rose removes the</w:t>
+      </w:r>
+      <w:r>
+        <w:t xml:space="preserve"> </w:t>
+      </w:r>
+      <w:r>
+        <w:t xml:space="preserve">nights insulin worked least well and inflates the result.</w:t>
       </w:r>
     </w:p>
     <w:p>
@@ -4788,27 +4713,27 @@
         <w:t xml:space="preserve"> </w:t>
       </w:r>
       <w:r>
-        <w:t xml:space="preserve">Loop subjects use the models LoopKit itself ships, taken from its source rather</w:t>
-      </w:r>
-      <w:r>
-        <w:t xml:space="preserve"> </w:t>
-      </w:r>
-      <w:r>
-        <w:t xml:space="preserve">than approximated. Everyone else uses the oref exponential at six hours with a 75</w:t>
-      </w:r>
-      <w:r>
-        <w:t xml:space="preserve"> </w:t>
-      </w:r>
-      <w:r>
-        <w:t xml:space="preserve">minute peak.</w:t>
-      </w:r>
-    </w:p>
-    <w:p>
-      <w:pPr>
-        <w:pStyle w:val="BodyText"/>
-      </w:pPr>
-      <w:r>
-        <w:t xml:space="preserve">Per-person fits are ordinary least squares with a heteroskedasticity-robust</w:t>
+        <w:t xml:space="preserve">Loop subjects use the models LoopKit ships, taken from its source rather than</w:t>
+      </w:r>
+      <w:r>
+        <w:t xml:space="preserve"> </w:t>
+      </w:r>
+      <w:r>
+        <w:t xml:space="preserve">approximated. The rest use the oref exponential at six hours with a 75 minute</w:t>
+      </w:r>
+      <w:r>
+        <w:t xml:space="preserve"> </w:t>
+      </w:r>
+      <w:r>
+        <w:t xml:space="preserve">peak.</w:t>
+      </w:r>
+    </w:p>
+    <w:p>
+      <w:pPr>
+        <w:pStyle w:val="BodyText"/>
+      </w:pPr>
+      <w:r>
+        <w:t xml:space="preserve">Per-person fits use ordinary least squares with a heteroskedasticity-robust</w:t>
       </w:r>
       <w:r>
         <w:t xml:space="preserve"> </w:t>
@@ -4820,27 +4745,27 @@
         <w:t xml:space="preserve"> </w:t>
       </w:r>
       <w:r>
-        <w:t xml:space="preserve">DerSimonian and Laird, as in the earlier work in this series, so the two can be</w:t>
-      </w:r>
-      <w:r>
-        <w:t xml:space="preserve"> </w:t>
-      </w:r>
-      <w:r>
-        <w:t xml:space="preserve">read side by side. Confidence intervals are percentile bootstrap over people,</w:t>
-      </w:r>
-      <w:r>
-        <w:t xml:space="preserve"> </w:t>
-      </w:r>
-      <w:r>
-        <w:t xml:space="preserve">using the same weights as the estimate they wrap.</w:t>
-      </w:r>
-    </w:p>
-    <w:p>
-      <w:pPr>
-        <w:pStyle w:val="BodyText"/>
-      </w:pPr>
-      <w:r>
-        <w:t xml:space="preserve">The per-reading calculation looks back six hours at every reading, takes both the</w:t>
+        <w:t xml:space="preserve">DerSimonian and Laird, matching the earlier work in this series so the two read</w:t>
+      </w:r>
+      <w:r>
+        <w:t xml:space="preserve"> </w:t>
+      </w:r>
+      <w:r>
+        <w:t xml:space="preserve">side by side. Intervals are percentile bootstrap over people, weighted as the</w:t>
+      </w:r>
+      <w:r>
+        <w:t xml:space="preserve"> </w:t>
+      </w:r>
+      <w:r>
+        <w:t xml:space="preserve">estimate they wrap.</w:t>
+      </w:r>
+    </w:p>
+    <w:p>
+      <w:pPr>
+        <w:pStyle w:val="BodyText"/>
+      </w:pPr>
+      <w:r>
+        <w:t xml:space="preserve">The per-reading calculation looks back six hours at every reading. It takes the</w:t>
       </w:r>
       <w:r>
         <w:t xml:space="preserve"> </w:t>
@@ -4852,135 +4777,123 @@
         <w:t xml:space="preserve"> </w:t>
       </w:r>
       <w:r>
-        <w:t xml:space="preserve">for that half hour of the day, and requires the excess insulin action to exceed</w:t>
-      </w:r>
-      <w:r>
-        <w:t xml:space="preserve"> </w:t>
-      </w:r>
-      <w:r>
-        <w:t xml:space="preserve">0.3 units so that the denominator is not noise.</w:t>
-      </w:r>
-    </w:p>
-    <w:p>
-      <w:pPr>
-        <w:pStyle w:val="BodyText"/>
-      </w:pPr>
-      <w:r>
-        <w:t xml:space="preserve">Separability is tested by fitting insulin action against glucose, against dose,</w:t>
-      </w:r>
-      <w:r>
-        <w:t xml:space="preserve"> </w:t>
-      </w:r>
-      <w:r>
-        <w:t xml:space="preserve">and against the product of the two, and reading the third coefficient. The glucose</w:t>
-      </w:r>
-      <w:r>
-        <w:t xml:space="preserve"> </w:t>
-      </w:r>
-      <w:r>
-        <w:t xml:space="preserve">profile is measured both as a power law and, because the power law turned out to</w:t>
-      </w:r>
-      <w:r>
-        <w:t xml:space="preserve"> </w:t>
-      </w:r>
-      <w:r>
-        <w:t xml:space="preserve">describe it poorly, by interacting insulin action with glucose band indicators,</w:t>
-      </w:r>
-      <w:r>
-        <w:t xml:space="preserve"> </w:t>
-      </w:r>
-      <w:r>
-        <w:t xml:space="preserve">which imposes no shape.</w:t>
-      </w:r>
-    </w:p>
-    <w:p>
-      <w:pPr>
-        <w:pStyle w:val="BodyText"/>
-      </w:pPr>
-      <w:r>
-        <w:t xml:space="preserve">Fitted as a power law rather than as bands, the glucose exponent comes to +0.238</w:t>
-      </w:r>
-      <w:r>
-        <w:t xml:space="preserve"> </w:t>
-      </w:r>
-      <w:r>
-        <w:t xml:space="preserve">with a standard error of 0.044. That value is not quoted in the body above because</w:t>
-      </w:r>
-      <w:r>
-        <w:t xml:space="preserve"> </w:t>
-      </w:r>
-      <w:r>
-        <w:t xml:space="preserve">it is unstable: restricting to a narrower glucose range moves it to about +1.0,</w:t>
-      </w:r>
-      <w:r>
-        <w:t xml:space="preserve"> </w:t>
-      </w:r>
-      <w:r>
-        <w:t xml:space="preserve">a shift larger than the number itself. A power law cannot describe a step, so</w:t>
-      </w:r>
-      <w:r>
-        <w:t xml:space="preserve"> </w:t>
-      </w:r>
-      <w:r>
-        <w:t xml:space="preserve">fitting one across the profile in the table averages the step into a slope of</w:t>
-      </w:r>
-      <w:r>
-        <w:t xml:space="preserve"> </w:t>
-      </w:r>
-      <w:r>
-        <w:t xml:space="preserve">almost nothing whose sign follows whichever range was chosen. The band table is</w:t>
-      </w:r>
-      <w:r>
-        <w:t xml:space="preserve"> </w:t>
-      </w:r>
-      <w:r>
-        <w:t xml:space="preserve">reported in its place.</w:t>
-      </w:r>
-    </w:p>
-    <w:p>
-      <w:pPr>
-        <w:pStyle w:val="BodyText"/>
-      </w:pPr>
-      <w:r>
-        <w:t xml:space="preserve">An earlier draft of this document reported a glucose exponent of -2.67. That was</w:t>
-      </w:r>
-      <w:r>
-        <w:t xml:space="preserve"> </w:t>
-      </w:r>
-      <w:r>
-        <w:t xml:space="preserve">an indexing defect: the interaction term had been inserted ahead of the insulin</w:t>
-      </w:r>
-      <w:r>
-        <w:t xml:space="preserve"> </w:t>
-      </w:r>
-      <w:r>
-        <w:t xml:space="preserve">coefficient in the design matrix while the coefficient was still read from a fixed</w:t>
-      </w:r>
-      <w:r>
-        <w:t xml:space="preserve"> </w:t>
-      </w:r>
-      <w:r>
-        <w:t xml:space="preserve">position, so the interaction was divided by the starting glucose term. It was</w:t>
-      </w:r>
-      <w:r>
-        <w:t xml:space="preserve"> </w:t>
-      </w:r>
-      <w:r>
-        <w:t xml:space="preserve">found when a second implementation disagreed on the sign. Design matrix columns</w:t>
-      </w:r>
-      <w:r>
-        <w:t xml:space="preserve"> </w:t>
-      </w:r>
-      <w:r>
-        <w:t xml:space="preserve">are now addressed by name and a regression test covers it.</w:t>
-      </w:r>
-    </w:p>
-    <w:p>
-      <w:pPr>
-        <w:pStyle w:val="BodyText"/>
-      </w:pPr>
-      <w:r>
-        <w:t xml:space="preserve">Code is in</w:t>
+        <w:t xml:space="preserve">for that half hour of the day, and requires the excess insulin action to clear 0.3</w:t>
+      </w:r>
+      <w:r>
+        <w:t xml:space="preserve"> </w:t>
+      </w:r>
+      <w:r>
+        <w:t xml:space="preserve">units so the denominator is not noise.</w:t>
+      </w:r>
+    </w:p>
+    <w:p>
+      <w:pPr>
+        <w:pStyle w:val="BodyText"/>
+      </w:pPr>
+      <w:r>
+        <w:t xml:space="preserve">Testing whether the axes multiply cleanly means fitting insulin action against</w:t>
+      </w:r>
+      <w:r>
+        <w:t xml:space="preserve"> </w:t>
+      </w:r>
+      <w:r>
+        <w:t xml:space="preserve">glucose, against dose, and against the product, then reading the third</w:t>
+      </w:r>
+      <w:r>
+        <w:t xml:space="preserve"> </w:t>
+      </w:r>
+      <w:r>
+        <w:t xml:space="preserve">coefficient. The glucose profile is measured as a power law and, because the power</w:t>
+      </w:r>
+      <w:r>
+        <w:t xml:space="preserve"> </w:t>
+      </w:r>
+      <w:r>
+        <w:t xml:space="preserve">law describes it poorly, by interacting insulin action with glucose band</w:t>
+      </w:r>
+      <w:r>
+        <w:t xml:space="preserve"> </w:t>
+      </w:r>
+      <w:r>
+        <w:t xml:space="preserve">indicators, which imposes no shape.</w:t>
+      </w:r>
+    </w:p>
+    <w:p>
+      <w:pPr>
+        <w:pStyle w:val="BodyText"/>
+      </w:pPr>
+      <w:r>
+        <w:t xml:space="preserve">Fitted as a power law the glucose exponent comes to +0.238, standard error 0.044.</w:t>
+      </w:r>
+      <w:r>
+        <w:t xml:space="preserve"> </w:t>
+      </w:r>
+      <w:r>
+        <w:t xml:space="preserve">The body above does not quote it because it is unstable: a narrower glucose range</w:t>
+      </w:r>
+      <w:r>
+        <w:t xml:space="preserve"> </w:t>
+      </w:r>
+      <w:r>
+        <w:t xml:space="preserve">moves it to about +1.0, a larger shift than the number itself. A power law cannot</w:t>
+      </w:r>
+      <w:r>
+        <w:t xml:space="preserve"> </w:t>
+      </w:r>
+      <w:r>
+        <w:t xml:space="preserve">describe a step, so fitting one across the profile in the table averages the step</w:t>
+      </w:r>
+      <w:r>
+        <w:t xml:space="preserve"> </w:t>
+      </w:r>
+      <w:r>
+        <w:t xml:space="preserve">into almost no slope, whose sign follows whichever range was chosen.</w:t>
+      </w:r>
+    </w:p>
+    <w:p>
+      <w:pPr>
+        <w:pStyle w:val="BodyText"/>
+      </w:pPr>
+      <w:r>
+        <w:t xml:space="preserve">An earlier draft reported a glucose exponent of -2.67. An indexing defect caused</w:t>
+      </w:r>
+      <w:r>
+        <w:t xml:space="preserve"> </w:t>
+      </w:r>
+      <w:r>
+        <w:t xml:space="preserve">it. The interaction term had been inserted ahead of the insulin coefficient in</w:t>
+      </w:r>
+      <w:r>
+        <w:t xml:space="preserve"> </w:t>
+      </w:r>
+      <w:r>
+        <w:t xml:space="preserve">the design matrix while the code still read that coefficient from a fixed</w:t>
+      </w:r>
+      <w:r>
+        <w:t xml:space="preserve"> </w:t>
+      </w:r>
+      <w:r>
+        <w:t xml:space="preserve">position, so the interaction was divided by the starting glucose term. A second</w:t>
+      </w:r>
+      <w:r>
+        <w:t xml:space="preserve"> </w:t>
+      </w:r>
+      <w:r>
+        <w:t xml:space="preserve">implementation disagreed on the sign, which is how it surfaced. Design matrix</w:t>
+      </w:r>
+      <w:r>
+        <w:t xml:space="preserve"> </w:t>
+      </w:r>
+      <w:r>
+        <w:t xml:space="preserve">columns now carry names and a regression test covers it.</w:t>
+      </w:r>
+    </w:p>
+    <w:p>
+      <w:pPr>
+        <w:pStyle w:val="BodyText"/>
+      </w:pPr>
+      <w:r>
+        <w:t xml:space="preserve">Code sits in</w:t>
       </w:r>
       <w:r>
         <w:t xml:space="preserve"> </w:t>
@@ -5096,8 +5009,8 @@
         <w:t xml:space="preserve">python3 -m inv009.pointwise_isf &amp;&amp; python3 -m inv009.figures</w:t>
       </w:r>
     </w:p>
-    <w:bookmarkEnd w:id="58"/>
-    <w:bookmarkStart w:id="59" w:name="data-attribution"/>
+    <w:bookmarkEnd w:id="59"/>
+    <w:bookmarkStart w:id="60" w:name="data-attribution"/>
     <w:p>
       <w:pPr>
         <w:pStyle w:val="Heading2"/>
@@ -5198,7 +5111,7 @@
         <w:t xml:space="preserve">preserved and calendar date is not. Nothing here depends on calendar date.</w:t>
       </w:r>
     </w:p>
-    <w:bookmarkEnd w:id="59"/>
+    <w:bookmarkEnd w:id="60"/>
     <w:sectPr>
       <w:footnotePr>
         <w:numRestart w:val="eachSect"/>

--- a/docs/Dynamic-ISF-6-Public-Datasets-2026-08-25.docx
+++ b/docs/Dynamic-ISF-6-Public-Datasets-2026-08-25.docx
@@ -60,13 +60,33 @@
         <w:t xml:space="preserve"> </w:t>
       </w:r>
       <w:r>
-        <w:t xml:space="preserve">1800 by total daily dose, then adjust it when corrections land too hard or too</w:t>
-      </w:r>
-      <w:r>
-        <w:t xml:space="preserve"> </w:t>
-      </w:r>
-      <w:r>
-        <w:t xml:space="preserve">soft.</w:t>
+        <w:t xml:space="preserve">1800 by total daily dose, TDD from here on, then adjust it when corrections land</w:t>
+      </w:r>
+      <w:r>
+        <w:t xml:space="preserve"> </w:t>
+      </w:r>
+      <w:r>
+        <w:t xml:space="preserve">too hard or too soft.</w:t>
+      </w:r>
+    </w:p>
+    <w:p>
+      <w:pPr>
+        <w:pStyle w:val="BodyText"/>
+      </w:pPr>
+      <w:r>
+        <w:t xml:space="preserve">Dose and TDD are separate things throughout what follows. A dose is one delivery,</w:t>
+      </w:r>
+      <w:r>
+        <w:t xml:space="preserve"> </w:t>
+      </w:r>
+      <w:r>
+        <w:t xml:space="preserve">a bolus or a basal increment. TDD is the total across a day, and it is what both</w:t>
+      </w:r>
+      <w:r>
+        <w:t xml:space="preserve"> </w:t>
+      </w:r>
+      <w:r>
+        <w:t xml:space="preserve">equations key on.</w:t>
       </w:r>
     </w:p>
     <w:p>
@@ -94,25 +114,25 @@
         <w:pStyle w:val="BodyText"/>
       </w:pPr>
       <w:r>
-        <w:t xml:space="preserve">Two versions exist and they disagree about how much the daily dose should count.</w:t>
-      </w:r>
-      <w:r>
-        <w:t xml:space="preserve"> </w:t>
-      </w:r>
-      <w:r>
-        <w:t xml:space="preserve">The original, v1, keeps the 1800 rule’s shape. Double the daily dose and</w:t>
-      </w:r>
-      <w:r>
-        <w:t xml:space="preserve"> </w:t>
-      </w:r>
-      <w:r>
-        <w:t xml:space="preserve">sensitivity halves. The revised version, v2, squares the dose term. Double the</w:t>
-      </w:r>
-      <w:r>
-        <w:t xml:space="preserve"> </w:t>
-      </w:r>
-      <w:r>
-        <w:t xml:space="preserve">daily dose and sensitivity falls to a quarter.</w:t>
+        <w:t xml:space="preserve">Two versions exist and they disagree about how much TDD should count.</w:t>
+      </w:r>
+      <w:r>
+        <w:t xml:space="preserve"> </w:t>
+      </w:r>
+      <w:r>
+        <w:t xml:space="preserve">The original, v1, keeps the 1800 rule’s shape. Double the TDD and</w:t>
+      </w:r>
+      <w:r>
+        <w:t xml:space="preserve"> </w:t>
+      </w:r>
+      <w:r>
+        <w:t xml:space="preserve">sensitivity halves. The revised version, v2, squares the TDD term. Double the</w:t>
+      </w:r>
+      <w:r>
+        <w:t xml:space="preserve"> </w:t>
+      </w:r>
+      <w:r>
+        <w:t xml:space="preserve">TDD and sensitivity falls to a quarter.</w:t>
       </w:r>
     </w:p>
     <w:p>
@@ -132,13 +152,13 @@
         <w:t xml:space="preserve"> </w:t>
       </w:r>
       <w:r>
-        <w:t xml:space="preserve">smaller. The two cross near 64 units a day, so a person’s dose decides whether</w:t>
-      </w:r>
-      <w:r>
-        <w:t xml:space="preserve"> </w:t>
-      </w:r>
-      <w:r>
-        <w:t xml:space="preserve">the newer maths corrects them harder or softer than the older one.</w:t>
+        <w:t xml:space="preserve">smaller. The two cross near 64 units a day, so a person’s TDD decides whether the</w:t>
+      </w:r>
+      <w:r>
+        <w:t xml:space="preserve"> </w:t>
+      </w:r>
+      <w:r>
+        <w:t xml:space="preserve">newer maths corrects them harder or softer than the older one.</w:t>
       </w:r>
     </w:p>
     <w:p>
@@ -178,19 +198,13 @@
         <w:pStyle w:val="FirstParagraph"/>
       </w:pPr>
       <w:r>
-        <w:t xml:space="preserve">Daily dose changes sensitivity, close to the way v1 says. Sensitivity falls as</w:t>
-      </w:r>
-      <w:r>
-        <w:t xml:space="preserve"> </w:t>
-      </w:r>
-      <w:r>
-        <w:t xml:space="preserve">dose rises, at an exponent near the one the 1800 rule assumes and a little</w:t>
-      </w:r>
-      <w:r>
-        <w:t xml:space="preserve"> </w:t>
-      </w:r>
-      <w:r>
-        <w:t xml:space="preserve">shallower. Four methods agree, and one of them could have found nothing.</w:t>
+        <w:t xml:space="preserve">TDD changes sensitivity, close to the way v1 says. Sensitivity falls as TDD</w:t>
+      </w:r>
+      <w:r>
+        <w:t xml:space="preserve"> </w:t>
+      </w:r>
+      <w:r>
+        <w:t xml:space="preserve">rises, at an exponent near the one the 1800 rule assumes and a little shallower. Four methods agree, and one of them could have found nothing.</w:t>
       </w:r>
     </w:p>
     <w:p>
@@ -230,7 +244,7 @@
         <w:t xml:space="preserve"> </w:t>
       </w:r>
       <w:r>
-        <w:t xml:space="preserve">the glucose term as the same whatever the dose. It is not.</w:t>
+        <w:t xml:space="preserve">the glucose term as the same whatever the TDD. It is not.</w:t>
       </w:r>
     </w:p>
     <w:p>
@@ -288,7 +302,7 @@
         <w:pStyle w:val="FirstParagraph"/>
       </w:pPr>
       <w:r>
-        <w:t xml:space="preserve">Running v1, the dose half holds up. The glucose half points the wrong way but</w:t>
+        <w:t xml:space="preserve">Running v1, the TDD half holds up. The glucose half points the wrong way but</w:t>
       </w:r>
       <w:r>
         <w:t xml:space="preserve"> </w:t>
@@ -302,19 +316,19 @@
         <w:pStyle w:val="BodyText"/>
       </w:pPr>
       <w:r>
-        <w:t xml:space="preserve">Running v2, nothing here supports the squared dose term. It never beat the</w:t>
-      </w:r>
-      <w:r>
-        <w:t xml:space="preserve"> </w:t>
-      </w:r>
-      <w:r>
-        <w:t xml:space="preserve">alternatives for a single person out of 1,626, and it fails hardest at small</w:t>
-      </w:r>
-      <w:r>
-        <w:t xml:space="preserve"> </w:t>
-      </w:r>
-      <w:r>
-        <w:t xml:space="preserve">doses. Squaring the dose hands a child on ten units a day a sensitivity of</w:t>
+        <w:t xml:space="preserve">Running v2, nothing here supports the squared TDD term. It never beat the</w:t>
+      </w:r>
+      <w:r>
+        <w:t xml:space="preserve"> </w:t>
+      </w:r>
+      <w:r>
+        <w:t xml:space="preserve">alternatives for a single person out of 1,626, and it fails hardest at low TDD.</w:t>
+      </w:r>
+      <w:r>
+        <w:t xml:space="preserve"> </w:t>
+      </w:r>
+      <w:r>
+        <w:t xml:space="preserve">Squaring the TDD hands a child on ten units a day a sensitivity of</w:t>
       </w:r>
       <w:r>
         <w:t xml:space="preserve"> </w:t>
@@ -366,13 +380,13 @@
         <w:pStyle w:val="FirstParagraph"/>
       </w:pPr>
       <w:r>
-        <w:t xml:space="preserve">Seven public study archives, about 1,700 people, ages 2 to 82, daily doses from 7</w:t>
-      </w:r>
-      <w:r>
-        <w:t xml:space="preserve"> </w:t>
-      </w:r>
-      <w:r>
-        <w:t xml:space="preserve">to 107 units.</w:t>
+        <w:t xml:space="preserve">Seven public study archives, about 1,700 people, ages 2 to 82, TDD from 7 to 107</w:t>
+      </w:r>
+      <w:r>
+        <w:t xml:space="preserve"> </w:t>
+      </w:r>
+      <w:r>
+        <w:t xml:space="preserve">units.</w:t>
       </w:r>
     </w:p>
     <w:tbl>
@@ -456,7 +470,7 @@
               <w:pStyle w:val="Compact"/>
             </w:pPr>
             <w:r>
-              <w:t xml:space="preserve">Median dose</w:t>
+              <w:t xml:space="preserve">Median TDD</w:t>
             </w:r>
           </w:p>
         </w:tc>
@@ -1231,7 +1245,7 @@
         <w:t xml:space="preserve"> </w:t>
       </w:r>
       <w:r>
-        <w:t xml:space="preserve">the dose arithmetic.</w:t>
+        <w:t xml:space="preserve">the delivery arithmetic.</w:t>
       </w:r>
     </w:p>
     <w:p>
@@ -1256,13 +1270,13 @@
     </w:p>
     <w:bookmarkEnd w:id="18"/>
     <w:bookmarkEnd w:id="19"/>
-    <w:bookmarkStart w:id="30" w:name="does-daily-dose-change-sensitivity"/>
+    <w:bookmarkStart w:id="31" w:name="does-tdd-change-sensitivity"/>
     <w:p>
       <w:pPr>
         <w:pStyle w:val="Heading2"/>
       </w:pPr>
       <w:r>
-        <w:t xml:space="preserve">Does daily dose change sensitivity?</w:t>
+        <w:t xml:space="preserve">Does TDD change sensitivity?</w:t>
       </w:r>
     </w:p>
     <w:p>
@@ -1273,12 +1287,94 @@
         <w:t xml:space="preserve">Yes, by close to the amount the 1800 rule assumes.</w:t>
       </w:r>
     </w:p>
-    <w:bookmarkStart w:id="23" w:name="what-people-had-entered"/>
+    <w:bookmarkStart w:id="20" w:name="X2b5899fe8161602b83da2929239188d8e6eab82"/>
     <w:p>
       <w:pPr>
         <w:pStyle w:val="Heading3"/>
       </w:pPr>
       <w:r>
+        <w:t xml:space="preserve">What the equations actually put in the TDD slot</w:t>
+      </w:r>
+    </w:p>
+    <w:p>
+      <w:pPr>
+        <w:pStyle w:val="FirstParagraph"/>
+      </w:pPr>
+      <w:r>
+        <w:t xml:space="preserve">The name suggests a figure that holds steady across a day. What both equations</w:t>
+      </w:r>
+      <w:r>
+        <w:t xml:space="preserve"> </w:t>
+      </w:r>
+      <w:r>
+        <w:t xml:space="preserve">receive does not. The blend takes a four hour window, multiplies it by three, and</w:t>
+      </w:r>
+      <w:r>
+        <w:t xml:space="preserve"> </w:t>
+      </w:r>
+      <w:r>
+        <w:t xml:space="preserve">gives that a third of the weight, with the rest split between yesterday’s total</w:t>
+      </w:r>
+      <w:r>
+        <w:t xml:space="preserve"> </w:t>
+      </w:r>
+      <w:r>
+        <w:t xml:space="preserve">and a seven day average.</w:t>
+      </w:r>
+    </w:p>
+    <w:p>
+      <w:pPr>
+        <w:pStyle w:val="BodyText"/>
+      </w:pPr>
+      <w:r>
+        <w:t xml:space="preserve">Measured against each person’s own true average daily total, that blended figure</w:t>
+      </w:r>
+      <w:r>
+        <w:t xml:space="preserve"> </w:t>
+      </w:r>
+      <w:r>
+        <w:t xml:space="preserve">runs from 0.72 at the tenth percentile to 1.14 at the ninetieth, across 960</w:t>
+      </w:r>
+      <w:r>
+        <w:t xml:space="preserve"> </w:t>
+      </w:r>
+      <w:r>
+        <w:t xml:space="preserve">people. It swings by about 41% of a daily total inside a single record.</w:t>
+      </w:r>
+    </w:p>
+    <w:p>
+      <w:pPr>
+        <w:pStyle w:val="BodyText"/>
+      </w:pPr>
+      <w:r>
+        <w:t xml:space="preserve">So the quantity these equations vary sensitivity on moves within the day, several</w:t>
+      </w:r>
+      <w:r>
+        <w:t xml:space="preserve"> </w:t>
+      </w:r>
+      <w:r>
+        <w:t xml:space="preserve">times an hour, whatever its name suggests. The within-person exponent below</w:t>
+      </w:r>
+      <w:r>
+        <w:t xml:space="preserve"> </w:t>
+      </w:r>
+      <w:r>
+        <w:t xml:space="preserve">measures exactly that: how sensitivity tracks the blended figure as it moves,</w:t>
+      </w:r>
+      <w:r>
+        <w:t xml:space="preserve"> </w:t>
+      </w:r>
+      <w:r>
+        <w:t xml:space="preserve">which is what the algorithm acts on.</w:t>
+      </w:r>
+    </w:p>
+    <w:bookmarkEnd w:id="20"/>
+    <w:bookmarkStart w:id="24" w:name="what-people-had-entered"/>
+    <w:p>
+      <w:pPr>
+        <w:pStyle w:val="Heading3"/>
+      </w:pPr>
+      <w:r>
         <w:t xml:space="preserve">What people had entered</w:t>
       </w:r>
     </w:p>
@@ -1293,7 +1389,7 @@
         <w:t xml:space="preserve"> </w:t>
       </w:r>
       <w:r>
-        <w:t xml:space="preserve">data for a daily dose.</w:t>
+        <w:t xml:space="preserve">data for a TDD.</w:t>
       </w:r>
     </w:p>
     <w:p>
@@ -1305,18 +1401,18 @@
           <wp:inline>
             <wp:extent cx="5334000" cy="3713544"/>
             <wp:effectExtent b="0" l="0" r="0" t="0"/>
-            <wp:docPr descr="Entered sensitivity against daily dose" title="" id="21" name="Picture"/>
+            <wp:docPr descr="Entered sensitivity against TDD" title="" id="22" name="Picture"/>
             <a:graphic>
               <a:graphicData uri="http://schemas.openxmlformats.org/drawingml/2006/picture">
                 <pic:pic>
                   <pic:nvPicPr>
-                    <pic:cNvPr descr="../charts/inv009/fig_entered_scatter.png" id="22" name="Picture"/>
+                    <pic:cNvPr descr="../charts/inv009/fig_entered_scatter.png" id="23" name="Picture"/>
                     <pic:cNvPicPr>
                       <a:picLocks noChangeArrowheads="1" noChangeAspect="1"/>
                     </pic:cNvPicPr>
                   </pic:nvPicPr>
                   <pic:blipFill>
-                    <a:blip r:embed="rId20"/>
+                    <a:blip r:embed="rId21"/>
                     <a:stretch>
                       <a:fillRect/>
                     </a:stretch>
@@ -1348,15 +1444,15 @@
         <w:pStyle w:val="ImageCaption"/>
       </w:pPr>
       <w:r>
-        <w:t xml:space="preserve">Entered sensitivity against daily dose</w:t>
-      </w:r>
-    </w:p>
-    <w:p>
-      <w:pPr>
-        <w:pStyle w:val="BodyText"/>
-      </w:pPr>
-      <w:r>
-        <w:t xml:space="preserve">The slope against dose is -0.979, with a 95% interval from -1.030 to -0.934. An</w:t>
+        <w:t xml:space="preserve">Entered sensitivity against TDD</w:t>
+      </w:r>
+    </w:p>
+    <w:p>
+      <w:pPr>
+        <w:pStyle w:val="BodyText"/>
+      </w:pPr>
+      <w:r>
+        <w:t xml:space="preserve">The slope against TDD is -0.979, with a 95% interval from -1.030 to -0.934. An</w:t>
       </w:r>
       <w:r>
         <w:t xml:space="preserve"> </w:t>
@@ -1370,13 +1466,13 @@
         <w:pStyle w:val="BodyText"/>
       </w:pPr>
       <w:r>
-        <w:t xml:space="preserve">Multiplying each person’s sensitivity by their daily dose gives a median of 2067.</w:t>
-      </w:r>
-      <w:r>
-        <w:t xml:space="preserve"> </w:t>
-      </w:r>
-      <w:r>
-        <w:t xml:space="preserve">v1 works out to 2139. If the rule holds, that product should not drift with dose.</w:t>
+        <w:t xml:space="preserve">Multiplying each person’s sensitivity by their TDD gives a median of 2067.</w:t>
+      </w:r>
+      <w:r>
+        <w:t xml:space="preserve"> </w:t>
+      </w:r>
+      <w:r>
+        <w:t xml:space="preserve">v1 works out to 2139. If the rule holds, that product should not drift with TDD.</w:t>
       </w:r>
       <w:r>
         <w:t xml:space="preserve"> </w:t>
@@ -1408,7 +1504,7 @@
         <w:t xml:space="preserve"> </w:t>
       </w:r>
       <w:r>
-        <w:t xml:space="preserve">Finding that people sit on 1800 over dose partly measures how far that rule</w:t>
+        <w:t xml:space="preserve">Finding that people sit on 1800 over TDD partly measures how far that rule</w:t>
       </w:r>
       <w:r>
         <w:t xml:space="preserve"> </w:t>
@@ -1436,7 +1532,7 @@
         <w:pStyle w:val="BodyText"/>
       </w:pPr>
       <w:r>
-        <w:t xml:space="preserve">Carb ratios follow more loosely. Multiplying each carb ratio by daily dose gives</w:t>
+        <w:t xml:space="preserve">Carb ratios follow more loosely. Multiplying each carb ratio by TDD gives</w:t>
       </w:r>
       <w:r>
         <w:t xml:space="preserve"> </w:t>
@@ -1445,8 +1541,8 @@
         <w:t xml:space="preserve">a median of 411, so the 500 rule describes practice less tightly.</w:t>
       </w:r>
     </w:p>
-    <w:bookmarkEnd w:id="23"/>
-    <w:bookmarkStart w:id="27" w:name="what-glucose-actually-did"/>
+    <w:bookmarkEnd w:id="24"/>
+    <w:bookmarkStart w:id="28" w:name="what-glucose-actually-did"/>
     <w:p>
       <w:pPr>
         <w:pStyle w:val="Heading3"/>
@@ -1490,18 +1586,18 @@
           <wp:inline>
             <wp:extent cx="5334000" cy="2734491"/>
             <wp:effectExtent b="0" l="0" r="0" t="0"/>
-            <wp:docPr descr="Exponents measured by each method" title="" id="25" name="Picture"/>
+            <wp:docPr descr="Exponents measured by each method" title="" id="26" name="Picture"/>
             <a:graphic>
               <a:graphicData uri="http://schemas.openxmlformats.org/drawingml/2006/picture">
                 <pic:pic>
                   <pic:nvPicPr>
-                    <pic:cNvPr descr="../charts/inv009/fig_exponents.png" id="26" name="Picture"/>
+                    <pic:cNvPr descr="../charts/inv009/fig_exponents.png" id="27" name="Picture"/>
                     <pic:cNvPicPr>
                       <a:picLocks noChangeArrowheads="1" noChangeAspect="1"/>
                     </pic:cNvPicPr>
                   </pic:nvPicPr>
                   <pic:blipFill>
-                    <a:blip r:embed="rId24"/>
+                    <a:blip r:embed="rId25"/>
                     <a:stretch>
                       <a:fillRect/>
                     </a:stretch>
@@ -1541,7 +1637,7 @@
         <w:pStyle w:val="BodyText"/>
       </w:pPr>
       <w:r>
-        <w:t xml:space="preserve">An exponent of -1 halves sensitivity when dose doubles. An exponent of -2</w:t>
+        <w:t xml:space="preserve">An exponent of -1 halves sensitivity when TDD doubles. An exponent of -2</w:t>
       </w:r>
       <w:r>
         <w:t xml:space="preserve"> </w:t>
@@ -1558,8 +1654,8 @@
         <w:t xml:space="preserve">Both estimates land between the square root and v1. Neither approaches v2.</w:t>
       </w:r>
     </w:p>
-    <w:bookmarkEnd w:id="27"/>
-    <w:bookmarkStart w:id="28" w:name="the-same-question-at-every-reading"/>
+    <w:bookmarkEnd w:id="28"/>
+    <w:bookmarkStart w:id="29" w:name="the-same-question-at-every-reading"/>
     <w:p>
       <w:pPr>
         <w:pStyle w:val="Heading3"/>
@@ -1830,8 +1926,8 @@
         <w:t xml:space="preserve">the time. v2 runs five and a half times high and lands within 30% 9% of the time.</w:t>
       </w:r>
     </w:p>
-    <w:bookmarkEnd w:id="28"/>
-    <w:bookmarkStart w:id="29" w:name="a-fourth-method-that-assumes-no-shape"/>
+    <w:bookmarkEnd w:id="29"/>
+    <w:bookmarkStart w:id="30" w:name="a-fourth-method-that-assumes-no-shape"/>
     <w:p>
       <w:pPr>
         <w:pStyle w:val="Heading3"/>
@@ -1857,27 +1953,27 @@
         <w:t xml:space="preserve"> </w:t>
       </w:r>
       <w:r>
-        <w:t xml:space="preserve">687,067 stretches from 1,660 people it could find sensitivity falling with dose,</w:t>
-      </w:r>
-      <w:r>
-        <w:t xml:space="preserve"> </w:t>
-      </w:r>
-      <w:r>
-        <w:t xml:space="preserve">rising with it, moving in steps, or ignoring dose entirely.</w:t>
-      </w:r>
-    </w:p>
-    <w:p>
-      <w:pPr>
-        <w:pStyle w:val="BodyText"/>
-      </w:pPr>
-      <w:r>
-        <w:t xml:space="preserve">What matters is how insulin action and daily dose interact, not what dose does on</w:t>
-      </w:r>
-      <w:r>
-        <w:t xml:space="preserve"> </w:t>
-      </w:r>
-      <w:r>
-        <w:t xml:space="preserve">its own. Dose shifts the overnight fall for reasons unconnected to sensitivity,</w:t>
+        <w:t xml:space="preserve">687,067 stretches from 1,660 people it could find sensitivity falling with TDD,</w:t>
+      </w:r>
+      <w:r>
+        <w:t xml:space="preserve"> </w:t>
+      </w:r>
+      <w:r>
+        <w:t xml:space="preserve">rising with it, moving in steps, or ignoring TDD entirely.</w:t>
+      </w:r>
+    </w:p>
+    <w:p>
+      <w:pPr>
+        <w:pStyle w:val="BodyText"/>
+      </w:pPr>
+      <w:r>
+        <w:t xml:space="preserve">What matters is how insulin action and TDD interact, not what TDD does on its</w:t>
+      </w:r>
+      <w:r>
+        <w:t xml:space="preserve"> </w:t>
+      </w:r>
+      <w:r>
+        <w:t xml:space="preserve">own. TDD shifts the overnight fall for reasons unconnected to sensitivity,</w:t>
       </w:r>
       <w:r>
         <w:t xml:space="preserve"> </w:t>
@@ -1913,18 +2009,18 @@
               <w:pStyle w:val="Compact"/>
             </w:pPr>
             <w:r>
-              <w:t xml:space="preserve">Daily dose</w:t>
-            </w:r>
-          </w:p>
-        </w:tc>
-        <w:tc>
-          <w:tcPr/>
-          <w:p>
-            <w:pPr>
-              <w:pStyle w:val="Compact"/>
-            </w:pPr>
-            <w:r>
-              <w:t xml:space="preserve">Shift in sensitivity the model attributes to dose</w:t>
+              <w:t xml:space="preserve">TDD</w:t>
+            </w:r>
+          </w:p>
+        </w:tc>
+        <w:tc>
+          <w:tcPr/>
+          <w:p>
+            <w:pPr>
+              <w:pStyle w:val="Compact"/>
+            </w:pPr>
+            <w:r>
+              <w:t xml:space="preserve">Shift in sensitivity the model attributes to TDD</w:t>
             </w:r>
           </w:p>
         </w:tc>
@@ -2100,9 +2196,9 @@
         <w:t xml:space="preserve">shrinkage as everything else here.</w:t>
       </w:r>
     </w:p>
-    <w:bookmarkEnd w:id="29"/>
     <w:bookmarkEnd w:id="30"/>
-    <w:bookmarkStart w:id="37" w:name="does-glucose-level-change-sensitivity"/>
+    <w:bookmarkEnd w:id="31"/>
+    <w:bookmarkStart w:id="38" w:name="does-glucose-level-change-sensitivity"/>
     <w:p>
       <w:pPr>
         <w:pStyle w:val="Heading2"/>
@@ -2174,18 +2270,18 @@
           <wp:inline>
             <wp:extent cx="5334000" cy="3271784"/>
             <wp:effectExtent b="0" l="0" r="0" t="0"/>
-            <wp:docPr descr="Sensitivity by glucose band against both equations" title="" id="32" name="Picture"/>
+            <wp:docPr descr="Sensitivity by glucose band against both equations" title="" id="33" name="Picture"/>
             <a:graphic>
               <a:graphicData uri="http://schemas.openxmlformats.org/drawingml/2006/picture">
                 <pic:pic>
                   <pic:nvPicPr>
-                    <pic:cNvPr descr="../charts/inv009/fig_glucose_profile.png" id="33" name="Picture"/>
+                    <pic:cNvPr descr="../charts/inv009/fig_glucose_profile.png" id="34" name="Picture"/>
                     <pic:cNvPicPr>
                       <a:picLocks noChangeArrowheads="1" noChangeAspect="1"/>
                     </pic:cNvPicPr>
                   </pic:nvPicPr>
                   <pic:blipFill>
-                    <a:blip r:embed="rId31"/>
+                    <a:blip r:embed="rId32"/>
                     <a:stretch>
                       <a:fillRect/>
                     </a:stretch>
@@ -2505,18 +2601,18 @@
           <wp:inline>
             <wp:extent cx="5334000" cy="3331342"/>
             <wp:effectExtent b="0" l="0" r="0" t="0"/>
-            <wp:docPr descr="Measured sensitivity against both equations at the same reading" title="" id="35" name="Picture"/>
+            <wp:docPr descr="Measured sensitivity against both equations at the same reading" title="" id="36" name="Picture"/>
             <a:graphic>
               <a:graphicData uri="http://schemas.openxmlformats.org/drawingml/2006/picture">
                 <pic:pic>
                   <pic:nvPicPr>
-                    <pic:cNvPr descr="../charts/inv009/fig_pointwise.png" id="36" name="Picture"/>
+                    <pic:cNvPr descr="../charts/inv009/fig_pointwise.png" id="37" name="Picture"/>
                     <pic:cNvPicPr>
                       <a:picLocks noChangeArrowheads="1" noChangeAspect="1"/>
                     </pic:cNvPicPr>
                   </pic:nvPicPr>
                   <pic:blipFill>
-                    <a:blip r:embed="rId34"/>
+                    <a:blip r:embed="rId35"/>
                     <a:stretch>
                       <a:fillRect/>
                     </a:stretch>
@@ -2949,8 +3045,8 @@
         <w:t xml:space="preserve">term could earn its place. The best of them cleared under a tenth of that.</w:t>
       </w:r>
     </w:p>
-    <w:bookmarkEnd w:id="37"/>
-    <w:bookmarkStart w:id="41" w:name="X94cdea4030f1ecab5673179a91fec04446a146f"/>
+    <w:bookmarkEnd w:id="38"/>
+    <w:bookmarkStart w:id="42" w:name="X94cdea4030f1ecab5673179a91fec04446a146f"/>
     <w:p>
       <w:pPr>
         <w:pStyle w:val="Heading2"/>
@@ -2972,7 +3068,7 @@
         <w:pStyle w:val="BodyText"/>
       </w:pPr>
       <w:r>
-        <w:t xml:space="preserve">Both multiply a dose term by a glucose term, which assumes the glucose profile</w:t>
+        <w:t xml:space="preserve">Both multiply a TDD term by a glucose term, which assumes the glucose profile</w:t>
       </w:r>
       <w:r>
         <w:t xml:space="preserve"> </w:t>
@@ -2990,18 +3086,18 @@
           <wp:inline>
             <wp:extent cx="5334000" cy="3271784"/>
             <wp:effectExtent b="0" l="0" r="0" t="0"/>
-            <wp:docPr descr="Glucose profile at each dose band" title="" id="39" name="Picture"/>
+            <wp:docPr descr="Glucose profile at each TDD band" title="" id="40" name="Picture"/>
             <a:graphic>
               <a:graphicData uri="http://schemas.openxmlformats.org/drawingml/2006/picture">
                 <pic:pic>
                   <pic:nvPicPr>
-                    <pic:cNvPr descr="../charts/inv009/fig_surface.png" id="40" name="Picture"/>
+                    <pic:cNvPr descr="../charts/inv009/fig_surface.png" id="41" name="Picture"/>
                     <pic:cNvPicPr>
                       <a:picLocks noChangeArrowheads="1" noChangeAspect="1"/>
                     </pic:cNvPicPr>
                   </pic:nvPicPr>
                   <pic:blipFill>
-                    <a:blip r:embed="rId38"/>
+                    <a:blip r:embed="rId39"/>
                     <a:stretch>
                       <a:fillRect/>
                     </a:stretch>
@@ -3033,7 +3129,7 @@
         <w:pStyle w:val="ImageCaption"/>
       </w:pPr>
       <w:r>
-        <w:t xml:space="preserve">Glucose profile at each dose band</w:t>
+        <w:t xml:space="preserve">Glucose profile at each TDD band</w:t>
       </w:r>
     </w:p>
     <w:tbl>
@@ -3060,7 +3156,7 @@
               <w:pStyle w:val="Compact"/>
             </w:pPr>
             <w:r>
-              <w:t xml:space="preserve">Daily dose</w:t>
+              <w:t xml:space="preserve">TDD</w:t>
             </w:r>
           </w:p>
         </w:tc>
@@ -3355,7 +3451,7 @@
         <w:t xml:space="preserve"> </w:t>
       </w:r>
       <w:r>
-        <w:t xml:space="preserve">interaction directly returns -0.444, roughly half the size of the dose term.</w:t>
+        <w:t xml:space="preserve">interaction directly returns -0.444, roughly half the size of the TDD term.</w:t>
       </w:r>
     </w:p>
     <w:p>
@@ -3369,7 +3465,7 @@
         <w:t xml:space="preserve"> </w:t>
       </w:r>
       <w:r>
-        <w:t xml:space="preserve">their daily dose not at all, at a rank correlation of -0.017 over 971 people. The</w:t>
+        <w:t xml:space="preserve">their TDD not at all, at a rank correlation of -0.017 over 971 people. The</w:t>
       </w:r>
       <w:r>
         <w:t xml:space="preserve"> </w:t>
@@ -3378,8 +3474,8 @@
         <w:t xml:space="preserve">two axes tangle within a person, not between them.</w:t>
       </w:r>
     </w:p>
-    <w:bookmarkEnd w:id="41"/>
-    <w:bookmarkStart w:id="48" w:name="sensitivity-or-food"/>
+    <w:bookmarkEnd w:id="42"/>
+    <w:bookmarkStart w:id="49" w:name="sensitivity-or-food"/>
     <w:p>
       <w:pPr>
         <w:pStyle w:val="Heading2"/>
@@ -3399,7 +3495,7 @@
         <w:t xml:space="preserve"> </w:t>
       </w:r>
       <w:r>
-        <w:t xml:space="preserve">glucose runs high and when recent dose runs large would mean the equations</w:t>
+        <w:t xml:space="preserve">glucose runs high and when recent TDD runs large would mean the equations</w:t>
       </w:r>
       <w:r>
         <w:t xml:space="preserve"> </w:t>
@@ -3411,7 +3507,7 @@
         <w:t xml:space="preserve"> </w:t>
       </w:r>
       <w:r>
-        <w:t xml:space="preserve">counting it would raise glucose, make insulin look weak, and enlarge recent dose</w:t>
+        <w:t xml:space="preserve">counting it would raise glucose, make insulin look weak, and enlarge recent TDD</w:t>
       </w:r>
       <w:r>
         <w:t xml:space="preserve"> </w:t>
@@ -3437,18 +3533,18 @@
           <wp:inline>
             <wp:extent cx="5334000" cy="2804039"/>
             <wp:effectExtent b="0" l="0" r="0" t="0"/>
-            <wp:docPr descr="Measured sensitivity by time since the last meal" title="" id="43" name="Picture"/>
+            <wp:docPr descr="Measured sensitivity by time since the last meal" title="" id="44" name="Picture"/>
             <a:graphic>
               <a:graphicData uri="http://schemas.openxmlformats.org/drawingml/2006/picture">
                 <pic:pic>
                   <pic:nvPicPr>
-                    <pic:cNvPr descr="../charts/inv009/fig_carb_tail.png" id="44" name="Picture"/>
+                    <pic:cNvPr descr="../charts/inv009/fig_carb_tail.png" id="45" name="Picture"/>
                     <pic:cNvPicPr>
                       <a:picLocks noChangeArrowheads="1" noChangeAspect="1"/>
                     </pic:cNvPicPr>
                   </pic:nvPicPr>
                   <pic:blipFill>
-                    <a:blip r:embed="rId42"/>
+                    <a:blip r:embed="rId43"/>
                     <a:stretch>
                       <a:fillRect/>
                     </a:stretch>
@@ -3526,18 +3622,18 @@
           <wp:inline>
             <wp:extent cx="5334000" cy="3177292"/>
             <wp:effectExtent b="0" l="0" r="0" t="0"/>
-            <wp:docPr descr="Apparent glucose dependence by time since the last meal" title="" id="46" name="Picture"/>
+            <wp:docPr descr="Apparent glucose dependence by time since the last meal" title="" id="47" name="Picture"/>
             <a:graphic>
               <a:graphicData uri="http://schemas.openxmlformats.org/drawingml/2006/picture">
                 <pic:pic>
                   <pic:nvPicPr>
-                    <pic:cNvPr descr="../charts/inv009/fig_carb_glucose.png" id="47" name="Picture"/>
+                    <pic:cNvPr descr="../charts/inv009/fig_carb_glucose.png" id="48" name="Picture"/>
                     <pic:cNvPicPr>
                       <a:picLocks noChangeArrowheads="1" noChangeAspect="1"/>
                     </pic:cNvPicPr>
                   </pic:nvPicPr>
                   <pic:blipFill>
-                    <a:blip r:embed="rId45"/>
+                    <a:blip r:embed="rId46"/>
                     <a:stretch>
                       <a:fillRect/>
                     </a:stretch>
@@ -3611,7 +3707,7 @@
         <w:pStyle w:val="BodyText"/>
       </w:pPr>
       <w:r>
-        <w:t xml:space="preserve">Dose behaves differently. Holding recent carbohydrate constant keeps 83% of it.</w:t>
+        <w:t xml:space="preserve">TDD behaves differently. Holding recent carbohydrate constant keeps 83% of it.</w:t>
       </w:r>
     </w:p>
     <w:tbl>
@@ -3819,7 +3915,7 @@
         <w:pStyle w:val="BodyText"/>
       </w:pPr>
       <w:r>
-        <w:t xml:space="preserve">The dose half describes something mostly real. The glucose half is substantially</w:t>
+        <w:t xml:space="preserve">The TDD half describes something mostly real. The glucose half is substantially</w:t>
       </w:r>
       <w:r>
         <w:t xml:space="preserve"> </w:t>
@@ -3828,8 +3924,8 @@
         <w:t xml:space="preserve">food.</w:t>
       </w:r>
     </w:p>
-    <w:bookmarkEnd w:id="48"/>
-    <w:bookmarkStart w:id="52" w:name="predicting-the-night"/>
+    <w:bookmarkEnd w:id="49"/>
+    <w:bookmarkStart w:id="53" w:name="predicting-the-night"/>
     <w:p>
       <w:pPr>
         <w:pStyle w:val="Heading2"/>
@@ -3873,18 +3969,18 @@
           <wp:inline>
             <wp:extent cx="5334000" cy="2552153"/>
             <wp:effectExtent b="0" l="0" r="0" t="0"/>
-            <wp:docPr descr="Predicted overnight fall by candidate" title="" id="50" name="Picture"/>
+            <wp:docPr descr="Predicted overnight fall by candidate" title="" id="51" name="Picture"/>
             <a:graphic>
               <a:graphicData uri="http://schemas.openxmlformats.org/drawingml/2006/picture">
                 <pic:pic>
                   <pic:nvPicPr>
-                    <pic:cNvPr descr="../charts/inv009/fig_head_to_head.png" id="51" name="Picture"/>
+                    <pic:cNvPr descr="../charts/inv009/fig_head_to_head.png" id="52" name="Picture"/>
                     <pic:cNvPicPr>
                       <a:picLocks noChangeArrowheads="1" noChangeAspect="1"/>
                     </pic:cNvPicPr>
                   </pic:nvPicPr>
                   <pic:blipFill>
-                    <a:blip r:embed="rId49"/>
+                    <a:blip r:embed="rId50"/>
                     <a:stretch>
                       <a:fillRect/>
                     </a:stretch>
@@ -4060,7 +4156,7 @@
               <w:pStyle w:val="Compact"/>
             </w:pPr>
             <w:r>
-              <w:t xml:space="preserve">355 over the square root of dose</w:t>
+              <w:t xml:space="preserve">355 over the square root of TDD</w:t>
             </w:r>
           </w:p>
         </w:tc>
@@ -4132,13 +4228,13 @@
         <w:t xml:space="preserve"> </w:t>
       </w:r>
       <w:r>
-        <w:t xml:space="preserve">than happens, at the median. Its worst ground is small doses, where its typical</w:t>
-      </w:r>
-      <w:r>
-        <w:t xml:space="preserve"> </w:t>
-      </w:r>
-      <w:r>
-        <w:t xml:space="preserve">miss reaches 322 mg/dL below twenty units a day. The miss shrinks as dose climbs,</w:t>
+        <w:t xml:space="preserve">than happens, at the median. Its worst ground is low TDD, where its typical</w:t>
+      </w:r>
+      <w:r>
+        <w:t xml:space="preserve"> </w:t>
+      </w:r>
+      <w:r>
+        <w:t xml:space="preserve">miss reaches 322 mg/dL below twenty units a day. The miss shrinks as TDD climbs,</w:t>
       </w:r>
       <w:r>
         <w:t xml:space="preserve"> </w:t>
@@ -4153,8 +4249,8 @@
         <w:t xml:space="preserve">algebra requires. Even there it misses by more than twice anything else.</w:t>
       </w:r>
     </w:p>
-    <w:bookmarkEnd w:id="52"/>
-    <w:bookmarkStart w:id="56" w:name="could-the-method-be-producing-this"/>
+    <w:bookmarkEnd w:id="53"/>
+    <w:bookmarkStart w:id="57" w:name="could-the-method-be-producing-this"/>
     <w:p>
       <w:pPr>
         <w:pStyle w:val="Heading2"/>
@@ -4186,18 +4282,18 @@
           <wp:inline>
             <wp:extent cx="5334000" cy="3595955"/>
             <wp:effectExtent b="0" l="0" r="0" t="0"/>
-            <wp:docPr descr="Recovery of a known relationship" title="" id="54" name="Picture"/>
+            <wp:docPr descr="Recovery of a known relationship" title="" id="55" name="Picture"/>
             <a:graphic>
               <a:graphicData uri="http://schemas.openxmlformats.org/drawingml/2006/picture">
                 <pic:pic>
                   <pic:nvPicPr>
-                    <pic:cNvPr descr="../charts/inv009/fig_synthetic.png" id="55" name="Picture"/>
+                    <pic:cNvPr descr="../charts/inv009/fig_synthetic.png" id="56" name="Picture"/>
                     <pic:cNvPicPr>
                       <a:picLocks noChangeArrowheads="1" noChangeAspect="1"/>
                     </pic:cNvPicPr>
                   </pic:nvPicPr>
                   <pic:blipFill>
-                    <a:blip r:embed="rId53"/>
+                    <a:blip r:embed="rId54"/>
                     <a:stretch>
                       <a:fillRect/>
                     </a:stretch>
@@ -4368,8 +4464,8 @@
         <w:t xml:space="preserve">The measurements ran between -0.65 and -0.88. A squared law cannot look like that.</w:t>
       </w:r>
     </w:p>
-    <w:bookmarkEnd w:id="56"/>
-    <w:bookmarkStart w:id="57" w:name="what-this-does-not-settle"/>
+    <w:bookmarkEnd w:id="57"/>
+    <w:bookmarkStart w:id="58" w:name="what-this-does-not-settle"/>
     <w:p>
       <w:pPr>
         <w:pStyle w:val="Heading2"/>
@@ -4423,7 +4519,7 @@
         <w:pStyle w:val="BodyText"/>
       </w:pPr>
       <w:r>
-        <w:t xml:space="preserve">It says nothing about sensitivity that moves with the day rather than the dose.</w:t>
+        <w:t xml:space="preserve">It says nothing about sensitivity that moves with the day rather than with TDD.</w:t>
       </w:r>
       <w:r>
         <w:t xml:space="preserve"> </w:t>
@@ -4496,8 +4592,8 @@
         <w:t xml:space="preserve">working from these archives will meet both.</w:t>
       </w:r>
     </w:p>
-    <w:bookmarkEnd w:id="57"/>
-    <w:bookmarkStart w:id="58" w:name="where-the-two-equations-stand"/>
+    <w:bookmarkEnd w:id="58"/>
+    <w:bookmarkStart w:id="59" w:name="where-the-two-equations-stand"/>
     <w:p>
       <w:pPr>
         <w:pStyle w:val="Heading2"/>
@@ -4511,7 +4607,7 @@
         <w:pStyle w:val="FirstParagraph"/>
       </w:pPr>
       <w:r>
-        <w:t xml:space="preserve">v1’s dose term holds up, and holds up best in the ground it came from: it</w:t>
+        <w:t xml:space="preserve">v1’s TDD term holds up, and holds up best in the ground it came from: it</w:t>
       </w:r>
       <w:r>
         <w:t xml:space="preserve"> </w:t>
@@ -4557,7 +4653,7 @@
         <w:pStyle w:val="BodyText"/>
       </w:pPr>
       <w:r>
-        <w:t xml:space="preserve">v2’s squared dose term finds no support here. What people run contradicts it, what</w:t>
+        <w:t xml:space="preserve">v2’s squared TDD term finds no support here. What people run contradicts it, what</w:t>
       </w:r>
       <w:r>
         <w:t xml:space="preserve"> </w:t>
@@ -4575,7 +4671,7 @@
         <w:t xml:space="preserve"> </w:t>
       </w:r>
       <w:r>
-        <w:t xml:space="preserve">behaves worst in children and at small daily doses, where a correction that comes</w:t>
+        <w:t xml:space="preserve">behaves worst in children and at low TDD, where a correction that comes</w:t>
       </w:r>
       <w:r>
         <w:t xml:space="preserve"> </w:t>
@@ -4621,7 +4717,7 @@
         <w:pStyle w:val="BodyText"/>
       </w:pPr>
       <w:r>
-        <w:t xml:space="preserve">Anyone wanting a dose term will find support here for something between about</w:t>
+        <w:t xml:space="preserve">Anyone wanting a TDD term will find support here for something between about</w:t>
       </w:r>
       <w:r>
         <w:t xml:space="preserve"> </w:t>
@@ -4654,8 +4750,8 @@
         <w:t xml:space="preserve">what a meal keeps doing four hours after somebody logged it.</w:t>
       </w:r>
     </w:p>
-    <w:bookmarkEnd w:id="58"/>
-    <w:bookmarkStart w:id="59" w:name="methods"/>
+    <w:bookmarkEnd w:id="59"/>
+    <w:bookmarkStart w:id="60" w:name="methods"/>
     <w:p>
       <w:pPr>
         <w:pStyle w:val="Heading2"/>
@@ -4687,7 +4783,7 @@
         <w:t xml:space="preserve"> </w:t>
       </w:r>
       <w:r>
-        <w:t xml:space="preserve">large against that person’s own daily dose. Screening looks only backwards, never</w:t>
+        <w:t xml:space="preserve">large against that person’s own TDD. Screening looks only backwards, never</w:t>
       </w:r>
       <w:r>
         <w:t xml:space="preserve"> </w:t>
@@ -4797,7 +4893,7 @@
         <w:t xml:space="preserve"> </w:t>
       </w:r>
       <w:r>
-        <w:t xml:space="preserve">glucose, against dose, and against the product, then reading the third</w:t>
+        <w:t xml:space="preserve">glucose, against TDD, and against the product, then reading the third</w:t>
       </w:r>
       <w:r>
         <w:t xml:space="preserve"> </w:t>
@@ -5009,8 +5105,8 @@
         <w:t xml:space="preserve">python3 -m inv009.pointwise_isf &amp;&amp; python3 -m inv009.figures</w:t>
       </w:r>
     </w:p>
-    <w:bookmarkEnd w:id="59"/>
-    <w:bookmarkStart w:id="60" w:name="data-attribution"/>
+    <w:bookmarkEnd w:id="60"/>
+    <w:bookmarkStart w:id="61" w:name="data-attribution"/>
     <w:p>
       <w:pPr>
         <w:pStyle w:val="Heading2"/>
@@ -5111,7 +5207,7 @@
         <w:t xml:space="preserve">preserved and calendar date is not. Nothing here depends on calendar date.</w:t>
       </w:r>
     </w:p>
-    <w:bookmarkEnd w:id="60"/>
+    <w:bookmarkEnd w:id="61"/>
     <w:sectPr>
       <w:footnotePr>
         <w:numRestart w:val="eachSect"/>

--- a/docs/Dynamic-ISF-6-Public-Datasets-2026-08-25.docx
+++ b/docs/Dynamic-ISF-6-Public-Datasets-2026-08-25.docx
@@ -1301,33 +1301,97 @@
         <w:pStyle w:val="FirstParagraph"/>
       </w:pPr>
       <w:r>
-        <w:t xml:space="preserve">The name suggests a figure that holds steady across a day. What both equations</w:t>
-      </w:r>
-      <w:r>
-        <w:t xml:space="preserve"> </w:t>
-      </w:r>
-      <w:r>
-        <w:t xml:space="preserve">receive does not. The blend takes a four hour window, multiplies it by three, and</w:t>
-      </w:r>
-      <w:r>
-        <w:t xml:space="preserve"> </w:t>
-      </w:r>
-      <w:r>
-        <w:t xml:space="preserve">gives that a third of the weight, with the rest split between yesterday’s total</w:t>
-      </w:r>
-      <w:r>
-        <w:t xml:space="preserve"> </w:t>
-      </w:r>
-      <w:r>
-        <w:t xml:space="preserve">and a seven day average.</w:t>
-      </w:r>
-    </w:p>
-    <w:p>
-      <w:pPr>
-        <w:pStyle w:val="BodyText"/>
-      </w:pPr>
-      <w:r>
-        <w:t xml:space="preserve">Measured against each person’s own true average daily total, that blended figure</w:t>
+        <w:t xml:space="preserve">Both equations key on a figure they call a total daily dose, and the comparator</w:t>
+      </w:r>
+      <w:r>
+        <w:t xml:space="preserve"> </w:t>
+      </w:r>
+      <w:r>
+        <w:t xml:space="preserve">used throughout this analysis computes it exactly as the plugins do. It is worth</w:t>
+      </w:r>
+      <w:r>
+        <w:t xml:space="preserve"> </w:t>
+      </w:r>
+      <w:r>
+        <w:t xml:space="preserve">setting out, because the name suggests something steadier than what arrives.</w:t>
+      </w:r>
+    </w:p>
+    <w:p>
+      <w:pPr>
+        <w:pStyle w:val="BodyText"/>
+      </w:pPr>
+      <w:r>
+        <w:t xml:space="preserve">The recent part is a weighted average across the last eight hours. The most</w:t>
+      </w:r>
+      <w:r>
+        <w:t xml:space="preserve"> </w:t>
+      </w:r>
+      <w:r>
+        <w:t xml:space="preserve">recent four hours carry a weight of 1.4 and the four before that carry 0.6. Those</w:t>
+      </w:r>
+      <w:r>
+        <w:t xml:space="preserve"> </w:t>
+      </w:r>
+      <w:r>
+        <w:t xml:space="preserve">weights sum to 2, so a flat eight hours gives twice a four hour total, and</w:t>
+      </w:r>
+      <w:r>
+        <w:t xml:space="preserve"> </w:t>
+      </w:r>
+      <w:r>
+        <w:t xml:space="preserve">multiplying by 3 scales it to a 24 hour equivalent. Call that the eight hour</w:t>
+      </w:r>
+      <w:r>
+        <w:t xml:space="preserve"> </w:t>
+      </w:r>
+      <w:r>
+        <w:t xml:space="preserve">figure.</w:t>
+      </w:r>
+    </w:p>
+    <w:p>
+      <w:pPr>
+        <w:pStyle w:val="BodyText"/>
+      </w:pPr>
+      <w:r>
+        <w:t xml:space="preserve">The blend then takes a third from the eight hour figure, a third from yesterday’s</w:t>
+      </w:r>
+      <w:r>
+        <w:t xml:space="preserve"> </w:t>
+      </w:r>
+      <w:r>
+        <w:t xml:space="preserve">total and a third from a seven day average. When the eight hour figure falls</w:t>
+      </w:r>
+      <w:r>
+        <w:t xml:space="preserve"> </w:t>
+      </w:r>
+      <w:r>
+        <w:t xml:space="preserve">below 75% of the seven day average, which happens in 36.7% of the overnight</w:t>
+      </w:r>
+      <w:r>
+        <w:t xml:space="preserve"> </w:t>
+      </w:r>
+      <w:r>
+        <w:t xml:space="preserve">windows here, the seven day term is replaced by a quantity derived from the eight</w:t>
+      </w:r>
+      <w:r>
+        <w:t xml:space="preserve"> </w:t>
+      </w:r>
+      <w:r>
+        <w:t xml:space="preserve">hour figure itself. In those cases roughly two thirds of the blend traces back to</w:t>
+      </w:r>
+      <w:r>
+        <w:t xml:space="preserve"> </w:t>
+      </w:r>
+      <w:r>
+        <w:t xml:space="preserve">the last eight hours.</w:t>
+      </w:r>
+    </w:p>
+    <w:p>
+      <w:pPr>
+        <w:pStyle w:val="BodyText"/>
+      </w:pPr>
+      <w:r>
+        <w:t xml:space="preserve">Measured against each person’s own true average daily total, the blended figure</w:t>
       </w:r>
       <w:r>
         <w:t xml:space="preserve"> </w:t>
@@ -1339,33 +1403,39 @@
         <w:t xml:space="preserve"> </w:t>
       </w:r>
       <w:r>
-        <w:t xml:space="preserve">people. It swings by about 41% of a daily total inside a single record.</w:t>
-      </w:r>
-    </w:p>
-    <w:p>
-      <w:pPr>
-        <w:pStyle w:val="BodyText"/>
-      </w:pPr>
-      <w:r>
-        <w:t xml:space="preserve">So the quantity these equations vary sensitivity on moves within the day, several</w:t>
-      </w:r>
-      <w:r>
-        <w:t xml:space="preserve"> </w:t>
-      </w:r>
-      <w:r>
-        <w:t xml:space="preserve">times an hour, whatever its name suggests. The within-person exponent below</w:t>
-      </w:r>
-      <w:r>
-        <w:t xml:space="preserve"> </w:t>
-      </w:r>
-      <w:r>
-        <w:t xml:space="preserve">measures exactly that: how sensitivity tracks the blended figure as it moves,</w:t>
-      </w:r>
-      <w:r>
-        <w:t xml:space="preserve"> </w:t>
-      </w:r>
-      <w:r>
-        <w:t xml:space="preserve">which is what the algorithm acts on.</w:t>
+        <w:t xml:space="preserve">people. It moves across about 41% of a daily total inside a single record.</w:t>
+      </w:r>
+    </w:p>
+    <w:p>
+      <w:pPr>
+        <w:pStyle w:val="BodyText"/>
+      </w:pPr>
+      <w:r>
+        <w:t xml:space="preserve">So the quantity these equations vary sensitivity on updates several times an hour</w:t>
+      </w:r>
+      <w:r>
+        <w:t xml:space="preserve"> </w:t>
+      </w:r>
+      <w:r>
+        <w:t xml:space="preserve">and leans hardest on the last eight hours, particularly overnight when delivery</w:t>
+      </w:r>
+      <w:r>
+        <w:t xml:space="preserve"> </w:t>
+      </w:r>
+      <w:r>
+        <w:t xml:space="preserve">runs below a person’s daily average. The within-person exponent below measures</w:t>
+      </w:r>
+      <w:r>
+        <w:t xml:space="preserve"> </w:t>
+      </w:r>
+      <w:r>
+        <w:t xml:space="preserve">how sensitivity tracks that figure as it moves, which is what the algorithm acts</w:t>
+      </w:r>
+      <w:r>
+        <w:t xml:space="preserve"> </w:t>
+      </w:r>
+      <w:r>
+        <w:t xml:space="preserve">on, rather than how it tracks a person’s settled daily total.</w:t>
       </w:r>
     </w:p>
     <w:bookmarkEnd w:id="20"/>

--- a/docs/Dynamic-ISF-6-Public-Datasets-2026-08-25.docx
+++ b/docs/Dynamic-ISF-6-Public-Datasets-2026-08-25.docx
@@ -152,13 +152,51 @@
         <w:t xml:space="preserve"> </w:t>
       </w:r>
       <w:r>
-        <w:t xml:space="preserve">smaller. The two cross near 64 units a day, so a person’s TDD decides whether the</w:t>
-      </w:r>
-      <w:r>
-        <w:t xml:space="preserve"> </w:t>
-      </w:r>
-      <w:r>
-        <w:t xml:space="preserve">newer maths corrects them harder or softer than the older one.</w:t>
+        <w:t xml:space="preserve">smaller.</w:t>
+      </w:r>
+    </w:p>
+    <w:p>
+      <w:pPr>
+        <w:pStyle w:val="BodyText"/>
+      </w:pPr>
+      <w:r>
+        <w:t xml:space="preserve">The two do cross, but far higher up than the coefficients alone suggest, and the</w:t>
+      </w:r>
+      <w:r>
+        <w:t xml:space="preserve"> </w:t>
+      </w:r>
+      <w:r>
+        <w:t xml:space="preserve">crossing point moves with glucose. At 150 mg/dL it sits at 101 units a day, at</w:t>
+      </w:r>
+      <w:r>
+        <w:t xml:space="preserve"> </w:t>
+      </w:r>
+      <w:r>
+        <w:t xml:space="preserve">120 mg/dL at 130, and near target at 194. Only 53 of the 1,678 people here, 3.2%</w:t>
+      </w:r>
+      <w:r>
+        <w:t xml:space="preserve"> </w:t>
+      </w:r>
+      <w:r>
+        <w:t xml:space="preserve">of them, run above the crossing point at any realistic glucose. So for almost</w:t>
+      </w:r>
+      <w:r>
+        <w:t xml:space="preserve"> </w:t>
+      </w:r>
+      <w:r>
+        <w:t xml:space="preserve">everybody in these archives v2 reads a higher sensitivity than v1 and therefore</w:t>
+      </w:r>
+      <w:r>
+        <w:t xml:space="preserve"> </w:t>
+      </w:r>
+      <w:r>
+        <w:t xml:space="preserve">gives the weaker correction: 6.8 times weaker at 15 units a day, 2.5 times at 40,</w:t>
+      </w:r>
+      <w:r>
+        <w:t xml:space="preserve"> </w:t>
+      </w:r>
+      <w:r>
+        <w:t xml:space="preserve">1.3 times at 80.</w:t>
       </w:r>
     </w:p>
     <w:p>
@@ -4292,31 +4330,43 @@
         <w:pStyle w:val="BodyText"/>
       </w:pPr>
       <w:r>
-        <w:t xml:space="preserve">v2 also overshoots rather than merely scattering: it expects 41 mg/dL more fall</w:t>
-      </w:r>
-      <w:r>
-        <w:t xml:space="preserve"> </w:t>
-      </w:r>
-      <w:r>
-        <w:t xml:space="preserve">than happens, at the median. Its worst ground is low TDD, where its typical</w:t>
-      </w:r>
-      <w:r>
-        <w:t xml:space="preserve"> </w:t>
-      </w:r>
-      <w:r>
-        <w:t xml:space="preserve">miss reaches 322 mg/dL below twenty units a day. The miss shrinks as TDD climbs,</w:t>
-      </w:r>
-      <w:r>
-        <w:t xml:space="preserve"> </w:t>
-      </w:r>
-      <w:r>
-        <w:t xml:space="preserve">reaching 83 mg/dL above 64 units a day, which is the crossover behaving as the</w:t>
-      </w:r>
-      <w:r>
-        <w:t xml:space="preserve"> </w:t>
-      </w:r>
-      <w:r>
-        <w:t xml:space="preserve">algebra requires. Even there it misses by more than twice anything else.</w:t>
+        <w:t xml:space="preserve">v2 also misses in one direction rather than merely scattering. Glucose fell 41</w:t>
+      </w:r>
+      <w:r>
+        <w:t xml:space="preserve"> </w:t>
+      </w:r>
+      <w:r>
+        <w:t xml:space="preserve">mg/dL further than it predicted, at the median, which is what believing each unit</w:t>
+      </w:r>
+      <w:r>
+        <w:t xml:space="preserve"> </w:t>
+      </w:r>
+      <w:r>
+        <w:t xml:space="preserve">does several times its real work looks like from the outside. Its worst ground is low TDD, where its typical miss reaches 322 mg/dL below</w:t>
+      </w:r>
+      <w:r>
+        <w:t xml:space="preserve"> </w:t>
+      </w:r>
+      <w:r>
+        <w:t xml:space="preserve">twenty units a day. The miss shrinks as TDD climbs, reaching 83 mg/dL above 64</w:t>
+      </w:r>
+      <w:r>
+        <w:t xml:space="preserve"> </w:t>
+      </w:r>
+      <w:r>
+        <w:t xml:space="preserve">units a day, because its sensitivity approaches v1’s as the daily total rises</w:t>
+      </w:r>
+      <w:r>
+        <w:t xml:space="preserve"> </w:t>
+      </w:r>
+      <w:r>
+        <w:t xml:space="preserve">towards the crossing point. Even there it misses by more than twice anything</w:t>
+      </w:r>
+      <w:r>
+        <w:t xml:space="preserve"> </w:t>
+      </w:r>
+      <w:r>
+        <w:t xml:space="preserve">else.</w:t>
       </w:r>
     </w:p>
     <w:bookmarkEnd w:id="53"/>
@@ -5014,6 +5064,177 @@
       </w:r>
       <w:r>
         <w:t xml:space="preserve">into almost no slope, whose sign follows whichever range was chosen.</w:t>
+      </w:r>
+    </w:p>
+    <w:p>
+      <w:pPr>
+        <w:pStyle w:val="BodyText"/>
+      </w:pPr>
+      <w:r>
+        <w:t xml:space="preserve">Both equations are implemented in</w:t>
+      </w:r>
+      <w:r>
+        <w:t xml:space="preserve"> </w:t>
+      </w:r>
+      <w:r>
+        <w:rPr>
+          <w:rStyle w:val="VerbatimChar"/>
+        </w:rPr>
+        <w:t xml:space="preserve">inv008/dynisf.py</w:t>
+      </w:r>
+      <w:r>
+        <w:t xml:space="preserve"> </w:t>
+      </w:r>
+      <w:r>
+        <w:t xml:space="preserve">and every v1 and v2 figure</w:t>
+      </w:r>
+      <w:r>
+        <w:t xml:space="preserve"> </w:t>
+      </w:r>
+      <w:r>
+        <w:t xml:space="preserve">here comes from them. They follow the Boost variant of the plugin code, which</w:t>
+      </w:r>
+      <w:r>
+        <w:t xml:space="preserve"> </w:t>
+      </w:r>
+      <w:r>
+        <w:t xml:space="preserve">differs from the stock AAPS DynamicISF plugin in two places. Stock computes</w:t>
+      </w:r>
+      <w:r>
+        <w:t xml:space="preserve"> </w:t>
+      </w:r>
+      <w:r>
+        <w:rPr>
+          <w:rStyle w:val="VerbatimChar"/>
+        </w:rPr>
+        <w:t xml:space="preserve">1800 / (tdd * ln(glucose / divisor + 1))</w:t>
+      </w:r>
+      <w:r>
+        <w:t xml:space="preserve"> </w:t>
+      </w:r>
+      <w:r>
+        <w:t xml:space="preserve">with no cap on glucose, while the</w:t>
+      </w:r>
+      <w:r>
+        <w:t xml:space="preserve"> </w:t>
+      </w:r>
+      <w:r>
+        <w:t xml:space="preserve">Boost variant counts glucose above 210 mg/dL at a third. Stock blends the TDD as</w:t>
+      </w:r>
+      <w:r>
+        <w:t xml:space="preserve"> </w:t>
+      </w:r>
+      <w:r>
+        <w:rPr>
+          <w:rStyle w:val="VerbatimChar"/>
+        </w:rPr>
+        <w:t xml:space="preserve">0.33 * w8h + 0.34 * tdd7D + 0.33 * tdd1D</w:t>
+      </w:r>
+      <w:r>
+        <w:t xml:space="preserve"> </w:t>
+      </w:r>
+      <w:r>
+        <w:t xml:space="preserve">with no branch, while the Boost</w:t>
+      </w:r>
+      <w:r>
+        <w:t xml:space="preserve"> </w:t>
+      </w:r>
+      <w:r>
+        <w:t xml:space="preserve">variant substitutes a lower figure for the seven day term when the eight hour</w:t>
+      </w:r>
+      <w:r>
+        <w:t xml:space="preserve"> </w:t>
+      </w:r>
+      <w:r>
+        <w:t xml:space="preserve">figure falls under 75% of it.</w:t>
+      </w:r>
+    </w:p>
+    <w:p>
+      <w:pPr>
+        <w:pStyle w:val="BodyText"/>
+      </w:pPr>
+      <w:r>
+        <w:t xml:space="preserve">Repeating the overnight comparison under the stock formulas moves v1 from 36.7 to</w:t>
+      </w:r>
+      <w:r>
+        <w:t xml:space="preserve"> </w:t>
+      </w:r>
+      <w:r>
+        <w:t xml:space="preserve">36.6 mg/dL and v2 from 140.9 to 126.8. The ordering, the counts of who each</w:t>
+      </w:r>
+      <w:r>
+        <w:t xml:space="preserve"> </w:t>
+      </w:r>
+      <w:r>
+        <w:t xml:space="preserve">candidate suits best, and every conclusion here are the same under either. Both</w:t>
+      </w:r>
+      <w:r>
+        <w:t xml:space="preserve"> </w:t>
+      </w:r>
+      <w:r>
+        <w:t xml:space="preserve">sets of formulas are pinned to the plugin source by tests in</w:t>
+      </w:r>
+      <w:r>
+        <w:t xml:space="preserve"> </w:t>
+      </w:r>
+      <w:r>
+        <w:rPr>
+          <w:rStyle w:val="VerbatimChar"/>
+        </w:rPr>
+        <w:t xml:space="preserve">inv009/tests/test_equations.py</w:t>
+      </w:r>
+      <w:r>
+        <w:t xml:space="preserve">.</w:t>
+      </w:r>
+    </w:p>
+    <w:p>
+      <w:pPr>
+        <w:pStyle w:val="BodyText"/>
+      </w:pPr>
+      <w:r>
+        <w:t xml:space="preserve">An earlier draft of this document, and an earlier note in this series, put the</w:t>
+      </w:r>
+      <w:r>
+        <w:t xml:space="preserve"> </w:t>
+      </w:r>
+      <w:r>
+        <w:t xml:space="preserve">crossing point between v1 and v2 at 64 units a day. That figure is the ratio of</w:t>
+      </w:r>
+      <w:r>
+        <w:t xml:space="preserve"> </w:t>
+      </w:r>
+      <w:r>
+        <w:t xml:space="preserve">the two leading coefficients, 115000 over 1800, and it is not the crossing point.</w:t>
+      </w:r>
+      <w:r>
+        <w:t xml:space="preserve"> </w:t>
+      </w:r>
+      <w:r>
+        <w:t xml:space="preserve">v1 takes the logarithm of glucose over the divisor plus one and v2 takes it</w:t>
+      </w:r>
+      <w:r>
+        <w:t xml:space="preserve"> </w:t>
+      </w:r>
+      <w:r>
+        <w:t xml:space="preserve">without the plus one, and that pair differs by a factor of two to three across</w:t>
+      </w:r>
+      <w:r>
+        <w:t xml:space="preserve"> </w:t>
+      </w:r>
+      <w:r>
+        <w:t xml:space="preserve">the range. The crossing point therefore carries a glucose term and sits much</w:t>
+      </w:r>
+      <w:r>
+        <w:t xml:space="preserve"> </w:t>
+      </w:r>
+      <w:r>
+        <w:t xml:space="preserve">higher: 101 units a day at 150 mg/dL, 130 at 120 mg/dL, and 194 near target. A</w:t>
+      </w:r>
+      <w:r>
+        <w:t xml:space="preserve"> </w:t>
+      </w:r>
+      <w:r>
+        <w:t xml:space="preserve">test now covers it.</w:t>
       </w:r>
     </w:p>
     <w:p>
